--- a/参赛材料/CampusFlow演示视频脚本.docx
+++ b/参赛材料/CampusFlow演示视频脚本.docx
@@ -1255,7 +1255,24 @@
                 <w:color w:val="212121"/>
                 <w:sz w:val="20"/>
               </w:rPr>
-              <w:t>仪表盘底部「数据与隐私」→ 清空全部数据 → 刷新，让应用重新播种示例数据</w:t>
+              <w:t xml:space="preserve">打开线上地址 </w:t>
+            </w:r>
+            <w:r>
+              <w:rPr>
+                <w:rFonts w:ascii="Consolas" w:hAnsi="Consolas" w:eastAsia="Consolas" w:cs="Consolas"/>
+                <w:color w:val="1565c0"/>
+                <w:sz w:val="20"/>
+                <w:shd w:val="clear" w:fill="eff4f9"/>
+              </w:rPr>
+              <w:t>https://648846.github.io/campusflow/plan.html?demo=1</w:t>
+            </w:r>
+            <w:r>
+              <w:rPr>
+                <w:rFonts w:hint="eastAsia" w:ascii="宋体" w:hAnsi="宋体" w:eastAsia="宋体" w:cs="宋体"/>
+                <w:color w:val="212121"/>
+                <w:sz w:val="20"/>
+              </w:rPr>
+              <w:t xml:space="preserve"> 自动复位演示数据；或仪表盘底部「数据与隐私」→ 清空全部数据 → 刷新，让应用重新播种示例数据</w:t>
             </w:r>
           </w:p>
         </w:tc>
@@ -1692,7 +1709,24 @@
                 <w:color w:val="212121"/>
                 <w:sz w:val="20"/>
               </w:rPr>
-              <w:t>提前记住关闭 Wi-Fi 的快捷键，断网演示是证明「零外部依赖」最直接的一段</w:t>
+              <w:t xml:space="preserve">用浏览器开发者工具的 Network 面板勾选 </w:t>
+            </w:r>
+            <w:r>
+              <w:rPr>
+                <w:rFonts w:ascii="Consolas" w:hAnsi="Consolas" w:eastAsia="Consolas" w:cs="Consolas"/>
+                <w:color w:val="1565c0"/>
+                <w:sz w:val="20"/>
+                <w:shd w:val="clear" w:fill="eff4f9"/>
+              </w:rPr>
+              <w:t>Offline</w:t>
+            </w:r>
+            <w:r>
+              <w:rPr>
+                <w:rFonts w:hint="eastAsia" w:ascii="宋体" w:hAnsi="宋体" w:eastAsia="宋体" w:cs="宋体"/>
+                <w:color w:val="212121"/>
+                <w:sz w:val="20"/>
+              </w:rPr>
+              <w:t xml:space="preserve"> 后刷新，比关闭 Wi-Fi 更干净，录屏里也能看到勾选动作，断网演示是证明「零外部依赖」最直接的一段</w:t>
             </w:r>
           </w:p>
         </w:tc>
@@ -3373,7 +3407,7 @@
                 <w:color w:val="212121"/>
                 <w:sz w:val="20"/>
               </w:rPr>
-              <w:t>切到手机竖屏或窄窗口（390 px），演示底部标签栏切换页面</w:t>
+              <w:t>切到手机竖屏尺寸（390 × 844），演示底部标签栏切换页面</w:t>
             </w:r>
           </w:p>
         </w:tc>
@@ -3441,7 +3475,7 @@
                 <w:color w:val="212121"/>
                 <w:sz w:val="20"/>
               </w:rPr>
-              <w:t>用浏览器响应式模式或真机投屏，确保文字不挤压</w:t>
+              <w:t>不必使用真机：浏览器按 F12 打开开发者工具，再按 Ctrl+Shift+M 进入设备模拟，选 iPhone 12 Pro（390 × 844），画面与真机一致；录完再按一次退出模拟</w:t>
             </w:r>
           </w:p>
         </w:tc>
@@ -9304,21 +9338,21 @@
     <w:lsdException w:name="List Number" w:semiHidden="1" w:unhideWhenUsed="1"/>
     <w:lsdException w:name="table of figures" w:semiHidden="1" w:unhideWhenUsed="1"/>
     <w:lsdException w:name="footnote text" w:semiHidden="1" w:unhideWhenUsed="1"/>
+    <w:lsdException w:name="envelope address" w:semiHidden="1" w:unhideWhenUsed="1"/>
     <w:lsdException w:name="Note Heading" w:semiHidden="1" w:unhideWhenUsed="1"/>
-    <w:lsdException w:name="envelope address" w:semiHidden="1" w:unhideWhenUsed="1"/>
     <w:lsdException w:name="Title" w:uiPriority="10" w:qFormat="1"/>
     <w:lsdException w:name="table of authorities" w:semiHidden="1" w:unhideWhenUsed="1"/>
     <w:lsdException w:name="toc 8" w:uiPriority="39" w:semiHidden="1" w:unhideWhenUsed="1"/>
     <w:lsdException w:name="toc 3" w:uiPriority="39" w:semiHidden="1" w:unhideWhenUsed="1"/>
+    <w:lsdException w:name="heading 7" w:uiPriority="9" w:semiHidden="1" w:unhideWhenUsed="1" w:qFormat="1"/>
+    <w:lsdException w:name="Body Text Indent 2" w:semiHidden="1" w:unhideWhenUsed="1"/>
     <w:lsdException w:name="Message Header" w:semiHidden="1" w:unhideWhenUsed="1"/>
-    <w:lsdException w:name="Body Text Indent 2" w:semiHidden="1" w:unhideWhenUsed="1"/>
-    <w:lsdException w:name="heading 7" w:uiPriority="9" w:semiHidden="1" w:unhideWhenUsed="1" w:qFormat="1"/>
     <w:lsdException w:name="heading 6" w:uiPriority="9" w:semiHidden="1" w:unhideWhenUsed="1" w:qFormat="1"/>
     <w:lsdException w:name="annotation text" w:semiHidden="1" w:unhideWhenUsed="1"/>
     <w:lsdException w:name="index 5" w:semiHidden="1" w:unhideWhenUsed="1"/>
     <w:lsdException w:name="Body Text" w:semiHidden="1" w:unhideWhenUsed="1"/>
+    <w:lsdException w:name="List Bullet 5" w:semiHidden="1" w:unhideWhenUsed="1"/>
     <w:lsdException w:name="Subtitle" w:uiPriority="11" w:qFormat="1"/>
-    <w:lsdException w:name="List Bullet 5" w:semiHidden="1" w:unhideWhenUsed="1"/>
     <w:lsdException w:name="Body Text Indent" w:semiHidden="1" w:unhideWhenUsed="1"/>
     <w:lsdException w:name="List 4" w:semiHidden="1" w:unhideWhenUsed="1"/>
     <w:lsdException w:name="heading 8" w:uiPriority="9" w:semiHidden="1" w:unhideWhenUsed="1" w:qFormat="1"/>
@@ -9330,33 +9364,33 @@
     <w:lsdException w:name="Body Text Indent 3" w:semiHidden="1" w:unhideWhenUsed="1"/>
     <w:lsdException w:name="toc 7" w:uiPriority="39" w:semiHidden="1" w:unhideWhenUsed="1"/>
     <w:lsdException w:name="Body Text 2" w:semiHidden="1" w:unhideWhenUsed="1"/>
+    <w:lsdException w:name="macro" w:semiHidden="1" w:unhideWhenUsed="1"/>
     <w:lsdException w:name="Salutation" w:semiHidden="1" w:unhideWhenUsed="1"/>
     <w:lsdException w:name="heading 9" w:uiPriority="9" w:semiHidden="1" w:unhideWhenUsed="1" w:qFormat="1"/>
-    <w:lsdException w:name="macro" w:semiHidden="1" w:unhideWhenUsed="1"/>
     <w:lsdException w:name="toa heading" w:semiHidden="1" w:unhideWhenUsed="1"/>
+    <w:lsdException w:name="heading 1" w:uiPriority="9" w:qFormat="1"/>
     <w:lsdException w:name="Signature" w:semiHidden="1" w:unhideWhenUsed="1"/>
-    <w:lsdException w:name="heading 1" w:uiPriority="9" w:qFormat="1"/>
     <w:lsdException w:name="List" w:semiHidden="1" w:unhideWhenUsed="1"/>
     <w:lsdException w:name="caption" w:uiPriority="35" w:semiHidden="1" w:unhideWhenUsed="1" w:qFormat="1"/>
     <w:lsdException w:name="List Bullet" w:semiHidden="1" w:unhideWhenUsed="1"/>
     <w:lsdException w:name="heading 3" w:uiPriority="9" w:semiHidden="1" w:unhideWhenUsed="1" w:qFormat="1"/>
+    <w:lsdException w:name="footer" w:semiHidden="1" w:unhideWhenUsed="1"/>
     <w:lsdException w:name="toc 9" w:uiPriority="39" w:semiHidden="1" w:unhideWhenUsed="1"/>
-    <w:lsdException w:name="footer" w:semiHidden="1" w:unhideWhenUsed="1"/>
     <w:lsdException w:name="toc 4" w:uiPriority="39" w:semiHidden="1" w:unhideWhenUsed="1"/>
     <w:lsdException w:name="page number" w:semiHidden="1" w:unhideWhenUsed="1"/>
     <w:lsdException w:name="Hyperlink" w:semiHidden="1" w:unhideWhenUsed="1"/>
     <w:lsdException w:name="List Number 3" w:semiHidden="1" w:unhideWhenUsed="1"/>
     <w:lsdException w:name="heading 4" w:uiPriority="9" w:semiHidden="1" w:unhideWhenUsed="1" w:qFormat="1"/>
+    <w:lsdException w:name="index heading" w:semiHidden="1" w:unhideWhenUsed="1"/>
     <w:lsdException w:name="List Number 2" w:semiHidden="1" w:unhideWhenUsed="1"/>
-    <w:lsdException w:name="index heading" w:semiHidden="1" w:unhideWhenUsed="1"/>
     <w:lsdException w:name="List Bullet 4" w:semiHidden="1" w:unhideWhenUsed="1"/>
+    <w:lsdException w:name="index 2" w:semiHidden="1" w:unhideWhenUsed="1"/>
     <w:lsdException w:name="index 1" w:semiHidden="1" w:unhideWhenUsed="1"/>
-    <w:lsdException w:name="index 2" w:semiHidden="1" w:unhideWhenUsed="1"/>
     <w:lsdException w:name="index 9" w:semiHidden="1" w:unhideWhenUsed="1"/>
     <w:lsdException w:name="FollowedHyperlink" w:semiHidden="1" w:unhideWhenUsed="1"/>
     <w:lsdException w:name="toc 6" w:uiPriority="39" w:semiHidden="1" w:unhideWhenUsed="1"/>
+    <w:lsdException w:name="annotation reference" w:semiHidden="1" w:unhideWhenUsed="1"/>
     <w:lsdException w:name="toc 1" w:uiPriority="39" w:semiHidden="1" w:unhideWhenUsed="1"/>
-    <w:lsdException w:name="annotation reference" w:semiHidden="1" w:unhideWhenUsed="1"/>
     <w:lsdException w:name="endnote reference" w:semiHidden="1" w:unhideWhenUsed="1"/>
     <w:lsdException w:name="footnote reference" w:semiHidden="1" w:unhideWhenUsed="1"/>
     <w:lsdException w:name="Body Text First Indent" w:semiHidden="1" w:unhideWhenUsed="1"/>
@@ -9365,17 +9399,17 @@
     <w:lsdException w:name="Strong" w:uiPriority="22" w:qFormat="1"/>
     <w:lsdException w:name="List 3" w:semiHidden="1" w:unhideWhenUsed="1"/>
     <w:lsdException w:name="line number" w:semiHidden="1" w:unhideWhenUsed="1"/>
+    <w:lsdException w:name="Body Text 3" w:semiHidden="1" w:unhideWhenUsed="1"/>
     <w:lsdException w:name="heading 2" w:uiPriority="9" w:semiHidden="1" w:unhideWhenUsed="1" w:qFormat="1"/>
-    <w:lsdException w:name="Body Text 3" w:semiHidden="1" w:unhideWhenUsed="1"/>
+    <w:lsdException w:name="List 2" w:semiHidden="1" w:unhideWhenUsed="1"/>
     <w:lsdException w:name="List Bullet 3" w:semiHidden="1" w:unhideWhenUsed="1"/>
-    <w:lsdException w:name="List 2" w:semiHidden="1" w:unhideWhenUsed="1"/>
     <w:lsdException w:name="List 5" w:semiHidden="1" w:unhideWhenUsed="1"/>
     <w:lsdException w:name="Block Text" w:semiHidden="1" w:unhideWhenUsed="1"/>
     <w:lsdException w:name="List Continue 4" w:semiHidden="1" w:unhideWhenUsed="1"/>
+    <w:lsdException w:name="Default Paragraph Font" w:uiPriority="1" w:semiHidden="1" w:unhideWhenUsed="1"/>
     <w:lsdException w:name="index 4" w:semiHidden="1" w:unhideWhenUsed="1"/>
-    <w:lsdException w:name="Default Paragraph Font" w:uiPriority="1" w:semiHidden="1" w:unhideWhenUsed="1"/>
+    <w:lsdException w:name="Date" w:semiHidden="1" w:unhideWhenUsed="1"/>
     <w:lsdException w:name="index 3" w:semiHidden="1" w:unhideWhenUsed="1"/>
-    <w:lsdException w:name="Date" w:semiHidden="1" w:unhideWhenUsed="1"/>
     <w:lsdException w:name="index 8" w:semiHidden="1" w:unhideWhenUsed="1"/>
     <w:lsdException w:name="Closing" w:semiHidden="1" w:unhideWhenUsed="1"/>
     <w:lsdException w:name="List Number 5" w:semiHidden="1" w:unhideWhenUsed="1"/>

--- a/参赛材料/CampusFlow演示视频脚本.docx
+++ b/参赛材料/CampusFlow演示视频脚本.docx
@@ -1448,42 +1448,34 @@
                 <w:color w:val="212121"/>
                 <w:sz w:val="20"/>
               </w:rPr>
-              <w:t>演示日期</w:t>
-            </w:r>
-          </w:p>
-        </w:tc>
-        <w:tc>
-          <w:tcPr>
-            <w:tcW w:w="2768" w:type="dxa"/>
-            <w:tcBorders>
-              <w:top w:val="single" w:color="d3dbe4" w:sz="6"/>
-              <w:left w:val="single" w:color="d3dbe4" w:sz="6"/>
-              <w:bottom w:val="single" w:color="d3dbe4" w:sz="6"/>
-              <w:right w:val="single" w:color="d3dbe4" w:sz="6"/>
-            </w:tcBorders>
-            <w:tcMar>
-              <w:top w:w="76" w:type="dxa"/>
-              <w:left w:w="76" w:type="dxa"/>
-              <w:bottom w:w="76" w:type="dxa"/>
-              <w:right w:w="76" w:type="dxa"/>
-            </w:tcMar>
-            <w:vAlign w:val="center"/>
-          </w:tcPr>
-          <w:p>
-            <w:pPr>
-              <w:jc w:val="left"/>
-              <w:rPr>
-                <w:color w:val="212121"/>
-              </w:rPr>
-            </w:pPr>
-            <w:r>
-              <w:rPr>
-                <w:rFonts w:hint="eastAsia" w:ascii="宋体" w:hAnsi="宋体" w:eastAsia="宋体" w:cs="宋体"/>
-                <w:color w:val="212121"/>
-                <w:sz w:val="20"/>
-              </w:rPr>
-              <w:t>建议在</w:t>
-            </w:r>
+              <w:t>录制时段</w:t>
+            </w:r>
+          </w:p>
+        </w:tc>
+        <w:tc>
+          <w:tcPr>
+            <w:tcW w:w="2768" w:type="dxa"/>
+            <w:tcBorders>
+              <w:top w:val="single" w:color="d3dbe4" w:sz="6"/>
+              <w:left w:val="single" w:color="d3dbe4" w:sz="6"/>
+              <w:bottom w:val="single" w:color="d3dbe4" w:sz="6"/>
+              <w:right w:val="single" w:color="d3dbe4" w:sz="6"/>
+            </w:tcBorders>
+            <w:tcMar>
+              <w:top w:w="76" w:type="dxa"/>
+              <w:left w:w="76" w:type="dxa"/>
+              <w:bottom w:w="76" w:type="dxa"/>
+              <w:right w:w="76" w:type="dxa"/>
+            </w:tcMar>
+            <w:vAlign w:val="center"/>
+          </w:tcPr>
+          <w:p>
+            <w:pPr>
+              <w:jc w:val="left"/>
+              <w:rPr>
+                <w:color w:val="212121"/>
+              </w:rPr>
+            </w:pPr>
             <w:r>
               <w:rPr>
                 <w:rFonts w:hint="eastAsia" w:ascii="宋体" w:hAnsi="宋体" w:eastAsia="宋体" w:cs="宋体"/>
@@ -1491,15 +1483,15 @@
                 <w:color w:val="14306b"/>
                 <w:sz w:val="20"/>
               </w:rPr>
-              <w:t>晚七点之后</w:t>
-            </w:r>
-            <w:r>
-              <w:rPr>
-                <w:rFonts w:hint="eastAsia" w:ascii="宋体" w:hAnsi="宋体" w:eastAsia="宋体" w:cs="宋体"/>
-                <w:color w:val="212121"/>
-                <w:sz w:val="20"/>
-              </w:rPr>
-              <w:t>录制。排程页会剔除已经过去的时间段，晚上录制时时间轴从当前时刻开始，画面最有说服力</w:t>
+              <w:t>白天录制更好</w:t>
+            </w:r>
+            <w:r>
+              <w:rPr>
+                <w:rFonts w:hint="eastAsia" w:ascii="宋体" w:hAnsi="宋体" w:eastAsia="宋体" w:cs="宋体"/>
+                <w:color w:val="212121"/>
+                <w:sz w:val="20"/>
+              </w:rPr>
+              <w:t>。工作日可用时段固定为 19:00–22:00，白天录时窗口完整，三段排得满、画面最齐整；若在晚七点之后录制，窗口会从当前时刻起算、容量变少，顺延项变多，与脚本里的 125 / 180 分钟对不上，需要现场改口播</w:t>
             </w:r>
           </w:p>
         </w:tc>
@@ -2715,7 +2707,7 @@
                 <w:color w:val="212121"/>
                 <w:sz w:val="20"/>
               </w:rPr>
-              <w:t>课程表页新增一门课（周一 09:00），切到任务页新增一项任务，选择优先级与预计时长 50 分钟</w:t>
+              <w:t>课程表页扫一眼本周课表，切到任务页新增一项任务：课程「概率论与数理统计」、今天截止、高优先级、预计 50 分钟</w:t>
             </w:r>
           </w:p>
         </w:tc>
@@ -2749,7 +2741,7 @@
                 <w:color w:val="212121"/>
                 <w:sz w:val="20"/>
               </w:rPr>
-              <w:t>先给它三个输入：课表，告诉我哪些时间被占用；任务，告诉我做什么、要多久；进度，告诉我哪门课落下最多。</w:t>
+              <w:t>先给它两个输入：任务，告诉我做什么、要多久；进度，告诉我哪门课落下最多。</w:t>
             </w:r>
           </w:p>
         </w:tc>
@@ -2783,7 +2775,7 @@
                 <w:color w:val="212121"/>
                 <w:sz w:val="20"/>
               </w:rPr>
-              <w:t>新增表单是本片的可信度关键，一定要录到键盘输入与下拉选择，不要只展示结果</w:t>
+              <w:t>新增表单是本片的可信度关键，一定要录到键盘输入与下拉选择，不要只展示结果；按上表这一组取值填，排出来的数字才是确定的</w:t>
             </w:r>
           </w:p>
         </w:tc>
@@ -2888,7 +2880,7 @@
                 <w:color w:val="212121"/>
                 <w:sz w:val="20"/>
               </w:rPr>
-              <w:t>打开智能排程页：顶部冲突提示、今日时间轴逐块出现、每块下方的理由文字、时间预算已排 75 分钟 / 容量 110 分钟</w:t>
+              <w:t>打开智能排程页：时间轴三段，刚加的任务排第一（得分 85），原来的计算机网络报告被挤到顺延区（得分 70）；时间预算已排 125 分钟 / 容量 180 分钟；点开第二段「算分明细」</w:t>
             </w:r>
           </w:p>
         </w:tc>
@@ -2922,7 +2914,7 @@
                 <w:color w:val="212121"/>
                 <w:sz w:val="20"/>
               </w:rPr>
-              <w:t>点一下排程。它按紧迫度、重要度和课程缺口打分，再按今晚真正能用的时间装箱。每一段安排下面，都写着为什么是它。</w:t>
+              <w:t>点一下排程。它按紧迫度、重要度和课程缺口打分，再按今晚真正能用的时间装箱——你刚加的那项排到了第一，因为今天截止、优先级高；原来排上的实验报告放不下了，直接顺延到明天。每一段下面都写着为什么是它。</w:t>
             </w:r>
           </w:p>
         </w:tc>
@@ -2956,7 +2948,7 @@
                 <w:color w:val="212121"/>
                 <w:sz w:val="20"/>
               </w:rPr>
-              <w:t>鼠标在「今天截止 · 高优先级」这行理由上停顿 2 秒，这是本作的技术亮点</w:t>
+              <w:t>顺延那一段是本作最有力的证据：排程不是一张静态清单，任何输入变了都会重算。算分明细里念 90×0.6=54、30×0.8=24、缺口 1.5、合计 79.5≈80</w:t>
             </w:r>
           </w:p>
         </w:tc>
@@ -9334,95 +9326,113 @@
     </w:pPrDefault>
   </w:docDefaults>
   <w:latentStyles w:defLockedState="0" w:defUIPriority="99" w:defSemiHidden="0" w:defUnhideWhenUsed="0" w:defQFormat="0" w:count="88">
+    <w:lsdException w:name="Message Header" w:semiHidden="1" w:unhideWhenUsed="1"/>
+    <w:lsdException w:name="Hyperlink" w:semiHidden="1" w:unhideWhenUsed="1"/>
+    <w:lsdException w:name="footnote reference" w:semiHidden="1" w:unhideWhenUsed="1"/>
+    <w:lsdException w:name="Default Paragraph Font" w:uiPriority="1" w:semiHidden="1" w:unhideWhenUsed="1"/>
+    <w:lsdException w:name="header" w:semiHidden="1" w:unhideWhenUsed="1"/>
+    <w:lsdException w:name="Body Text Indent" w:semiHidden="1" w:unhideWhenUsed="1"/>
+    <w:lsdException w:name="Body Text First Indent 2" w:semiHidden="1" w:unhideWhenUsed="1"/>
+    <w:lsdException w:name="endnote reference" w:semiHidden="1" w:unhideWhenUsed="1"/>
+    <w:lsdException w:name="index 2" w:semiHidden="1" w:unhideWhenUsed="1"/>
+    <w:lsdException w:name="index 9" w:semiHidden="1" w:unhideWhenUsed="1"/>
+    <w:lsdException w:name="toc 9" w:uiPriority="39" w:semiHidden="1" w:unhideWhenUsed="1"/>
+    <w:lsdException w:name="heading 5" w:uiPriority="9" w:semiHidden="1" w:unhideWhenUsed="1" w:qFormat="1"/>
+    <w:lsdException w:name="toc 4" w:uiPriority="39" w:semiHidden="1" w:unhideWhenUsed="1"/>
+    <w:lsdException w:name="Normal" w:uiPriority="0" w:qFormat="1"/>
+    <w:lsdException w:name="footnote text" w:semiHidden="1" w:unhideWhenUsed="1"/>
+    <w:lsdException w:name="List Number 5" w:semiHidden="1" w:unhideWhenUsed="1"/>
+    <w:lsdException w:name="List Continue 4" w:semiHidden="1" w:unhideWhenUsed="1"/>
+    <w:lsdException w:name="annotation reference" w:semiHidden="1" w:unhideWhenUsed="1"/>
+    <w:lsdException w:name="FollowedHyperlink" w:semiHidden="1" w:unhideWhenUsed="1"/>
+    <w:lsdException w:name="page number" w:semiHidden="1" w:unhideWhenUsed="1"/>
+    <w:lsdException w:name="index 3" w:semiHidden="1" w:unhideWhenUsed="1"/>
+    <w:lsdException w:name="Normal Indent" w:semiHidden="1" w:unhideWhenUsed="1"/>
+    <w:lsdException w:name="annotation text" w:semiHidden="1" w:unhideWhenUsed="1"/>
+    <w:lsdException w:name="index 6" w:semiHidden="1" w:unhideWhenUsed="1"/>
+    <w:lsdException w:name="List Continue" w:semiHidden="1" w:unhideWhenUsed="1"/>
+    <w:lsdException w:name="Signature" w:semiHidden="1" w:unhideWhenUsed="1"/>
+    <w:lsdException w:name="endnote text" w:semiHidden="1" w:unhideWhenUsed="1"/>
+    <w:lsdException w:name="Body Text Indent 2" w:semiHidden="1" w:unhideWhenUsed="1"/>
+    <w:lsdException w:name="Closing" w:semiHidden="1" w:unhideWhenUsed="1"/>
+    <w:lsdException w:name="heading 7" w:uiPriority="9" w:semiHidden="1" w:unhideWhenUsed="1" w:qFormat="1"/>
+    <w:lsdException w:name="List Number 4" w:semiHidden="1" w:unhideWhenUsed="1"/>
+    <w:lsdException w:name="toa heading" w:semiHidden="1" w:unhideWhenUsed="1"/>
+    <w:lsdException w:name="Body Text Indent 3" w:semiHidden="1" w:unhideWhenUsed="1"/>
+    <w:lsdException w:name="heading 6" w:uiPriority="9" w:semiHidden="1" w:unhideWhenUsed="1" w:qFormat="1"/>
+    <w:lsdException w:name="heading 1" w:uiPriority="9" w:qFormat="1"/>
+    <w:lsdException w:name="Salutation" w:semiHidden="1" w:unhideWhenUsed="1"/>
+    <w:lsdException w:name="List Bullet 4" w:semiHidden="1" w:unhideWhenUsed="1"/>
+    <w:lsdException w:name="Strong" w:uiPriority="22" w:qFormat="1"/>
+    <w:lsdException w:name="List Bullet" w:semiHidden="1" w:unhideWhenUsed="1"/>
+    <w:lsdException w:name="macro" w:semiHidden="1" w:unhideWhenUsed="1"/>
+    <w:lsdException w:name="table of authorities" w:semiHidden="1" w:unhideWhenUsed="1"/>
+    <w:lsdException w:name="List 4" w:semiHidden="1" w:unhideWhenUsed="1"/>
+    <w:lsdException w:name="index 1" w:semiHidden="1" w:unhideWhenUsed="1"/>
+    <w:lsdException w:name="line number" w:semiHidden="1" w:unhideWhenUsed="1"/>
+    <w:lsdException w:name="Date" w:semiHidden="1" w:unhideWhenUsed="1"/>
+    <w:lsdException w:name="index 7" w:semiHidden="1" w:unhideWhenUsed="1"/>
+    <w:lsdException w:name="heading 2" w:uiPriority="9" w:semiHidden="1" w:unhideWhenUsed="1" w:qFormat="1"/>
+    <w:lsdException w:name="toc 6" w:uiPriority="39" w:semiHidden="1" w:unhideWhenUsed="1"/>
+    <w:lsdException w:name="toc 1" w:uiPriority="39" w:semiHidden="1" w:unhideWhenUsed="1"/>
+    <w:lsdException w:name="List" w:semiHidden="1" w:unhideWhenUsed="1"/>
+    <w:lsdException w:name="Body Text First Indent" w:semiHidden="1" w:unhideWhenUsed="1"/>
+    <w:lsdException w:name="Body Text 3" w:semiHidden="1" w:unhideWhenUsed="1"/>
     <w:lsdException w:name="toc 5" w:uiPriority="39" w:semiHidden="1" w:unhideWhenUsed="1"/>
+    <w:lsdException w:name="List Continue 2" w:semiHidden="1" w:unhideWhenUsed="1"/>
+    <w:lsdException w:name="List Bullet 2" w:semiHidden="1" w:unhideWhenUsed="1"/>
+    <w:lsdException w:name="List Continue 3" w:semiHidden="1" w:unhideWhenUsed="1"/>
+    <w:lsdException w:name="Block Text" w:semiHidden="1" w:unhideWhenUsed="1"/>
+    <w:lsdException w:name="List Bullet 5" w:semiHidden="1" w:unhideWhenUsed="1"/>
     <w:lsdException w:name="List Number" w:semiHidden="1" w:unhideWhenUsed="1"/>
+    <w:lsdException w:name="List 3" w:semiHidden="1" w:unhideWhenUsed="1"/>
+    <w:lsdException w:name="Subtitle" w:uiPriority="11" w:qFormat="1"/>
+    <w:lsdException w:name="List 2" w:semiHidden="1" w:unhideWhenUsed="1"/>
+    <w:lsdException w:name="caption" w:uiPriority="35" w:semiHidden="1" w:unhideWhenUsed="1" w:qFormat="1"/>
+    <w:lsdException w:name="footer" w:semiHidden="1" w:unhideWhenUsed="1"/>
+    <w:lsdException w:name="heading 9" w:uiPriority="9" w:semiHidden="1" w:unhideWhenUsed="1" w:qFormat="1"/>
+    <w:lsdException w:name="List 5" w:semiHidden="1" w:unhideWhenUsed="1"/>
+    <w:lsdException w:name="heading 4" w:uiPriority="9" w:semiHidden="1" w:unhideWhenUsed="1" w:qFormat="1"/>
+    <w:lsdException w:name="envelope return" w:semiHidden="1" w:unhideWhenUsed="1"/>
+    <w:lsdException w:name="heading 3" w:uiPriority="9" w:semiHidden="1" w:unhideWhenUsed="1" w:qFormat="1"/>
+    <w:lsdException w:name="heading 8" w:uiPriority="9" w:semiHidden="1" w:unhideWhenUsed="1" w:qFormat="1"/>
+    <w:lsdException w:name="toc 7" w:uiPriority="39" w:semiHidden="1" w:unhideWhenUsed="1"/>
+    <w:lsdException w:name="Body Text" w:semiHidden="1" w:unhideWhenUsed="1"/>
     <w:lsdException w:name="table of figures" w:semiHidden="1" w:unhideWhenUsed="1"/>
-    <w:lsdException w:name="footnote text" w:semiHidden="1" w:unhideWhenUsed="1"/>
+    <w:lsdException w:name="Title" w:uiPriority="10" w:qFormat="1"/>
+    <w:lsdException w:name="List Continue 5" w:semiHidden="1" w:unhideWhenUsed="1"/>
+    <w:lsdException w:name="index heading" w:semiHidden="1" w:unhideWhenUsed="1"/>
+    <w:lsdException w:name="index 8" w:semiHidden="1" w:unhideWhenUsed="1"/>
+    <w:lsdException w:name="index 5" w:semiHidden="1" w:unhideWhenUsed="1"/>
+    <w:lsdException w:name="toc 3" w:uiPriority="39" w:semiHidden="1" w:unhideWhenUsed="1"/>
+    <w:lsdException w:name="toc 8" w:uiPriority="39" w:semiHidden="1" w:unhideWhenUsed="1"/>
+    <w:lsdException w:name="index 4" w:semiHidden="1" w:unhideWhenUsed="1"/>
     <w:lsdException w:name="envelope address" w:semiHidden="1" w:unhideWhenUsed="1"/>
+    <w:lsdException w:name="toc 2" w:uiPriority="39" w:semiHidden="1" w:unhideWhenUsed="1"/>
+    <w:lsdException w:name="Body Text 2" w:semiHidden="1" w:unhideWhenUsed="1"/>
+    <w:lsdException w:name="List Number 2" w:semiHidden="1" w:unhideWhenUsed="1"/>
     <w:lsdException w:name="Note Heading" w:semiHidden="1" w:unhideWhenUsed="1"/>
-    <w:lsdException w:name="Title" w:uiPriority="10" w:qFormat="1"/>
-    <w:lsdException w:name="table of authorities" w:semiHidden="1" w:unhideWhenUsed="1"/>
-    <w:lsdException w:name="toc 8" w:uiPriority="39" w:semiHidden="1" w:unhideWhenUsed="1"/>
-    <w:lsdException w:name="toc 3" w:uiPriority="39" w:semiHidden="1" w:unhideWhenUsed="1"/>
-    <w:lsdException w:name="heading 7" w:uiPriority="9" w:semiHidden="1" w:unhideWhenUsed="1" w:qFormat="1"/>
-    <w:lsdException w:name="Body Text Indent 2" w:semiHidden="1" w:unhideWhenUsed="1"/>
-    <w:lsdException w:name="Message Header" w:semiHidden="1" w:unhideWhenUsed="1"/>
-    <w:lsdException w:name="heading 6" w:uiPriority="9" w:semiHidden="1" w:unhideWhenUsed="1" w:qFormat="1"/>
-    <w:lsdException w:name="annotation text" w:semiHidden="1" w:unhideWhenUsed="1"/>
-    <w:lsdException w:name="index 5" w:semiHidden="1" w:unhideWhenUsed="1"/>
-    <w:lsdException w:name="Body Text" w:semiHidden="1" w:unhideWhenUsed="1"/>
-    <w:lsdException w:name="List Bullet 5" w:semiHidden="1" w:unhideWhenUsed="1"/>
-    <w:lsdException w:name="Subtitle" w:uiPriority="11" w:qFormat="1"/>
-    <w:lsdException w:name="Body Text Indent" w:semiHidden="1" w:unhideWhenUsed="1"/>
-    <w:lsdException w:name="List 4" w:semiHidden="1" w:unhideWhenUsed="1"/>
-    <w:lsdException w:name="heading 8" w:uiPriority="9" w:semiHidden="1" w:unhideWhenUsed="1" w:qFormat="1"/>
-    <w:lsdException w:name="List Bullet 2" w:semiHidden="1" w:unhideWhenUsed="1"/>
-    <w:lsdException w:name="Body Text First Indent 2" w:semiHidden="1" w:unhideWhenUsed="1"/>
-    <w:lsdException w:name="List Continue 5" w:semiHidden="1" w:unhideWhenUsed="1"/>
-    <w:lsdException w:name="index 7" w:semiHidden="1" w:unhideWhenUsed="1"/>
-    <w:lsdException w:name="Normal Indent" w:semiHidden="1" w:unhideWhenUsed="1"/>
-    <w:lsdException w:name="Body Text Indent 3" w:semiHidden="1" w:unhideWhenUsed="1"/>
-    <w:lsdException w:name="toc 7" w:uiPriority="39" w:semiHidden="1" w:unhideWhenUsed="1"/>
-    <w:lsdException w:name="Body Text 2" w:semiHidden="1" w:unhideWhenUsed="1"/>
-    <w:lsdException w:name="macro" w:semiHidden="1" w:unhideWhenUsed="1"/>
-    <w:lsdException w:name="Salutation" w:semiHidden="1" w:unhideWhenUsed="1"/>
-    <w:lsdException w:name="heading 9" w:uiPriority="9" w:semiHidden="1" w:unhideWhenUsed="1" w:qFormat="1"/>
-    <w:lsdException w:name="toa heading" w:semiHidden="1" w:unhideWhenUsed="1"/>
-    <w:lsdException w:name="heading 1" w:uiPriority="9" w:qFormat="1"/>
-    <w:lsdException w:name="Signature" w:semiHidden="1" w:unhideWhenUsed="1"/>
-    <w:lsdException w:name="List" w:semiHidden="1" w:unhideWhenUsed="1"/>
-    <w:lsdException w:name="caption" w:uiPriority="35" w:semiHidden="1" w:unhideWhenUsed="1" w:qFormat="1"/>
-    <w:lsdException w:name="List Bullet" w:semiHidden="1" w:unhideWhenUsed="1"/>
-    <w:lsdException w:name="heading 3" w:uiPriority="9" w:semiHidden="1" w:unhideWhenUsed="1" w:qFormat="1"/>
-    <w:lsdException w:name="footer" w:semiHidden="1" w:unhideWhenUsed="1"/>
-    <w:lsdException w:name="toc 9" w:uiPriority="39" w:semiHidden="1" w:unhideWhenUsed="1"/>
-    <w:lsdException w:name="toc 4" w:uiPriority="39" w:semiHidden="1" w:unhideWhenUsed="1"/>
-    <w:lsdException w:name="page number" w:semiHidden="1" w:unhideWhenUsed="1"/>
-    <w:lsdException w:name="Hyperlink" w:semiHidden="1" w:unhideWhenUsed="1"/>
     <w:lsdException w:name="List Number 3" w:semiHidden="1" w:unhideWhenUsed="1"/>
-    <w:lsdException w:name="heading 4" w:uiPriority="9" w:semiHidden="1" w:unhideWhenUsed="1" w:qFormat="1"/>
-    <w:lsdException w:name="index heading" w:semiHidden="1" w:unhideWhenUsed="1"/>
-    <w:lsdException w:name="List Number 2" w:semiHidden="1" w:unhideWhenUsed="1"/>
-    <w:lsdException w:name="List Bullet 4" w:semiHidden="1" w:unhideWhenUsed="1"/>
-    <w:lsdException w:name="index 2" w:semiHidden="1" w:unhideWhenUsed="1"/>
-    <w:lsdException w:name="index 1" w:semiHidden="1" w:unhideWhenUsed="1"/>
-    <w:lsdException w:name="index 9" w:semiHidden="1" w:unhideWhenUsed="1"/>
-    <w:lsdException w:name="FollowedHyperlink" w:semiHidden="1" w:unhideWhenUsed="1"/>
-    <w:lsdException w:name="toc 6" w:uiPriority="39" w:semiHidden="1" w:unhideWhenUsed="1"/>
-    <w:lsdException w:name="annotation reference" w:semiHidden="1" w:unhideWhenUsed="1"/>
-    <w:lsdException w:name="toc 1" w:uiPriority="39" w:semiHidden="1" w:unhideWhenUsed="1"/>
-    <w:lsdException w:name="endnote reference" w:semiHidden="1" w:unhideWhenUsed="1"/>
-    <w:lsdException w:name="footnote reference" w:semiHidden="1" w:unhideWhenUsed="1"/>
-    <w:lsdException w:name="Body Text First Indent" w:semiHidden="1" w:unhideWhenUsed="1"/>
-    <w:lsdException w:name="List Number 4" w:semiHidden="1" w:unhideWhenUsed="1"/>
-    <w:lsdException w:name="toc 2" w:uiPriority="39" w:semiHidden="1" w:unhideWhenUsed="1"/>
-    <w:lsdException w:name="Strong" w:uiPriority="22" w:qFormat="1"/>
-    <w:lsdException w:name="List 3" w:semiHidden="1" w:unhideWhenUsed="1"/>
-    <w:lsdException w:name="line number" w:semiHidden="1" w:unhideWhenUsed="1"/>
-    <w:lsdException w:name="Body Text 3" w:semiHidden="1" w:unhideWhenUsed="1"/>
-    <w:lsdException w:name="heading 2" w:uiPriority="9" w:semiHidden="1" w:unhideWhenUsed="1" w:qFormat="1"/>
-    <w:lsdException w:name="List 2" w:semiHidden="1" w:unhideWhenUsed="1"/>
     <w:lsdException w:name="List Bullet 3" w:semiHidden="1" w:unhideWhenUsed="1"/>
-    <w:lsdException w:name="List 5" w:semiHidden="1" w:unhideWhenUsed="1"/>
-    <w:lsdException w:name="Block Text" w:semiHidden="1" w:unhideWhenUsed="1"/>
-    <w:lsdException w:name="List Continue 4" w:semiHidden="1" w:unhideWhenUsed="1"/>
-    <w:lsdException w:name="Default Paragraph Font" w:uiPriority="1" w:semiHidden="1" w:unhideWhenUsed="1"/>
-    <w:lsdException w:name="index 4" w:semiHidden="1" w:unhideWhenUsed="1"/>
-    <w:lsdException w:name="Date" w:semiHidden="1" w:unhideWhenUsed="1"/>
-    <w:lsdException w:name="index 3" w:semiHidden="1" w:unhideWhenUsed="1"/>
-    <w:lsdException w:name="index 8" w:semiHidden="1" w:unhideWhenUsed="1"/>
-    <w:lsdException w:name="Closing" w:semiHidden="1" w:unhideWhenUsed="1"/>
-    <w:lsdException w:name="List Number 5" w:semiHidden="1" w:unhideWhenUsed="1"/>
-    <w:lsdException w:name="envelope return" w:semiHidden="1" w:unhideWhenUsed="1"/>
-    <w:lsdException w:name="heading 5" w:uiPriority="9" w:semiHidden="1" w:unhideWhenUsed="1" w:qFormat="1"/>
-    <w:lsdException w:name="List Continue 2" w:semiHidden="1" w:unhideWhenUsed="1"/>
-    <w:lsdException w:name="List Continue 3" w:semiHidden="1" w:unhideWhenUsed="1"/>
-    <w:lsdException w:name="List Continue" w:semiHidden="1" w:unhideWhenUsed="1"/>
-    <w:lsdException w:name="endnote text" w:semiHidden="1" w:unhideWhenUsed="1"/>
-    <w:lsdException w:name="header" w:semiHidden="1" w:unhideWhenUsed="1"/>
-    <w:lsdException w:name="index 6" w:semiHidden="1" w:unhideWhenUsed="1"/>
-    <w:lsdException w:name="Normal" w:uiPriority="0" w:qFormat="1"/>
   </w:latentStyles>
+  <w:style w:type="paragraph" w:styleId="000004">
+    <w:name w:val="heading 2"/>
+    <w:basedOn w:val="Normal"/>
+    <w:next w:val="Normal"/>
+    <w:uiPriority w:val="9"/>
+    <w:qFormat w:val="1"/>
+    <w:pPr>
+      <w:keepNext w:val="1"/>
+      <w:keepLines w:val="1"/>
+      <w:spacing w:before="200" w:after="100"/>
+      <w:outlineLvl w:val="1"/>
+    </w:pPr>
+    <w:rPr>
+      <w:b w:val="1"/>
+      <w:sz w:val="26"/>
+      <w:szCs w:val="26"/>
+    </w:rPr>
+  </w:style>
   <w:style w:type="paragraph" w:styleId="000003">
     <w:name w:val="heading 1"/>
     <w:basedOn w:val="Normal"/>
@@ -9439,24 +9449,6 @@
       <w:b w:val="1"/>
       <w:sz w:val="32"/>
       <w:szCs w:val="32"/>
-    </w:rPr>
-  </w:style>
-  <w:style w:type="paragraph" w:styleId="000004">
-    <w:name w:val="heading 2"/>
-    <w:basedOn w:val="Normal"/>
-    <w:next w:val="Normal"/>
-    <w:uiPriority w:val="9"/>
-    <w:qFormat w:val="1"/>
-    <w:pPr>
-      <w:keepNext w:val="1"/>
-      <w:keepLines w:val="1"/>
-      <w:spacing w:before="200" w:after="100"/>
-      <w:outlineLvl w:val="1"/>
-    </w:pPr>
-    <w:rPr>
-      <w:b w:val="1"/>
-      <w:sz w:val="26"/>
-      <w:szCs w:val="26"/>
     </w:rPr>
   </w:style>
 </w:styles>

--- a/参赛材料/CampusFlow演示视频脚本.docx
+++ b/参赛材料/CampusFlow演示视频脚本.docx
@@ -53,7 +53,7 @@
           <w:color w:val="00897b"/>
           <w:sz w:val="32"/>
         </w:rPr>
-        <w:t>5 分钟版 · 全程中文字幕</w:t>
+        <w:t>3 分钟版 · 全程中文旁白</w:t>
       </w:r>
     </w:p>
     <w:p>
@@ -109,7 +109,7 @@
           <w:color w:val="5a6673"/>
           <w:sz w:val="22"/>
         </w:rPr>
-        <w:t>文档版本：v1.0　　　二〇二六年十月</w:t>
+        <w:t>文档版本：v2.0　　　二〇二六年十月</w:t>
       </w:r>
     </w:p>
     <w:p>
@@ -134,7 +134,7 @@
           <w:color w:val="14306b"/>
           <w:sz w:val="40"/>
         </w:rPr>
-        <w:t>CampusFlow 演示视频脚本 · 5 分钟版</w:t>
+        <w:t>CampusFlow 演示视频脚本 · 3 分钟版</w:t>
       </w:r>
     </w:p>
     <w:tbl>
@@ -252,7 +252,7 @@
                 <w:color w:val="212121"/>
                 <w:sz w:val="21"/>
               </w:rPr>
-              <w:t>本片共 11 个镜头、5 分 00 秒，按「问题场景 → 作品亮相 → 三个输入 → 智能排程 → 算法规则 → 专注闭环 → 移动端 → 断网与隐私 → 技术验证 → 收尾」推进。</w:t>
+              <w:t>本片 3 分 00 秒、23 段，按「作品概述 → 仪表盘 → 智能排程 → 课程与任务 → 目标 → 专注 → 技术验证」推进，文中时间码与成片逐帧对应。</w:t>
             </w:r>
           </w:p>
         </w:tc>
@@ -319,7 +319,7 @@
                 <w:color w:val="212121"/>
                 <w:sz w:val="21"/>
               </w:rPr>
-              <w:t>全片只讲一件核心的事：排程为什么这样排。字幕文本同时就是旁白稿，可直接用于配音与 SRT 字幕底稿。</w:t>
+              <w:t>全片只讲一件核心的事：课表、任务、目标、专注如何被同一条排程逻辑串起来。旁白稿按句给出时间码，可直接作为字幕底稿。</w:t>
             </w:r>
           </w:p>
         </w:tc>
@@ -348,7 +348,7 @@
           <w:color w:val="ffffff"/>
           <w:sz w:val="30"/>
         </w:rPr>
-        <w:t>一、视频规格与总体要求</w:t>
+        <w:t>一、成片规格</w:t>
       </w:r>
       <w:bookmarkEnd w:id="1"/>
     </w:p>
@@ -367,7 +367,7 @@
           <w:color w:val="212121"/>
           <w:sz w:val="24"/>
         </w:rPr>
-        <w:t>本片的任务不是把八个页面都演一遍，而是让评委在五分钟内确认三件事：这个问题真的存在、这个作品真的解决了它、这个作品是真的跑得起来的。全片按「问题 → 亮相 → 核心功能 → 闭环 → 技术 → 收尾」推进，讲解只讲一件核心的事——排程为什么这样排。</w:t>
+        <w:t>本片按实拍录屏剪辑而成，成片已完成，文中时间码与成片逐帧对应，可直接用于复核、答辩与字幕校对。全片用一段旁白串起七个模块，只讲一条主线：课表、任务、目标、专注如何被同一条排程逻辑串起来。</w:t>
       </w:r>
     </w:p>
     <w:tbl>
@@ -462,7 +462,7 @@
                 <w:color w:val="14306b"/>
                 <w:sz w:val="20"/>
               </w:rPr>
-              <w:t>要求</w:t>
+              <w:t>参数</w:t>
             </w:r>
           </w:p>
         </w:tc>
@@ -499,7 +499,7 @@
                 <w:color w:val="212121"/>
                 <w:sz w:val="20"/>
               </w:rPr>
-              <w:t>时长</w:t>
+              <w:t>成片时长</w:t>
             </w:r>
           </w:p>
         </w:tc>
@@ -533,7 +533,7 @@
                 <w:color w:val="212121"/>
                 <w:sz w:val="20"/>
               </w:rPr>
-              <w:t>5 分 00 秒，不得超过 5 分 30 秒</w:t>
+              <w:t>3 分 00 秒（180.5 秒）</w:t>
             </w:r>
           </w:p>
         </w:tc>
@@ -570,7 +570,7 @@
                 <w:color w:val="212121"/>
                 <w:sz w:val="20"/>
               </w:rPr>
-              <w:t>画幅</w:t>
+              <w:t>画幅与帧率</w:t>
             </w:r>
           </w:p>
         </w:tc>
@@ -604,7 +604,7 @@
                 <w:color w:val="212121"/>
                 <w:sz w:val="20"/>
               </w:rPr>
-              <w:t>1920 × 1080，16:9，25 fps 或 30 fps</w:t>
+              <w:t>1920 × 1080，16:9，30 fps</w:t>
             </w:r>
           </w:p>
         </w:tc>
@@ -641,7 +641,7 @@
                 <w:color w:val="212121"/>
                 <w:sz w:val="20"/>
               </w:rPr>
-              <w:t>录制方式</w:t>
+              <w:t>视频编码</w:t>
             </w:r>
           </w:p>
         </w:tc>
@@ -675,7 +675,7 @@
                 <w:color w:val="212121"/>
                 <w:sz w:val="20"/>
               </w:rPr>
-              <w:t>屏幕录制为主（浏览器全屏、隐藏书签栏与系统通知），开头结尾可插 1 至 2 秒实拍空镜</w:t>
+              <w:t>H.264，CRF 19，约 0.9 Mbps，文件 22 MB</w:t>
             </w:r>
           </w:p>
         </w:tc>
@@ -712,7 +712,7 @@
                 <w:color w:val="212121"/>
                 <w:sz w:val="20"/>
               </w:rPr>
-              <w:t>字幕</w:t>
+              <w:t>音频</w:t>
             </w:r>
           </w:p>
         </w:tc>
@@ -743,19 +743,10 @@
             <w:r>
               <w:rPr>
                 <w:rFonts w:hint="eastAsia" w:ascii="宋体" w:hAnsi="宋体" w:eastAsia="宋体" w:cs="宋体"/>
-                <w:b w:val="1"/>
-                <w:color w:val="14306b"/>
-                <w:sz w:val="20"/>
-              </w:rPr>
-              <w:t>全程中文字幕</w:t>
-            </w:r>
-            <w:r>
-              <w:rPr>
-                <w:rFonts w:hint="eastAsia" w:ascii="宋体" w:hAnsi="宋体" w:eastAsia="宋体" w:cs="宋体"/>
-                <w:color w:val="212121"/>
-                <w:sz w:val="20"/>
-              </w:rPr>
-              <w:t>，黑体，字号不小于 28 px，白字 + 半透明黑底条，单行不超过 20 字，每条停留不少于 2 秒</w:t>
+                <w:color w:val="212121"/>
+                <w:sz w:val="20"/>
+              </w:rPr>
+              <w:t>AAC 48 kHz 立体声，160 kbps，响度标准化至 -16 LUFS，中文旁白，无配乐</w:t>
             </w:r>
           </w:p>
         </w:tc>
@@ -792,7 +783,7 @@
                 <w:color w:val="212121"/>
                 <w:sz w:val="20"/>
               </w:rPr>
-              <w:t>旁白</w:t>
+              <w:t>源素材</w:t>
             </w:r>
           </w:p>
         </w:tc>
@@ -826,7 +817,7 @@
                 <w:color w:val="212121"/>
                 <w:sz w:val="20"/>
               </w:rPr>
-              <w:t>建议真人配音；若不便录音，可用字幕承担全部信息，但节奏需按字幕长度重新对齐</w:t>
+              <w:t>手机竖屏录屏 1080 × 2246，30 fps，3 分 14 秒</w:t>
             </w:r>
           </w:p>
         </w:tc>
@@ -863,7 +854,7 @@
                 <w:color w:val="212121"/>
                 <w:sz w:val="20"/>
               </w:rPr>
-              <w:t>画面比例控制</w:t>
+              <w:t>画面结构</w:t>
             </w:r>
           </w:p>
         </w:tc>
@@ -897,7 +888,7 @@
                 <w:color w:val="212121"/>
                 <w:sz w:val="20"/>
               </w:rPr>
-              <w:t>讲算法与数据时用全屏；讲交互时用 1.2 倍局部放大，避免评委看不清鼠标落点</w:t>
+              <w:t>深色舞台 + 手机屏居中满高；左侧「第 0X 篇 / 标题 / 一句说明」，右侧七个模块导航并高亮当前项</w:t>
             </w:r>
           </w:p>
         </w:tc>
@@ -934,7 +925,7 @@
                 <w:color w:val="212121"/>
                 <w:sz w:val="20"/>
               </w:rPr>
-              <w:t>鼠标与节奏</w:t>
+              <w:t>旁白</w:t>
             </w:r>
           </w:p>
         </w:tc>
@@ -968,7 +959,7 @@
                 <w:color w:val="212121"/>
                 <w:sz w:val="20"/>
               </w:rPr>
-              <w:t>所有点击前停顿 0.5 秒再点，点击后停留 1 秒；每个页面停留不少于 4 秒，不要快速滑动</w:t>
+              <w:t>合成语音，全片 25 句、约 470 字，语速约每分钟 160 字</w:t>
             </w:r>
           </w:p>
         </w:tc>
@@ -997,7 +988,7 @@
           <w:color w:val="ffffff"/>
           <w:sz w:val="30"/>
         </w:rPr>
-        <w:t>二、录制前的准备清单</w:t>
+        <w:t>二、旁白与画面分工</w:t>
       </w:r>
       <w:bookmarkEnd w:id="2"/>
     </w:p>
@@ -1016,7 +1007,7 @@
           <w:color w:val="212121"/>
           <w:sz w:val="24"/>
         </w:rPr>
-        <w:t>录制质量的一大半取决于准备。以下六项必须在开机前完成，否则会反复重录。</w:t>
+        <w:t>旁白不描述画面上已经写着的字，只交代「为什么这样做」。每一句对应一个模块，句子结束后画面停留一到两秒再切，避免话音未落就跳页。</w:t>
       </w:r>
     </w:p>
     <w:tbl>
@@ -1032,9 +1023,8 @@
         </w:tblCellMar>
       </w:tblPr>
       <w:tblGrid>
-        <w:gridCol w:w="2768"/>
-        <w:gridCol w:w="2768"/>
-        <w:gridCol w:w="2768"/>
+        <w:gridCol w:w="4153"/>
+        <w:gridCol w:w="4153"/>
       </w:tblGrid>
       <w:tr>
         <w:trPr>
@@ -1042,7 +1032,7 @@
         </w:trPr>
         <w:tc>
           <w:tcPr>
-            <w:tcW w:w="2768" w:type="dxa"/>
+            <w:tcW w:w="4153" w:type="dxa"/>
             <w:tcBorders>
               <w:top w:val="single" w:color="d3dbe4" w:sz="6"/>
               <w:left w:val="single" w:color="d3dbe4" w:sz="6"/>
@@ -1074,13 +1064,13 @@
                 <w:color w:val="14306b"/>
                 <w:sz w:val="20"/>
               </w:rPr>
-              <w:t>序号</w:t>
-            </w:r>
-          </w:p>
-        </w:tc>
-        <w:tc>
-          <w:tcPr>
-            <w:tcW w:w="2768" w:type="dxa"/>
+              <w:t>原则</w:t>
+            </w:r>
+          </w:p>
+        </w:tc>
+        <w:tc>
+          <w:tcPr>
+            <w:tcW w:w="4153" w:type="dxa"/>
             <w:tcBorders>
               <w:top w:val="single" w:color="d3dbe4" w:sz="6"/>
               <w:left w:val="single" w:color="d3dbe4" w:sz="6"/>
@@ -1112,45 +1102,7 @@
                 <w:color w:val="14306b"/>
                 <w:sz w:val="20"/>
               </w:rPr>
-              <w:t>准备项</w:t>
-            </w:r>
-          </w:p>
-        </w:tc>
-        <w:tc>
-          <w:tcPr>
-            <w:tcW w:w="2768" w:type="dxa"/>
-            <w:tcBorders>
-              <w:top w:val="single" w:color="d3dbe4" w:sz="6"/>
-              <w:left w:val="single" w:color="d3dbe4" w:sz="6"/>
-              <w:bottom w:val="single" w:color="d3dbe4" w:sz="6"/>
-              <w:right w:val="single" w:color="d3dbe4" w:sz="6"/>
-            </w:tcBorders>
-            <w:shd w:val="clear" w:fill="eff4f9"/>
-            <w:tcMar>
-              <w:top w:w="76" w:type="dxa"/>
-              <w:left w:w="76" w:type="dxa"/>
-              <w:bottom w:w="76" w:type="dxa"/>
-              <w:right w:w="76" w:type="dxa"/>
-            </w:tcMar>
-            <w:vAlign w:val="center"/>
-          </w:tcPr>
-          <w:p>
-            <w:pPr>
-              <w:jc w:val="left"/>
-              <w:rPr>
-                <w:b w:val="1"/>
-                <w:bCs w:val="1"/>
-                <w:color w:val="14306b"/>
-              </w:rPr>
-            </w:pPr>
-            <w:r>
-              <w:rPr>
-                <w:rFonts w:hint="eastAsia" w:ascii="微软雅黑" w:hAnsi="微软雅黑" w:eastAsia="微软雅黑" w:cs="微软雅黑"/>
-                <w:b w:val="1"/>
-                <w:color w:val="14306b"/>
-                <w:sz w:val="20"/>
-              </w:rPr>
-              <w:t>具体做法</w:t>
+              <w:t>做法</w:t>
             </w:r>
           </w:p>
         </w:tc>
@@ -1159,120 +1111,69 @@
         <w:trPr/>
         <w:tc>
           <w:tcPr>
-            <w:tcW w:w="2768" w:type="dxa"/>
-            <w:tcBorders>
-              <w:top w:val="single" w:color="d3dbe4" w:sz="6"/>
-              <w:left w:val="single" w:color="d3dbe4" w:sz="6"/>
-              <w:bottom w:val="single" w:color="d3dbe4" w:sz="6"/>
-              <w:right w:val="single" w:color="d3dbe4" w:sz="6"/>
-            </w:tcBorders>
-            <w:tcMar>
-              <w:top w:w="76" w:type="dxa"/>
-              <w:left w:w="76" w:type="dxa"/>
-              <w:bottom w:w="76" w:type="dxa"/>
-              <w:right w:w="76" w:type="dxa"/>
-            </w:tcMar>
-            <w:vAlign w:val="center"/>
-          </w:tcPr>
-          <w:p>
-            <w:pPr>
-              <w:jc w:val="left"/>
-              <w:rPr>
-                <w:color w:val="212121"/>
-              </w:rPr>
-            </w:pPr>
-            <w:r>
-              <w:rPr>
-                <w:rFonts w:ascii="宋体" w:hAnsi="宋体" w:eastAsia="宋体" w:cs="宋体"/>
-                <w:color w:val="212121"/>
-                <w:sz w:val="20"/>
-              </w:rPr>
-              <w:t>1</w:t>
-            </w:r>
-          </w:p>
-        </w:tc>
-        <w:tc>
-          <w:tcPr>
-            <w:tcW w:w="2768" w:type="dxa"/>
-            <w:tcBorders>
-              <w:top w:val="single" w:color="d3dbe4" w:sz="6"/>
-              <w:left w:val="single" w:color="d3dbe4" w:sz="6"/>
-              <w:bottom w:val="single" w:color="d3dbe4" w:sz="6"/>
-              <w:right w:val="single" w:color="d3dbe4" w:sz="6"/>
-            </w:tcBorders>
-            <w:tcMar>
-              <w:top w:w="76" w:type="dxa"/>
-              <w:left w:w="76" w:type="dxa"/>
-              <w:bottom w:w="76" w:type="dxa"/>
-              <w:right w:w="76" w:type="dxa"/>
-            </w:tcMar>
-            <w:vAlign w:val="center"/>
-          </w:tcPr>
-          <w:p>
-            <w:pPr>
-              <w:jc w:val="left"/>
-              <w:rPr>
-                <w:color w:val="212121"/>
-              </w:rPr>
-            </w:pPr>
-            <w:r>
-              <w:rPr>
-                <w:rFonts w:hint="eastAsia" w:ascii="宋体" w:hAnsi="宋体" w:eastAsia="宋体" w:cs="宋体"/>
-                <w:color w:val="212121"/>
-                <w:sz w:val="20"/>
-              </w:rPr>
-              <w:t>清空个人数据</w:t>
-            </w:r>
-          </w:p>
-        </w:tc>
-        <w:tc>
-          <w:tcPr>
-            <w:tcW w:w="2768" w:type="dxa"/>
-            <w:tcBorders>
-              <w:top w:val="single" w:color="d3dbe4" w:sz="6"/>
-              <w:left w:val="single" w:color="d3dbe4" w:sz="6"/>
-              <w:bottom w:val="single" w:color="d3dbe4" w:sz="6"/>
-              <w:right w:val="single" w:color="d3dbe4" w:sz="6"/>
-            </w:tcBorders>
-            <w:tcMar>
-              <w:top w:w="76" w:type="dxa"/>
-              <w:left w:w="76" w:type="dxa"/>
-              <w:bottom w:w="76" w:type="dxa"/>
-              <w:right w:w="76" w:type="dxa"/>
-            </w:tcMar>
-            <w:vAlign w:val="center"/>
-          </w:tcPr>
-          <w:p>
-            <w:pPr>
-              <w:jc w:val="left"/>
-              <w:rPr>
-                <w:color w:val="212121"/>
-              </w:rPr>
-            </w:pPr>
-            <w:r>
-              <w:rPr>
-                <w:rFonts w:hint="eastAsia" w:ascii="宋体" w:hAnsi="宋体" w:eastAsia="宋体" w:cs="宋体"/>
-                <w:color w:val="212121"/>
-                <w:sz w:val="20"/>
-              </w:rPr>
-              <w:t xml:space="preserve">打开线上地址 </w:t>
-            </w:r>
-            <w:r>
-              <w:rPr>
-                <w:rFonts w:ascii="Consolas" w:hAnsi="Consolas" w:eastAsia="Consolas" w:cs="Consolas"/>
-                <w:color w:val="1565c0"/>
-                <w:sz w:val="20"/>
-                <w:shd w:val="clear" w:fill="eff4f9"/>
-              </w:rPr>
-              <w:t>https://648846.github.io/campusflow/plan.html?demo=1</w:t>
-            </w:r>
-            <w:r>
-              <w:rPr>
-                <w:rFonts w:hint="eastAsia" w:ascii="宋体" w:hAnsi="宋体" w:eastAsia="宋体" w:cs="宋体"/>
-                <w:color w:val="212121"/>
-                <w:sz w:val="20"/>
-              </w:rPr>
-              <w:t xml:space="preserve"> 自动复位演示数据；或仪表盘底部「数据与隐私」→ 清空全部数据 → 刷新，让应用重新播种示例数据</w:t>
+            <w:tcW w:w="4153" w:type="dxa"/>
+            <w:tcBorders>
+              <w:top w:val="single" w:color="d3dbe4" w:sz="6"/>
+              <w:left w:val="single" w:color="d3dbe4" w:sz="6"/>
+              <w:bottom w:val="single" w:color="d3dbe4" w:sz="6"/>
+              <w:right w:val="single" w:color="d3dbe4" w:sz="6"/>
+            </w:tcBorders>
+            <w:tcMar>
+              <w:top w:w="76" w:type="dxa"/>
+              <w:left w:w="76" w:type="dxa"/>
+              <w:bottom w:w="76" w:type="dxa"/>
+              <w:right w:w="76" w:type="dxa"/>
+            </w:tcMar>
+            <w:vAlign w:val="center"/>
+          </w:tcPr>
+          <w:p>
+            <w:pPr>
+              <w:jc w:val="left"/>
+              <w:rPr>
+                <w:color w:val="212121"/>
+              </w:rPr>
+            </w:pPr>
+            <w:r>
+              <w:rPr>
+                <w:rFonts w:hint="eastAsia" w:ascii="宋体" w:hAnsi="宋体" w:eastAsia="宋体" w:cs="宋体"/>
+                <w:color w:val="212121"/>
+                <w:sz w:val="20"/>
+              </w:rPr>
+              <w:t>一句只讲一件事</w:t>
+            </w:r>
+          </w:p>
+        </w:tc>
+        <w:tc>
+          <w:tcPr>
+            <w:tcW w:w="4153" w:type="dxa"/>
+            <w:tcBorders>
+              <w:top w:val="single" w:color="d3dbe4" w:sz="6"/>
+              <w:left w:val="single" w:color="d3dbe4" w:sz="6"/>
+              <w:bottom w:val="single" w:color="d3dbe4" w:sz="6"/>
+              <w:right w:val="single" w:color="d3dbe4" w:sz="6"/>
+            </w:tcBorders>
+            <w:tcMar>
+              <w:top w:w="76" w:type="dxa"/>
+              <w:left w:w="76" w:type="dxa"/>
+              <w:bottom w:w="76" w:type="dxa"/>
+              <w:right w:w="76" w:type="dxa"/>
+            </w:tcMar>
+            <w:vAlign w:val="center"/>
+          </w:tcPr>
+          <w:p>
+            <w:pPr>
+              <w:jc w:val="left"/>
+              <w:rPr>
+                <w:color w:val="212121"/>
+              </w:rPr>
+            </w:pPr>
+            <w:r>
+              <w:rPr>
+                <w:rFonts w:hint="eastAsia" w:ascii="宋体" w:hAnsi="宋体" w:eastAsia="宋体" w:cs="宋体"/>
+                <w:color w:val="212121"/>
+                <w:sz w:val="20"/>
+              </w:rPr>
+              <w:t>每句控制在 30 字以内，讲完即可切换，不做二段式长句</w:t>
             </w:r>
           </w:p>
         </w:tc>
@@ -1281,103 +1182,69 @@
         <w:trPr/>
         <w:tc>
           <w:tcPr>
-            <w:tcW w:w="2768" w:type="dxa"/>
-            <w:tcBorders>
-              <w:top w:val="single" w:color="d3dbe4" w:sz="6"/>
-              <w:left w:val="single" w:color="d3dbe4" w:sz="6"/>
-              <w:bottom w:val="single" w:color="d3dbe4" w:sz="6"/>
-              <w:right w:val="single" w:color="d3dbe4" w:sz="6"/>
-            </w:tcBorders>
-            <w:tcMar>
-              <w:top w:w="76" w:type="dxa"/>
-              <w:left w:w="76" w:type="dxa"/>
-              <w:bottom w:w="76" w:type="dxa"/>
-              <w:right w:w="76" w:type="dxa"/>
-            </w:tcMar>
-            <w:vAlign w:val="center"/>
-          </w:tcPr>
-          <w:p>
-            <w:pPr>
-              <w:jc w:val="left"/>
-              <w:rPr>
-                <w:color w:val="212121"/>
-              </w:rPr>
-            </w:pPr>
-            <w:r>
-              <w:rPr>
-                <w:rFonts w:ascii="宋体" w:hAnsi="宋体" w:eastAsia="宋体" w:cs="宋体"/>
-                <w:color w:val="212121"/>
-                <w:sz w:val="20"/>
-              </w:rPr>
-              <w:t>2</w:t>
-            </w:r>
-          </w:p>
-        </w:tc>
-        <w:tc>
-          <w:tcPr>
-            <w:tcW w:w="2768" w:type="dxa"/>
-            <w:tcBorders>
-              <w:top w:val="single" w:color="d3dbe4" w:sz="6"/>
-              <w:left w:val="single" w:color="d3dbe4" w:sz="6"/>
-              <w:bottom w:val="single" w:color="d3dbe4" w:sz="6"/>
-              <w:right w:val="single" w:color="d3dbe4" w:sz="6"/>
-            </w:tcBorders>
-            <w:tcMar>
-              <w:top w:w="76" w:type="dxa"/>
-              <w:left w:w="76" w:type="dxa"/>
-              <w:bottom w:w="76" w:type="dxa"/>
-              <w:right w:w="76" w:type="dxa"/>
-            </w:tcMar>
-            <w:vAlign w:val="center"/>
-          </w:tcPr>
-          <w:p>
-            <w:pPr>
-              <w:jc w:val="left"/>
-              <w:rPr>
-                <w:color w:val="212121"/>
-              </w:rPr>
-            </w:pPr>
-            <w:r>
-              <w:rPr>
-                <w:rFonts w:hint="eastAsia" w:ascii="宋体" w:hAnsi="宋体" w:eastAsia="宋体" w:cs="宋体"/>
-                <w:color w:val="212121"/>
-                <w:sz w:val="20"/>
-              </w:rPr>
-              <w:t>固定演示内容</w:t>
-            </w:r>
-          </w:p>
-        </w:tc>
-        <w:tc>
-          <w:tcPr>
-            <w:tcW w:w="2768" w:type="dxa"/>
-            <w:tcBorders>
-              <w:top w:val="single" w:color="d3dbe4" w:sz="6"/>
-              <w:left w:val="single" w:color="d3dbe4" w:sz="6"/>
-              <w:bottom w:val="single" w:color="d3dbe4" w:sz="6"/>
-              <w:right w:val="single" w:color="d3dbe4" w:sz="6"/>
-            </w:tcBorders>
-            <w:tcMar>
-              <w:top w:w="76" w:type="dxa"/>
-              <w:left w:w="76" w:type="dxa"/>
-              <w:bottom w:w="76" w:type="dxa"/>
-              <w:right w:w="76" w:type="dxa"/>
-            </w:tcMar>
-            <w:vAlign w:val="center"/>
-          </w:tcPr>
-          <w:p>
-            <w:pPr>
-              <w:jc w:val="left"/>
-              <w:rPr>
-                <w:color w:val="212121"/>
-              </w:rPr>
-            </w:pPr>
-            <w:r>
-              <w:rPr>
-                <w:rFonts w:hint="eastAsia" w:ascii="宋体" w:hAnsi="宋体" w:eastAsia="宋体" w:cs="宋体"/>
-                <w:color w:val="212121"/>
-                <w:sz w:val="20"/>
-              </w:rPr>
-              <w:t>在任务页确认示例中有一项「今天截止」、一项「本周截止」、一项「下阶段」的任务，保证排程有三档优先级</w:t>
+            <w:tcW w:w="4153" w:type="dxa"/>
+            <w:tcBorders>
+              <w:top w:val="single" w:color="d3dbe4" w:sz="6"/>
+              <w:left w:val="single" w:color="d3dbe4" w:sz="6"/>
+              <w:bottom w:val="single" w:color="d3dbe4" w:sz="6"/>
+              <w:right w:val="single" w:color="d3dbe4" w:sz="6"/>
+            </w:tcBorders>
+            <w:tcMar>
+              <w:top w:w="76" w:type="dxa"/>
+              <w:left w:w="76" w:type="dxa"/>
+              <w:bottom w:w="76" w:type="dxa"/>
+              <w:right w:w="76" w:type="dxa"/>
+            </w:tcMar>
+            <w:vAlign w:val="center"/>
+          </w:tcPr>
+          <w:p>
+            <w:pPr>
+              <w:jc w:val="left"/>
+              <w:rPr>
+                <w:color w:val="212121"/>
+              </w:rPr>
+            </w:pPr>
+            <w:r>
+              <w:rPr>
+                <w:rFonts w:hint="eastAsia" w:ascii="宋体" w:hAnsi="宋体" w:eastAsia="宋体" w:cs="宋体"/>
+                <w:color w:val="212121"/>
+                <w:sz w:val="20"/>
+              </w:rPr>
+              <w:t>先结论后细节</w:t>
+            </w:r>
+          </w:p>
+        </w:tc>
+        <w:tc>
+          <w:tcPr>
+            <w:tcW w:w="4153" w:type="dxa"/>
+            <w:tcBorders>
+              <w:top w:val="single" w:color="d3dbe4" w:sz="6"/>
+              <w:left w:val="single" w:color="d3dbe4" w:sz="6"/>
+              <w:bottom w:val="single" w:color="d3dbe4" w:sz="6"/>
+              <w:right w:val="single" w:color="d3dbe4" w:sz="6"/>
+            </w:tcBorders>
+            <w:tcMar>
+              <w:top w:w="76" w:type="dxa"/>
+              <w:left w:w="76" w:type="dxa"/>
+              <w:bottom w:w="76" w:type="dxa"/>
+              <w:right w:w="76" w:type="dxa"/>
+            </w:tcMar>
+            <w:vAlign w:val="center"/>
+          </w:tcPr>
+          <w:p>
+            <w:pPr>
+              <w:jc w:val="left"/>
+              <w:rPr>
+                <w:color w:val="212121"/>
+              </w:rPr>
+            </w:pPr>
+            <w:r>
+              <w:rPr>
+                <w:rFonts w:hint="eastAsia" w:ascii="宋体" w:hAnsi="宋体" w:eastAsia="宋体" w:cs="宋体"/>
+                <w:color w:val="212121"/>
+                <w:sz w:val="20"/>
+              </w:rPr>
+              <w:t>每个模块先说它解决什么，再说怎么做的，不逐项念界面文案</w:t>
             </w:r>
           </w:p>
         </w:tc>
@@ -1386,112 +1253,69 @@
         <w:trPr/>
         <w:tc>
           <w:tcPr>
-            <w:tcW w:w="2768" w:type="dxa"/>
-            <w:tcBorders>
-              <w:top w:val="single" w:color="d3dbe4" w:sz="6"/>
-              <w:left w:val="single" w:color="d3dbe4" w:sz="6"/>
-              <w:bottom w:val="single" w:color="d3dbe4" w:sz="6"/>
-              <w:right w:val="single" w:color="d3dbe4" w:sz="6"/>
-            </w:tcBorders>
-            <w:tcMar>
-              <w:top w:w="76" w:type="dxa"/>
-              <w:left w:w="76" w:type="dxa"/>
-              <w:bottom w:w="76" w:type="dxa"/>
-              <w:right w:w="76" w:type="dxa"/>
-            </w:tcMar>
-            <w:vAlign w:val="center"/>
-          </w:tcPr>
-          <w:p>
-            <w:pPr>
-              <w:jc w:val="left"/>
-              <w:rPr>
-                <w:color w:val="212121"/>
-              </w:rPr>
-            </w:pPr>
-            <w:r>
-              <w:rPr>
-                <w:rFonts w:ascii="宋体" w:hAnsi="宋体" w:eastAsia="宋体" w:cs="宋体"/>
-                <w:color w:val="212121"/>
-                <w:sz w:val="20"/>
-              </w:rPr>
-              <w:t>3</w:t>
-            </w:r>
-          </w:p>
-        </w:tc>
-        <w:tc>
-          <w:tcPr>
-            <w:tcW w:w="2768" w:type="dxa"/>
-            <w:tcBorders>
-              <w:top w:val="single" w:color="d3dbe4" w:sz="6"/>
-              <w:left w:val="single" w:color="d3dbe4" w:sz="6"/>
-              <w:bottom w:val="single" w:color="d3dbe4" w:sz="6"/>
-              <w:right w:val="single" w:color="d3dbe4" w:sz="6"/>
-            </w:tcBorders>
-            <w:tcMar>
-              <w:top w:w="76" w:type="dxa"/>
-              <w:left w:w="76" w:type="dxa"/>
-              <w:bottom w:w="76" w:type="dxa"/>
-              <w:right w:w="76" w:type="dxa"/>
-            </w:tcMar>
-            <w:vAlign w:val="center"/>
-          </w:tcPr>
-          <w:p>
-            <w:pPr>
-              <w:jc w:val="left"/>
-              <w:rPr>
-                <w:color w:val="212121"/>
-              </w:rPr>
-            </w:pPr>
-            <w:r>
-              <w:rPr>
-                <w:rFonts w:hint="eastAsia" w:ascii="宋体" w:hAnsi="宋体" w:eastAsia="宋体" w:cs="宋体"/>
-                <w:color w:val="212121"/>
-                <w:sz w:val="20"/>
-              </w:rPr>
-              <w:t>录制时段</w:t>
-            </w:r>
-          </w:p>
-        </w:tc>
-        <w:tc>
-          <w:tcPr>
-            <w:tcW w:w="2768" w:type="dxa"/>
-            <w:tcBorders>
-              <w:top w:val="single" w:color="d3dbe4" w:sz="6"/>
-              <w:left w:val="single" w:color="d3dbe4" w:sz="6"/>
-              <w:bottom w:val="single" w:color="d3dbe4" w:sz="6"/>
-              <w:right w:val="single" w:color="d3dbe4" w:sz="6"/>
-            </w:tcBorders>
-            <w:tcMar>
-              <w:top w:w="76" w:type="dxa"/>
-              <w:left w:w="76" w:type="dxa"/>
-              <w:bottom w:w="76" w:type="dxa"/>
-              <w:right w:w="76" w:type="dxa"/>
-            </w:tcMar>
-            <w:vAlign w:val="center"/>
-          </w:tcPr>
-          <w:p>
-            <w:pPr>
-              <w:jc w:val="left"/>
-              <w:rPr>
-                <w:color w:val="212121"/>
-              </w:rPr>
-            </w:pPr>
-            <w:r>
-              <w:rPr>
-                <w:rFonts w:hint="eastAsia" w:ascii="宋体" w:hAnsi="宋体" w:eastAsia="宋体" w:cs="宋体"/>
-                <w:b w:val="1"/>
-                <w:color w:val="14306b"/>
-                <w:sz w:val="20"/>
-              </w:rPr>
-              <w:t>白天录制更好</w:t>
-            </w:r>
-            <w:r>
-              <w:rPr>
-                <w:rFonts w:hint="eastAsia" w:ascii="宋体" w:hAnsi="宋体" w:eastAsia="宋体" w:cs="宋体"/>
-                <w:color w:val="212121"/>
-                <w:sz w:val="20"/>
-              </w:rPr>
-              <w:t>。工作日可用时段固定为 19:00–22:00，白天录时窗口完整，三段排得满、画面最齐整；若在晚七点之后录制，窗口会从当前时刻起算、容量变少，顺延项变多，与脚本里的 125 / 180 分钟对不上，需要现场改口播</w:t>
+            <w:tcW w:w="4153" w:type="dxa"/>
+            <w:tcBorders>
+              <w:top w:val="single" w:color="d3dbe4" w:sz="6"/>
+              <w:left w:val="single" w:color="d3dbe4" w:sz="6"/>
+              <w:bottom w:val="single" w:color="d3dbe4" w:sz="6"/>
+              <w:right w:val="single" w:color="d3dbe4" w:sz="6"/>
+            </w:tcBorders>
+            <w:tcMar>
+              <w:top w:w="76" w:type="dxa"/>
+              <w:left w:w="76" w:type="dxa"/>
+              <w:bottom w:w="76" w:type="dxa"/>
+              <w:right w:w="76" w:type="dxa"/>
+            </w:tcMar>
+            <w:vAlign w:val="center"/>
+          </w:tcPr>
+          <w:p>
+            <w:pPr>
+              <w:jc w:val="left"/>
+              <w:rPr>
+                <w:color w:val="212121"/>
+              </w:rPr>
+            </w:pPr>
+            <w:r>
+              <w:rPr>
+                <w:rFonts w:hint="eastAsia" w:ascii="宋体" w:hAnsi="宋体" w:eastAsia="宋体" w:cs="宋体"/>
+                <w:color w:val="212121"/>
+                <w:sz w:val="20"/>
+              </w:rPr>
+              <w:t>数字只念关键的</w:t>
+            </w:r>
+          </w:p>
+        </w:tc>
+        <w:tc>
+          <w:tcPr>
+            <w:tcW w:w="4153" w:type="dxa"/>
+            <w:tcBorders>
+              <w:top w:val="single" w:color="d3dbe4" w:sz="6"/>
+              <w:left w:val="single" w:color="d3dbe4" w:sz="6"/>
+              <w:bottom w:val="single" w:color="d3dbe4" w:sz="6"/>
+              <w:right w:val="single" w:color="d3dbe4" w:sz="6"/>
+            </w:tcBorders>
+            <w:tcMar>
+              <w:top w:w="76" w:type="dxa"/>
+              <w:left w:w="76" w:type="dxa"/>
+              <w:bottom w:w="76" w:type="dxa"/>
+              <w:right w:w="76" w:type="dxa"/>
+            </w:tcMar>
+            <w:vAlign w:val="center"/>
+          </w:tcPr>
+          <w:p>
+            <w:pPr>
+              <w:jc w:val="left"/>
+              <w:rPr>
+                <w:color w:val="212121"/>
+              </w:rPr>
+            </w:pPr>
+            <w:r>
+              <w:rPr>
+                <w:rFonts w:hint="eastAsia" w:ascii="宋体" w:hAnsi="宋体" w:eastAsia="宋体" w:cs="宋体"/>
+                <w:color w:val="212121"/>
+                <w:sz w:val="20"/>
+              </w:rPr>
+              <w:t>只念 180 分钟、19 项、57% 这类可验证的数，其余交给画面</w:t>
             </w:r>
           </w:p>
         </w:tc>
@@ -1500,330 +1324,69 @@
         <w:trPr/>
         <w:tc>
           <w:tcPr>
-            <w:tcW w:w="2768" w:type="dxa"/>
-            <w:tcBorders>
-              <w:top w:val="single" w:color="d3dbe4" w:sz="6"/>
-              <w:left w:val="single" w:color="d3dbe4" w:sz="6"/>
-              <w:bottom w:val="single" w:color="d3dbe4" w:sz="6"/>
-              <w:right w:val="single" w:color="d3dbe4" w:sz="6"/>
-            </w:tcBorders>
-            <w:tcMar>
-              <w:top w:w="76" w:type="dxa"/>
-              <w:left w:w="76" w:type="dxa"/>
-              <w:bottom w:w="76" w:type="dxa"/>
-              <w:right w:w="76" w:type="dxa"/>
-            </w:tcMar>
-            <w:vAlign w:val="center"/>
-          </w:tcPr>
-          <w:p>
-            <w:pPr>
-              <w:jc w:val="left"/>
-              <w:rPr>
-                <w:color w:val="212121"/>
-              </w:rPr>
-            </w:pPr>
-            <w:r>
-              <w:rPr>
-                <w:rFonts w:ascii="宋体" w:hAnsi="宋体" w:eastAsia="宋体" w:cs="宋体"/>
-                <w:color w:val="212121"/>
-                <w:sz w:val="20"/>
-              </w:rPr>
-              <w:t>4</w:t>
-            </w:r>
-          </w:p>
-        </w:tc>
-        <w:tc>
-          <w:tcPr>
-            <w:tcW w:w="2768" w:type="dxa"/>
-            <w:tcBorders>
-              <w:top w:val="single" w:color="d3dbe4" w:sz="6"/>
-              <w:left w:val="single" w:color="d3dbe4" w:sz="6"/>
-              <w:bottom w:val="single" w:color="d3dbe4" w:sz="6"/>
-              <w:right w:val="single" w:color="d3dbe4" w:sz="6"/>
-            </w:tcBorders>
-            <w:tcMar>
-              <w:top w:w="76" w:type="dxa"/>
-              <w:left w:w="76" w:type="dxa"/>
-              <w:bottom w:w="76" w:type="dxa"/>
-              <w:right w:w="76" w:type="dxa"/>
-            </w:tcMar>
-            <w:vAlign w:val="center"/>
-          </w:tcPr>
-          <w:p>
-            <w:pPr>
-              <w:jc w:val="left"/>
-              <w:rPr>
-                <w:color w:val="212121"/>
-              </w:rPr>
-            </w:pPr>
-            <w:r>
-              <w:rPr>
-                <w:rFonts w:hint="eastAsia" w:ascii="宋体" w:hAnsi="宋体" w:eastAsia="宋体" w:cs="宋体"/>
-                <w:color w:val="212121"/>
-                <w:sz w:val="20"/>
-              </w:rPr>
-              <w:t>环境清理</w:t>
-            </w:r>
-          </w:p>
-        </w:tc>
-        <w:tc>
-          <w:tcPr>
-            <w:tcW w:w="2768" w:type="dxa"/>
-            <w:tcBorders>
-              <w:top w:val="single" w:color="d3dbe4" w:sz="6"/>
-              <w:left w:val="single" w:color="d3dbe4" w:sz="6"/>
-              <w:bottom w:val="single" w:color="d3dbe4" w:sz="6"/>
-              <w:right w:val="single" w:color="d3dbe4" w:sz="6"/>
-            </w:tcBorders>
-            <w:tcMar>
-              <w:top w:w="76" w:type="dxa"/>
-              <w:left w:w="76" w:type="dxa"/>
-              <w:bottom w:w="76" w:type="dxa"/>
-              <w:right w:w="76" w:type="dxa"/>
-            </w:tcMar>
-            <w:vAlign w:val="center"/>
-          </w:tcPr>
-          <w:p>
-            <w:pPr>
-              <w:jc w:val="left"/>
-              <w:rPr>
-                <w:color w:val="212121"/>
-              </w:rPr>
-            </w:pPr>
-            <w:r>
-              <w:rPr>
-                <w:rFonts w:hint="eastAsia" w:ascii="宋体" w:hAnsi="宋体" w:eastAsia="宋体" w:cs="宋体"/>
-                <w:color w:val="212121"/>
-                <w:sz w:val="20"/>
-              </w:rPr>
-              <w:t>隐藏浏览器书签栏（Ctrl+Shift+B）、关闭通知、关闭输入法候选框、缩放到 100%</w:t>
-            </w:r>
-          </w:p>
-        </w:tc>
-      </w:tr>
-      <w:tr>
-        <w:trPr/>
-        <w:tc>
-          <w:tcPr>
-            <w:tcW w:w="2768" w:type="dxa"/>
-            <w:tcBorders>
-              <w:top w:val="single" w:color="d3dbe4" w:sz="6"/>
-              <w:left w:val="single" w:color="d3dbe4" w:sz="6"/>
-              <w:bottom w:val="single" w:color="d3dbe4" w:sz="6"/>
-              <w:right w:val="single" w:color="d3dbe4" w:sz="6"/>
-            </w:tcBorders>
-            <w:tcMar>
-              <w:top w:w="76" w:type="dxa"/>
-              <w:left w:w="76" w:type="dxa"/>
-              <w:bottom w:w="76" w:type="dxa"/>
-              <w:right w:w="76" w:type="dxa"/>
-            </w:tcMar>
-            <w:vAlign w:val="center"/>
-          </w:tcPr>
-          <w:p>
-            <w:pPr>
-              <w:jc w:val="left"/>
-              <w:rPr>
-                <w:color w:val="212121"/>
-              </w:rPr>
-            </w:pPr>
-            <w:r>
-              <w:rPr>
-                <w:rFonts w:ascii="宋体" w:hAnsi="宋体" w:eastAsia="宋体" w:cs="宋体"/>
-                <w:color w:val="212121"/>
-                <w:sz w:val="20"/>
-              </w:rPr>
-              <w:t>5</w:t>
-            </w:r>
-          </w:p>
-        </w:tc>
-        <w:tc>
-          <w:tcPr>
-            <w:tcW w:w="2768" w:type="dxa"/>
-            <w:tcBorders>
-              <w:top w:val="single" w:color="d3dbe4" w:sz="6"/>
-              <w:left w:val="single" w:color="d3dbe4" w:sz="6"/>
-              <w:bottom w:val="single" w:color="d3dbe4" w:sz="6"/>
-              <w:right w:val="single" w:color="d3dbe4" w:sz="6"/>
-            </w:tcBorders>
-            <w:tcMar>
-              <w:top w:w="76" w:type="dxa"/>
-              <w:left w:w="76" w:type="dxa"/>
-              <w:bottom w:w="76" w:type="dxa"/>
-              <w:right w:w="76" w:type="dxa"/>
-            </w:tcMar>
-            <w:vAlign w:val="center"/>
-          </w:tcPr>
-          <w:p>
-            <w:pPr>
-              <w:jc w:val="left"/>
-              <w:rPr>
-                <w:color w:val="212121"/>
-              </w:rPr>
-            </w:pPr>
-            <w:r>
-              <w:rPr>
-                <w:rFonts w:hint="eastAsia" w:ascii="宋体" w:hAnsi="宋体" w:eastAsia="宋体" w:cs="宋体"/>
-                <w:color w:val="212121"/>
-                <w:sz w:val="20"/>
-              </w:rPr>
-              <w:t>备好断网演示</w:t>
-            </w:r>
-          </w:p>
-        </w:tc>
-        <w:tc>
-          <w:tcPr>
-            <w:tcW w:w="2768" w:type="dxa"/>
-            <w:tcBorders>
-              <w:top w:val="single" w:color="d3dbe4" w:sz="6"/>
-              <w:left w:val="single" w:color="d3dbe4" w:sz="6"/>
-              <w:bottom w:val="single" w:color="d3dbe4" w:sz="6"/>
-              <w:right w:val="single" w:color="d3dbe4" w:sz="6"/>
-            </w:tcBorders>
-            <w:tcMar>
-              <w:top w:w="76" w:type="dxa"/>
-              <w:left w:w="76" w:type="dxa"/>
-              <w:bottom w:w="76" w:type="dxa"/>
-              <w:right w:w="76" w:type="dxa"/>
-            </w:tcMar>
-            <w:vAlign w:val="center"/>
-          </w:tcPr>
-          <w:p>
-            <w:pPr>
-              <w:jc w:val="left"/>
-              <w:rPr>
-                <w:color w:val="212121"/>
-              </w:rPr>
-            </w:pPr>
-            <w:r>
-              <w:rPr>
-                <w:rFonts w:hint="eastAsia" w:ascii="宋体" w:hAnsi="宋体" w:eastAsia="宋体" w:cs="宋体"/>
-                <w:color w:val="212121"/>
-                <w:sz w:val="20"/>
-              </w:rPr>
-              <w:t xml:space="preserve">用浏览器开发者工具的 Network 面板勾选 </w:t>
-            </w:r>
-            <w:r>
-              <w:rPr>
-                <w:rFonts w:ascii="Consolas" w:hAnsi="Consolas" w:eastAsia="Consolas" w:cs="Consolas"/>
-                <w:color w:val="1565c0"/>
-                <w:sz w:val="20"/>
-                <w:shd w:val="clear" w:fill="eff4f9"/>
-              </w:rPr>
-              <w:t>Offline</w:t>
-            </w:r>
-            <w:r>
-              <w:rPr>
-                <w:rFonts w:hint="eastAsia" w:ascii="宋体" w:hAnsi="宋体" w:eastAsia="宋体" w:cs="宋体"/>
-                <w:color w:val="212121"/>
-                <w:sz w:val="20"/>
-              </w:rPr>
-              <w:t xml:space="preserve"> 后刷新，比关闭 Wi-Fi 更干净，录屏里也能看到勾选动作，断网演示是证明「零外部依赖」最直接的一段</w:t>
-            </w:r>
-          </w:p>
-        </w:tc>
-      </w:tr>
-      <w:tr>
-        <w:trPr/>
-        <w:tc>
-          <w:tcPr>
-            <w:tcW w:w="2768" w:type="dxa"/>
-            <w:tcBorders>
-              <w:top w:val="single" w:color="d3dbe4" w:sz="6"/>
-              <w:left w:val="single" w:color="d3dbe4" w:sz="6"/>
-              <w:bottom w:val="single" w:color="d3dbe4" w:sz="6"/>
-              <w:right w:val="single" w:color="d3dbe4" w:sz="6"/>
-            </w:tcBorders>
-            <w:tcMar>
-              <w:top w:w="76" w:type="dxa"/>
-              <w:left w:w="76" w:type="dxa"/>
-              <w:bottom w:w="76" w:type="dxa"/>
-              <w:right w:w="76" w:type="dxa"/>
-            </w:tcMar>
-            <w:vAlign w:val="center"/>
-          </w:tcPr>
-          <w:p>
-            <w:pPr>
-              <w:jc w:val="left"/>
-              <w:rPr>
-                <w:color w:val="212121"/>
-              </w:rPr>
-            </w:pPr>
-            <w:r>
-              <w:rPr>
-                <w:rFonts w:ascii="宋体" w:hAnsi="宋体" w:eastAsia="宋体" w:cs="宋体"/>
-                <w:color w:val="212121"/>
-                <w:sz w:val="20"/>
-              </w:rPr>
-              <w:t>6</w:t>
-            </w:r>
-          </w:p>
-        </w:tc>
-        <w:tc>
-          <w:tcPr>
-            <w:tcW w:w="2768" w:type="dxa"/>
-            <w:tcBorders>
-              <w:top w:val="single" w:color="d3dbe4" w:sz="6"/>
-              <w:left w:val="single" w:color="d3dbe4" w:sz="6"/>
-              <w:bottom w:val="single" w:color="d3dbe4" w:sz="6"/>
-              <w:right w:val="single" w:color="d3dbe4" w:sz="6"/>
-            </w:tcBorders>
-            <w:tcMar>
-              <w:top w:w="76" w:type="dxa"/>
-              <w:left w:w="76" w:type="dxa"/>
-              <w:bottom w:w="76" w:type="dxa"/>
-              <w:right w:w="76" w:type="dxa"/>
-            </w:tcMar>
-            <w:vAlign w:val="center"/>
-          </w:tcPr>
-          <w:p>
-            <w:pPr>
-              <w:jc w:val="left"/>
-              <w:rPr>
-                <w:color w:val="212121"/>
-              </w:rPr>
-            </w:pPr>
-            <w:r>
-              <w:rPr>
-                <w:rFonts w:hint="eastAsia" w:ascii="宋体" w:hAnsi="宋体" w:eastAsia="宋体" w:cs="宋体"/>
-                <w:color w:val="212121"/>
-                <w:sz w:val="20"/>
-              </w:rPr>
-              <w:t>备份文件</w:t>
-            </w:r>
-          </w:p>
-        </w:tc>
-        <w:tc>
-          <w:tcPr>
-            <w:tcW w:w="2768" w:type="dxa"/>
-            <w:tcBorders>
-              <w:top w:val="single" w:color="d3dbe4" w:sz="6"/>
-              <w:left w:val="single" w:color="d3dbe4" w:sz="6"/>
-              <w:bottom w:val="single" w:color="d3dbe4" w:sz="6"/>
-              <w:right w:val="single" w:color="d3dbe4" w:sz="6"/>
-            </w:tcBorders>
-            <w:tcMar>
-              <w:top w:w="76" w:type="dxa"/>
-              <w:left w:w="76" w:type="dxa"/>
-              <w:bottom w:w="76" w:type="dxa"/>
-              <w:right w:w="76" w:type="dxa"/>
-            </w:tcMar>
-            <w:vAlign w:val="center"/>
-          </w:tcPr>
-          <w:p>
-            <w:pPr>
-              <w:jc w:val="left"/>
-              <w:rPr>
-                <w:color w:val="212121"/>
-              </w:rPr>
-            </w:pPr>
-            <w:r>
-              <w:rPr>
-                <w:rFonts w:hint="eastAsia" w:ascii="宋体" w:hAnsi="宋体" w:eastAsia="宋体" w:cs="宋体"/>
-                <w:color w:val="212121"/>
-                <w:sz w:val="20"/>
-              </w:rPr>
-              <w:t>提前导出一份 JSON 备份到桌面，用于数据与隐私一节，文件名建议改为「我的学习数据.json」</w:t>
+            <w:tcW w:w="4153" w:type="dxa"/>
+            <w:tcBorders>
+              <w:top w:val="single" w:color="d3dbe4" w:sz="6"/>
+              <w:left w:val="single" w:color="d3dbe4" w:sz="6"/>
+              <w:bottom w:val="single" w:color="d3dbe4" w:sz="6"/>
+              <w:right w:val="single" w:color="d3dbe4" w:sz="6"/>
+            </w:tcBorders>
+            <w:tcMar>
+              <w:top w:w="76" w:type="dxa"/>
+              <w:left w:w="76" w:type="dxa"/>
+              <w:bottom w:w="76" w:type="dxa"/>
+              <w:right w:w="76" w:type="dxa"/>
+            </w:tcMar>
+            <w:vAlign w:val="center"/>
+          </w:tcPr>
+          <w:p>
+            <w:pPr>
+              <w:jc w:val="left"/>
+              <w:rPr>
+                <w:color w:val="212121"/>
+              </w:rPr>
+            </w:pPr>
+            <w:r>
+              <w:rPr>
+                <w:rFonts w:hint="eastAsia" w:ascii="宋体" w:hAnsi="宋体" w:eastAsia="宋体" w:cs="宋体"/>
+                <w:color w:val="212121"/>
+                <w:sz w:val="20"/>
+              </w:rPr>
+              <w:t>不加转场音</w:t>
+            </w:r>
+          </w:p>
+        </w:tc>
+        <w:tc>
+          <w:tcPr>
+            <w:tcW w:w="4153" w:type="dxa"/>
+            <w:tcBorders>
+              <w:top w:val="single" w:color="d3dbe4" w:sz="6"/>
+              <w:left w:val="single" w:color="d3dbe4" w:sz="6"/>
+              <w:bottom w:val="single" w:color="d3dbe4" w:sz="6"/>
+              <w:right w:val="single" w:color="d3dbe4" w:sz="6"/>
+            </w:tcBorders>
+            <w:tcMar>
+              <w:top w:w="76" w:type="dxa"/>
+              <w:left w:w="76" w:type="dxa"/>
+              <w:bottom w:w="76" w:type="dxa"/>
+              <w:right w:w="76" w:type="dxa"/>
+            </w:tcMar>
+            <w:vAlign w:val="center"/>
+          </w:tcPr>
+          <w:p>
+            <w:pPr>
+              <w:jc w:val="left"/>
+              <w:rPr>
+                <w:color w:val="212121"/>
+              </w:rPr>
+            </w:pPr>
+            <w:r>
+              <w:rPr>
+                <w:rFonts w:hint="eastAsia" w:ascii="宋体" w:hAnsi="宋体" w:eastAsia="宋体" w:cs="宋体"/>
+                <w:color w:val="212121"/>
+                <w:sz w:val="20"/>
+              </w:rPr>
+              <w:t>靠画面切换与句子停顿推进，转场音会让节奏变碎</w:t>
             </w:r>
           </w:p>
         </w:tc>
@@ -1871,7 +1434,7 @@
           <w:color w:val="212121"/>
           <w:sz w:val="24"/>
         </w:rPr>
-        <w:t>共计 11 个镜头，合计 5 分 00 秒。字幕文本即旁白稿，两者可共用一份文稿。</w:t>
+        <w:t>全片 23 段，其中 3 段为卡片、1 段为定格、19 段为录屏。下表时间码为成片实际时间。</w:t>
       </w:r>
     </w:p>
     <w:tbl>
@@ -1887,11 +1450,10 @@
         </w:tblCellMar>
       </w:tblPr>
       <w:tblGrid>
-        <w:gridCol w:w="1661"/>
-        <w:gridCol w:w="1661"/>
-        <w:gridCol w:w="1661"/>
-        <w:gridCol w:w="1661"/>
-        <w:gridCol w:w="1661"/>
+        <w:gridCol w:w="2076"/>
+        <w:gridCol w:w="2076"/>
+        <w:gridCol w:w="2076"/>
+        <w:gridCol w:w="2076"/>
       </w:tblGrid>
       <w:tr>
         <w:trPr>
@@ -1899,7 +1461,7 @@
         </w:trPr>
         <w:tc>
           <w:tcPr>
-            <w:tcW w:w="1661" w:type="dxa"/>
+            <w:tcW w:w="2076" w:type="dxa"/>
             <w:tcBorders>
               <w:top w:val="single" w:color="d3dbe4" w:sz="6"/>
               <w:left w:val="single" w:color="d3dbe4" w:sz="6"/>
@@ -1931,13 +1493,13 @@
                 <w:color w:val="14306b"/>
                 <w:sz w:val="20"/>
               </w:rPr>
-              <w:t>镜号</w:t>
-            </w:r>
-          </w:p>
-        </w:tc>
-        <w:tc>
-          <w:tcPr>
-            <w:tcW w:w="1661" w:type="dxa"/>
+              <w:t>段号</w:t>
+            </w:r>
+          </w:p>
+        </w:tc>
+        <w:tc>
+          <w:tcPr>
+            <w:tcW w:w="2076" w:type="dxa"/>
             <w:tcBorders>
               <w:top w:val="single" w:color="d3dbe4" w:sz="6"/>
               <w:left w:val="single" w:color="d3dbe4" w:sz="6"/>
@@ -1975,7 +1537,7 @@
         </w:tc>
         <w:tc>
           <w:tcPr>
-            <w:tcW w:w="1661" w:type="dxa"/>
+            <w:tcW w:w="2076" w:type="dxa"/>
             <w:tcBorders>
               <w:top w:val="single" w:color="d3dbe4" w:sz="6"/>
               <w:left w:val="single" w:color="d3dbe4" w:sz="6"/>
@@ -2007,13 +1569,13 @@
                 <w:color w:val="14306b"/>
                 <w:sz w:val="20"/>
               </w:rPr>
-              <w:t>画面内容</w:t>
-            </w:r>
-          </w:p>
-        </w:tc>
-        <w:tc>
-          <w:tcPr>
-            <w:tcW w:w="1661" w:type="dxa"/>
+              <w:t>画面</w:t>
+            </w:r>
+          </w:p>
+        </w:tc>
+        <w:tc>
+          <w:tcPr>
+            <w:tcW w:w="2076" w:type="dxa"/>
             <w:tcBorders>
               <w:top w:val="single" w:color="d3dbe4" w:sz="6"/>
               <w:left w:val="single" w:color="d3dbe4" w:sz="6"/>
@@ -2045,45 +1607,7 @@
                 <w:color w:val="14306b"/>
                 <w:sz w:val="20"/>
               </w:rPr>
-              <w:t>字幕（旁白）</w:t>
-            </w:r>
-          </w:p>
-        </w:tc>
-        <w:tc>
-          <w:tcPr>
-            <w:tcW w:w="1661" w:type="dxa"/>
-            <w:tcBorders>
-              <w:top w:val="single" w:color="d3dbe4" w:sz="6"/>
-              <w:left w:val="single" w:color="d3dbe4" w:sz="6"/>
-              <w:bottom w:val="single" w:color="d3dbe4" w:sz="6"/>
-              <w:right w:val="single" w:color="d3dbe4" w:sz="6"/>
-            </w:tcBorders>
-            <w:shd w:val="clear" w:fill="eff4f9"/>
-            <w:tcMar>
-              <w:top w:w="76" w:type="dxa"/>
-              <w:left w:w="76" w:type="dxa"/>
-              <w:bottom w:w="76" w:type="dxa"/>
-              <w:right w:w="76" w:type="dxa"/>
-            </w:tcMar>
-            <w:vAlign w:val="center"/>
-          </w:tcPr>
-          <w:p>
-            <w:pPr>
-              <w:jc w:val="left"/>
-              <w:rPr>
-                <w:b w:val="1"/>
-                <w:bCs w:val="1"/>
-                <w:color w:val="14306b"/>
-              </w:rPr>
-            </w:pPr>
-            <w:r>
-              <w:rPr>
-                <w:rFonts w:hint="eastAsia" w:ascii="微软雅黑" w:hAnsi="微软雅黑" w:eastAsia="微软雅黑" w:cs="微软雅黑"/>
-                <w:b w:val="1"/>
-                <w:color w:val="14306b"/>
-                <w:sz w:val="20"/>
-              </w:rPr>
-              <w:t>录制要点</w:t>
+              <w:t>旁白</w:t>
             </w:r>
           </w:p>
         </w:tc>
@@ -2092,7 +1616,7 @@
         <w:trPr/>
         <w:tc>
           <w:tcPr>
-            <w:tcW w:w="1661" w:type="dxa"/>
+            <w:tcW w:w="2076" w:type="dxa"/>
             <w:tcBorders>
               <w:top w:val="single" w:color="d3dbe4" w:sz="6"/>
               <w:left w:val="single" w:color="d3dbe4" w:sz="6"/>
@@ -2126,137 +1650,103 @@
         </w:tc>
         <w:tc>
           <w:tcPr>
-            <w:tcW w:w="1661" w:type="dxa"/>
-            <w:tcBorders>
-              <w:top w:val="single" w:color="d3dbe4" w:sz="6"/>
-              <w:left w:val="single" w:color="d3dbe4" w:sz="6"/>
-              <w:bottom w:val="single" w:color="d3dbe4" w:sz="6"/>
-              <w:right w:val="single" w:color="d3dbe4" w:sz="6"/>
-            </w:tcBorders>
-            <w:tcMar>
-              <w:top w:w="76" w:type="dxa"/>
-              <w:left w:w="76" w:type="dxa"/>
-              <w:bottom w:w="76" w:type="dxa"/>
-              <w:right w:w="76" w:type="dxa"/>
-            </w:tcMar>
-            <w:vAlign w:val="center"/>
-          </w:tcPr>
-          <w:p>
-            <w:pPr>
-              <w:jc w:val="left"/>
-              <w:rPr>
-                <w:color w:val="212121"/>
-              </w:rPr>
-            </w:pPr>
-            <w:r>
-              <w:rPr>
-                <w:rFonts w:ascii="宋体" w:hAnsi="宋体" w:eastAsia="宋体" w:cs="宋体"/>
-                <w:color w:val="212121"/>
-                <w:sz w:val="20"/>
-              </w:rPr>
-              <w:t>00:00–00:18</w:t>
-            </w:r>
-          </w:p>
-        </w:tc>
-        <w:tc>
-          <w:tcPr>
-            <w:tcW w:w="1661" w:type="dxa"/>
-            <w:tcBorders>
-              <w:top w:val="single" w:color="d3dbe4" w:sz="6"/>
-              <w:left w:val="single" w:color="d3dbe4" w:sz="6"/>
-              <w:bottom w:val="single" w:color="d3dbe4" w:sz="6"/>
-              <w:right w:val="single" w:color="d3dbe4" w:sz="6"/>
-            </w:tcBorders>
-            <w:tcMar>
-              <w:top w:w="76" w:type="dxa"/>
-              <w:left w:w="76" w:type="dxa"/>
-              <w:bottom w:w="76" w:type="dxa"/>
-              <w:right w:w="76" w:type="dxa"/>
-            </w:tcMar>
-            <w:vAlign w:val="center"/>
-          </w:tcPr>
-          <w:p>
-            <w:pPr>
-              <w:jc w:val="left"/>
-              <w:rPr>
-                <w:color w:val="212121"/>
-              </w:rPr>
-            </w:pPr>
-            <w:r>
-              <w:rPr>
-                <w:rFonts w:hint="eastAsia" w:ascii="宋体" w:hAnsi="宋体" w:eastAsia="宋体" w:cs="宋体"/>
-                <w:color w:val="212121"/>
-                <w:sz w:val="20"/>
-              </w:rPr>
-              <w:t>实拍空镜：夜晚书桌、摊开的书与手机；随后切到手机屏幕，四个应用来回切换</w:t>
-            </w:r>
-          </w:p>
-        </w:tc>
-        <w:tc>
-          <w:tcPr>
-            <w:tcW w:w="1661" w:type="dxa"/>
-            <w:tcBorders>
-              <w:top w:val="single" w:color="d3dbe4" w:sz="6"/>
-              <w:left w:val="single" w:color="d3dbe4" w:sz="6"/>
-              <w:bottom w:val="single" w:color="d3dbe4" w:sz="6"/>
-              <w:right w:val="single" w:color="d3dbe4" w:sz="6"/>
-            </w:tcBorders>
-            <w:tcMar>
-              <w:top w:w="76" w:type="dxa"/>
-              <w:left w:w="76" w:type="dxa"/>
-              <w:bottom w:w="76" w:type="dxa"/>
-              <w:right w:w="76" w:type="dxa"/>
-            </w:tcMar>
-            <w:vAlign w:val="center"/>
-          </w:tcPr>
-          <w:p>
-            <w:pPr>
-              <w:jc w:val="left"/>
-              <w:rPr>
-                <w:color w:val="212121"/>
-              </w:rPr>
-            </w:pPr>
-            <w:r>
-              <w:rPr>
-                <w:rFonts w:hint="eastAsia" w:ascii="宋体" w:hAnsi="宋体" w:eastAsia="宋体" w:cs="宋体"/>
-                <w:color w:val="212121"/>
-                <w:sz w:val="20"/>
-              </w:rPr>
-              <w:t>晚上八点，你打开手机，想知道今晚还来得及做什么。课表在教务系统，作业在群消息里，计划在备忘录。</w:t>
-            </w:r>
-          </w:p>
-        </w:tc>
-        <w:tc>
-          <w:tcPr>
-            <w:tcW w:w="1661" w:type="dxa"/>
-            <w:tcBorders>
-              <w:top w:val="single" w:color="d3dbe4" w:sz="6"/>
-              <w:left w:val="single" w:color="d3dbe4" w:sz="6"/>
-              <w:bottom w:val="single" w:color="d3dbe4" w:sz="6"/>
-              <w:right w:val="single" w:color="d3dbe4" w:sz="6"/>
-            </w:tcBorders>
-            <w:tcMar>
-              <w:top w:w="76" w:type="dxa"/>
-              <w:left w:w="76" w:type="dxa"/>
-              <w:bottom w:w="76" w:type="dxa"/>
-              <w:right w:w="76" w:type="dxa"/>
-            </w:tcMar>
-            <w:vAlign w:val="center"/>
-          </w:tcPr>
-          <w:p>
-            <w:pPr>
-              <w:jc w:val="left"/>
-              <w:rPr>
-                <w:color w:val="212121"/>
-              </w:rPr>
-            </w:pPr>
-            <w:r>
-              <w:rPr>
-                <w:rFonts w:hint="eastAsia" w:ascii="宋体" w:hAnsi="宋体" w:eastAsia="宋体" w:cs="宋体"/>
-                <w:color w:val="212121"/>
-                <w:sz w:val="20"/>
-              </w:rPr>
-              <w:t>空镜 2 秒即可，重点是四个应用切换的手部动作，不要露出真实聊天内容</w:t>
+            <w:tcW w:w="2076" w:type="dxa"/>
+            <w:tcBorders>
+              <w:top w:val="single" w:color="d3dbe4" w:sz="6"/>
+              <w:left w:val="single" w:color="d3dbe4" w:sz="6"/>
+              <w:bottom w:val="single" w:color="d3dbe4" w:sz="6"/>
+              <w:right w:val="single" w:color="d3dbe4" w:sz="6"/>
+            </w:tcBorders>
+            <w:tcMar>
+              <w:top w:w="76" w:type="dxa"/>
+              <w:left w:w="76" w:type="dxa"/>
+              <w:bottom w:w="76" w:type="dxa"/>
+              <w:right w:w="76" w:type="dxa"/>
+            </w:tcMar>
+            <w:vAlign w:val="center"/>
+          </w:tcPr>
+          <w:p>
+            <w:pPr>
+              <w:jc w:val="left"/>
+              <w:rPr>
+                <w:color w:val="212121"/>
+              </w:rPr>
+            </w:pPr>
+            <w:r>
+              <w:rPr>
+                <w:rFonts w:ascii="宋体" w:hAnsi="宋体" w:eastAsia="宋体" w:cs="宋体"/>
+                <w:color w:val="212121"/>
+                <w:sz w:val="20"/>
+              </w:rPr>
+              <w:t>00:00–00:06</w:t>
+            </w:r>
+          </w:p>
+        </w:tc>
+        <w:tc>
+          <w:tcPr>
+            <w:tcW w:w="2076" w:type="dxa"/>
+            <w:tcBorders>
+              <w:top w:val="single" w:color="d3dbe4" w:sz="6"/>
+              <w:left w:val="single" w:color="d3dbe4" w:sz="6"/>
+              <w:bottom w:val="single" w:color="d3dbe4" w:sz="6"/>
+              <w:right w:val="single" w:color="d3dbe4" w:sz="6"/>
+            </w:tcBorders>
+            <w:tcMar>
+              <w:top w:w="76" w:type="dxa"/>
+              <w:left w:w="76" w:type="dxa"/>
+              <w:bottom w:w="76" w:type="dxa"/>
+              <w:right w:w="76" w:type="dxa"/>
+            </w:tcMar>
+            <w:vAlign w:val="center"/>
+          </w:tcPr>
+          <w:p>
+            <w:pPr>
+              <w:jc w:val="left"/>
+              <w:rPr>
+                <w:color w:val="212121"/>
+              </w:rPr>
+            </w:pPr>
+            <w:r>
+              <w:rPr>
+                <w:rFonts w:hint="eastAsia" w:ascii="宋体" w:hAnsi="宋体" w:eastAsia="宋体" w:cs="宋体"/>
+                <w:color w:val="212121"/>
+                <w:sz w:val="20"/>
+              </w:rPr>
+              <w:t>片头卡：作品名、一句话定位、三个标签</w:t>
+            </w:r>
+          </w:p>
+        </w:tc>
+        <w:tc>
+          <w:tcPr>
+            <w:tcW w:w="2076" w:type="dxa"/>
+            <w:tcBorders>
+              <w:top w:val="single" w:color="d3dbe4" w:sz="6"/>
+              <w:left w:val="single" w:color="d3dbe4" w:sz="6"/>
+              <w:bottom w:val="single" w:color="d3dbe4" w:sz="6"/>
+              <w:right w:val="single" w:color="d3dbe4" w:sz="6"/>
+            </w:tcBorders>
+            <w:tcMar>
+              <w:top w:w="76" w:type="dxa"/>
+              <w:left w:w="76" w:type="dxa"/>
+              <w:bottom w:w="76" w:type="dxa"/>
+              <w:right w:w="76" w:type="dxa"/>
+            </w:tcMar>
+            <w:vAlign w:val="center"/>
+          </w:tcPr>
+          <w:p>
+            <w:pPr>
+              <w:jc w:val="left"/>
+              <w:rPr>
+                <w:color w:val="212121"/>
+              </w:rPr>
+            </w:pPr>
+            <w:r>
+              <w:rPr>
+                <w:rFonts w:hint="eastAsia" w:ascii="宋体" w:hAnsi="宋体" w:eastAsia="宋体" w:cs="宋体"/>
+                <w:color w:val="212121"/>
+                <w:sz w:val="20"/>
+              </w:rPr>
+              <w:t>CampusFlow，校园学习节奏规划与自驱力养成工具。</w:t>
             </w:r>
           </w:p>
         </w:tc>
@@ -2265,7 +1755,7 @@
         <w:trPr/>
         <w:tc>
           <w:tcPr>
-            <w:tcW w:w="1661" w:type="dxa"/>
+            <w:tcW w:w="2076" w:type="dxa"/>
             <w:tcBorders>
               <w:top w:val="single" w:color="d3dbe4" w:sz="6"/>
               <w:left w:val="single" w:color="d3dbe4" w:sz="6"/>
@@ -2299,137 +1789,103 @@
         </w:tc>
         <w:tc>
           <w:tcPr>
-            <w:tcW w:w="1661" w:type="dxa"/>
-            <w:tcBorders>
-              <w:top w:val="single" w:color="d3dbe4" w:sz="6"/>
-              <w:left w:val="single" w:color="d3dbe4" w:sz="6"/>
-              <w:bottom w:val="single" w:color="d3dbe4" w:sz="6"/>
-              <w:right w:val="single" w:color="d3dbe4" w:sz="6"/>
-            </w:tcBorders>
-            <w:tcMar>
-              <w:top w:w="76" w:type="dxa"/>
-              <w:left w:w="76" w:type="dxa"/>
-              <w:bottom w:w="76" w:type="dxa"/>
-              <w:right w:w="76" w:type="dxa"/>
-            </w:tcMar>
-            <w:vAlign w:val="center"/>
-          </w:tcPr>
-          <w:p>
-            <w:pPr>
-              <w:jc w:val="left"/>
-              <w:rPr>
-                <w:color w:val="212121"/>
-              </w:rPr>
-            </w:pPr>
-            <w:r>
-              <w:rPr>
-                <w:rFonts w:ascii="宋体" w:hAnsi="宋体" w:eastAsia="宋体" w:cs="宋体"/>
-                <w:color w:val="212121"/>
-                <w:sz w:val="20"/>
-              </w:rPr>
-              <w:t>00:18–00:42</w:t>
-            </w:r>
-          </w:p>
-        </w:tc>
-        <w:tc>
-          <w:tcPr>
-            <w:tcW w:w="1661" w:type="dxa"/>
-            <w:tcBorders>
-              <w:top w:val="single" w:color="d3dbe4" w:sz="6"/>
-              <w:left w:val="single" w:color="d3dbe4" w:sz="6"/>
-              <w:bottom w:val="single" w:color="d3dbe4" w:sz="6"/>
-              <w:right w:val="single" w:color="d3dbe4" w:sz="6"/>
-            </w:tcBorders>
-            <w:tcMar>
-              <w:top w:w="76" w:type="dxa"/>
-              <w:left w:w="76" w:type="dxa"/>
-              <w:bottom w:w="76" w:type="dxa"/>
-              <w:right w:w="76" w:type="dxa"/>
-            </w:tcMar>
-            <w:vAlign w:val="center"/>
-          </w:tcPr>
-          <w:p>
-            <w:pPr>
-              <w:jc w:val="left"/>
-              <w:rPr>
-                <w:color w:val="212121"/>
-              </w:rPr>
-            </w:pPr>
-            <w:r>
-              <w:rPr>
-                <w:rFonts w:hint="eastAsia" w:ascii="宋体" w:hAnsi="宋体" w:eastAsia="宋体" w:cs="宋体"/>
-                <w:color w:val="212121"/>
-                <w:sz w:val="20"/>
-              </w:rPr>
-              <w:t>四个应用依次放大：教务课表、备忘录清单、番茄钟、纸质计划本；每出现一个，右侧浮出一行字说明它缺什么</w:t>
-            </w:r>
-          </w:p>
-        </w:tc>
-        <w:tc>
-          <w:tcPr>
-            <w:tcW w:w="1661" w:type="dxa"/>
-            <w:tcBorders>
-              <w:top w:val="single" w:color="d3dbe4" w:sz="6"/>
-              <w:left w:val="single" w:color="d3dbe4" w:sz="6"/>
-              <w:bottom w:val="single" w:color="d3dbe4" w:sz="6"/>
-              <w:right w:val="single" w:color="d3dbe4" w:sz="6"/>
-            </w:tcBorders>
-            <w:tcMar>
-              <w:top w:w="76" w:type="dxa"/>
-              <w:left w:w="76" w:type="dxa"/>
-              <w:bottom w:w="76" w:type="dxa"/>
-              <w:right w:w="76" w:type="dxa"/>
-            </w:tcMar>
-            <w:vAlign w:val="center"/>
-          </w:tcPr>
-          <w:p>
-            <w:pPr>
-              <w:jc w:val="left"/>
-              <w:rPr>
-                <w:color w:val="212121"/>
-              </w:rPr>
-            </w:pPr>
-            <w:r>
-              <w:rPr>
-                <w:rFonts w:hint="eastAsia" w:ascii="宋体" w:hAnsi="宋体" w:eastAsia="宋体" w:cs="宋体"/>
-                <w:color w:val="212121"/>
-                <w:sz w:val="20"/>
-              </w:rPr>
-              <w:t>课表告诉你什么时候上课，备忘录告诉你有哪些事，番茄钟负责计时。可没有人告诉你：这两个小时，先干哪一件。</w:t>
-            </w:r>
-          </w:p>
-        </w:tc>
-        <w:tc>
-          <w:tcPr>
-            <w:tcW w:w="1661" w:type="dxa"/>
-            <w:tcBorders>
-              <w:top w:val="single" w:color="d3dbe4" w:sz="6"/>
-              <w:left w:val="single" w:color="d3dbe4" w:sz="6"/>
-              <w:bottom w:val="single" w:color="d3dbe4" w:sz="6"/>
-              <w:right w:val="single" w:color="d3dbe4" w:sz="6"/>
-            </w:tcBorders>
-            <w:tcMar>
-              <w:top w:w="76" w:type="dxa"/>
-              <w:left w:w="76" w:type="dxa"/>
-              <w:bottom w:w="76" w:type="dxa"/>
-              <w:right w:w="76" w:type="dxa"/>
-            </w:tcMar>
-            <w:vAlign w:val="center"/>
-          </w:tcPr>
-          <w:p>
-            <w:pPr>
-              <w:jc w:val="left"/>
-              <w:rPr>
-                <w:color w:val="212121"/>
-              </w:rPr>
-            </w:pPr>
-            <w:r>
-              <w:rPr>
-                <w:rFonts w:hint="eastAsia" w:ascii="宋体" w:hAnsi="宋体" w:eastAsia="宋体" w:cs="宋体"/>
-                <w:color w:val="212121"/>
-                <w:sz w:val="20"/>
-              </w:rPr>
-              <w:t>每个应用停 3 秒，右侧说明用后期加，不要现场切页面</w:t>
+            <w:tcW w:w="2076" w:type="dxa"/>
+            <w:tcBorders>
+              <w:top w:val="single" w:color="d3dbe4" w:sz="6"/>
+              <w:left w:val="single" w:color="d3dbe4" w:sz="6"/>
+              <w:bottom w:val="single" w:color="d3dbe4" w:sz="6"/>
+              <w:right w:val="single" w:color="d3dbe4" w:sz="6"/>
+            </w:tcBorders>
+            <w:tcMar>
+              <w:top w:w="76" w:type="dxa"/>
+              <w:left w:w="76" w:type="dxa"/>
+              <w:bottom w:w="76" w:type="dxa"/>
+              <w:right w:w="76" w:type="dxa"/>
+            </w:tcMar>
+            <w:vAlign w:val="center"/>
+          </w:tcPr>
+          <w:p>
+            <w:pPr>
+              <w:jc w:val="left"/>
+              <w:rPr>
+                <w:color w:val="212121"/>
+              </w:rPr>
+            </w:pPr>
+            <w:r>
+              <w:rPr>
+                <w:rFonts w:ascii="宋体" w:hAnsi="宋体" w:eastAsia="宋体" w:cs="宋体"/>
+                <w:color w:val="212121"/>
+                <w:sz w:val="20"/>
+              </w:rPr>
+              <w:t>00:06–00:18</w:t>
+            </w:r>
+          </w:p>
+        </w:tc>
+        <w:tc>
+          <w:tcPr>
+            <w:tcW w:w="2076" w:type="dxa"/>
+            <w:tcBorders>
+              <w:top w:val="single" w:color="d3dbe4" w:sz="6"/>
+              <w:left w:val="single" w:color="d3dbe4" w:sz="6"/>
+              <w:bottom w:val="single" w:color="d3dbe4" w:sz="6"/>
+              <w:right w:val="single" w:color="d3dbe4" w:sz="6"/>
+            </w:tcBorders>
+            <w:tcMar>
+              <w:top w:w="76" w:type="dxa"/>
+              <w:left w:w="76" w:type="dxa"/>
+              <w:bottom w:w="76" w:type="dxa"/>
+              <w:right w:w="76" w:type="dxa"/>
+            </w:tcMar>
+            <w:vAlign w:val="center"/>
+          </w:tcPr>
+          <w:p>
+            <w:pPr>
+              <w:jc w:val="left"/>
+              <w:rPr>
+                <w:color w:val="212121"/>
+              </w:rPr>
+            </w:pPr>
+            <w:r>
+              <w:rPr>
+                <w:rFonts w:hint="eastAsia" w:ascii="宋体" w:hAnsi="宋体" w:eastAsia="宋体" w:cs="宋体"/>
+                <w:color w:val="212121"/>
+                <w:sz w:val="20"/>
+              </w:rPr>
+              <w:t>概述卡：两条痛点、一条做法、三个数字、底部演示路线</w:t>
+            </w:r>
+          </w:p>
+        </w:tc>
+        <w:tc>
+          <w:tcPr>
+            <w:tcW w:w="2076" w:type="dxa"/>
+            <w:tcBorders>
+              <w:top w:val="single" w:color="d3dbe4" w:sz="6"/>
+              <w:left w:val="single" w:color="d3dbe4" w:sz="6"/>
+              <w:bottom w:val="single" w:color="d3dbe4" w:sz="6"/>
+              <w:right w:val="single" w:color="d3dbe4" w:sz="6"/>
+            </w:tcBorders>
+            <w:tcMar>
+              <w:top w:w="76" w:type="dxa"/>
+              <w:left w:w="76" w:type="dxa"/>
+              <w:bottom w:w="76" w:type="dxa"/>
+              <w:right w:w="76" w:type="dxa"/>
+            </w:tcMar>
+            <w:vAlign w:val="center"/>
+          </w:tcPr>
+          <w:p>
+            <w:pPr>
+              <w:jc w:val="left"/>
+              <w:rPr>
+                <w:color w:val="212121"/>
+              </w:rPr>
+            </w:pPr>
+            <w:r>
+              <w:rPr>
+                <w:rFonts w:hint="eastAsia" w:ascii="宋体" w:hAnsi="宋体" w:eastAsia="宋体" w:cs="宋体"/>
+                <w:color w:val="212121"/>
+                <w:sz w:val="20"/>
+              </w:rPr>
+              <w:t>学生缺的不是计划，是排得下的计划。我们把课表、任务、目标、专注放进同一套本地数据，用一条排程逻辑串起来。</w:t>
             </w:r>
           </w:p>
         </w:tc>
@@ -2438,7 +1894,7 @@
         <w:trPr/>
         <w:tc>
           <w:tcPr>
-            <w:tcW w:w="1661" w:type="dxa"/>
+            <w:tcW w:w="2076" w:type="dxa"/>
             <w:tcBorders>
               <w:top w:val="single" w:color="d3dbe4" w:sz="6"/>
               <w:left w:val="single" w:color="d3dbe4" w:sz="6"/>
@@ -2472,137 +1928,103 @@
         </w:tc>
         <w:tc>
           <w:tcPr>
-            <w:tcW w:w="1661" w:type="dxa"/>
-            <w:tcBorders>
-              <w:top w:val="single" w:color="d3dbe4" w:sz="6"/>
-              <w:left w:val="single" w:color="d3dbe4" w:sz="6"/>
-              <w:bottom w:val="single" w:color="d3dbe4" w:sz="6"/>
-              <w:right w:val="single" w:color="d3dbe4" w:sz="6"/>
-            </w:tcBorders>
-            <w:tcMar>
-              <w:top w:w="76" w:type="dxa"/>
-              <w:left w:w="76" w:type="dxa"/>
-              <w:bottom w:w="76" w:type="dxa"/>
-              <w:right w:w="76" w:type="dxa"/>
-            </w:tcMar>
-            <w:vAlign w:val="center"/>
-          </w:tcPr>
-          <w:p>
-            <w:pPr>
-              <w:jc w:val="left"/>
-              <w:rPr>
-                <w:color w:val="212121"/>
-              </w:rPr>
-            </w:pPr>
-            <w:r>
-              <w:rPr>
-                <w:rFonts w:ascii="宋体" w:hAnsi="宋体" w:eastAsia="宋体" w:cs="宋体"/>
-                <w:color w:val="212121"/>
-                <w:sz w:val="20"/>
-              </w:rPr>
-              <w:t>00:42–01:00</w:t>
-            </w:r>
-          </w:p>
-        </w:tc>
-        <w:tc>
-          <w:tcPr>
-            <w:tcW w:w="1661" w:type="dxa"/>
-            <w:tcBorders>
-              <w:top w:val="single" w:color="d3dbe4" w:sz="6"/>
-              <w:left w:val="single" w:color="d3dbe4" w:sz="6"/>
-              <w:bottom w:val="single" w:color="d3dbe4" w:sz="6"/>
-              <w:right w:val="single" w:color="d3dbe4" w:sz="6"/>
-            </w:tcBorders>
-            <w:tcMar>
-              <w:top w:w="76" w:type="dxa"/>
-              <w:left w:w="76" w:type="dxa"/>
-              <w:bottom w:w="76" w:type="dxa"/>
-              <w:right w:w="76" w:type="dxa"/>
-            </w:tcMar>
-            <w:vAlign w:val="center"/>
-          </w:tcPr>
-          <w:p>
-            <w:pPr>
-              <w:jc w:val="left"/>
-              <w:rPr>
-                <w:color w:val="212121"/>
-              </w:rPr>
-            </w:pPr>
-            <w:r>
-              <w:rPr>
-                <w:rFonts w:hint="eastAsia" w:ascii="宋体" w:hAnsi="宋体" w:eastAsia="宋体" w:cs="宋体"/>
-                <w:color w:val="212121"/>
-                <w:sz w:val="20"/>
-              </w:rPr>
-              <w:t>切到 CampusFlow 仪表盘全屏，鼠标缓慢划过四项指标与近七天趋势</w:t>
-            </w:r>
-          </w:p>
-        </w:tc>
-        <w:tc>
-          <w:tcPr>
-            <w:tcW w:w="1661" w:type="dxa"/>
-            <w:tcBorders>
-              <w:top w:val="single" w:color="d3dbe4" w:sz="6"/>
-              <w:left w:val="single" w:color="d3dbe4" w:sz="6"/>
-              <w:bottom w:val="single" w:color="d3dbe4" w:sz="6"/>
-              <w:right w:val="single" w:color="d3dbe4" w:sz="6"/>
-            </w:tcBorders>
-            <w:tcMar>
-              <w:top w:w="76" w:type="dxa"/>
-              <w:left w:w="76" w:type="dxa"/>
-              <w:bottom w:w="76" w:type="dxa"/>
-              <w:right w:w="76" w:type="dxa"/>
-            </w:tcMar>
-            <w:vAlign w:val="center"/>
-          </w:tcPr>
-          <w:p>
-            <w:pPr>
-              <w:jc w:val="left"/>
-              <w:rPr>
-                <w:color w:val="212121"/>
-              </w:rPr>
-            </w:pPr>
-            <w:r>
-              <w:rPr>
-                <w:rFonts w:hint="eastAsia" w:ascii="宋体" w:hAnsi="宋体" w:eastAsia="宋体" w:cs="宋体"/>
-                <w:color w:val="212121"/>
-                <w:sz w:val="20"/>
-              </w:rPr>
-              <w:t>这是我们做的 CampusFlow。它只回答一个问题：今晚，先做什么。</w:t>
-            </w:r>
-          </w:p>
-        </w:tc>
-        <w:tc>
-          <w:tcPr>
-            <w:tcW w:w="1661" w:type="dxa"/>
-            <w:tcBorders>
-              <w:top w:val="single" w:color="d3dbe4" w:sz="6"/>
-              <w:left w:val="single" w:color="d3dbe4" w:sz="6"/>
-              <w:bottom w:val="single" w:color="d3dbe4" w:sz="6"/>
-              <w:right w:val="single" w:color="d3dbe4" w:sz="6"/>
-            </w:tcBorders>
-            <w:tcMar>
-              <w:top w:w="76" w:type="dxa"/>
-              <w:left w:w="76" w:type="dxa"/>
-              <w:bottom w:w="76" w:type="dxa"/>
-              <w:right w:w="76" w:type="dxa"/>
-            </w:tcMar>
-            <w:vAlign w:val="center"/>
-          </w:tcPr>
-          <w:p>
-            <w:pPr>
-              <w:jc w:val="left"/>
-              <w:rPr>
-                <w:color w:val="212121"/>
-              </w:rPr>
-            </w:pPr>
-            <w:r>
-              <w:rPr>
-                <w:rFonts w:hint="eastAsia" w:ascii="宋体" w:hAnsi="宋体" w:eastAsia="宋体" w:cs="宋体"/>
-                <w:color w:val="212121"/>
-                <w:sz w:val="20"/>
-              </w:rPr>
-              <w:t>全屏、静止 4 秒再动鼠标，让评委先看清版面</w:t>
+            <w:tcW w:w="2076" w:type="dxa"/>
+            <w:tcBorders>
+              <w:top w:val="single" w:color="d3dbe4" w:sz="6"/>
+              <w:left w:val="single" w:color="d3dbe4" w:sz="6"/>
+              <w:bottom w:val="single" w:color="d3dbe4" w:sz="6"/>
+              <w:right w:val="single" w:color="d3dbe4" w:sz="6"/>
+            </w:tcBorders>
+            <w:tcMar>
+              <w:top w:w="76" w:type="dxa"/>
+              <w:left w:w="76" w:type="dxa"/>
+              <w:bottom w:w="76" w:type="dxa"/>
+              <w:right w:w="76" w:type="dxa"/>
+            </w:tcMar>
+            <w:vAlign w:val="center"/>
+          </w:tcPr>
+          <w:p>
+            <w:pPr>
+              <w:jc w:val="left"/>
+              <w:rPr>
+                <w:color w:val="212121"/>
+              </w:rPr>
+            </w:pPr>
+            <w:r>
+              <w:rPr>
+                <w:rFonts w:ascii="宋体" w:hAnsi="宋体" w:eastAsia="宋体" w:cs="宋体"/>
+                <w:color w:val="212121"/>
+                <w:sz w:val="20"/>
+              </w:rPr>
+              <w:t>00:18–00:28</w:t>
+            </w:r>
+          </w:p>
+        </w:tc>
+        <w:tc>
+          <w:tcPr>
+            <w:tcW w:w="2076" w:type="dxa"/>
+            <w:tcBorders>
+              <w:top w:val="single" w:color="d3dbe4" w:sz="6"/>
+              <w:left w:val="single" w:color="d3dbe4" w:sz="6"/>
+              <w:bottom w:val="single" w:color="d3dbe4" w:sz="6"/>
+              <w:right w:val="single" w:color="d3dbe4" w:sz="6"/>
+            </w:tcBorders>
+            <w:tcMar>
+              <w:top w:w="76" w:type="dxa"/>
+              <w:left w:w="76" w:type="dxa"/>
+              <w:bottom w:w="76" w:type="dxa"/>
+              <w:right w:w="76" w:type="dxa"/>
+            </w:tcMar>
+            <w:vAlign w:val="center"/>
+          </w:tcPr>
+          <w:p>
+            <w:pPr>
+              <w:jc w:val="left"/>
+              <w:rPr>
+                <w:color w:val="212121"/>
+              </w:rPr>
+            </w:pPr>
+            <w:r>
+              <w:rPr>
+                <w:rFonts w:hint="eastAsia" w:ascii="宋体" w:hAnsi="宋体" w:eastAsia="宋体" w:cs="宋体"/>
+                <w:color w:val="212121"/>
+                <w:sz w:val="20"/>
+              </w:rPr>
+              <w:t>仪表盘首屏：总时长、本周投入、连续天数、完成率</w:t>
+            </w:r>
+          </w:p>
+        </w:tc>
+        <w:tc>
+          <w:tcPr>
+            <w:tcW w:w="2076" w:type="dxa"/>
+            <w:tcBorders>
+              <w:top w:val="single" w:color="d3dbe4" w:sz="6"/>
+              <w:left w:val="single" w:color="d3dbe4" w:sz="6"/>
+              <w:bottom w:val="single" w:color="d3dbe4" w:sz="6"/>
+              <w:right w:val="single" w:color="d3dbe4" w:sz="6"/>
+            </w:tcBorders>
+            <w:tcMar>
+              <w:top w:w="76" w:type="dxa"/>
+              <w:left w:w="76" w:type="dxa"/>
+              <w:bottom w:w="76" w:type="dxa"/>
+              <w:right w:w="76" w:type="dxa"/>
+            </w:tcMar>
+            <w:vAlign w:val="center"/>
+          </w:tcPr>
+          <w:p>
+            <w:pPr>
+              <w:jc w:val="left"/>
+              <w:rPr>
+                <w:color w:val="212121"/>
+              </w:rPr>
+            </w:pPr>
+            <w:r>
+              <w:rPr>
+                <w:rFonts w:hint="eastAsia" w:ascii="宋体" w:hAnsi="宋体" w:eastAsia="宋体" w:cs="宋体"/>
+                <w:color w:val="212121"/>
+                <w:sz w:val="20"/>
+              </w:rPr>
+              <w:t>打开就是结论：累计投入、本周投入、连续学习天数和本周完成率，四个数固定放在首屏。</w:t>
             </w:r>
           </w:p>
         </w:tc>
@@ -2611,7 +2033,7 @@
         <w:trPr/>
         <w:tc>
           <w:tcPr>
-            <w:tcW w:w="1661" w:type="dxa"/>
+            <w:tcW w:w="2076" w:type="dxa"/>
             <w:tcBorders>
               <w:top w:val="single" w:color="d3dbe4" w:sz="6"/>
               <w:left w:val="single" w:color="d3dbe4" w:sz="6"/>
@@ -2645,137 +2067,103 @@
         </w:tc>
         <w:tc>
           <w:tcPr>
-            <w:tcW w:w="1661" w:type="dxa"/>
-            <w:tcBorders>
-              <w:top w:val="single" w:color="d3dbe4" w:sz="6"/>
-              <w:left w:val="single" w:color="d3dbe4" w:sz="6"/>
-              <w:bottom w:val="single" w:color="d3dbe4" w:sz="6"/>
-              <w:right w:val="single" w:color="d3dbe4" w:sz="6"/>
-            </w:tcBorders>
-            <w:tcMar>
-              <w:top w:w="76" w:type="dxa"/>
-              <w:left w:w="76" w:type="dxa"/>
-              <w:bottom w:w="76" w:type="dxa"/>
-              <w:right w:w="76" w:type="dxa"/>
-            </w:tcMar>
-            <w:vAlign w:val="center"/>
-          </w:tcPr>
-          <w:p>
-            <w:pPr>
-              <w:jc w:val="left"/>
-              <w:rPr>
-                <w:color w:val="212121"/>
-              </w:rPr>
-            </w:pPr>
-            <w:r>
-              <w:rPr>
-                <w:rFonts w:ascii="宋体" w:hAnsi="宋体" w:eastAsia="宋体" w:cs="宋体"/>
-                <w:color w:val="212121"/>
-                <w:sz w:val="20"/>
-              </w:rPr>
-              <w:t>01:00–01:38</w:t>
-            </w:r>
-          </w:p>
-        </w:tc>
-        <w:tc>
-          <w:tcPr>
-            <w:tcW w:w="1661" w:type="dxa"/>
-            <w:tcBorders>
-              <w:top w:val="single" w:color="d3dbe4" w:sz="6"/>
-              <w:left w:val="single" w:color="d3dbe4" w:sz="6"/>
-              <w:bottom w:val="single" w:color="d3dbe4" w:sz="6"/>
-              <w:right w:val="single" w:color="d3dbe4" w:sz="6"/>
-            </w:tcBorders>
-            <w:tcMar>
-              <w:top w:w="76" w:type="dxa"/>
-              <w:left w:w="76" w:type="dxa"/>
-              <w:bottom w:w="76" w:type="dxa"/>
-              <w:right w:w="76" w:type="dxa"/>
-            </w:tcMar>
-            <w:vAlign w:val="center"/>
-          </w:tcPr>
-          <w:p>
-            <w:pPr>
-              <w:jc w:val="left"/>
-              <w:rPr>
-                <w:color w:val="212121"/>
-              </w:rPr>
-            </w:pPr>
-            <w:r>
-              <w:rPr>
-                <w:rFonts w:hint="eastAsia" w:ascii="宋体" w:hAnsi="宋体" w:eastAsia="宋体" w:cs="宋体"/>
-                <w:color w:val="212121"/>
-                <w:sz w:val="20"/>
-              </w:rPr>
-              <w:t>课程表页扫一眼本周课表，切到任务页新增一项任务：课程「概率论与数理统计」、今天截止、高优先级、预计 50 分钟</w:t>
-            </w:r>
-          </w:p>
-        </w:tc>
-        <w:tc>
-          <w:tcPr>
-            <w:tcW w:w="1661" w:type="dxa"/>
-            <w:tcBorders>
-              <w:top w:val="single" w:color="d3dbe4" w:sz="6"/>
-              <w:left w:val="single" w:color="d3dbe4" w:sz="6"/>
-              <w:bottom w:val="single" w:color="d3dbe4" w:sz="6"/>
-              <w:right w:val="single" w:color="d3dbe4" w:sz="6"/>
-            </w:tcBorders>
-            <w:tcMar>
-              <w:top w:w="76" w:type="dxa"/>
-              <w:left w:w="76" w:type="dxa"/>
-              <w:bottom w:w="76" w:type="dxa"/>
-              <w:right w:w="76" w:type="dxa"/>
-            </w:tcMar>
-            <w:vAlign w:val="center"/>
-          </w:tcPr>
-          <w:p>
-            <w:pPr>
-              <w:jc w:val="left"/>
-              <w:rPr>
-                <w:color w:val="212121"/>
-              </w:rPr>
-            </w:pPr>
-            <w:r>
-              <w:rPr>
-                <w:rFonts w:hint="eastAsia" w:ascii="宋体" w:hAnsi="宋体" w:eastAsia="宋体" w:cs="宋体"/>
-                <w:color w:val="212121"/>
-                <w:sz w:val="20"/>
-              </w:rPr>
-              <w:t>先给它两个输入：任务，告诉我做什么、要多久；进度，告诉我哪门课落下最多。</w:t>
-            </w:r>
-          </w:p>
-        </w:tc>
-        <w:tc>
-          <w:tcPr>
-            <w:tcW w:w="1661" w:type="dxa"/>
-            <w:tcBorders>
-              <w:top w:val="single" w:color="d3dbe4" w:sz="6"/>
-              <w:left w:val="single" w:color="d3dbe4" w:sz="6"/>
-              <w:bottom w:val="single" w:color="d3dbe4" w:sz="6"/>
-              <w:right w:val="single" w:color="d3dbe4" w:sz="6"/>
-            </w:tcBorders>
-            <w:tcMar>
-              <w:top w:w="76" w:type="dxa"/>
-              <w:left w:w="76" w:type="dxa"/>
-              <w:bottom w:w="76" w:type="dxa"/>
-              <w:right w:w="76" w:type="dxa"/>
-            </w:tcMar>
-            <w:vAlign w:val="center"/>
-          </w:tcPr>
-          <w:p>
-            <w:pPr>
-              <w:jc w:val="left"/>
-              <w:rPr>
-                <w:color w:val="212121"/>
-              </w:rPr>
-            </w:pPr>
-            <w:r>
-              <w:rPr>
-                <w:rFonts w:hint="eastAsia" w:ascii="宋体" w:hAnsi="宋体" w:eastAsia="宋体" w:cs="宋体"/>
-                <w:color w:val="212121"/>
-                <w:sz w:val="20"/>
-              </w:rPr>
-              <w:t>新增表单是本片的可信度关键，一定要录到键盘输入与下拉选择，不要只展示结果；按上表这一组取值填，排出来的数字才是确定的</w:t>
+            <w:tcW w:w="2076" w:type="dxa"/>
+            <w:tcBorders>
+              <w:top w:val="single" w:color="d3dbe4" w:sz="6"/>
+              <w:left w:val="single" w:color="d3dbe4" w:sz="6"/>
+              <w:bottom w:val="single" w:color="d3dbe4" w:sz="6"/>
+              <w:right w:val="single" w:color="d3dbe4" w:sz="6"/>
+            </w:tcBorders>
+            <w:tcMar>
+              <w:top w:w="76" w:type="dxa"/>
+              <w:left w:w="76" w:type="dxa"/>
+              <w:bottom w:w="76" w:type="dxa"/>
+              <w:right w:w="76" w:type="dxa"/>
+            </w:tcMar>
+            <w:vAlign w:val="center"/>
+          </w:tcPr>
+          <w:p>
+            <w:pPr>
+              <w:jc w:val="left"/>
+              <w:rPr>
+                <w:color w:val="212121"/>
+              </w:rPr>
+            </w:pPr>
+            <w:r>
+              <w:rPr>
+                <w:rFonts w:ascii="宋体" w:hAnsi="宋体" w:eastAsia="宋体" w:cs="宋体"/>
+                <w:color w:val="212121"/>
+                <w:sz w:val="20"/>
+              </w:rPr>
+              <w:t>00:28–00:38</w:t>
+            </w:r>
+          </w:p>
+        </w:tc>
+        <w:tc>
+          <w:tcPr>
+            <w:tcW w:w="2076" w:type="dxa"/>
+            <w:tcBorders>
+              <w:top w:val="single" w:color="d3dbe4" w:sz="6"/>
+              <w:left w:val="single" w:color="d3dbe4" w:sz="6"/>
+              <w:bottom w:val="single" w:color="d3dbe4" w:sz="6"/>
+              <w:right w:val="single" w:color="d3dbe4" w:sz="6"/>
+            </w:tcBorders>
+            <w:tcMar>
+              <w:top w:w="76" w:type="dxa"/>
+              <w:left w:w="76" w:type="dxa"/>
+              <w:bottom w:w="76" w:type="dxa"/>
+              <w:right w:w="76" w:type="dxa"/>
+            </w:tcMar>
+            <w:vAlign w:val="center"/>
+          </w:tcPr>
+          <w:p>
+            <w:pPr>
+              <w:jc w:val="left"/>
+              <w:rPr>
+                <w:color w:val="212121"/>
+              </w:rPr>
+            </w:pPr>
+            <w:r>
+              <w:rPr>
+                <w:rFonts w:hint="eastAsia" w:ascii="宋体" w:hAnsi="宋体" w:eastAsia="宋体" w:cs="宋体"/>
+                <w:color w:val="212121"/>
+                <w:sz w:val="20"/>
+              </w:rPr>
+              <w:t>仪表盘下滑：近七天折线图、课程时间环形图</w:t>
+            </w:r>
+          </w:p>
+        </w:tc>
+        <w:tc>
+          <w:tcPr>
+            <w:tcW w:w="2076" w:type="dxa"/>
+            <w:tcBorders>
+              <w:top w:val="single" w:color="d3dbe4" w:sz="6"/>
+              <w:left w:val="single" w:color="d3dbe4" w:sz="6"/>
+              <w:bottom w:val="single" w:color="d3dbe4" w:sz="6"/>
+              <w:right w:val="single" w:color="d3dbe4" w:sz="6"/>
+            </w:tcBorders>
+            <w:tcMar>
+              <w:top w:w="76" w:type="dxa"/>
+              <w:left w:w="76" w:type="dxa"/>
+              <w:bottom w:w="76" w:type="dxa"/>
+              <w:right w:w="76" w:type="dxa"/>
+            </w:tcMar>
+            <w:vAlign w:val="center"/>
+          </w:tcPr>
+          <w:p>
+            <w:pPr>
+              <w:jc w:val="left"/>
+              <w:rPr>
+                <w:color w:val="212121"/>
+              </w:rPr>
+            </w:pPr>
+            <w:r>
+              <w:rPr>
+                <w:rFonts w:hint="eastAsia" w:ascii="宋体" w:hAnsi="宋体" w:eastAsia="宋体" w:cs="宋体"/>
+                <w:color w:val="212121"/>
+                <w:sz w:val="20"/>
+              </w:rPr>
+              <w:t>往下是近七天的专注时长走势和课程时间分布，数据全部来自本地记录，不上传任何内容。</w:t>
             </w:r>
           </w:p>
         </w:tc>
@@ -2784,7 +2172,7 @@
         <w:trPr/>
         <w:tc>
           <w:tcPr>
-            <w:tcW w:w="1661" w:type="dxa"/>
+            <w:tcW w:w="2076" w:type="dxa"/>
             <w:tcBorders>
               <w:top w:val="single" w:color="d3dbe4" w:sz="6"/>
               <w:left w:val="single" w:color="d3dbe4" w:sz="6"/>
@@ -2818,137 +2206,103 @@
         </w:tc>
         <w:tc>
           <w:tcPr>
-            <w:tcW w:w="1661" w:type="dxa"/>
-            <w:tcBorders>
-              <w:top w:val="single" w:color="d3dbe4" w:sz="6"/>
-              <w:left w:val="single" w:color="d3dbe4" w:sz="6"/>
-              <w:bottom w:val="single" w:color="d3dbe4" w:sz="6"/>
-              <w:right w:val="single" w:color="d3dbe4" w:sz="6"/>
-            </w:tcBorders>
-            <w:tcMar>
-              <w:top w:w="76" w:type="dxa"/>
-              <w:left w:w="76" w:type="dxa"/>
-              <w:bottom w:w="76" w:type="dxa"/>
-              <w:right w:w="76" w:type="dxa"/>
-            </w:tcMar>
-            <w:vAlign w:val="center"/>
-          </w:tcPr>
-          <w:p>
-            <w:pPr>
-              <w:jc w:val="left"/>
-              <w:rPr>
-                <w:color w:val="212121"/>
-              </w:rPr>
-            </w:pPr>
-            <w:r>
-              <w:rPr>
-                <w:rFonts w:ascii="宋体" w:hAnsi="宋体" w:eastAsia="宋体" w:cs="宋体"/>
-                <w:color w:val="212121"/>
-                <w:sz w:val="20"/>
-              </w:rPr>
-              <w:t>01:38–02:22</w:t>
-            </w:r>
-          </w:p>
-        </w:tc>
-        <w:tc>
-          <w:tcPr>
-            <w:tcW w:w="1661" w:type="dxa"/>
-            <w:tcBorders>
-              <w:top w:val="single" w:color="d3dbe4" w:sz="6"/>
-              <w:left w:val="single" w:color="d3dbe4" w:sz="6"/>
-              <w:bottom w:val="single" w:color="d3dbe4" w:sz="6"/>
-              <w:right w:val="single" w:color="d3dbe4" w:sz="6"/>
-            </w:tcBorders>
-            <w:tcMar>
-              <w:top w:w="76" w:type="dxa"/>
-              <w:left w:w="76" w:type="dxa"/>
-              <w:bottom w:w="76" w:type="dxa"/>
-              <w:right w:w="76" w:type="dxa"/>
-            </w:tcMar>
-            <w:vAlign w:val="center"/>
-          </w:tcPr>
-          <w:p>
-            <w:pPr>
-              <w:jc w:val="left"/>
-              <w:rPr>
-                <w:color w:val="212121"/>
-              </w:rPr>
-            </w:pPr>
-            <w:r>
-              <w:rPr>
-                <w:rFonts w:hint="eastAsia" w:ascii="宋体" w:hAnsi="宋体" w:eastAsia="宋体" w:cs="宋体"/>
-                <w:color w:val="212121"/>
-                <w:sz w:val="20"/>
-              </w:rPr>
-              <w:t>打开智能排程页：时间轴三段，刚加的任务排第一（得分 85），原来的计算机网络报告被挤到顺延区（得分 70）；时间预算已排 125 分钟 / 容量 180 分钟；点开第二段「算分明细」</w:t>
-            </w:r>
-          </w:p>
-        </w:tc>
-        <w:tc>
-          <w:tcPr>
-            <w:tcW w:w="1661" w:type="dxa"/>
-            <w:tcBorders>
-              <w:top w:val="single" w:color="d3dbe4" w:sz="6"/>
-              <w:left w:val="single" w:color="d3dbe4" w:sz="6"/>
-              <w:bottom w:val="single" w:color="d3dbe4" w:sz="6"/>
-              <w:right w:val="single" w:color="d3dbe4" w:sz="6"/>
-            </w:tcBorders>
-            <w:tcMar>
-              <w:top w:w="76" w:type="dxa"/>
-              <w:left w:w="76" w:type="dxa"/>
-              <w:bottom w:w="76" w:type="dxa"/>
-              <w:right w:w="76" w:type="dxa"/>
-            </w:tcMar>
-            <w:vAlign w:val="center"/>
-          </w:tcPr>
-          <w:p>
-            <w:pPr>
-              <w:jc w:val="left"/>
-              <w:rPr>
-                <w:color w:val="212121"/>
-              </w:rPr>
-            </w:pPr>
-            <w:r>
-              <w:rPr>
-                <w:rFonts w:hint="eastAsia" w:ascii="宋体" w:hAnsi="宋体" w:eastAsia="宋体" w:cs="宋体"/>
-                <w:color w:val="212121"/>
-                <w:sz w:val="20"/>
-              </w:rPr>
-              <w:t>点一下排程。它按紧迫度、重要度和课程缺口打分，再按今晚真正能用的时间装箱——你刚加的那项排到了第一，因为今天截止、优先级高；原来排上的实验报告放不下了，直接顺延到明天。每一段下面都写着为什么是它。</w:t>
-            </w:r>
-          </w:p>
-        </w:tc>
-        <w:tc>
-          <w:tcPr>
-            <w:tcW w:w="1661" w:type="dxa"/>
-            <w:tcBorders>
-              <w:top w:val="single" w:color="d3dbe4" w:sz="6"/>
-              <w:left w:val="single" w:color="d3dbe4" w:sz="6"/>
-              <w:bottom w:val="single" w:color="d3dbe4" w:sz="6"/>
-              <w:right w:val="single" w:color="d3dbe4" w:sz="6"/>
-            </w:tcBorders>
-            <w:tcMar>
-              <w:top w:w="76" w:type="dxa"/>
-              <w:left w:w="76" w:type="dxa"/>
-              <w:bottom w:w="76" w:type="dxa"/>
-              <w:right w:w="76" w:type="dxa"/>
-            </w:tcMar>
-            <w:vAlign w:val="center"/>
-          </w:tcPr>
-          <w:p>
-            <w:pPr>
-              <w:jc w:val="left"/>
-              <w:rPr>
-                <w:color w:val="212121"/>
-              </w:rPr>
-            </w:pPr>
-            <w:r>
-              <w:rPr>
-                <w:rFonts w:hint="eastAsia" w:ascii="宋体" w:hAnsi="宋体" w:eastAsia="宋体" w:cs="宋体"/>
-                <w:color w:val="212121"/>
-                <w:sz w:val="20"/>
-              </w:rPr>
-              <w:t>顺延那一段是本作最有力的证据：排程不是一张静态清单，任何输入变了都会重算。算分明细里念 90×0.6=54、30×0.8=24、缺口 1.5、合计 79.5≈80</w:t>
+            <w:tcW w:w="2076" w:type="dxa"/>
+            <w:tcBorders>
+              <w:top w:val="single" w:color="d3dbe4" w:sz="6"/>
+              <w:left w:val="single" w:color="d3dbe4" w:sz="6"/>
+              <w:bottom w:val="single" w:color="d3dbe4" w:sz="6"/>
+              <w:right w:val="single" w:color="d3dbe4" w:sz="6"/>
+            </w:tcBorders>
+            <w:tcMar>
+              <w:top w:w="76" w:type="dxa"/>
+              <w:left w:w="76" w:type="dxa"/>
+              <w:bottom w:w="76" w:type="dxa"/>
+              <w:right w:w="76" w:type="dxa"/>
+            </w:tcMar>
+            <w:vAlign w:val="center"/>
+          </w:tcPr>
+          <w:p>
+            <w:pPr>
+              <w:jc w:val="left"/>
+              <w:rPr>
+                <w:color w:val="212121"/>
+              </w:rPr>
+            </w:pPr>
+            <w:r>
+              <w:rPr>
+                <w:rFonts w:ascii="宋体" w:hAnsi="宋体" w:eastAsia="宋体" w:cs="宋体"/>
+                <w:color w:val="212121"/>
+                <w:sz w:val="20"/>
+              </w:rPr>
+              <w:t>00:38–00:49</w:t>
+            </w:r>
+          </w:p>
+        </w:tc>
+        <w:tc>
+          <w:tcPr>
+            <w:tcW w:w="2076" w:type="dxa"/>
+            <w:tcBorders>
+              <w:top w:val="single" w:color="d3dbe4" w:sz="6"/>
+              <w:left w:val="single" w:color="d3dbe4" w:sz="6"/>
+              <w:bottom w:val="single" w:color="d3dbe4" w:sz="6"/>
+              <w:right w:val="single" w:color="d3dbe4" w:sz="6"/>
+            </w:tcBorders>
+            <w:tcMar>
+              <w:top w:w="76" w:type="dxa"/>
+              <w:left w:w="76" w:type="dxa"/>
+              <w:bottom w:w="76" w:type="dxa"/>
+              <w:right w:w="76" w:type="dxa"/>
+            </w:tcMar>
+            <w:vAlign w:val="center"/>
+          </w:tcPr>
+          <w:p>
+            <w:pPr>
+              <w:jc w:val="left"/>
+              <w:rPr>
+                <w:color w:val="212121"/>
+              </w:rPr>
+            </w:pPr>
+            <w:r>
+              <w:rPr>
+                <w:rFonts w:hint="eastAsia" w:ascii="宋体" w:hAnsi="宋体" w:eastAsia="宋体" w:cs="宋体"/>
+                <w:color w:val="212121"/>
+                <w:sz w:val="20"/>
+              </w:rPr>
+              <w:t>今日安排与智能排程：三段排块、顺延区</w:t>
+            </w:r>
+          </w:p>
+        </w:tc>
+        <w:tc>
+          <w:tcPr>
+            <w:tcW w:w="2076" w:type="dxa"/>
+            <w:tcBorders>
+              <w:top w:val="single" w:color="d3dbe4" w:sz="6"/>
+              <w:left w:val="single" w:color="d3dbe4" w:sz="6"/>
+              <w:bottom w:val="single" w:color="d3dbe4" w:sz="6"/>
+              <w:right w:val="single" w:color="d3dbe4" w:sz="6"/>
+            </w:tcBorders>
+            <w:tcMar>
+              <w:top w:w="76" w:type="dxa"/>
+              <w:left w:w="76" w:type="dxa"/>
+              <w:bottom w:w="76" w:type="dxa"/>
+              <w:right w:w="76" w:type="dxa"/>
+            </w:tcMar>
+            <w:vAlign w:val="center"/>
+          </w:tcPr>
+          <w:p>
+            <w:pPr>
+              <w:jc w:val="left"/>
+              <w:rPr>
+                <w:color w:val="212121"/>
+              </w:rPr>
+            </w:pPr>
+            <w:r>
+              <w:rPr>
+                <w:rFonts w:hint="eastAsia" w:ascii="宋体" w:hAnsi="宋体" w:eastAsia="宋体" w:cs="宋体"/>
+                <w:color w:val="212121"/>
+                <w:sz w:val="20"/>
+              </w:rPr>
+              <w:t>排程引擎按截止时间和优先级给每项任务算分，排得下的排进今晚七点，装不下的自动顺延。</w:t>
             </w:r>
           </w:p>
         </w:tc>
@@ -2957,7 +2311,7 @@
         <w:trPr/>
         <w:tc>
           <w:tcPr>
-            <w:tcW w:w="1661" w:type="dxa"/>
+            <w:tcW w:w="2076" w:type="dxa"/>
             <w:tcBorders>
               <w:top w:val="single" w:color="d3dbe4" w:sz="6"/>
               <w:left w:val="single" w:color="d3dbe4" w:sz="6"/>
@@ -2991,137 +2345,103 @@
         </w:tc>
         <w:tc>
           <w:tcPr>
-            <w:tcW w:w="1661" w:type="dxa"/>
-            <w:tcBorders>
-              <w:top w:val="single" w:color="d3dbe4" w:sz="6"/>
-              <w:left w:val="single" w:color="d3dbe4" w:sz="6"/>
-              <w:bottom w:val="single" w:color="d3dbe4" w:sz="6"/>
-              <w:right w:val="single" w:color="d3dbe4" w:sz="6"/>
-            </w:tcBorders>
-            <w:tcMar>
-              <w:top w:w="76" w:type="dxa"/>
-              <w:left w:w="76" w:type="dxa"/>
-              <w:bottom w:w="76" w:type="dxa"/>
-              <w:right w:w="76" w:type="dxa"/>
-            </w:tcMar>
-            <w:vAlign w:val="center"/>
-          </w:tcPr>
-          <w:p>
-            <w:pPr>
-              <w:jc w:val="left"/>
-              <w:rPr>
-                <w:color w:val="212121"/>
-              </w:rPr>
-            </w:pPr>
-            <w:r>
-              <w:rPr>
-                <w:rFonts w:ascii="宋体" w:hAnsi="宋体" w:eastAsia="宋体" w:cs="宋体"/>
-                <w:color w:val="212121"/>
-                <w:sz w:val="20"/>
-              </w:rPr>
-              <w:t>02:22–03:02</w:t>
-            </w:r>
-          </w:p>
-        </w:tc>
-        <w:tc>
-          <w:tcPr>
-            <w:tcW w:w="1661" w:type="dxa"/>
-            <w:tcBorders>
-              <w:top w:val="single" w:color="d3dbe4" w:sz="6"/>
-              <w:left w:val="single" w:color="d3dbe4" w:sz="6"/>
-              <w:bottom w:val="single" w:color="d3dbe4" w:sz="6"/>
-              <w:right w:val="single" w:color="d3dbe4" w:sz="6"/>
-            </w:tcBorders>
-            <w:tcMar>
-              <w:top w:w="76" w:type="dxa"/>
-              <w:left w:w="76" w:type="dxa"/>
-              <w:bottom w:w="76" w:type="dxa"/>
-              <w:right w:w="76" w:type="dxa"/>
-            </w:tcMar>
-            <w:vAlign w:val="center"/>
-          </w:tcPr>
-          <w:p>
-            <w:pPr>
-              <w:jc w:val="left"/>
-              <w:rPr>
-                <w:color w:val="212121"/>
-              </w:rPr>
-            </w:pPr>
-            <w:r>
-              <w:rPr>
-                <w:rFonts w:hint="eastAsia" w:ascii="宋体" w:hAnsi="宋体" w:eastAsia="宋体" w:cs="宋体"/>
-                <w:color w:val="212121"/>
-                <w:sz w:val="20"/>
-              </w:rPr>
-              <w:t>排程页下滑到「排程规则」三张卡片，逐张停留；随后切到本周负荷柱状图</w:t>
-            </w:r>
-          </w:p>
-        </w:tc>
-        <w:tc>
-          <w:tcPr>
-            <w:tcW w:w="1661" w:type="dxa"/>
-            <w:tcBorders>
-              <w:top w:val="single" w:color="d3dbe4" w:sz="6"/>
-              <w:left w:val="single" w:color="d3dbe4" w:sz="6"/>
-              <w:bottom w:val="single" w:color="d3dbe4" w:sz="6"/>
-              <w:right w:val="single" w:color="d3dbe4" w:sz="6"/>
-            </w:tcBorders>
-            <w:tcMar>
-              <w:top w:w="76" w:type="dxa"/>
-              <w:left w:w="76" w:type="dxa"/>
-              <w:bottom w:w="76" w:type="dxa"/>
-              <w:right w:w="76" w:type="dxa"/>
-            </w:tcMar>
-            <w:vAlign w:val="center"/>
-          </w:tcPr>
-          <w:p>
-            <w:pPr>
-              <w:jc w:val="left"/>
-              <w:rPr>
-                <w:color w:val="212121"/>
-              </w:rPr>
-            </w:pPr>
-            <w:r>
-              <w:rPr>
-                <w:rFonts w:hint="eastAsia" w:ascii="宋体" w:hAnsi="宋体" w:eastAsia="宋体" w:cs="宋体"/>
-                <w:color w:val="212121"/>
-                <w:sz w:val="20"/>
-              </w:rPr>
-              <w:t>我们把算法规则直接放在页面上：紧迫度乘零点六，重要度乘零点八，再加上课程缺口。规则公开，你就能自己调参。</w:t>
-            </w:r>
-          </w:p>
-        </w:tc>
-        <w:tc>
-          <w:tcPr>
-            <w:tcW w:w="1661" w:type="dxa"/>
-            <w:tcBorders>
-              <w:top w:val="single" w:color="d3dbe4" w:sz="6"/>
-              <w:left w:val="single" w:color="d3dbe4" w:sz="6"/>
-              <w:bottom w:val="single" w:color="d3dbe4" w:sz="6"/>
-              <w:right w:val="single" w:color="d3dbe4" w:sz="6"/>
-            </w:tcBorders>
-            <w:tcMar>
-              <w:top w:w="76" w:type="dxa"/>
-              <w:left w:w="76" w:type="dxa"/>
-              <w:bottom w:w="76" w:type="dxa"/>
-              <w:right w:w="76" w:type="dxa"/>
-            </w:tcMar>
-            <w:vAlign w:val="center"/>
-          </w:tcPr>
-          <w:p>
-            <w:pPr>
-              <w:jc w:val="left"/>
-              <w:rPr>
-                <w:color w:val="212121"/>
-              </w:rPr>
-            </w:pPr>
-            <w:r>
-              <w:rPr>
-                <w:rFonts w:hint="eastAsia" w:ascii="宋体" w:hAnsi="宋体" w:eastAsia="宋体" w:cs="宋体"/>
-                <w:color w:val="212121"/>
-                <w:sz w:val="20"/>
-              </w:rPr>
-              <w:t>三张卡每张停 3 秒；说到"自己调参"时切到任务页把时长改为 25 分钟再回排程页，展示结果变化</w:t>
+            <w:tcW w:w="2076" w:type="dxa"/>
+            <w:tcBorders>
+              <w:top w:val="single" w:color="d3dbe4" w:sz="6"/>
+              <w:left w:val="single" w:color="d3dbe4" w:sz="6"/>
+              <w:bottom w:val="single" w:color="d3dbe4" w:sz="6"/>
+              <w:right w:val="single" w:color="d3dbe4" w:sz="6"/>
+            </w:tcBorders>
+            <w:tcMar>
+              <w:top w:w="76" w:type="dxa"/>
+              <w:left w:w="76" w:type="dxa"/>
+              <w:bottom w:w="76" w:type="dxa"/>
+              <w:right w:w="76" w:type="dxa"/>
+            </w:tcMar>
+            <w:vAlign w:val="center"/>
+          </w:tcPr>
+          <w:p>
+            <w:pPr>
+              <w:jc w:val="left"/>
+              <w:rPr>
+                <w:color w:val="212121"/>
+              </w:rPr>
+            </w:pPr>
+            <w:r>
+              <w:rPr>
+                <w:rFonts w:ascii="宋体" w:hAnsi="宋体" w:eastAsia="宋体" w:cs="宋体"/>
+                <w:color w:val="212121"/>
+                <w:sz w:val="20"/>
+              </w:rPr>
+              <w:t>00:49–00:55</w:t>
+            </w:r>
+          </w:p>
+        </w:tc>
+        <w:tc>
+          <w:tcPr>
+            <w:tcW w:w="2076" w:type="dxa"/>
+            <w:tcBorders>
+              <w:top w:val="single" w:color="d3dbe4" w:sz="6"/>
+              <w:left w:val="single" w:color="d3dbe4" w:sz="6"/>
+              <w:bottom w:val="single" w:color="d3dbe4" w:sz="6"/>
+              <w:right w:val="single" w:color="d3dbe4" w:sz="6"/>
+            </w:tcBorders>
+            <w:tcMar>
+              <w:top w:w="76" w:type="dxa"/>
+              <w:left w:w="76" w:type="dxa"/>
+              <w:bottom w:w="76" w:type="dxa"/>
+              <w:right w:w="76" w:type="dxa"/>
+            </w:tcMar>
+            <w:vAlign w:val="center"/>
+          </w:tcPr>
+          <w:p>
+            <w:pPr>
+              <w:jc w:val="left"/>
+              <w:rPr>
+                <w:color w:val="212121"/>
+              </w:rPr>
+            </w:pPr>
+            <w:r>
+              <w:rPr>
+                <w:rFonts w:hint="eastAsia" w:ascii="宋体" w:hAnsi="宋体" w:eastAsia="宋体" w:cs="宋体"/>
+                <w:color w:val="212121"/>
+                <w:sz w:val="20"/>
+              </w:rPr>
+              <w:t>课程进度页：每门课完成度</w:t>
+            </w:r>
+          </w:p>
+        </w:tc>
+        <w:tc>
+          <w:tcPr>
+            <w:tcW w:w="2076" w:type="dxa"/>
+            <w:tcBorders>
+              <w:top w:val="single" w:color="d3dbe4" w:sz="6"/>
+              <w:left w:val="single" w:color="d3dbe4" w:sz="6"/>
+              <w:bottom w:val="single" w:color="d3dbe4" w:sz="6"/>
+              <w:right w:val="single" w:color="d3dbe4" w:sz="6"/>
+            </w:tcBorders>
+            <w:tcMar>
+              <w:top w:w="76" w:type="dxa"/>
+              <w:left w:w="76" w:type="dxa"/>
+              <w:bottom w:w="76" w:type="dxa"/>
+              <w:right w:w="76" w:type="dxa"/>
+            </w:tcMar>
+            <w:vAlign w:val="center"/>
+          </w:tcPr>
+          <w:p>
+            <w:pPr>
+              <w:jc w:val="left"/>
+              <w:rPr>
+                <w:color w:val="212121"/>
+              </w:rPr>
+            </w:pPr>
+            <w:r>
+              <w:rPr>
+                <w:rFonts w:hint="eastAsia" w:ascii="宋体" w:hAnsi="宋体" w:eastAsia="宋体" w:cs="宋体"/>
+                <w:color w:val="212121"/>
+                <w:sz w:val="20"/>
+              </w:rPr>
+              <w:t>每门课的完成度单独记录，进度缺口会直接进入排程打分。</w:t>
             </w:r>
           </w:p>
         </w:tc>
@@ -3130,7 +2450,7 @@
         <w:trPr/>
         <w:tc>
           <w:tcPr>
-            <w:tcW w:w="1661" w:type="dxa"/>
+            <w:tcW w:w="2076" w:type="dxa"/>
             <w:tcBorders>
               <w:top w:val="single" w:color="d3dbe4" w:sz="6"/>
               <w:left w:val="single" w:color="d3dbe4" w:sz="6"/>
@@ -3164,137 +2484,103 @@
         </w:tc>
         <w:tc>
           <w:tcPr>
-            <w:tcW w:w="1661" w:type="dxa"/>
-            <w:tcBorders>
-              <w:top w:val="single" w:color="d3dbe4" w:sz="6"/>
-              <w:left w:val="single" w:color="d3dbe4" w:sz="6"/>
-              <w:bottom w:val="single" w:color="d3dbe4" w:sz="6"/>
-              <w:right w:val="single" w:color="d3dbe4" w:sz="6"/>
-            </w:tcBorders>
-            <w:tcMar>
-              <w:top w:w="76" w:type="dxa"/>
-              <w:left w:w="76" w:type="dxa"/>
-              <w:bottom w:w="76" w:type="dxa"/>
-              <w:right w:w="76" w:type="dxa"/>
-            </w:tcMar>
-            <w:vAlign w:val="center"/>
-          </w:tcPr>
-          <w:p>
-            <w:pPr>
-              <w:jc w:val="left"/>
-              <w:rPr>
-                <w:color w:val="212121"/>
-              </w:rPr>
-            </w:pPr>
-            <w:r>
-              <w:rPr>
-                <w:rFonts w:ascii="宋体" w:hAnsi="宋体" w:eastAsia="宋体" w:cs="宋体"/>
-                <w:color w:val="212121"/>
-                <w:sz w:val="20"/>
-              </w:rPr>
-              <w:t>03:02–03:32</w:t>
-            </w:r>
-          </w:p>
-        </w:tc>
-        <w:tc>
-          <w:tcPr>
-            <w:tcW w:w="1661" w:type="dxa"/>
-            <w:tcBorders>
-              <w:top w:val="single" w:color="d3dbe4" w:sz="6"/>
-              <w:left w:val="single" w:color="d3dbe4" w:sz="6"/>
-              <w:bottom w:val="single" w:color="d3dbe4" w:sz="6"/>
-              <w:right w:val="single" w:color="d3dbe4" w:sz="6"/>
-            </w:tcBorders>
-            <w:tcMar>
-              <w:top w:w="76" w:type="dxa"/>
-              <w:left w:w="76" w:type="dxa"/>
-              <w:bottom w:w="76" w:type="dxa"/>
-              <w:right w:w="76" w:type="dxa"/>
-            </w:tcMar>
-            <w:vAlign w:val="center"/>
-          </w:tcPr>
-          <w:p>
-            <w:pPr>
-              <w:jc w:val="left"/>
-              <w:rPr>
-                <w:color w:val="212121"/>
-              </w:rPr>
-            </w:pPr>
-            <w:r>
-              <w:rPr>
-                <w:rFonts w:hint="eastAsia" w:ascii="宋体" w:hAnsi="宋体" w:eastAsia="宋体" w:cs="宋体"/>
-                <w:color w:val="212121"/>
-                <w:sz w:val="20"/>
-              </w:rPr>
-              <w:t>专注页启动一个番茄钟，计时走动，完成后回到仪表盘，专注时长与连续天数发生变化</w:t>
-            </w:r>
-          </w:p>
-        </w:tc>
-        <w:tc>
-          <w:tcPr>
-            <w:tcW w:w="1661" w:type="dxa"/>
-            <w:tcBorders>
-              <w:top w:val="single" w:color="d3dbe4" w:sz="6"/>
-              <w:left w:val="single" w:color="d3dbe4" w:sz="6"/>
-              <w:bottom w:val="single" w:color="d3dbe4" w:sz="6"/>
-              <w:right w:val="single" w:color="d3dbe4" w:sz="6"/>
-            </w:tcBorders>
-            <w:tcMar>
-              <w:top w:w="76" w:type="dxa"/>
-              <w:left w:w="76" w:type="dxa"/>
-              <w:bottom w:w="76" w:type="dxa"/>
-              <w:right w:w="76" w:type="dxa"/>
-            </w:tcMar>
-            <w:vAlign w:val="center"/>
-          </w:tcPr>
-          <w:p>
-            <w:pPr>
-              <w:jc w:val="left"/>
-              <w:rPr>
-                <w:color w:val="212121"/>
-              </w:rPr>
-            </w:pPr>
-            <w:r>
-              <w:rPr>
-                <w:rFonts w:hint="eastAsia" w:ascii="宋体" w:hAnsi="宋体" w:eastAsia="宋体" w:cs="宋体"/>
-                <w:color w:val="212121"/>
-                <w:sz w:val="20"/>
-              </w:rPr>
-              <w:t>按计划做完，去专注页开一个番茄。二十五分钟后，仪表盘的学习时长和连续天数自动更新。</w:t>
-            </w:r>
-          </w:p>
-        </w:tc>
-        <w:tc>
-          <w:tcPr>
-            <w:tcW w:w="1661" w:type="dxa"/>
-            <w:tcBorders>
-              <w:top w:val="single" w:color="d3dbe4" w:sz="6"/>
-              <w:left w:val="single" w:color="d3dbe4" w:sz="6"/>
-              <w:bottom w:val="single" w:color="d3dbe4" w:sz="6"/>
-              <w:right w:val="single" w:color="d3dbe4" w:sz="6"/>
-            </w:tcBorders>
-            <w:tcMar>
-              <w:top w:w="76" w:type="dxa"/>
-              <w:left w:w="76" w:type="dxa"/>
-              <w:bottom w:w="76" w:type="dxa"/>
-              <w:right w:w="76" w:type="dxa"/>
-            </w:tcMar>
-            <w:vAlign w:val="center"/>
-          </w:tcPr>
-          <w:p>
-            <w:pPr>
-              <w:jc w:val="left"/>
-              <w:rPr>
-                <w:color w:val="212121"/>
-              </w:rPr>
-            </w:pPr>
-            <w:r>
-              <w:rPr>
-                <w:rFonts w:hint="eastAsia" w:ascii="宋体" w:hAnsi="宋体" w:eastAsia="宋体" w:cs="宋体"/>
-                <w:color w:val="212121"/>
-                <w:sz w:val="20"/>
-              </w:rPr>
-              <w:t>中间可加速播放，但要有真实计时跳动的画面；回到仪表盘时用红框标出变化的两个数字</w:t>
+            <w:tcW w:w="2076" w:type="dxa"/>
+            <w:tcBorders>
+              <w:top w:val="single" w:color="d3dbe4" w:sz="6"/>
+              <w:left w:val="single" w:color="d3dbe4" w:sz="6"/>
+              <w:bottom w:val="single" w:color="d3dbe4" w:sz="6"/>
+              <w:right w:val="single" w:color="d3dbe4" w:sz="6"/>
+            </w:tcBorders>
+            <w:tcMar>
+              <w:top w:w="76" w:type="dxa"/>
+              <w:left w:w="76" w:type="dxa"/>
+              <w:bottom w:w="76" w:type="dxa"/>
+              <w:right w:w="76" w:type="dxa"/>
+            </w:tcMar>
+            <w:vAlign w:val="center"/>
+          </w:tcPr>
+          <w:p>
+            <w:pPr>
+              <w:jc w:val="left"/>
+              <w:rPr>
+                <w:color w:val="212121"/>
+              </w:rPr>
+            </w:pPr>
+            <w:r>
+              <w:rPr>
+                <w:rFonts w:ascii="宋体" w:hAnsi="宋体" w:eastAsia="宋体" w:cs="宋体"/>
+                <w:color w:val="212121"/>
+                <w:sz w:val="20"/>
+              </w:rPr>
+              <w:t>00:55–01:03</w:t>
+            </w:r>
+          </w:p>
+        </w:tc>
+        <w:tc>
+          <w:tcPr>
+            <w:tcW w:w="2076" w:type="dxa"/>
+            <w:tcBorders>
+              <w:top w:val="single" w:color="d3dbe4" w:sz="6"/>
+              <w:left w:val="single" w:color="d3dbe4" w:sz="6"/>
+              <w:bottom w:val="single" w:color="d3dbe4" w:sz="6"/>
+              <w:right w:val="single" w:color="d3dbe4" w:sz="6"/>
+            </w:tcBorders>
+            <w:tcMar>
+              <w:top w:w="76" w:type="dxa"/>
+              <w:left w:w="76" w:type="dxa"/>
+              <w:bottom w:w="76" w:type="dxa"/>
+              <w:right w:w="76" w:type="dxa"/>
+            </w:tcMar>
+            <w:vAlign w:val="center"/>
+          </w:tcPr>
+          <w:p>
+            <w:pPr>
+              <w:jc w:val="left"/>
+              <w:rPr>
+                <w:color w:val="212121"/>
+              </w:rPr>
+            </w:pPr>
+            <w:r>
+              <w:rPr>
+                <w:rFonts w:hint="eastAsia" w:ascii="宋体" w:hAnsi="宋体" w:eastAsia="宋体" w:cs="宋体"/>
+                <w:color w:val="212121"/>
+                <w:sz w:val="20"/>
+              </w:rPr>
+              <w:t>排程页下滑：时间预算 150 / 180 分钟、本周负荷、排程规则</w:t>
+            </w:r>
+          </w:p>
+        </w:tc>
+        <w:tc>
+          <w:tcPr>
+            <w:tcW w:w="2076" w:type="dxa"/>
+            <w:tcBorders>
+              <w:top w:val="single" w:color="d3dbe4" w:sz="6"/>
+              <w:left w:val="single" w:color="d3dbe4" w:sz="6"/>
+              <w:bottom w:val="single" w:color="d3dbe4" w:sz="6"/>
+              <w:right w:val="single" w:color="d3dbe4" w:sz="6"/>
+            </w:tcBorders>
+            <w:tcMar>
+              <w:top w:w="76" w:type="dxa"/>
+              <w:left w:w="76" w:type="dxa"/>
+              <w:bottom w:w="76" w:type="dxa"/>
+              <w:right w:w="76" w:type="dxa"/>
+            </w:tcMar>
+            <w:vAlign w:val="center"/>
+          </w:tcPr>
+          <w:p>
+            <w:pPr>
+              <w:jc w:val="left"/>
+              <w:rPr>
+                <w:color w:val="212121"/>
+              </w:rPr>
+            </w:pPr>
+            <w:r>
+              <w:rPr>
+                <w:rFonts w:hint="eastAsia" w:ascii="宋体" w:hAnsi="宋体" w:eastAsia="宋体" w:cs="宋体"/>
+                <w:color w:val="212121"/>
+                <w:sz w:val="20"/>
+              </w:rPr>
+              <w:t>每晚可支配一百八十分钟，有课的时段自动避开，剩下的按优先级排队。</w:t>
             </w:r>
           </w:p>
         </w:tc>
@@ -3303,7 +2589,7 @@
         <w:trPr/>
         <w:tc>
           <w:tcPr>
-            <w:tcW w:w="1661" w:type="dxa"/>
+            <w:tcW w:w="2076" w:type="dxa"/>
             <w:tcBorders>
               <w:top w:val="single" w:color="d3dbe4" w:sz="6"/>
               <w:left w:val="single" w:color="d3dbe4" w:sz="6"/>
@@ -3337,137 +2623,103 @@
         </w:tc>
         <w:tc>
           <w:tcPr>
-            <w:tcW w:w="1661" w:type="dxa"/>
-            <w:tcBorders>
-              <w:top w:val="single" w:color="d3dbe4" w:sz="6"/>
-              <w:left w:val="single" w:color="d3dbe4" w:sz="6"/>
-              <w:bottom w:val="single" w:color="d3dbe4" w:sz="6"/>
-              <w:right w:val="single" w:color="d3dbe4" w:sz="6"/>
-            </w:tcBorders>
-            <w:tcMar>
-              <w:top w:w="76" w:type="dxa"/>
-              <w:left w:w="76" w:type="dxa"/>
-              <w:bottom w:w="76" w:type="dxa"/>
-              <w:right w:w="76" w:type="dxa"/>
-            </w:tcMar>
-            <w:vAlign w:val="center"/>
-          </w:tcPr>
-          <w:p>
-            <w:pPr>
-              <w:jc w:val="left"/>
-              <w:rPr>
-                <w:color w:val="212121"/>
-              </w:rPr>
-            </w:pPr>
-            <w:r>
-              <w:rPr>
-                <w:rFonts w:ascii="宋体" w:hAnsi="宋体" w:eastAsia="宋体" w:cs="宋体"/>
-                <w:color w:val="212121"/>
-                <w:sz w:val="20"/>
-              </w:rPr>
-              <w:t>03:32–03:56</w:t>
-            </w:r>
-          </w:p>
-        </w:tc>
-        <w:tc>
-          <w:tcPr>
-            <w:tcW w:w="1661" w:type="dxa"/>
-            <w:tcBorders>
-              <w:top w:val="single" w:color="d3dbe4" w:sz="6"/>
-              <w:left w:val="single" w:color="d3dbe4" w:sz="6"/>
-              <w:bottom w:val="single" w:color="d3dbe4" w:sz="6"/>
-              <w:right w:val="single" w:color="d3dbe4" w:sz="6"/>
-            </w:tcBorders>
-            <w:tcMar>
-              <w:top w:w="76" w:type="dxa"/>
-              <w:left w:w="76" w:type="dxa"/>
-              <w:bottom w:w="76" w:type="dxa"/>
-              <w:right w:w="76" w:type="dxa"/>
-            </w:tcMar>
-            <w:vAlign w:val="center"/>
-          </w:tcPr>
-          <w:p>
-            <w:pPr>
-              <w:jc w:val="left"/>
-              <w:rPr>
-                <w:color w:val="212121"/>
-              </w:rPr>
-            </w:pPr>
-            <w:r>
-              <w:rPr>
-                <w:rFonts w:hint="eastAsia" w:ascii="宋体" w:hAnsi="宋体" w:eastAsia="宋体" w:cs="宋体"/>
-                <w:color w:val="212121"/>
-                <w:sz w:val="20"/>
-              </w:rPr>
-              <w:t>切到手机竖屏尺寸（390 × 844），演示底部标签栏切换页面</w:t>
-            </w:r>
-          </w:p>
-        </w:tc>
-        <w:tc>
-          <w:tcPr>
-            <w:tcW w:w="1661" w:type="dxa"/>
-            <w:tcBorders>
-              <w:top w:val="single" w:color="d3dbe4" w:sz="6"/>
-              <w:left w:val="single" w:color="d3dbe4" w:sz="6"/>
-              <w:bottom w:val="single" w:color="d3dbe4" w:sz="6"/>
-              <w:right w:val="single" w:color="d3dbe4" w:sz="6"/>
-            </w:tcBorders>
-            <w:tcMar>
-              <w:top w:w="76" w:type="dxa"/>
-              <w:left w:w="76" w:type="dxa"/>
-              <w:bottom w:w="76" w:type="dxa"/>
-              <w:right w:w="76" w:type="dxa"/>
-            </w:tcMar>
-            <w:vAlign w:val="center"/>
-          </w:tcPr>
-          <w:p>
-            <w:pPr>
-              <w:jc w:val="left"/>
-              <w:rPr>
-                <w:color w:val="212121"/>
-              </w:rPr>
-            </w:pPr>
-            <w:r>
-              <w:rPr>
-                <w:rFonts w:hint="eastAsia" w:ascii="宋体" w:hAnsi="宋体" w:eastAsia="宋体" w:cs="宋体"/>
-                <w:color w:val="212121"/>
-                <w:sz w:val="20"/>
-              </w:rPr>
-              <w:t>同一套代码，手机上是顶部栏加底部标签，窗口再窄也不会错位。</w:t>
-            </w:r>
-          </w:p>
-        </w:tc>
-        <w:tc>
-          <w:tcPr>
-            <w:tcW w:w="1661" w:type="dxa"/>
-            <w:tcBorders>
-              <w:top w:val="single" w:color="d3dbe4" w:sz="6"/>
-              <w:left w:val="single" w:color="d3dbe4" w:sz="6"/>
-              <w:bottom w:val="single" w:color="d3dbe4" w:sz="6"/>
-              <w:right w:val="single" w:color="d3dbe4" w:sz="6"/>
-            </w:tcBorders>
-            <w:tcMar>
-              <w:top w:w="76" w:type="dxa"/>
-              <w:left w:w="76" w:type="dxa"/>
-              <w:bottom w:w="76" w:type="dxa"/>
-              <w:right w:w="76" w:type="dxa"/>
-            </w:tcMar>
-            <w:vAlign w:val="center"/>
-          </w:tcPr>
-          <w:p>
-            <w:pPr>
-              <w:jc w:val="left"/>
-              <w:rPr>
-                <w:color w:val="212121"/>
-              </w:rPr>
-            </w:pPr>
-            <w:r>
-              <w:rPr>
-                <w:rFonts w:hint="eastAsia" w:ascii="宋体" w:hAnsi="宋体" w:eastAsia="宋体" w:cs="宋体"/>
-                <w:color w:val="212121"/>
-                <w:sz w:val="20"/>
-              </w:rPr>
-              <w:t>不必使用真机：浏览器按 F12 打开开发者工具，再按 Ctrl+Shift+M 进入设备模拟，选 iPhone 12 Pro（390 × 844），画面与真机一致；录完再按一次退出模拟</w:t>
+            <w:tcW w:w="2076" w:type="dxa"/>
+            <w:tcBorders>
+              <w:top w:val="single" w:color="d3dbe4" w:sz="6"/>
+              <w:left w:val="single" w:color="d3dbe4" w:sz="6"/>
+              <w:bottom w:val="single" w:color="d3dbe4" w:sz="6"/>
+              <w:right w:val="single" w:color="d3dbe4" w:sz="6"/>
+            </w:tcBorders>
+            <w:tcMar>
+              <w:top w:w="76" w:type="dxa"/>
+              <w:left w:w="76" w:type="dxa"/>
+              <w:bottom w:w="76" w:type="dxa"/>
+              <w:right w:w="76" w:type="dxa"/>
+            </w:tcMar>
+            <w:vAlign w:val="center"/>
+          </w:tcPr>
+          <w:p>
+            <w:pPr>
+              <w:jc w:val="left"/>
+              <w:rPr>
+                <w:color w:val="212121"/>
+              </w:rPr>
+            </w:pPr>
+            <w:r>
+              <w:rPr>
+                <w:rFonts w:ascii="宋体" w:hAnsi="宋体" w:eastAsia="宋体" w:cs="宋体"/>
+                <w:color w:val="212121"/>
+                <w:sz w:val="20"/>
+              </w:rPr>
+              <w:t>01:03–01:11</w:t>
+            </w:r>
+          </w:p>
+        </w:tc>
+        <w:tc>
+          <w:tcPr>
+            <w:tcW w:w="2076" w:type="dxa"/>
+            <w:tcBorders>
+              <w:top w:val="single" w:color="d3dbe4" w:sz="6"/>
+              <w:left w:val="single" w:color="d3dbe4" w:sz="6"/>
+              <w:bottom w:val="single" w:color="d3dbe4" w:sz="6"/>
+              <w:right w:val="single" w:color="d3dbe4" w:sz="6"/>
+            </w:tcBorders>
+            <w:tcMar>
+              <w:top w:w="76" w:type="dxa"/>
+              <w:left w:w="76" w:type="dxa"/>
+              <w:bottom w:w="76" w:type="dxa"/>
+              <w:right w:w="76" w:type="dxa"/>
+            </w:tcMar>
+            <w:vAlign w:val="center"/>
+          </w:tcPr>
+          <w:p>
+            <w:pPr>
+              <w:jc w:val="left"/>
+              <w:rPr>
+                <w:color w:val="212121"/>
+              </w:rPr>
+            </w:pPr>
+            <w:r>
+              <w:rPr>
+                <w:rFonts w:hint="eastAsia" w:ascii="宋体" w:hAnsi="宋体" w:eastAsia="宋体" w:cs="宋体"/>
+                <w:color w:val="212121"/>
+                <w:sz w:val="20"/>
+              </w:rPr>
+              <w:t>课程管理页：八门课程、学分与课时</w:t>
+            </w:r>
+          </w:p>
+        </w:tc>
+        <w:tc>
+          <w:tcPr>
+            <w:tcW w:w="2076" w:type="dxa"/>
+            <w:tcBorders>
+              <w:top w:val="single" w:color="d3dbe4" w:sz="6"/>
+              <w:left w:val="single" w:color="d3dbe4" w:sz="6"/>
+              <w:bottom w:val="single" w:color="d3dbe4" w:sz="6"/>
+              <w:right w:val="single" w:color="d3dbe4" w:sz="6"/>
+            </w:tcBorders>
+            <w:tcMar>
+              <w:top w:w="76" w:type="dxa"/>
+              <w:left w:w="76" w:type="dxa"/>
+              <w:bottom w:w="76" w:type="dxa"/>
+              <w:right w:w="76" w:type="dxa"/>
+            </w:tcMar>
+            <w:vAlign w:val="center"/>
+          </w:tcPr>
+          <w:p>
+            <w:pPr>
+              <w:jc w:val="left"/>
+              <w:rPr>
+                <w:color w:val="212121"/>
+              </w:rPr>
+            </w:pPr>
+            <w:r>
+              <w:rPr>
+                <w:rFonts w:hint="eastAsia" w:ascii="宋体" w:hAnsi="宋体" w:eastAsia="宋体" w:cs="宋体"/>
+                <w:color w:val="212121"/>
+                <w:sz w:val="20"/>
+              </w:rPr>
+              <w:t>八门课程集中维护，学分和课时都在这里改，排程和打分读的是同一份数据。</w:t>
             </w:r>
           </w:p>
         </w:tc>
@@ -3476,7 +2728,7 @@
         <w:trPr/>
         <w:tc>
           <w:tcPr>
-            <w:tcW w:w="1661" w:type="dxa"/>
+            <w:tcW w:w="2076" w:type="dxa"/>
             <w:tcBorders>
               <w:top w:val="single" w:color="d3dbe4" w:sz="6"/>
               <w:left w:val="single" w:color="d3dbe4" w:sz="6"/>
@@ -3510,137 +2762,103 @@
         </w:tc>
         <w:tc>
           <w:tcPr>
-            <w:tcW w:w="1661" w:type="dxa"/>
-            <w:tcBorders>
-              <w:top w:val="single" w:color="d3dbe4" w:sz="6"/>
-              <w:left w:val="single" w:color="d3dbe4" w:sz="6"/>
-              <w:bottom w:val="single" w:color="d3dbe4" w:sz="6"/>
-              <w:right w:val="single" w:color="d3dbe4" w:sz="6"/>
-            </w:tcBorders>
-            <w:tcMar>
-              <w:top w:w="76" w:type="dxa"/>
-              <w:left w:w="76" w:type="dxa"/>
-              <w:bottom w:w="76" w:type="dxa"/>
-              <w:right w:w="76" w:type="dxa"/>
-            </w:tcMar>
-            <w:vAlign w:val="center"/>
-          </w:tcPr>
-          <w:p>
-            <w:pPr>
-              <w:jc w:val="left"/>
-              <w:rPr>
-                <w:color w:val="212121"/>
-              </w:rPr>
-            </w:pPr>
-            <w:r>
-              <w:rPr>
-                <w:rFonts w:ascii="宋体" w:hAnsi="宋体" w:eastAsia="宋体" w:cs="宋体"/>
-                <w:color w:val="212121"/>
-                <w:sz w:val="20"/>
-              </w:rPr>
-              <w:t>03:56–04:22</w:t>
-            </w:r>
-          </w:p>
-        </w:tc>
-        <w:tc>
-          <w:tcPr>
-            <w:tcW w:w="1661" w:type="dxa"/>
-            <w:tcBorders>
-              <w:top w:val="single" w:color="d3dbe4" w:sz="6"/>
-              <w:left w:val="single" w:color="d3dbe4" w:sz="6"/>
-              <w:bottom w:val="single" w:color="d3dbe4" w:sz="6"/>
-              <w:right w:val="single" w:color="d3dbe4" w:sz="6"/>
-            </w:tcBorders>
-            <w:tcMar>
-              <w:top w:w="76" w:type="dxa"/>
-              <w:left w:w="76" w:type="dxa"/>
-              <w:bottom w:w="76" w:type="dxa"/>
-              <w:right w:w="76" w:type="dxa"/>
-            </w:tcMar>
-            <w:vAlign w:val="center"/>
-          </w:tcPr>
-          <w:p>
-            <w:pPr>
-              <w:jc w:val="left"/>
-              <w:rPr>
-                <w:color w:val="212121"/>
-              </w:rPr>
-            </w:pPr>
-            <w:r>
-              <w:rPr>
-                <w:rFonts w:hint="eastAsia" w:ascii="宋体" w:hAnsi="宋体" w:eastAsia="宋体" w:cs="宋体"/>
-                <w:color w:val="212121"/>
-                <w:sz w:val="20"/>
-              </w:rPr>
-              <w:t>断网（关闭 Wi-Fi），刷新页面，一切照常；随后演示导出 JSON 备份与清空数据</w:t>
-            </w:r>
-          </w:p>
-        </w:tc>
-        <w:tc>
-          <w:tcPr>
-            <w:tcW w:w="1661" w:type="dxa"/>
-            <w:tcBorders>
-              <w:top w:val="single" w:color="d3dbe4" w:sz="6"/>
-              <w:left w:val="single" w:color="d3dbe4" w:sz="6"/>
-              <w:bottom w:val="single" w:color="d3dbe4" w:sz="6"/>
-              <w:right w:val="single" w:color="d3dbe4" w:sz="6"/>
-            </w:tcBorders>
-            <w:tcMar>
-              <w:top w:w="76" w:type="dxa"/>
-              <w:left w:w="76" w:type="dxa"/>
-              <w:bottom w:w="76" w:type="dxa"/>
-              <w:right w:w="76" w:type="dxa"/>
-            </w:tcMar>
-            <w:vAlign w:val="center"/>
-          </w:tcPr>
-          <w:p>
-            <w:pPr>
-              <w:jc w:val="left"/>
-              <w:rPr>
-                <w:color w:val="212121"/>
-              </w:rPr>
-            </w:pPr>
-            <w:r>
-              <w:rPr>
-                <w:rFonts w:hint="eastAsia" w:ascii="宋体" w:hAnsi="宋体" w:eastAsia="宋体" w:cs="宋体"/>
-                <w:color w:val="212121"/>
-                <w:sz w:val="20"/>
-              </w:rPr>
-              <w:t>关掉网络，刷新，功能一个不少——因为所有依赖都在本地。数据只存在这台设备上，不上传，也可以随时导出带走。</w:t>
-            </w:r>
-          </w:p>
-        </w:tc>
-        <w:tc>
-          <w:tcPr>
-            <w:tcW w:w="1661" w:type="dxa"/>
-            <w:tcBorders>
-              <w:top w:val="single" w:color="d3dbe4" w:sz="6"/>
-              <w:left w:val="single" w:color="d3dbe4" w:sz="6"/>
-              <w:bottom w:val="single" w:color="d3dbe4" w:sz="6"/>
-              <w:right w:val="single" w:color="d3dbe4" w:sz="6"/>
-            </w:tcBorders>
-            <w:tcMar>
-              <w:top w:w="76" w:type="dxa"/>
-              <w:left w:w="76" w:type="dxa"/>
-              <w:bottom w:w="76" w:type="dxa"/>
-              <w:right w:w="76" w:type="dxa"/>
-            </w:tcMar>
-            <w:vAlign w:val="center"/>
-          </w:tcPr>
-          <w:p>
-            <w:pPr>
-              <w:jc w:val="left"/>
-              <w:rPr>
-                <w:color w:val="212121"/>
-              </w:rPr>
-            </w:pPr>
-            <w:r>
-              <w:rPr>
-                <w:rFonts w:hint="eastAsia" w:ascii="宋体" w:hAnsi="宋体" w:eastAsia="宋体" w:cs="宋体"/>
-                <w:color w:val="212121"/>
-                <w:sz w:val="20"/>
-              </w:rPr>
-              <w:t>断网后一定要真的刷新一次页面，这是最有说服力的三秒</w:t>
+            <w:tcW w:w="2076" w:type="dxa"/>
+            <w:tcBorders>
+              <w:top w:val="single" w:color="d3dbe4" w:sz="6"/>
+              <w:left w:val="single" w:color="d3dbe4" w:sz="6"/>
+              <w:bottom w:val="single" w:color="d3dbe4" w:sz="6"/>
+              <w:right w:val="single" w:color="d3dbe4" w:sz="6"/>
+            </w:tcBorders>
+            <w:tcMar>
+              <w:top w:w="76" w:type="dxa"/>
+              <w:left w:w="76" w:type="dxa"/>
+              <w:bottom w:w="76" w:type="dxa"/>
+              <w:right w:w="76" w:type="dxa"/>
+            </w:tcMar>
+            <w:vAlign w:val="center"/>
+          </w:tcPr>
+          <w:p>
+            <w:pPr>
+              <w:jc w:val="left"/>
+              <w:rPr>
+                <w:color w:val="212121"/>
+              </w:rPr>
+            </w:pPr>
+            <w:r>
+              <w:rPr>
+                <w:rFonts w:ascii="宋体" w:hAnsi="宋体" w:eastAsia="宋体" w:cs="宋体"/>
+                <w:color w:val="212121"/>
+                <w:sz w:val="20"/>
+              </w:rPr>
+              <w:t>01:11–01:16</w:t>
+            </w:r>
+          </w:p>
+        </w:tc>
+        <w:tc>
+          <w:tcPr>
+            <w:tcW w:w="2076" w:type="dxa"/>
+            <w:tcBorders>
+              <w:top w:val="single" w:color="d3dbe4" w:sz="6"/>
+              <w:left w:val="single" w:color="d3dbe4" w:sz="6"/>
+              <w:bottom w:val="single" w:color="d3dbe4" w:sz="6"/>
+              <w:right w:val="single" w:color="d3dbe4" w:sz="6"/>
+            </w:tcBorders>
+            <w:tcMar>
+              <w:top w:w="76" w:type="dxa"/>
+              <w:left w:w="76" w:type="dxa"/>
+              <w:bottom w:w="76" w:type="dxa"/>
+              <w:right w:w="76" w:type="dxa"/>
+            </w:tcMar>
+            <w:vAlign w:val="center"/>
+          </w:tcPr>
+          <w:p>
+            <w:pPr>
+              <w:jc w:val="left"/>
+              <w:rPr>
+                <w:color w:val="212121"/>
+              </w:rPr>
+            </w:pPr>
+            <w:r>
+              <w:rPr>
+                <w:rFonts w:hint="eastAsia" w:ascii="宋体" w:hAnsi="宋体" w:eastAsia="宋体" w:cs="宋体"/>
+                <w:color w:val="212121"/>
+                <w:sz w:val="20"/>
+              </w:rPr>
+              <w:t>任务页：优先级分布、本周完成情况</w:t>
+            </w:r>
+          </w:p>
+        </w:tc>
+        <w:tc>
+          <w:tcPr>
+            <w:tcW w:w="2076" w:type="dxa"/>
+            <w:tcBorders>
+              <w:top w:val="single" w:color="d3dbe4" w:sz="6"/>
+              <w:left w:val="single" w:color="d3dbe4" w:sz="6"/>
+              <w:bottom w:val="single" w:color="d3dbe4" w:sz="6"/>
+              <w:right w:val="single" w:color="d3dbe4" w:sz="6"/>
+            </w:tcBorders>
+            <w:tcMar>
+              <w:top w:w="76" w:type="dxa"/>
+              <w:left w:w="76" w:type="dxa"/>
+              <w:bottom w:w="76" w:type="dxa"/>
+              <w:right w:w="76" w:type="dxa"/>
+            </w:tcMar>
+            <w:vAlign w:val="center"/>
+          </w:tcPr>
+          <w:p>
+            <w:pPr>
+              <w:jc w:val="left"/>
+              <w:rPr>
+                <w:color w:val="212121"/>
+              </w:rPr>
+            </w:pPr>
+            <w:r>
+              <w:rPr>
+                <w:rFonts w:hint="eastAsia" w:ascii="宋体" w:hAnsi="宋体" w:eastAsia="宋体" w:cs="宋体"/>
+                <w:color w:val="212121"/>
+                <w:sz w:val="20"/>
+              </w:rPr>
+              <w:t>任务按优先级分布，逾期的一眼就能看见。</w:t>
             </w:r>
           </w:p>
         </w:tc>
@@ -3649,7 +2867,7 @@
         <w:trPr/>
         <w:tc>
           <w:tcPr>
-            <w:tcW w:w="1661" w:type="dxa"/>
+            <w:tcW w:w="2076" w:type="dxa"/>
             <w:tcBorders>
               <w:top w:val="single" w:color="d3dbe4" w:sz="6"/>
               <w:left w:val="single" w:color="d3dbe4" w:sz="6"/>
@@ -3683,137 +2901,103 @@
         </w:tc>
         <w:tc>
           <w:tcPr>
-            <w:tcW w:w="1661" w:type="dxa"/>
-            <w:tcBorders>
-              <w:top w:val="single" w:color="d3dbe4" w:sz="6"/>
-              <w:left w:val="single" w:color="d3dbe4" w:sz="6"/>
-              <w:bottom w:val="single" w:color="d3dbe4" w:sz="6"/>
-              <w:right w:val="single" w:color="d3dbe4" w:sz="6"/>
-            </w:tcBorders>
-            <w:tcMar>
-              <w:top w:w="76" w:type="dxa"/>
-              <w:left w:w="76" w:type="dxa"/>
-              <w:bottom w:w="76" w:type="dxa"/>
-              <w:right w:w="76" w:type="dxa"/>
-            </w:tcMar>
-            <w:vAlign w:val="center"/>
-          </w:tcPr>
-          <w:p>
-            <w:pPr>
-              <w:jc w:val="left"/>
-              <w:rPr>
-                <w:color w:val="212121"/>
-              </w:rPr>
-            </w:pPr>
-            <w:r>
-              <w:rPr>
-                <w:rFonts w:ascii="宋体" w:hAnsi="宋体" w:eastAsia="宋体" w:cs="宋体"/>
-                <w:color w:val="212121"/>
-                <w:sz w:val="20"/>
-              </w:rPr>
-              <w:t>04:22–04:44</w:t>
-            </w:r>
-          </w:p>
-        </w:tc>
-        <w:tc>
-          <w:tcPr>
-            <w:tcW w:w="1661" w:type="dxa"/>
-            <w:tcBorders>
-              <w:top w:val="single" w:color="d3dbe4" w:sz="6"/>
-              <w:left w:val="single" w:color="d3dbe4" w:sz="6"/>
-              <w:bottom w:val="single" w:color="d3dbe4" w:sz="6"/>
-              <w:right w:val="single" w:color="d3dbe4" w:sz="6"/>
-            </w:tcBorders>
-            <w:tcMar>
-              <w:top w:w="76" w:type="dxa"/>
-              <w:left w:w="76" w:type="dxa"/>
-              <w:bottom w:w="76" w:type="dxa"/>
-              <w:right w:w="76" w:type="dxa"/>
-            </w:tcMar>
-            <w:vAlign w:val="center"/>
-          </w:tcPr>
-          <w:p>
-            <w:pPr>
-              <w:jc w:val="left"/>
-              <w:rPr>
-                <w:color w:val="212121"/>
-              </w:rPr>
-            </w:pPr>
-            <w:r>
-              <w:rPr>
-                <w:rFonts w:hint="eastAsia" w:ascii="宋体" w:hAnsi="宋体" w:eastAsia="宋体" w:cs="宋体"/>
-                <w:color w:val="212121"/>
-                <w:sz w:val="20"/>
-              </w:rPr>
-              <w:t>代码目录与测试终端：运行测试，19 项断言全部通过</w:t>
-            </w:r>
-          </w:p>
-        </w:tc>
-        <w:tc>
-          <w:tcPr>
-            <w:tcW w:w="1661" w:type="dxa"/>
-            <w:tcBorders>
-              <w:top w:val="single" w:color="d3dbe4" w:sz="6"/>
-              <w:left w:val="single" w:color="d3dbe4" w:sz="6"/>
-              <w:bottom w:val="single" w:color="d3dbe4" w:sz="6"/>
-              <w:right w:val="single" w:color="d3dbe4" w:sz="6"/>
-            </w:tcBorders>
-            <w:tcMar>
-              <w:top w:w="76" w:type="dxa"/>
-              <w:left w:w="76" w:type="dxa"/>
-              <w:bottom w:w="76" w:type="dxa"/>
-              <w:right w:w="76" w:type="dxa"/>
-            </w:tcMar>
-            <w:vAlign w:val="center"/>
-          </w:tcPr>
-          <w:p>
-            <w:pPr>
-              <w:jc w:val="left"/>
-              <w:rPr>
-                <w:color w:val="212121"/>
-              </w:rPr>
-            </w:pPr>
-            <w:r>
-              <w:rPr>
-                <w:rFonts w:hint="eastAsia" w:ascii="宋体" w:hAnsi="宋体" w:eastAsia="宋体" w:cs="宋体"/>
-                <w:color w:val="212121"/>
-                <w:sz w:val="20"/>
-              </w:rPr>
-              <w:t>排程引擎是纯函数，十九项单元测试全部通过；八个页面，站内零死链，运行时零外部请求。</w:t>
-            </w:r>
-          </w:p>
-        </w:tc>
-        <w:tc>
-          <w:tcPr>
-            <w:tcW w:w="1661" w:type="dxa"/>
-            <w:tcBorders>
-              <w:top w:val="single" w:color="d3dbe4" w:sz="6"/>
-              <w:left w:val="single" w:color="d3dbe4" w:sz="6"/>
-              <w:bottom w:val="single" w:color="d3dbe4" w:sz="6"/>
-              <w:right w:val="single" w:color="d3dbe4" w:sz="6"/>
-            </w:tcBorders>
-            <w:tcMar>
-              <w:top w:w="76" w:type="dxa"/>
-              <w:left w:w="76" w:type="dxa"/>
-              <w:bottom w:w="76" w:type="dxa"/>
-              <w:right w:w="76" w:type="dxa"/>
-            </w:tcMar>
-            <w:vAlign w:val="center"/>
-          </w:tcPr>
-          <w:p>
-            <w:pPr>
-              <w:jc w:val="left"/>
-              <w:rPr>
-                <w:color w:val="212121"/>
-              </w:rPr>
-            </w:pPr>
-            <w:r>
-              <w:rPr>
-                <w:rFonts w:hint="eastAsia" w:ascii="宋体" w:hAnsi="宋体" w:eastAsia="宋体" w:cs="宋体"/>
-                <w:color w:val="212121"/>
-                <w:sz w:val="20"/>
-              </w:rPr>
-              <w:t>终端字号放大到 20 px 以上，让通过结果清晰可读</w:t>
+            <w:tcW w:w="2076" w:type="dxa"/>
+            <w:tcBorders>
+              <w:top w:val="single" w:color="d3dbe4" w:sz="6"/>
+              <w:left w:val="single" w:color="d3dbe4" w:sz="6"/>
+              <w:bottom w:val="single" w:color="d3dbe4" w:sz="6"/>
+              <w:right w:val="single" w:color="d3dbe4" w:sz="6"/>
+            </w:tcBorders>
+            <w:tcMar>
+              <w:top w:w="76" w:type="dxa"/>
+              <w:left w:w="76" w:type="dxa"/>
+              <w:bottom w:w="76" w:type="dxa"/>
+              <w:right w:w="76" w:type="dxa"/>
+            </w:tcMar>
+            <w:vAlign w:val="center"/>
+          </w:tcPr>
+          <w:p>
+            <w:pPr>
+              <w:jc w:val="left"/>
+              <w:rPr>
+                <w:color w:val="212121"/>
+              </w:rPr>
+            </w:pPr>
+            <w:r>
+              <w:rPr>
+                <w:rFonts w:ascii="宋体" w:hAnsi="宋体" w:eastAsia="宋体" w:cs="宋体"/>
+                <w:color w:val="212121"/>
+                <w:sz w:val="20"/>
+              </w:rPr>
+              <w:t>01:16–01:25</w:t>
+            </w:r>
+          </w:p>
+        </w:tc>
+        <w:tc>
+          <w:tcPr>
+            <w:tcW w:w="2076" w:type="dxa"/>
+            <w:tcBorders>
+              <w:top w:val="single" w:color="d3dbe4" w:sz="6"/>
+              <w:left w:val="single" w:color="d3dbe4" w:sz="6"/>
+              <w:bottom w:val="single" w:color="d3dbe4" w:sz="6"/>
+              <w:right w:val="single" w:color="d3dbe4" w:sz="6"/>
+            </w:tcBorders>
+            <w:tcMar>
+              <w:top w:w="76" w:type="dxa"/>
+              <w:left w:w="76" w:type="dxa"/>
+              <w:bottom w:w="76" w:type="dxa"/>
+              <w:right w:w="76" w:type="dxa"/>
+            </w:tcMar>
+            <w:vAlign w:val="center"/>
+          </w:tcPr>
+          <w:p>
+            <w:pPr>
+              <w:jc w:val="left"/>
+              <w:rPr>
+                <w:color w:val="212121"/>
+              </w:rPr>
+            </w:pPr>
+            <w:r>
+              <w:rPr>
+                <w:rFonts w:hint="eastAsia" w:ascii="宋体" w:hAnsi="宋体" w:eastAsia="宋体" w:cs="宋体"/>
+                <w:color w:val="212121"/>
+                <w:sz w:val="20"/>
+              </w:rPr>
+              <w:t>新增任务：标题、课程、截止时间、预估时长，键盘输入</w:t>
+            </w:r>
+          </w:p>
+        </w:tc>
+        <w:tc>
+          <w:tcPr>
+            <w:tcW w:w="2076" w:type="dxa"/>
+            <w:tcBorders>
+              <w:top w:val="single" w:color="d3dbe4" w:sz="6"/>
+              <w:left w:val="single" w:color="d3dbe4" w:sz="6"/>
+              <w:bottom w:val="single" w:color="d3dbe4" w:sz="6"/>
+              <w:right w:val="single" w:color="d3dbe4" w:sz="6"/>
+            </w:tcBorders>
+            <w:tcMar>
+              <w:top w:w="76" w:type="dxa"/>
+              <w:left w:w="76" w:type="dxa"/>
+              <w:bottom w:w="76" w:type="dxa"/>
+              <w:right w:w="76" w:type="dxa"/>
+            </w:tcMar>
+            <w:vAlign w:val="center"/>
+          </w:tcPr>
+          <w:p>
+            <w:pPr>
+              <w:jc w:val="left"/>
+              <w:rPr>
+                <w:color w:val="212121"/>
+              </w:rPr>
+            </w:pPr>
+            <w:r>
+              <w:rPr>
+                <w:rFonts w:hint="eastAsia" w:ascii="宋体" w:hAnsi="宋体" w:eastAsia="宋体" w:cs="宋体"/>
+                <w:color w:val="212121"/>
+                <w:sz w:val="20"/>
+              </w:rPr>
+              <w:t>新增任务只要四步：标题、课程、截止时间和预估时长。</w:t>
             </w:r>
           </w:p>
         </w:tc>
@@ -3822,7 +3006,7 @@
         <w:trPr/>
         <w:tc>
           <w:tcPr>
-            <w:tcW w:w="1661" w:type="dxa"/>
+            <w:tcW w:w="2076" w:type="dxa"/>
             <w:tcBorders>
               <w:top w:val="single" w:color="d3dbe4" w:sz="6"/>
               <w:left w:val="single" w:color="d3dbe4" w:sz="6"/>
@@ -3856,137 +3040,1771 @@
         </w:tc>
         <w:tc>
           <w:tcPr>
-            <w:tcW w:w="1661" w:type="dxa"/>
-            <w:tcBorders>
-              <w:top w:val="single" w:color="d3dbe4" w:sz="6"/>
-              <w:left w:val="single" w:color="d3dbe4" w:sz="6"/>
-              <w:bottom w:val="single" w:color="d3dbe4" w:sz="6"/>
-              <w:right w:val="single" w:color="d3dbe4" w:sz="6"/>
-            </w:tcBorders>
-            <w:tcMar>
-              <w:top w:w="76" w:type="dxa"/>
-              <w:left w:w="76" w:type="dxa"/>
-              <w:bottom w:w="76" w:type="dxa"/>
-              <w:right w:w="76" w:type="dxa"/>
-            </w:tcMar>
-            <w:vAlign w:val="center"/>
-          </w:tcPr>
-          <w:p>
-            <w:pPr>
-              <w:jc w:val="left"/>
-              <w:rPr>
-                <w:color w:val="212121"/>
-              </w:rPr>
-            </w:pPr>
-            <w:r>
-              <w:rPr>
-                <w:rFonts w:ascii="宋体" w:hAnsi="宋体" w:eastAsia="宋体" w:cs="宋体"/>
-                <w:color w:val="212121"/>
-                <w:sz w:val="20"/>
-              </w:rPr>
-              <w:t>04:44–05:00</w:t>
-            </w:r>
-          </w:p>
-        </w:tc>
-        <w:tc>
-          <w:tcPr>
-            <w:tcW w:w="1661" w:type="dxa"/>
-            <w:tcBorders>
-              <w:top w:val="single" w:color="d3dbe4" w:sz="6"/>
-              <w:left w:val="single" w:color="d3dbe4" w:sz="6"/>
-              <w:bottom w:val="single" w:color="d3dbe4" w:sz="6"/>
-              <w:right w:val="single" w:color="d3dbe4" w:sz="6"/>
-            </w:tcBorders>
-            <w:tcMar>
-              <w:top w:w="76" w:type="dxa"/>
-              <w:left w:w="76" w:type="dxa"/>
-              <w:bottom w:w="76" w:type="dxa"/>
-              <w:right w:w="76" w:type="dxa"/>
-            </w:tcMar>
-            <w:vAlign w:val="center"/>
-          </w:tcPr>
-          <w:p>
-            <w:pPr>
-              <w:jc w:val="left"/>
-              <w:rPr>
-                <w:color w:val="212121"/>
-              </w:rPr>
-            </w:pPr>
-            <w:r>
-              <w:rPr>
-                <w:rFonts w:hint="eastAsia" w:ascii="宋体" w:hAnsi="宋体" w:eastAsia="宋体" w:cs="宋体"/>
-                <w:color w:val="212121"/>
-                <w:sz w:val="20"/>
-              </w:rPr>
-              <w:t>回到仪表盘，画面渐暗，浮出作品名与赛道信息</w:t>
-            </w:r>
-          </w:p>
-        </w:tc>
-        <w:tc>
-          <w:tcPr>
-            <w:tcW w:w="1661" w:type="dxa"/>
-            <w:tcBorders>
-              <w:top w:val="single" w:color="d3dbe4" w:sz="6"/>
-              <w:left w:val="single" w:color="d3dbe4" w:sz="6"/>
-              <w:bottom w:val="single" w:color="d3dbe4" w:sz="6"/>
-              <w:right w:val="single" w:color="d3dbe4" w:sz="6"/>
-            </w:tcBorders>
-            <w:tcMar>
-              <w:top w:w="76" w:type="dxa"/>
-              <w:left w:w="76" w:type="dxa"/>
-              <w:bottom w:w="76" w:type="dxa"/>
-              <w:right w:w="76" w:type="dxa"/>
-            </w:tcMar>
-            <w:vAlign w:val="center"/>
-          </w:tcPr>
-          <w:p>
-            <w:pPr>
-              <w:jc w:val="left"/>
-              <w:rPr>
-                <w:color w:val="212121"/>
-              </w:rPr>
-            </w:pPr>
-            <w:r>
-              <w:rPr>
-                <w:rFonts w:hint="eastAsia" w:ascii="宋体" w:hAnsi="宋体" w:eastAsia="宋体" w:cs="宋体"/>
-                <w:color w:val="212121"/>
-                <w:sz w:val="20"/>
-              </w:rPr>
-              <w:t>CampusFlow，把今天该做什么，算出来。</w:t>
-            </w:r>
-          </w:p>
-        </w:tc>
-        <w:tc>
-          <w:tcPr>
-            <w:tcW w:w="1661" w:type="dxa"/>
-            <w:tcBorders>
-              <w:top w:val="single" w:color="d3dbe4" w:sz="6"/>
-              <w:left w:val="single" w:color="d3dbe4" w:sz="6"/>
-              <w:bottom w:val="single" w:color="d3dbe4" w:sz="6"/>
-              <w:right w:val="single" w:color="d3dbe4" w:sz="6"/>
-            </w:tcBorders>
-            <w:tcMar>
-              <w:top w:w="76" w:type="dxa"/>
-              <w:left w:w="76" w:type="dxa"/>
-              <w:bottom w:w="76" w:type="dxa"/>
-              <w:right w:w="76" w:type="dxa"/>
-            </w:tcMar>
-            <w:vAlign w:val="center"/>
-          </w:tcPr>
-          <w:p>
-            <w:pPr>
-              <w:jc w:val="left"/>
-              <w:rPr>
-                <w:color w:val="212121"/>
-              </w:rPr>
-            </w:pPr>
-            <w:r>
-              <w:rPr>
-                <w:rFonts w:hint="eastAsia" w:ascii="宋体" w:hAnsi="宋体" w:eastAsia="宋体" w:cs="宋体"/>
-                <w:color w:val="212121"/>
-                <w:sz w:val="20"/>
-              </w:rPr>
-              <w:t>结尾停 2 秒再黑场，不要突然切断</w:t>
+            <w:tcW w:w="2076" w:type="dxa"/>
+            <w:tcBorders>
+              <w:top w:val="single" w:color="d3dbe4" w:sz="6"/>
+              <w:left w:val="single" w:color="d3dbe4" w:sz="6"/>
+              <w:bottom w:val="single" w:color="d3dbe4" w:sz="6"/>
+              <w:right w:val="single" w:color="d3dbe4" w:sz="6"/>
+            </w:tcBorders>
+            <w:tcMar>
+              <w:top w:w="76" w:type="dxa"/>
+              <w:left w:w="76" w:type="dxa"/>
+              <w:bottom w:w="76" w:type="dxa"/>
+              <w:right w:w="76" w:type="dxa"/>
+            </w:tcMar>
+            <w:vAlign w:val="center"/>
+          </w:tcPr>
+          <w:p>
+            <w:pPr>
+              <w:jc w:val="left"/>
+              <w:rPr>
+                <w:color w:val="212121"/>
+              </w:rPr>
+            </w:pPr>
+            <w:r>
+              <w:rPr>
+                <w:rFonts w:ascii="宋体" w:hAnsi="宋体" w:eastAsia="宋体" w:cs="宋体"/>
+                <w:color w:val="212121"/>
+                <w:sz w:val="20"/>
+              </w:rPr>
+              <w:t>01:25–01:32</w:t>
+            </w:r>
+          </w:p>
+        </w:tc>
+        <w:tc>
+          <w:tcPr>
+            <w:tcW w:w="2076" w:type="dxa"/>
+            <w:tcBorders>
+              <w:top w:val="single" w:color="d3dbe4" w:sz="6"/>
+              <w:left w:val="single" w:color="d3dbe4" w:sz="6"/>
+              <w:bottom w:val="single" w:color="d3dbe4" w:sz="6"/>
+              <w:right w:val="single" w:color="d3dbe4" w:sz="6"/>
+            </w:tcBorders>
+            <w:tcMar>
+              <w:top w:w="76" w:type="dxa"/>
+              <w:left w:w="76" w:type="dxa"/>
+              <w:bottom w:w="76" w:type="dxa"/>
+              <w:right w:w="76" w:type="dxa"/>
+            </w:tcMar>
+            <w:vAlign w:val="center"/>
+          </w:tcPr>
+          <w:p>
+            <w:pPr>
+              <w:jc w:val="left"/>
+              <w:rPr>
+                <w:color w:val="212121"/>
+              </w:rPr>
+            </w:pPr>
+            <w:r>
+              <w:rPr>
+                <w:rFonts w:hint="eastAsia" w:ascii="宋体" w:hAnsi="宋体" w:eastAsia="宋体" w:cs="宋体"/>
+                <w:color w:val="212121"/>
+                <w:sz w:val="20"/>
+              </w:rPr>
+              <w:t>保存后回到任务列表，出现「任务添加成功」</w:t>
+            </w:r>
+          </w:p>
+        </w:tc>
+        <w:tc>
+          <w:tcPr>
+            <w:tcW w:w="2076" w:type="dxa"/>
+            <w:tcBorders>
+              <w:top w:val="single" w:color="d3dbe4" w:sz="6"/>
+              <w:left w:val="single" w:color="d3dbe4" w:sz="6"/>
+              <w:bottom w:val="single" w:color="d3dbe4" w:sz="6"/>
+              <w:right w:val="single" w:color="d3dbe4" w:sz="6"/>
+            </w:tcBorders>
+            <w:tcMar>
+              <w:top w:w="76" w:type="dxa"/>
+              <w:left w:w="76" w:type="dxa"/>
+              <w:bottom w:w="76" w:type="dxa"/>
+              <w:right w:w="76" w:type="dxa"/>
+            </w:tcMar>
+            <w:vAlign w:val="center"/>
+          </w:tcPr>
+          <w:p>
+            <w:pPr>
+              <w:jc w:val="left"/>
+              <w:rPr>
+                <w:color w:val="212121"/>
+              </w:rPr>
+            </w:pPr>
+            <w:r>
+              <w:rPr>
+                <w:rFonts w:hint="eastAsia" w:ascii="宋体" w:hAnsi="宋体" w:eastAsia="宋体" w:cs="宋体"/>
+                <w:color w:val="212121"/>
+                <w:sz w:val="20"/>
+              </w:rPr>
+              <w:t>保存之后分数立刻重算，排程同步刷新，不需要手动调整顺序。</w:t>
+            </w:r>
+          </w:p>
+        </w:tc>
+      </w:tr>
+      <w:tr>
+        <w:trPr/>
+        <w:tc>
+          <w:tcPr>
+            <w:tcW w:w="2076" w:type="dxa"/>
+            <w:tcBorders>
+              <w:top w:val="single" w:color="d3dbe4" w:sz="6"/>
+              <w:left w:val="single" w:color="d3dbe4" w:sz="6"/>
+              <w:bottom w:val="single" w:color="d3dbe4" w:sz="6"/>
+              <w:right w:val="single" w:color="d3dbe4" w:sz="6"/>
+            </w:tcBorders>
+            <w:tcMar>
+              <w:top w:w="76" w:type="dxa"/>
+              <w:left w:w="76" w:type="dxa"/>
+              <w:bottom w:w="76" w:type="dxa"/>
+              <w:right w:w="76" w:type="dxa"/>
+            </w:tcMar>
+            <w:vAlign w:val="center"/>
+          </w:tcPr>
+          <w:p>
+            <w:pPr>
+              <w:jc w:val="left"/>
+              <w:rPr>
+                <w:color w:val="212121"/>
+              </w:rPr>
+            </w:pPr>
+            <w:r>
+              <w:rPr>
+                <w:rFonts w:ascii="宋体" w:hAnsi="宋体" w:eastAsia="宋体" w:cs="宋体"/>
+                <w:color w:val="212121"/>
+                <w:sz w:val="20"/>
+              </w:rPr>
+              <w:t>12</w:t>
+            </w:r>
+          </w:p>
+        </w:tc>
+        <w:tc>
+          <w:tcPr>
+            <w:tcW w:w="2076" w:type="dxa"/>
+            <w:tcBorders>
+              <w:top w:val="single" w:color="d3dbe4" w:sz="6"/>
+              <w:left w:val="single" w:color="d3dbe4" w:sz="6"/>
+              <w:bottom w:val="single" w:color="d3dbe4" w:sz="6"/>
+              <w:right w:val="single" w:color="d3dbe4" w:sz="6"/>
+            </w:tcBorders>
+            <w:tcMar>
+              <w:top w:w="76" w:type="dxa"/>
+              <w:left w:w="76" w:type="dxa"/>
+              <w:bottom w:w="76" w:type="dxa"/>
+              <w:right w:w="76" w:type="dxa"/>
+            </w:tcMar>
+            <w:vAlign w:val="center"/>
+          </w:tcPr>
+          <w:p>
+            <w:pPr>
+              <w:jc w:val="left"/>
+              <w:rPr>
+                <w:color w:val="212121"/>
+              </w:rPr>
+            </w:pPr>
+            <w:r>
+              <w:rPr>
+                <w:rFonts w:ascii="宋体" w:hAnsi="宋体" w:eastAsia="宋体" w:cs="宋体"/>
+                <w:color w:val="212121"/>
+                <w:sz w:val="20"/>
+              </w:rPr>
+              <w:t>01:32–01:36</w:t>
+            </w:r>
+          </w:p>
+        </w:tc>
+        <w:tc>
+          <w:tcPr>
+            <w:tcW w:w="2076" w:type="dxa"/>
+            <w:tcBorders>
+              <w:top w:val="single" w:color="d3dbe4" w:sz="6"/>
+              <w:left w:val="single" w:color="d3dbe4" w:sz="6"/>
+              <w:bottom w:val="single" w:color="d3dbe4" w:sz="6"/>
+              <w:right w:val="single" w:color="d3dbe4" w:sz="6"/>
+            </w:tcBorders>
+            <w:tcMar>
+              <w:top w:w="76" w:type="dxa"/>
+              <w:left w:w="76" w:type="dxa"/>
+              <w:bottom w:w="76" w:type="dxa"/>
+              <w:right w:w="76" w:type="dxa"/>
+            </w:tcMar>
+            <w:vAlign w:val="center"/>
+          </w:tcPr>
+          <w:p>
+            <w:pPr>
+              <w:jc w:val="left"/>
+              <w:rPr>
+                <w:color w:val="212121"/>
+              </w:rPr>
+            </w:pPr>
+            <w:r>
+              <w:rPr>
+                <w:rFonts w:hint="eastAsia" w:ascii="宋体" w:hAnsi="宋体" w:eastAsia="宋体" w:cs="宋体"/>
+                <w:color w:val="212121"/>
+                <w:sz w:val="20"/>
+              </w:rPr>
+              <w:t>学习目标页</w:t>
+            </w:r>
+          </w:p>
+        </w:tc>
+        <w:tc>
+          <w:tcPr>
+            <w:tcW w:w="2076" w:type="dxa"/>
+            <w:tcBorders>
+              <w:top w:val="single" w:color="d3dbe4" w:sz="6"/>
+              <w:left w:val="single" w:color="d3dbe4" w:sz="6"/>
+              <w:bottom w:val="single" w:color="d3dbe4" w:sz="6"/>
+              <w:right w:val="single" w:color="d3dbe4" w:sz="6"/>
+            </w:tcBorders>
+            <w:tcMar>
+              <w:top w:w="76" w:type="dxa"/>
+              <w:left w:w="76" w:type="dxa"/>
+              <w:bottom w:w="76" w:type="dxa"/>
+              <w:right w:w="76" w:type="dxa"/>
+            </w:tcMar>
+            <w:vAlign w:val="center"/>
+          </w:tcPr>
+          <w:p>
+            <w:pPr>
+              <w:jc w:val="left"/>
+              <w:rPr>
+                <w:color w:val="212121"/>
+              </w:rPr>
+            </w:pPr>
+            <w:r>
+              <w:rPr>
+                <w:rFonts w:hint="eastAsia" w:ascii="宋体" w:hAnsi="宋体" w:eastAsia="宋体" w:cs="宋体"/>
+                <w:color w:val="212121"/>
+                <w:sz w:val="20"/>
+              </w:rPr>
+              <w:t>学习目标按周拆解。</w:t>
+            </w:r>
+          </w:p>
+        </w:tc>
+      </w:tr>
+      <w:tr>
+        <w:trPr/>
+        <w:tc>
+          <w:tcPr>
+            <w:tcW w:w="2076" w:type="dxa"/>
+            <w:tcBorders>
+              <w:top w:val="single" w:color="d3dbe4" w:sz="6"/>
+              <w:left w:val="single" w:color="d3dbe4" w:sz="6"/>
+              <w:bottom w:val="single" w:color="d3dbe4" w:sz="6"/>
+              <w:right w:val="single" w:color="d3dbe4" w:sz="6"/>
+            </w:tcBorders>
+            <w:tcMar>
+              <w:top w:w="76" w:type="dxa"/>
+              <w:left w:w="76" w:type="dxa"/>
+              <w:bottom w:w="76" w:type="dxa"/>
+              <w:right w:w="76" w:type="dxa"/>
+            </w:tcMar>
+            <w:vAlign w:val="center"/>
+          </w:tcPr>
+          <w:p>
+            <w:pPr>
+              <w:jc w:val="left"/>
+              <w:rPr>
+                <w:color w:val="212121"/>
+              </w:rPr>
+            </w:pPr>
+            <w:r>
+              <w:rPr>
+                <w:rFonts w:ascii="宋体" w:hAnsi="宋体" w:eastAsia="宋体" w:cs="宋体"/>
+                <w:color w:val="212121"/>
+                <w:sz w:val="20"/>
+              </w:rPr>
+              <w:t>13</w:t>
+            </w:r>
+          </w:p>
+        </w:tc>
+        <w:tc>
+          <w:tcPr>
+            <w:tcW w:w="2076" w:type="dxa"/>
+            <w:tcBorders>
+              <w:top w:val="single" w:color="d3dbe4" w:sz="6"/>
+              <w:left w:val="single" w:color="d3dbe4" w:sz="6"/>
+              <w:bottom w:val="single" w:color="d3dbe4" w:sz="6"/>
+              <w:right w:val="single" w:color="d3dbe4" w:sz="6"/>
+            </w:tcBorders>
+            <w:tcMar>
+              <w:top w:w="76" w:type="dxa"/>
+              <w:left w:w="76" w:type="dxa"/>
+              <w:bottom w:w="76" w:type="dxa"/>
+              <w:right w:w="76" w:type="dxa"/>
+            </w:tcMar>
+            <w:vAlign w:val="center"/>
+          </w:tcPr>
+          <w:p>
+            <w:pPr>
+              <w:jc w:val="left"/>
+              <w:rPr>
+                <w:color w:val="212121"/>
+              </w:rPr>
+            </w:pPr>
+            <w:r>
+              <w:rPr>
+                <w:rFonts w:ascii="宋体" w:hAnsi="宋体" w:eastAsia="宋体" w:cs="宋体"/>
+                <w:color w:val="212121"/>
+                <w:sz w:val="20"/>
+              </w:rPr>
+              <w:t>01:36–01:42</w:t>
+            </w:r>
+          </w:p>
+        </w:tc>
+        <w:tc>
+          <w:tcPr>
+            <w:tcW w:w="2076" w:type="dxa"/>
+            <w:tcBorders>
+              <w:top w:val="single" w:color="d3dbe4" w:sz="6"/>
+              <w:left w:val="single" w:color="d3dbe4" w:sz="6"/>
+              <w:bottom w:val="single" w:color="d3dbe4" w:sz="6"/>
+              <w:right w:val="single" w:color="d3dbe4" w:sz="6"/>
+            </w:tcBorders>
+            <w:tcMar>
+              <w:top w:w="76" w:type="dxa"/>
+              <w:left w:w="76" w:type="dxa"/>
+              <w:bottom w:w="76" w:type="dxa"/>
+              <w:right w:w="76" w:type="dxa"/>
+            </w:tcMar>
+            <w:vAlign w:val="center"/>
+          </w:tcPr>
+          <w:p>
+            <w:pPr>
+              <w:jc w:val="left"/>
+              <w:rPr>
+                <w:color w:val="212121"/>
+              </w:rPr>
+            </w:pPr>
+            <w:r>
+              <w:rPr>
+                <w:rFonts w:hint="eastAsia" w:ascii="宋体" w:hAnsi="宋体" w:eastAsia="宋体" w:cs="宋体"/>
+                <w:color w:val="212121"/>
+                <w:sz w:val="20"/>
+              </w:rPr>
+              <w:t>新增目标：类型、截止日期、优先级</w:t>
+            </w:r>
+          </w:p>
+        </w:tc>
+        <w:tc>
+          <w:tcPr>
+            <w:tcW w:w="2076" w:type="dxa"/>
+            <w:tcBorders>
+              <w:top w:val="single" w:color="d3dbe4" w:sz="6"/>
+              <w:left w:val="single" w:color="d3dbe4" w:sz="6"/>
+              <w:bottom w:val="single" w:color="d3dbe4" w:sz="6"/>
+              <w:right w:val="single" w:color="d3dbe4" w:sz="6"/>
+            </w:tcBorders>
+            <w:tcMar>
+              <w:top w:w="76" w:type="dxa"/>
+              <w:left w:w="76" w:type="dxa"/>
+              <w:bottom w:w="76" w:type="dxa"/>
+              <w:right w:w="76" w:type="dxa"/>
+            </w:tcMar>
+            <w:vAlign w:val="center"/>
+          </w:tcPr>
+          <w:p>
+            <w:pPr>
+              <w:jc w:val="left"/>
+              <w:rPr>
+                <w:color w:val="212121"/>
+              </w:rPr>
+            </w:pPr>
+            <w:r>
+              <w:rPr>
+                <w:rFonts w:hint="eastAsia" w:ascii="宋体" w:hAnsi="宋体" w:eastAsia="宋体" w:cs="宋体"/>
+                <w:color w:val="212121"/>
+                <w:sz w:val="20"/>
+              </w:rPr>
+              <w:t>目标类型、截止日期和优先级，决定它在排程里的权重。</w:t>
+            </w:r>
+          </w:p>
+        </w:tc>
+      </w:tr>
+      <w:tr>
+        <w:trPr/>
+        <w:tc>
+          <w:tcPr>
+            <w:tcW w:w="2076" w:type="dxa"/>
+            <w:tcBorders>
+              <w:top w:val="single" w:color="d3dbe4" w:sz="6"/>
+              <w:left w:val="single" w:color="d3dbe4" w:sz="6"/>
+              <w:bottom w:val="single" w:color="d3dbe4" w:sz="6"/>
+              <w:right w:val="single" w:color="d3dbe4" w:sz="6"/>
+            </w:tcBorders>
+            <w:tcMar>
+              <w:top w:w="76" w:type="dxa"/>
+              <w:left w:w="76" w:type="dxa"/>
+              <w:bottom w:w="76" w:type="dxa"/>
+              <w:right w:w="76" w:type="dxa"/>
+            </w:tcMar>
+            <w:vAlign w:val="center"/>
+          </w:tcPr>
+          <w:p>
+            <w:pPr>
+              <w:jc w:val="left"/>
+              <w:rPr>
+                <w:color w:val="212121"/>
+              </w:rPr>
+            </w:pPr>
+            <w:r>
+              <w:rPr>
+                <w:rFonts w:ascii="宋体" w:hAnsi="宋体" w:eastAsia="宋体" w:cs="宋体"/>
+                <w:color w:val="212121"/>
+                <w:sz w:val="20"/>
+              </w:rPr>
+              <w:t>14</w:t>
+            </w:r>
+          </w:p>
+        </w:tc>
+        <w:tc>
+          <w:tcPr>
+            <w:tcW w:w="2076" w:type="dxa"/>
+            <w:tcBorders>
+              <w:top w:val="single" w:color="d3dbe4" w:sz="6"/>
+              <w:left w:val="single" w:color="d3dbe4" w:sz="6"/>
+              <w:bottom w:val="single" w:color="d3dbe4" w:sz="6"/>
+              <w:right w:val="single" w:color="d3dbe4" w:sz="6"/>
+            </w:tcBorders>
+            <w:tcMar>
+              <w:top w:w="76" w:type="dxa"/>
+              <w:left w:w="76" w:type="dxa"/>
+              <w:bottom w:w="76" w:type="dxa"/>
+              <w:right w:w="76" w:type="dxa"/>
+            </w:tcMar>
+            <w:vAlign w:val="center"/>
+          </w:tcPr>
+          <w:p>
+            <w:pPr>
+              <w:jc w:val="left"/>
+              <w:rPr>
+                <w:color w:val="212121"/>
+              </w:rPr>
+            </w:pPr>
+            <w:r>
+              <w:rPr>
+                <w:rFonts w:ascii="宋体" w:hAnsi="宋体" w:eastAsia="宋体" w:cs="宋体"/>
+                <w:color w:val="212121"/>
+                <w:sz w:val="20"/>
+              </w:rPr>
+              <w:t>01:42–01:48</w:t>
+            </w:r>
+          </w:p>
+        </w:tc>
+        <w:tc>
+          <w:tcPr>
+            <w:tcW w:w="2076" w:type="dxa"/>
+            <w:tcBorders>
+              <w:top w:val="single" w:color="d3dbe4" w:sz="6"/>
+              <w:left w:val="single" w:color="d3dbe4" w:sz="6"/>
+              <w:bottom w:val="single" w:color="d3dbe4" w:sz="6"/>
+              <w:right w:val="single" w:color="d3dbe4" w:sz="6"/>
+            </w:tcBorders>
+            <w:tcMar>
+              <w:top w:w="76" w:type="dxa"/>
+              <w:left w:w="76" w:type="dxa"/>
+              <w:bottom w:w="76" w:type="dxa"/>
+              <w:right w:w="76" w:type="dxa"/>
+            </w:tcMar>
+            <w:vAlign w:val="center"/>
+          </w:tcPr>
+          <w:p>
+            <w:pPr>
+              <w:jc w:val="left"/>
+              <w:rPr>
+                <w:color w:val="212121"/>
+              </w:rPr>
+            </w:pPr>
+            <w:r>
+              <w:rPr>
+                <w:rFonts w:hint="eastAsia" w:ascii="宋体" w:hAnsi="宋体" w:eastAsia="宋体" w:cs="宋体"/>
+                <w:color w:val="212121"/>
+                <w:sz w:val="20"/>
+              </w:rPr>
+              <w:t>专注页：25 分钟 / 50 分钟 / 自定义</w:t>
+            </w:r>
+          </w:p>
+        </w:tc>
+        <w:tc>
+          <w:tcPr>
+            <w:tcW w:w="2076" w:type="dxa"/>
+            <w:tcBorders>
+              <w:top w:val="single" w:color="d3dbe4" w:sz="6"/>
+              <w:left w:val="single" w:color="d3dbe4" w:sz="6"/>
+              <w:bottom w:val="single" w:color="d3dbe4" w:sz="6"/>
+              <w:right w:val="single" w:color="d3dbe4" w:sz="6"/>
+            </w:tcBorders>
+            <w:tcMar>
+              <w:top w:w="76" w:type="dxa"/>
+              <w:left w:w="76" w:type="dxa"/>
+              <w:bottom w:w="76" w:type="dxa"/>
+              <w:right w:w="76" w:type="dxa"/>
+            </w:tcMar>
+            <w:vAlign w:val="center"/>
+          </w:tcPr>
+          <w:p>
+            <w:pPr>
+              <w:jc w:val="left"/>
+              <w:rPr>
+                <w:color w:val="212121"/>
+              </w:rPr>
+            </w:pPr>
+            <w:r>
+              <w:rPr>
+                <w:rFonts w:hint="eastAsia" w:ascii="宋体" w:hAnsi="宋体" w:eastAsia="宋体" w:cs="宋体"/>
+                <w:color w:val="212121"/>
+                <w:sz w:val="20"/>
+              </w:rPr>
+              <w:t>专注时长可以选二十五分钟、五十分钟，也可以自己定。</w:t>
+            </w:r>
+          </w:p>
+        </w:tc>
+      </w:tr>
+      <w:tr>
+        <w:trPr/>
+        <w:tc>
+          <w:tcPr>
+            <w:tcW w:w="2076" w:type="dxa"/>
+            <w:tcBorders>
+              <w:top w:val="single" w:color="d3dbe4" w:sz="6"/>
+              <w:left w:val="single" w:color="d3dbe4" w:sz="6"/>
+              <w:bottom w:val="single" w:color="d3dbe4" w:sz="6"/>
+              <w:right w:val="single" w:color="d3dbe4" w:sz="6"/>
+            </w:tcBorders>
+            <w:tcMar>
+              <w:top w:w="76" w:type="dxa"/>
+              <w:left w:w="76" w:type="dxa"/>
+              <w:bottom w:w="76" w:type="dxa"/>
+              <w:right w:w="76" w:type="dxa"/>
+            </w:tcMar>
+            <w:vAlign w:val="center"/>
+          </w:tcPr>
+          <w:p>
+            <w:pPr>
+              <w:jc w:val="left"/>
+              <w:rPr>
+                <w:color w:val="212121"/>
+              </w:rPr>
+            </w:pPr>
+            <w:r>
+              <w:rPr>
+                <w:rFonts w:ascii="宋体" w:hAnsi="宋体" w:eastAsia="宋体" w:cs="宋体"/>
+                <w:color w:val="212121"/>
+                <w:sz w:val="20"/>
+              </w:rPr>
+              <w:t>15</w:t>
+            </w:r>
+          </w:p>
+        </w:tc>
+        <w:tc>
+          <w:tcPr>
+            <w:tcW w:w="2076" w:type="dxa"/>
+            <w:tcBorders>
+              <w:top w:val="single" w:color="d3dbe4" w:sz="6"/>
+              <w:left w:val="single" w:color="d3dbe4" w:sz="6"/>
+              <w:bottom w:val="single" w:color="d3dbe4" w:sz="6"/>
+              <w:right w:val="single" w:color="d3dbe4" w:sz="6"/>
+            </w:tcBorders>
+            <w:tcMar>
+              <w:top w:w="76" w:type="dxa"/>
+              <w:left w:w="76" w:type="dxa"/>
+              <w:bottom w:w="76" w:type="dxa"/>
+              <w:right w:w="76" w:type="dxa"/>
+            </w:tcMar>
+            <w:vAlign w:val="center"/>
+          </w:tcPr>
+          <w:p>
+            <w:pPr>
+              <w:jc w:val="left"/>
+              <w:rPr>
+                <w:color w:val="212121"/>
+              </w:rPr>
+            </w:pPr>
+            <w:r>
+              <w:rPr>
+                <w:rFonts w:ascii="宋体" w:hAnsi="宋体" w:eastAsia="宋体" w:cs="宋体"/>
+                <w:color w:val="212121"/>
+                <w:sz w:val="20"/>
+              </w:rPr>
+              <w:t>01:48–01:56</w:t>
+            </w:r>
+          </w:p>
+        </w:tc>
+        <w:tc>
+          <w:tcPr>
+            <w:tcW w:w="2076" w:type="dxa"/>
+            <w:tcBorders>
+              <w:top w:val="single" w:color="d3dbe4" w:sz="6"/>
+              <w:left w:val="single" w:color="d3dbe4" w:sz="6"/>
+              <w:bottom w:val="single" w:color="d3dbe4" w:sz="6"/>
+              <w:right w:val="single" w:color="d3dbe4" w:sz="6"/>
+            </w:tcBorders>
+            <w:tcMar>
+              <w:top w:w="76" w:type="dxa"/>
+              <w:left w:w="76" w:type="dxa"/>
+              <w:bottom w:w="76" w:type="dxa"/>
+              <w:right w:w="76" w:type="dxa"/>
+            </w:tcMar>
+            <w:vAlign w:val="center"/>
+          </w:tcPr>
+          <w:p>
+            <w:pPr>
+              <w:jc w:val="left"/>
+              <w:rPr>
+                <w:color w:val="212121"/>
+              </w:rPr>
+            </w:pPr>
+            <w:r>
+              <w:rPr>
+                <w:rFonts w:hint="eastAsia" w:ascii="宋体" w:hAnsi="宋体" w:eastAsia="宋体" w:cs="宋体"/>
+                <w:color w:val="212121"/>
+                <w:sz w:val="20"/>
+              </w:rPr>
+              <w:t>专注倒计时（四倍加速播放，右上角标注倍速）</w:t>
+            </w:r>
+          </w:p>
+        </w:tc>
+        <w:tc>
+          <w:tcPr>
+            <w:tcW w:w="2076" w:type="dxa"/>
+            <w:tcBorders>
+              <w:top w:val="single" w:color="d3dbe4" w:sz="6"/>
+              <w:left w:val="single" w:color="d3dbe4" w:sz="6"/>
+              <w:bottom w:val="single" w:color="d3dbe4" w:sz="6"/>
+              <w:right w:val="single" w:color="d3dbe4" w:sz="6"/>
+            </w:tcBorders>
+            <w:tcMar>
+              <w:top w:w="76" w:type="dxa"/>
+              <w:left w:w="76" w:type="dxa"/>
+              <w:bottom w:w="76" w:type="dxa"/>
+              <w:right w:w="76" w:type="dxa"/>
+            </w:tcMar>
+            <w:vAlign w:val="center"/>
+          </w:tcPr>
+          <w:p>
+            <w:pPr>
+              <w:jc w:val="left"/>
+              <w:rPr>
+                <w:color w:val="212121"/>
+              </w:rPr>
+            </w:pPr>
+            <w:r>
+              <w:rPr>
+                <w:rFonts w:hint="eastAsia" w:ascii="宋体" w:hAnsi="宋体" w:eastAsia="宋体" w:cs="宋体"/>
+                <w:color w:val="212121"/>
+                <w:sz w:val="20"/>
+              </w:rPr>
+              <w:t>开始后进入全屏倒计时，圆环随时间收缩。这一段做了四倍加速。</w:t>
+            </w:r>
+          </w:p>
+        </w:tc>
+      </w:tr>
+      <w:tr>
+        <w:trPr/>
+        <w:tc>
+          <w:tcPr>
+            <w:tcW w:w="2076" w:type="dxa"/>
+            <w:tcBorders>
+              <w:top w:val="single" w:color="d3dbe4" w:sz="6"/>
+              <w:left w:val="single" w:color="d3dbe4" w:sz="6"/>
+              <w:bottom w:val="single" w:color="d3dbe4" w:sz="6"/>
+              <w:right w:val="single" w:color="d3dbe4" w:sz="6"/>
+            </w:tcBorders>
+            <w:tcMar>
+              <w:top w:w="76" w:type="dxa"/>
+              <w:left w:w="76" w:type="dxa"/>
+              <w:bottom w:w="76" w:type="dxa"/>
+              <w:right w:w="76" w:type="dxa"/>
+            </w:tcMar>
+            <w:vAlign w:val="center"/>
+          </w:tcPr>
+          <w:p>
+            <w:pPr>
+              <w:jc w:val="left"/>
+              <w:rPr>
+                <w:color w:val="212121"/>
+              </w:rPr>
+            </w:pPr>
+            <w:r>
+              <w:rPr>
+                <w:rFonts w:ascii="宋体" w:hAnsi="宋体" w:eastAsia="宋体" w:cs="宋体"/>
+                <w:color w:val="212121"/>
+                <w:sz w:val="20"/>
+              </w:rPr>
+              <w:t>16</w:t>
+            </w:r>
+          </w:p>
+        </w:tc>
+        <w:tc>
+          <w:tcPr>
+            <w:tcW w:w="2076" w:type="dxa"/>
+            <w:tcBorders>
+              <w:top w:val="single" w:color="d3dbe4" w:sz="6"/>
+              <w:left w:val="single" w:color="d3dbe4" w:sz="6"/>
+              <w:bottom w:val="single" w:color="d3dbe4" w:sz="6"/>
+              <w:right w:val="single" w:color="d3dbe4" w:sz="6"/>
+            </w:tcBorders>
+            <w:tcMar>
+              <w:top w:w="76" w:type="dxa"/>
+              <w:left w:w="76" w:type="dxa"/>
+              <w:bottom w:w="76" w:type="dxa"/>
+              <w:right w:w="76" w:type="dxa"/>
+            </w:tcMar>
+            <w:vAlign w:val="center"/>
+          </w:tcPr>
+          <w:p>
+            <w:pPr>
+              <w:jc w:val="left"/>
+              <w:rPr>
+                <w:color w:val="212121"/>
+              </w:rPr>
+            </w:pPr>
+            <w:r>
+              <w:rPr>
+                <w:rFonts w:ascii="宋体" w:hAnsi="宋体" w:eastAsia="宋体" w:cs="宋体"/>
+                <w:color w:val="212121"/>
+                <w:sz w:val="20"/>
+              </w:rPr>
+              <w:t>01:56–02:03</w:t>
+            </w:r>
+          </w:p>
+        </w:tc>
+        <w:tc>
+          <w:tcPr>
+            <w:tcW w:w="2076" w:type="dxa"/>
+            <w:tcBorders>
+              <w:top w:val="single" w:color="d3dbe4" w:sz="6"/>
+              <w:left w:val="single" w:color="d3dbe4" w:sz="6"/>
+              <w:bottom w:val="single" w:color="d3dbe4" w:sz="6"/>
+              <w:right w:val="single" w:color="d3dbe4" w:sz="6"/>
+            </w:tcBorders>
+            <w:tcMar>
+              <w:top w:w="76" w:type="dxa"/>
+              <w:left w:w="76" w:type="dxa"/>
+              <w:bottom w:w="76" w:type="dxa"/>
+              <w:right w:w="76" w:type="dxa"/>
+            </w:tcMar>
+            <w:vAlign w:val="center"/>
+          </w:tcPr>
+          <w:p>
+            <w:pPr>
+              <w:jc w:val="left"/>
+              <w:rPr>
+                <w:color w:val="212121"/>
+              </w:rPr>
+            </w:pPr>
+            <w:r>
+              <w:rPr>
+                <w:rFonts w:hint="eastAsia" w:ascii="宋体" w:hAnsi="宋体" w:eastAsia="宋体" w:cs="宋体"/>
+                <w:color w:val="212121"/>
+                <w:sz w:val="20"/>
+              </w:rPr>
+              <w:t>专注设置：白噪音、音量、今日统计</w:t>
+            </w:r>
+          </w:p>
+        </w:tc>
+        <w:tc>
+          <w:tcPr>
+            <w:tcW w:w="2076" w:type="dxa"/>
+            <w:tcBorders>
+              <w:top w:val="single" w:color="d3dbe4" w:sz="6"/>
+              <w:left w:val="single" w:color="d3dbe4" w:sz="6"/>
+              <w:bottom w:val="single" w:color="d3dbe4" w:sz="6"/>
+              <w:right w:val="single" w:color="d3dbe4" w:sz="6"/>
+            </w:tcBorders>
+            <w:tcMar>
+              <w:top w:w="76" w:type="dxa"/>
+              <w:left w:w="76" w:type="dxa"/>
+              <w:bottom w:w="76" w:type="dxa"/>
+              <w:right w:w="76" w:type="dxa"/>
+            </w:tcMar>
+            <w:vAlign w:val="center"/>
+          </w:tcPr>
+          <w:p>
+            <w:pPr>
+              <w:jc w:val="left"/>
+              <w:rPr>
+                <w:color w:val="212121"/>
+              </w:rPr>
+            </w:pPr>
+            <w:r>
+              <w:rPr>
+                <w:rFonts w:hint="eastAsia" w:ascii="宋体" w:hAnsi="宋体" w:eastAsia="宋体" w:cs="宋体"/>
+                <w:color w:val="212121"/>
+                <w:sz w:val="20"/>
+              </w:rPr>
+              <w:t>一轮结束，本次时长、今日累计、成就和历史记录同时更新。</w:t>
+            </w:r>
+          </w:p>
+        </w:tc>
+      </w:tr>
+      <w:tr>
+        <w:trPr/>
+        <w:tc>
+          <w:tcPr>
+            <w:tcW w:w="2076" w:type="dxa"/>
+            <w:tcBorders>
+              <w:top w:val="single" w:color="d3dbe4" w:sz="6"/>
+              <w:left w:val="single" w:color="d3dbe4" w:sz="6"/>
+              <w:bottom w:val="single" w:color="d3dbe4" w:sz="6"/>
+              <w:right w:val="single" w:color="d3dbe4" w:sz="6"/>
+            </w:tcBorders>
+            <w:tcMar>
+              <w:top w:w="76" w:type="dxa"/>
+              <w:left w:w="76" w:type="dxa"/>
+              <w:bottom w:w="76" w:type="dxa"/>
+              <w:right w:w="76" w:type="dxa"/>
+            </w:tcMar>
+            <w:vAlign w:val="center"/>
+          </w:tcPr>
+          <w:p>
+            <w:pPr>
+              <w:jc w:val="left"/>
+              <w:rPr>
+                <w:color w:val="212121"/>
+              </w:rPr>
+            </w:pPr>
+            <w:r>
+              <w:rPr>
+                <w:rFonts w:ascii="宋体" w:hAnsi="宋体" w:eastAsia="宋体" w:cs="宋体"/>
+                <w:color w:val="212121"/>
+                <w:sz w:val="20"/>
+              </w:rPr>
+              <w:t>17</w:t>
+            </w:r>
+          </w:p>
+        </w:tc>
+        <w:tc>
+          <w:tcPr>
+            <w:tcW w:w="2076" w:type="dxa"/>
+            <w:tcBorders>
+              <w:top w:val="single" w:color="d3dbe4" w:sz="6"/>
+              <w:left w:val="single" w:color="d3dbe4" w:sz="6"/>
+              <w:bottom w:val="single" w:color="d3dbe4" w:sz="6"/>
+              <w:right w:val="single" w:color="d3dbe4" w:sz="6"/>
+            </w:tcBorders>
+            <w:tcMar>
+              <w:top w:w="76" w:type="dxa"/>
+              <w:left w:w="76" w:type="dxa"/>
+              <w:bottom w:w="76" w:type="dxa"/>
+              <w:right w:w="76" w:type="dxa"/>
+            </w:tcMar>
+            <w:vAlign w:val="center"/>
+          </w:tcPr>
+          <w:p>
+            <w:pPr>
+              <w:jc w:val="left"/>
+              <w:rPr>
+                <w:color w:val="212121"/>
+              </w:rPr>
+            </w:pPr>
+            <w:r>
+              <w:rPr>
+                <w:rFonts w:ascii="宋体" w:hAnsi="宋体" w:eastAsia="宋体" w:cs="宋体"/>
+                <w:color w:val="212121"/>
+                <w:sz w:val="20"/>
+              </w:rPr>
+              <w:t>02:03–02:10</w:t>
+            </w:r>
+          </w:p>
+        </w:tc>
+        <w:tc>
+          <w:tcPr>
+            <w:tcW w:w="2076" w:type="dxa"/>
+            <w:tcBorders>
+              <w:top w:val="single" w:color="d3dbe4" w:sz="6"/>
+              <w:left w:val="single" w:color="d3dbe4" w:sz="6"/>
+              <w:bottom w:val="single" w:color="d3dbe4" w:sz="6"/>
+              <w:right w:val="single" w:color="d3dbe4" w:sz="6"/>
+            </w:tcBorders>
+            <w:tcMar>
+              <w:top w:w="76" w:type="dxa"/>
+              <w:left w:w="76" w:type="dxa"/>
+              <w:bottom w:w="76" w:type="dxa"/>
+              <w:right w:w="76" w:type="dxa"/>
+            </w:tcMar>
+            <w:vAlign w:val="center"/>
+          </w:tcPr>
+          <w:p>
+            <w:pPr>
+              <w:jc w:val="left"/>
+              <w:rPr>
+                <w:color w:val="212121"/>
+              </w:rPr>
+            </w:pPr>
+            <w:r>
+              <w:rPr>
+                <w:rFonts w:hint="eastAsia" w:ascii="宋体" w:hAnsi="宋体" w:eastAsia="宋体" w:cs="宋体"/>
+                <w:color w:val="212121"/>
+                <w:sz w:val="20"/>
+              </w:rPr>
+              <w:t>成就徽章与历史记录列表</w:t>
+            </w:r>
+          </w:p>
+        </w:tc>
+        <w:tc>
+          <w:tcPr>
+            <w:tcW w:w="2076" w:type="dxa"/>
+            <w:tcBorders>
+              <w:top w:val="single" w:color="d3dbe4" w:sz="6"/>
+              <w:left w:val="single" w:color="d3dbe4" w:sz="6"/>
+              <w:bottom w:val="single" w:color="d3dbe4" w:sz="6"/>
+              <w:right w:val="single" w:color="d3dbe4" w:sz="6"/>
+            </w:tcBorders>
+            <w:tcMar>
+              <w:top w:w="76" w:type="dxa"/>
+              <w:left w:w="76" w:type="dxa"/>
+              <w:bottom w:w="76" w:type="dxa"/>
+              <w:right w:w="76" w:type="dxa"/>
+            </w:tcMar>
+            <w:vAlign w:val="center"/>
+          </w:tcPr>
+          <w:p>
+            <w:pPr>
+              <w:jc w:val="left"/>
+              <w:rPr>
+                <w:color w:val="212121"/>
+              </w:rPr>
+            </w:pPr>
+            <w:r>
+              <w:rPr>
+                <w:rFonts w:hint="eastAsia" w:ascii="宋体" w:hAnsi="宋体" w:eastAsia="宋体" w:cs="宋体"/>
+                <w:color w:val="212121"/>
+                <w:sz w:val="20"/>
+              </w:rPr>
+              <w:t>连续天数、累计时长和每一轮的历史都留在这里，形成长期反馈。</w:t>
+            </w:r>
+          </w:p>
+        </w:tc>
+      </w:tr>
+      <w:tr>
+        <w:trPr/>
+        <w:tc>
+          <w:tcPr>
+            <w:tcW w:w="2076" w:type="dxa"/>
+            <w:tcBorders>
+              <w:top w:val="single" w:color="d3dbe4" w:sz="6"/>
+              <w:left w:val="single" w:color="d3dbe4" w:sz="6"/>
+              <w:bottom w:val="single" w:color="d3dbe4" w:sz="6"/>
+              <w:right w:val="single" w:color="d3dbe4" w:sz="6"/>
+            </w:tcBorders>
+            <w:tcMar>
+              <w:top w:w="76" w:type="dxa"/>
+              <w:left w:w="76" w:type="dxa"/>
+              <w:bottom w:w="76" w:type="dxa"/>
+              <w:right w:w="76" w:type="dxa"/>
+            </w:tcMar>
+            <w:vAlign w:val="center"/>
+          </w:tcPr>
+          <w:p>
+            <w:pPr>
+              <w:jc w:val="left"/>
+              <w:rPr>
+                <w:color w:val="212121"/>
+              </w:rPr>
+            </w:pPr>
+            <w:r>
+              <w:rPr>
+                <w:rFonts w:ascii="宋体" w:hAnsi="宋体" w:eastAsia="宋体" w:cs="宋体"/>
+                <w:color w:val="212121"/>
+                <w:sz w:val="20"/>
+              </w:rPr>
+              <w:t>18</w:t>
+            </w:r>
+          </w:p>
+        </w:tc>
+        <w:tc>
+          <w:tcPr>
+            <w:tcW w:w="2076" w:type="dxa"/>
+            <w:tcBorders>
+              <w:top w:val="single" w:color="d3dbe4" w:sz="6"/>
+              <w:left w:val="single" w:color="d3dbe4" w:sz="6"/>
+              <w:bottom w:val="single" w:color="d3dbe4" w:sz="6"/>
+              <w:right w:val="single" w:color="d3dbe4" w:sz="6"/>
+            </w:tcBorders>
+            <w:tcMar>
+              <w:top w:w="76" w:type="dxa"/>
+              <w:left w:w="76" w:type="dxa"/>
+              <w:bottom w:w="76" w:type="dxa"/>
+              <w:right w:w="76" w:type="dxa"/>
+            </w:tcMar>
+            <w:vAlign w:val="center"/>
+          </w:tcPr>
+          <w:p>
+            <w:pPr>
+              <w:jc w:val="left"/>
+              <w:rPr>
+                <w:color w:val="212121"/>
+              </w:rPr>
+            </w:pPr>
+            <w:r>
+              <w:rPr>
+                <w:rFonts w:ascii="宋体" w:hAnsi="宋体" w:eastAsia="宋体" w:cs="宋体"/>
+                <w:color w:val="212121"/>
+                <w:sz w:val="20"/>
+              </w:rPr>
+              <w:t>02:10–02:17</w:t>
+            </w:r>
+          </w:p>
+        </w:tc>
+        <w:tc>
+          <w:tcPr>
+            <w:tcW w:w="2076" w:type="dxa"/>
+            <w:tcBorders>
+              <w:top w:val="single" w:color="d3dbe4" w:sz="6"/>
+              <w:left w:val="single" w:color="d3dbe4" w:sz="6"/>
+              <w:bottom w:val="single" w:color="d3dbe4" w:sz="6"/>
+              <w:right w:val="single" w:color="d3dbe4" w:sz="6"/>
+            </w:tcBorders>
+            <w:tcMar>
+              <w:top w:w="76" w:type="dxa"/>
+              <w:left w:w="76" w:type="dxa"/>
+              <w:bottom w:w="76" w:type="dxa"/>
+              <w:right w:w="76" w:type="dxa"/>
+            </w:tcMar>
+            <w:vAlign w:val="center"/>
+          </w:tcPr>
+          <w:p>
+            <w:pPr>
+              <w:jc w:val="left"/>
+              <w:rPr>
+                <w:color w:val="212121"/>
+              </w:rPr>
+            </w:pPr>
+            <w:r>
+              <w:rPr>
+                <w:rFonts w:hint="eastAsia" w:ascii="宋体" w:hAnsi="宋体" w:eastAsia="宋体" w:cs="宋体"/>
+                <w:color w:val="212121"/>
+                <w:sz w:val="20"/>
+              </w:rPr>
+              <w:t>在线预览：拖放区与格式支持</w:t>
+            </w:r>
+          </w:p>
+        </w:tc>
+        <w:tc>
+          <w:tcPr>
+            <w:tcW w:w="2076" w:type="dxa"/>
+            <w:tcBorders>
+              <w:top w:val="single" w:color="d3dbe4" w:sz="6"/>
+              <w:left w:val="single" w:color="d3dbe4" w:sz="6"/>
+              <w:bottom w:val="single" w:color="d3dbe4" w:sz="6"/>
+              <w:right w:val="single" w:color="d3dbe4" w:sz="6"/>
+            </w:tcBorders>
+            <w:tcMar>
+              <w:top w:w="76" w:type="dxa"/>
+              <w:left w:w="76" w:type="dxa"/>
+              <w:bottom w:w="76" w:type="dxa"/>
+              <w:right w:w="76" w:type="dxa"/>
+            </w:tcMar>
+            <w:vAlign w:val="center"/>
+          </w:tcPr>
+          <w:p>
+            <w:pPr>
+              <w:jc w:val="left"/>
+              <w:rPr>
+                <w:color w:val="212121"/>
+              </w:rPr>
+            </w:pPr>
+            <w:r>
+              <w:rPr>
+                <w:rFonts w:hint="eastAsia" w:ascii="宋体" w:hAnsi="宋体" w:eastAsia="宋体" w:cs="宋体"/>
+                <w:color w:val="212121"/>
+                <w:sz w:val="20"/>
+              </w:rPr>
+              <w:t>课程资料拖进来就能在线看，PDF、图片和文本都支持。</w:t>
+            </w:r>
+          </w:p>
+        </w:tc>
+      </w:tr>
+      <w:tr>
+        <w:trPr/>
+        <w:tc>
+          <w:tcPr>
+            <w:tcW w:w="2076" w:type="dxa"/>
+            <w:tcBorders>
+              <w:top w:val="single" w:color="d3dbe4" w:sz="6"/>
+              <w:left w:val="single" w:color="d3dbe4" w:sz="6"/>
+              <w:bottom w:val="single" w:color="d3dbe4" w:sz="6"/>
+              <w:right w:val="single" w:color="d3dbe4" w:sz="6"/>
+            </w:tcBorders>
+            <w:tcMar>
+              <w:top w:w="76" w:type="dxa"/>
+              <w:left w:w="76" w:type="dxa"/>
+              <w:bottom w:w="76" w:type="dxa"/>
+              <w:right w:w="76" w:type="dxa"/>
+            </w:tcMar>
+            <w:vAlign w:val="center"/>
+          </w:tcPr>
+          <w:p>
+            <w:pPr>
+              <w:jc w:val="left"/>
+              <w:rPr>
+                <w:color w:val="212121"/>
+              </w:rPr>
+            </w:pPr>
+            <w:r>
+              <w:rPr>
+                <w:rFonts w:ascii="宋体" w:hAnsi="宋体" w:eastAsia="宋体" w:cs="宋体"/>
+                <w:color w:val="212121"/>
+                <w:sz w:val="20"/>
+              </w:rPr>
+              <w:t>19</w:t>
+            </w:r>
+          </w:p>
+        </w:tc>
+        <w:tc>
+          <w:tcPr>
+            <w:tcW w:w="2076" w:type="dxa"/>
+            <w:tcBorders>
+              <w:top w:val="single" w:color="d3dbe4" w:sz="6"/>
+              <w:left w:val="single" w:color="d3dbe4" w:sz="6"/>
+              <w:bottom w:val="single" w:color="d3dbe4" w:sz="6"/>
+              <w:right w:val="single" w:color="d3dbe4" w:sz="6"/>
+            </w:tcBorders>
+            <w:tcMar>
+              <w:top w:w="76" w:type="dxa"/>
+              <w:left w:w="76" w:type="dxa"/>
+              <w:bottom w:w="76" w:type="dxa"/>
+              <w:right w:w="76" w:type="dxa"/>
+            </w:tcMar>
+            <w:vAlign w:val="center"/>
+          </w:tcPr>
+          <w:p>
+            <w:pPr>
+              <w:jc w:val="left"/>
+              <w:rPr>
+                <w:color w:val="212121"/>
+              </w:rPr>
+            </w:pPr>
+            <w:r>
+              <w:rPr>
+                <w:rFonts w:ascii="宋体" w:hAnsi="宋体" w:eastAsia="宋体" w:cs="宋体"/>
+                <w:color w:val="212121"/>
+                <w:sz w:val="20"/>
+              </w:rPr>
+              <w:t>02:17–02:23</w:t>
+            </w:r>
+          </w:p>
+        </w:tc>
+        <w:tc>
+          <w:tcPr>
+            <w:tcW w:w="2076" w:type="dxa"/>
+            <w:tcBorders>
+              <w:top w:val="single" w:color="d3dbe4" w:sz="6"/>
+              <w:left w:val="single" w:color="d3dbe4" w:sz="6"/>
+              <w:bottom w:val="single" w:color="d3dbe4" w:sz="6"/>
+              <w:right w:val="single" w:color="d3dbe4" w:sz="6"/>
+            </w:tcBorders>
+            <w:tcMar>
+              <w:top w:w="76" w:type="dxa"/>
+              <w:left w:w="76" w:type="dxa"/>
+              <w:bottom w:w="76" w:type="dxa"/>
+              <w:right w:w="76" w:type="dxa"/>
+            </w:tcMar>
+            <w:vAlign w:val="center"/>
+          </w:tcPr>
+          <w:p>
+            <w:pPr>
+              <w:jc w:val="left"/>
+              <w:rPr>
+                <w:color w:val="212121"/>
+              </w:rPr>
+            </w:pPr>
+            <w:r>
+              <w:rPr>
+                <w:rFonts w:hint="eastAsia" w:ascii="宋体" w:hAnsi="宋体" w:eastAsia="宋体" w:cs="宋体"/>
+                <w:color w:val="212121"/>
+                <w:sz w:val="20"/>
+              </w:rPr>
+              <w:t>专注完成弹窗（定格放大）</w:t>
+            </w:r>
+          </w:p>
+        </w:tc>
+        <w:tc>
+          <w:tcPr>
+            <w:tcW w:w="2076" w:type="dxa"/>
+            <w:tcBorders>
+              <w:top w:val="single" w:color="d3dbe4" w:sz="6"/>
+              <w:left w:val="single" w:color="d3dbe4" w:sz="6"/>
+              <w:bottom w:val="single" w:color="d3dbe4" w:sz="6"/>
+              <w:right w:val="single" w:color="d3dbe4" w:sz="6"/>
+            </w:tcBorders>
+            <w:tcMar>
+              <w:top w:w="76" w:type="dxa"/>
+              <w:left w:w="76" w:type="dxa"/>
+              <w:bottom w:w="76" w:type="dxa"/>
+              <w:right w:w="76" w:type="dxa"/>
+            </w:tcMar>
+            <w:vAlign w:val="center"/>
+          </w:tcPr>
+          <w:p>
+            <w:pPr>
+              <w:jc w:val="left"/>
+              <w:rPr>
+                <w:color w:val="212121"/>
+              </w:rPr>
+            </w:pPr>
+            <w:r>
+              <w:rPr>
+                <w:rFonts w:hint="eastAsia" w:ascii="宋体" w:hAnsi="宋体" w:eastAsia="宋体" w:cs="宋体"/>
+                <w:color w:val="212121"/>
+                <w:sz w:val="20"/>
+              </w:rPr>
+              <w:t>计时归零给出即时反馈：本次一分钟，今日总计一分钟。</w:t>
+            </w:r>
+          </w:p>
+        </w:tc>
+      </w:tr>
+      <w:tr>
+        <w:trPr/>
+        <w:tc>
+          <w:tcPr>
+            <w:tcW w:w="2076" w:type="dxa"/>
+            <w:tcBorders>
+              <w:top w:val="single" w:color="d3dbe4" w:sz="6"/>
+              <w:left w:val="single" w:color="d3dbe4" w:sz="6"/>
+              <w:bottom w:val="single" w:color="d3dbe4" w:sz="6"/>
+              <w:right w:val="single" w:color="d3dbe4" w:sz="6"/>
+            </w:tcBorders>
+            <w:tcMar>
+              <w:top w:w="76" w:type="dxa"/>
+              <w:left w:w="76" w:type="dxa"/>
+              <w:bottom w:w="76" w:type="dxa"/>
+              <w:right w:w="76" w:type="dxa"/>
+            </w:tcMar>
+            <w:vAlign w:val="center"/>
+          </w:tcPr>
+          <w:p>
+            <w:pPr>
+              <w:jc w:val="left"/>
+              <w:rPr>
+                <w:color w:val="212121"/>
+              </w:rPr>
+            </w:pPr>
+            <w:r>
+              <w:rPr>
+                <w:rFonts w:ascii="宋体" w:hAnsi="宋体" w:eastAsia="宋体" w:cs="宋体"/>
+                <w:color w:val="212121"/>
+                <w:sz w:val="20"/>
+              </w:rPr>
+              <w:t>20</w:t>
+            </w:r>
+          </w:p>
+        </w:tc>
+        <w:tc>
+          <w:tcPr>
+            <w:tcW w:w="2076" w:type="dxa"/>
+            <w:tcBorders>
+              <w:top w:val="single" w:color="d3dbe4" w:sz="6"/>
+              <w:left w:val="single" w:color="d3dbe4" w:sz="6"/>
+              <w:bottom w:val="single" w:color="d3dbe4" w:sz="6"/>
+              <w:right w:val="single" w:color="d3dbe4" w:sz="6"/>
+            </w:tcBorders>
+            <w:tcMar>
+              <w:top w:w="76" w:type="dxa"/>
+              <w:left w:w="76" w:type="dxa"/>
+              <w:bottom w:w="76" w:type="dxa"/>
+              <w:right w:w="76" w:type="dxa"/>
+            </w:tcMar>
+            <w:vAlign w:val="center"/>
+          </w:tcPr>
+          <w:p>
+            <w:pPr>
+              <w:jc w:val="left"/>
+              <w:rPr>
+                <w:color w:val="212121"/>
+              </w:rPr>
+            </w:pPr>
+            <w:r>
+              <w:rPr>
+                <w:rFonts w:ascii="宋体" w:hAnsi="宋体" w:eastAsia="宋体" w:cs="宋体"/>
+                <w:color w:val="212121"/>
+                <w:sz w:val="20"/>
+              </w:rPr>
+              <w:t>02:23–02:28</w:t>
+            </w:r>
+          </w:p>
+        </w:tc>
+        <w:tc>
+          <w:tcPr>
+            <w:tcW w:w="2076" w:type="dxa"/>
+            <w:tcBorders>
+              <w:top w:val="single" w:color="d3dbe4" w:sz="6"/>
+              <w:left w:val="single" w:color="d3dbe4" w:sz="6"/>
+              <w:bottom w:val="single" w:color="d3dbe4" w:sz="6"/>
+              <w:right w:val="single" w:color="d3dbe4" w:sz="6"/>
+            </w:tcBorders>
+            <w:tcMar>
+              <w:top w:w="76" w:type="dxa"/>
+              <w:left w:w="76" w:type="dxa"/>
+              <w:bottom w:w="76" w:type="dxa"/>
+              <w:right w:w="76" w:type="dxa"/>
+            </w:tcMar>
+            <w:vAlign w:val="center"/>
+          </w:tcPr>
+          <w:p>
+            <w:pPr>
+              <w:jc w:val="left"/>
+              <w:rPr>
+                <w:color w:val="212121"/>
+              </w:rPr>
+            </w:pPr>
+            <w:r>
+              <w:rPr>
+                <w:rFonts w:hint="eastAsia" w:ascii="宋体" w:hAnsi="宋体" w:eastAsia="宋体" w:cs="宋体"/>
+                <w:color w:val="212121"/>
+                <w:sz w:val="20"/>
+              </w:rPr>
+              <w:t>回到仪表盘，总时长已更新</w:t>
+            </w:r>
+          </w:p>
+        </w:tc>
+        <w:tc>
+          <w:tcPr>
+            <w:tcW w:w="2076" w:type="dxa"/>
+            <w:tcBorders>
+              <w:top w:val="single" w:color="d3dbe4" w:sz="6"/>
+              <w:left w:val="single" w:color="d3dbe4" w:sz="6"/>
+              <w:bottom w:val="single" w:color="d3dbe4" w:sz="6"/>
+              <w:right w:val="single" w:color="d3dbe4" w:sz="6"/>
+            </w:tcBorders>
+            <w:tcMar>
+              <w:top w:w="76" w:type="dxa"/>
+              <w:left w:w="76" w:type="dxa"/>
+              <w:bottom w:w="76" w:type="dxa"/>
+              <w:right w:w="76" w:type="dxa"/>
+            </w:tcMar>
+            <w:vAlign w:val="center"/>
+          </w:tcPr>
+          <w:p>
+            <w:pPr>
+              <w:jc w:val="left"/>
+              <w:rPr>
+                <w:color w:val="212121"/>
+              </w:rPr>
+            </w:pPr>
+            <w:r>
+              <w:rPr>
+                <w:rFonts w:hint="eastAsia" w:ascii="宋体" w:hAnsi="宋体" w:eastAsia="宋体" w:cs="宋体"/>
+                <w:color w:val="212121"/>
+                <w:sz w:val="20"/>
+              </w:rPr>
+              <w:t>数据实时回流，首页的数字跟着变。</w:t>
+            </w:r>
+          </w:p>
+        </w:tc>
+      </w:tr>
+      <w:tr>
+        <w:trPr/>
+        <w:tc>
+          <w:tcPr>
+            <w:tcW w:w="2076" w:type="dxa"/>
+            <w:tcBorders>
+              <w:top w:val="single" w:color="d3dbe4" w:sz="6"/>
+              <w:left w:val="single" w:color="d3dbe4" w:sz="6"/>
+              <w:bottom w:val="single" w:color="d3dbe4" w:sz="6"/>
+              <w:right w:val="single" w:color="d3dbe4" w:sz="6"/>
+            </w:tcBorders>
+            <w:tcMar>
+              <w:top w:w="76" w:type="dxa"/>
+              <w:left w:w="76" w:type="dxa"/>
+              <w:bottom w:w="76" w:type="dxa"/>
+              <w:right w:w="76" w:type="dxa"/>
+            </w:tcMar>
+            <w:vAlign w:val="center"/>
+          </w:tcPr>
+          <w:p>
+            <w:pPr>
+              <w:jc w:val="left"/>
+              <w:rPr>
+                <w:color w:val="212121"/>
+              </w:rPr>
+            </w:pPr>
+            <w:r>
+              <w:rPr>
+                <w:rFonts w:ascii="宋体" w:hAnsi="宋体" w:eastAsia="宋体" w:cs="宋体"/>
+                <w:color w:val="212121"/>
+                <w:sz w:val="20"/>
+              </w:rPr>
+              <w:t>21</w:t>
+            </w:r>
+          </w:p>
+        </w:tc>
+        <w:tc>
+          <w:tcPr>
+            <w:tcW w:w="2076" w:type="dxa"/>
+            <w:tcBorders>
+              <w:top w:val="single" w:color="d3dbe4" w:sz="6"/>
+              <w:left w:val="single" w:color="d3dbe4" w:sz="6"/>
+              <w:bottom w:val="single" w:color="d3dbe4" w:sz="6"/>
+              <w:right w:val="single" w:color="d3dbe4" w:sz="6"/>
+            </w:tcBorders>
+            <w:tcMar>
+              <w:top w:w="76" w:type="dxa"/>
+              <w:left w:w="76" w:type="dxa"/>
+              <w:bottom w:w="76" w:type="dxa"/>
+              <w:right w:w="76" w:type="dxa"/>
+            </w:tcMar>
+            <w:vAlign w:val="center"/>
+          </w:tcPr>
+          <w:p>
+            <w:pPr>
+              <w:jc w:val="left"/>
+              <w:rPr>
+                <w:color w:val="212121"/>
+              </w:rPr>
+            </w:pPr>
+            <w:r>
+              <w:rPr>
+                <w:rFonts w:ascii="宋体" w:hAnsi="宋体" w:eastAsia="宋体" w:cs="宋体"/>
+                <w:color w:val="212121"/>
+                <w:sz w:val="20"/>
+              </w:rPr>
+              <w:t>02:28–02:40</w:t>
+            </w:r>
+          </w:p>
+        </w:tc>
+        <w:tc>
+          <w:tcPr>
+            <w:tcW w:w="2076" w:type="dxa"/>
+            <w:tcBorders>
+              <w:top w:val="single" w:color="d3dbe4" w:sz="6"/>
+              <w:left w:val="single" w:color="d3dbe4" w:sz="6"/>
+              <w:bottom w:val="single" w:color="d3dbe4" w:sz="6"/>
+              <w:right w:val="single" w:color="d3dbe4" w:sz="6"/>
+            </w:tcBorders>
+            <w:tcMar>
+              <w:top w:w="76" w:type="dxa"/>
+              <w:left w:w="76" w:type="dxa"/>
+              <w:bottom w:w="76" w:type="dxa"/>
+              <w:right w:w="76" w:type="dxa"/>
+            </w:tcMar>
+            <w:vAlign w:val="center"/>
+          </w:tcPr>
+          <w:p>
+            <w:pPr>
+              <w:jc w:val="left"/>
+              <w:rPr>
+                <w:color w:val="212121"/>
+              </w:rPr>
+            </w:pPr>
+            <w:r>
+              <w:rPr>
+                <w:rFonts w:hint="eastAsia" w:ascii="宋体" w:hAnsi="宋体" w:eastAsia="宋体" w:cs="宋体"/>
+                <w:color w:val="212121"/>
+                <w:sz w:val="20"/>
+              </w:rPr>
+              <w:t>终端卡：逐条打出 19 项断言与「通过 19 项，失败 0 项」</w:t>
+            </w:r>
+          </w:p>
+        </w:tc>
+        <w:tc>
+          <w:tcPr>
+            <w:tcW w:w="2076" w:type="dxa"/>
+            <w:tcBorders>
+              <w:top w:val="single" w:color="d3dbe4" w:sz="6"/>
+              <w:left w:val="single" w:color="d3dbe4" w:sz="6"/>
+              <w:bottom w:val="single" w:color="d3dbe4" w:sz="6"/>
+              <w:right w:val="single" w:color="d3dbe4" w:sz="6"/>
+            </w:tcBorders>
+            <w:tcMar>
+              <w:top w:w="76" w:type="dxa"/>
+              <w:left w:w="76" w:type="dxa"/>
+              <w:bottom w:w="76" w:type="dxa"/>
+              <w:right w:w="76" w:type="dxa"/>
+            </w:tcMar>
+            <w:vAlign w:val="center"/>
+          </w:tcPr>
+          <w:p>
+            <w:pPr>
+              <w:jc w:val="left"/>
+              <w:rPr>
+                <w:color w:val="212121"/>
+              </w:rPr>
+            </w:pPr>
+            <w:r>
+              <w:rPr>
+                <w:rFonts w:hint="eastAsia" w:ascii="宋体" w:hAnsi="宋体" w:eastAsia="宋体" w:cs="宋体"/>
+                <w:color w:val="212121"/>
+                <w:sz w:val="20"/>
+              </w:rPr>
+              <w:t>排程引擎和界面完全解耦，十九项断言脱离浏览器直接跑，覆盖时间解析、冲突检测、打分和容量极限。</w:t>
+            </w:r>
+          </w:p>
+        </w:tc>
+      </w:tr>
+      <w:tr>
+        <w:trPr/>
+        <w:tc>
+          <w:tcPr>
+            <w:tcW w:w="2076" w:type="dxa"/>
+            <w:tcBorders>
+              <w:top w:val="single" w:color="d3dbe4" w:sz="6"/>
+              <w:left w:val="single" w:color="d3dbe4" w:sz="6"/>
+              <w:bottom w:val="single" w:color="d3dbe4" w:sz="6"/>
+              <w:right w:val="single" w:color="d3dbe4" w:sz="6"/>
+            </w:tcBorders>
+            <w:tcMar>
+              <w:top w:w="76" w:type="dxa"/>
+              <w:left w:w="76" w:type="dxa"/>
+              <w:bottom w:w="76" w:type="dxa"/>
+              <w:right w:w="76" w:type="dxa"/>
+            </w:tcMar>
+            <w:vAlign w:val="center"/>
+          </w:tcPr>
+          <w:p>
+            <w:pPr>
+              <w:jc w:val="left"/>
+              <w:rPr>
+                <w:color w:val="212121"/>
+              </w:rPr>
+            </w:pPr>
+            <w:r>
+              <w:rPr>
+                <w:rFonts w:ascii="宋体" w:hAnsi="宋体" w:eastAsia="宋体" w:cs="宋体"/>
+                <w:color w:val="212121"/>
+                <w:sz w:val="20"/>
+              </w:rPr>
+              <w:t>22</w:t>
+            </w:r>
+          </w:p>
+        </w:tc>
+        <w:tc>
+          <w:tcPr>
+            <w:tcW w:w="2076" w:type="dxa"/>
+            <w:tcBorders>
+              <w:top w:val="single" w:color="d3dbe4" w:sz="6"/>
+              <w:left w:val="single" w:color="d3dbe4" w:sz="6"/>
+              <w:bottom w:val="single" w:color="d3dbe4" w:sz="6"/>
+              <w:right w:val="single" w:color="d3dbe4" w:sz="6"/>
+            </w:tcBorders>
+            <w:tcMar>
+              <w:top w:w="76" w:type="dxa"/>
+              <w:left w:w="76" w:type="dxa"/>
+              <w:bottom w:w="76" w:type="dxa"/>
+              <w:right w:w="76" w:type="dxa"/>
+            </w:tcMar>
+            <w:vAlign w:val="center"/>
+          </w:tcPr>
+          <w:p>
+            <w:pPr>
+              <w:jc w:val="left"/>
+              <w:rPr>
+                <w:color w:val="212121"/>
+              </w:rPr>
+            </w:pPr>
+            <w:r>
+              <w:rPr>
+                <w:rFonts w:ascii="宋体" w:hAnsi="宋体" w:eastAsia="宋体" w:cs="宋体"/>
+                <w:color w:val="212121"/>
+                <w:sz w:val="20"/>
+              </w:rPr>
+              <w:t>02:40–02:51</w:t>
+            </w:r>
+          </w:p>
+        </w:tc>
+        <w:tc>
+          <w:tcPr>
+            <w:tcW w:w="2076" w:type="dxa"/>
+            <w:tcBorders>
+              <w:top w:val="single" w:color="d3dbe4" w:sz="6"/>
+              <w:left w:val="single" w:color="d3dbe4" w:sz="6"/>
+              <w:bottom w:val="single" w:color="d3dbe4" w:sz="6"/>
+              <w:right w:val="single" w:color="d3dbe4" w:sz="6"/>
+            </w:tcBorders>
+            <w:tcMar>
+              <w:top w:w="76" w:type="dxa"/>
+              <w:left w:w="76" w:type="dxa"/>
+              <w:bottom w:w="76" w:type="dxa"/>
+              <w:right w:w="76" w:type="dxa"/>
+            </w:tcMar>
+            <w:vAlign w:val="center"/>
+          </w:tcPr>
+          <w:p>
+            <w:pPr>
+              <w:jc w:val="left"/>
+              <w:rPr>
+                <w:color w:val="212121"/>
+              </w:rPr>
+            </w:pPr>
+            <w:r>
+              <w:rPr>
+                <w:rFonts w:hint="eastAsia" w:ascii="宋体" w:hAnsi="宋体" w:eastAsia="宋体" w:cs="宋体"/>
+                <w:color w:val="212121"/>
+                <w:sz w:val="20"/>
+              </w:rPr>
+              <w:t>技术结构卡：三层结构、四项外部依赖全部本地化</w:t>
+            </w:r>
+          </w:p>
+        </w:tc>
+        <w:tc>
+          <w:tcPr>
+            <w:tcW w:w="2076" w:type="dxa"/>
+            <w:tcBorders>
+              <w:top w:val="single" w:color="d3dbe4" w:sz="6"/>
+              <w:left w:val="single" w:color="d3dbe4" w:sz="6"/>
+              <w:bottom w:val="single" w:color="d3dbe4" w:sz="6"/>
+              <w:right w:val="single" w:color="d3dbe4" w:sz="6"/>
+            </w:tcBorders>
+            <w:tcMar>
+              <w:top w:w="76" w:type="dxa"/>
+              <w:left w:w="76" w:type="dxa"/>
+              <w:bottom w:w="76" w:type="dxa"/>
+              <w:right w:w="76" w:type="dxa"/>
+            </w:tcMar>
+            <w:vAlign w:val="center"/>
+          </w:tcPr>
+          <w:p>
+            <w:pPr>
+              <w:jc w:val="left"/>
+              <w:rPr>
+                <w:color w:val="212121"/>
+              </w:rPr>
+            </w:pPr>
+            <w:r>
+              <w:rPr>
+                <w:rFonts w:hint="eastAsia" w:ascii="宋体" w:hAnsi="宋体" w:eastAsia="宋体" w:cs="宋体"/>
+                <w:color w:val="212121"/>
+                <w:sz w:val="20"/>
+              </w:rPr>
+              <w:t>技术上没有后端：八个页面共用一份本地数据，图表和 PDF 解析全部本地化，断网也能完整演示。</w:t>
+            </w:r>
+          </w:p>
+        </w:tc>
+      </w:tr>
+      <w:tr>
+        <w:trPr/>
+        <w:tc>
+          <w:tcPr>
+            <w:tcW w:w="2076" w:type="dxa"/>
+            <w:tcBorders>
+              <w:top w:val="single" w:color="d3dbe4" w:sz="6"/>
+              <w:left w:val="single" w:color="d3dbe4" w:sz="6"/>
+              <w:bottom w:val="single" w:color="d3dbe4" w:sz="6"/>
+              <w:right w:val="single" w:color="d3dbe4" w:sz="6"/>
+            </w:tcBorders>
+            <w:tcMar>
+              <w:top w:w="76" w:type="dxa"/>
+              <w:left w:w="76" w:type="dxa"/>
+              <w:bottom w:w="76" w:type="dxa"/>
+              <w:right w:w="76" w:type="dxa"/>
+            </w:tcMar>
+            <w:vAlign w:val="center"/>
+          </w:tcPr>
+          <w:p>
+            <w:pPr>
+              <w:jc w:val="left"/>
+              <w:rPr>
+                <w:color w:val="212121"/>
+              </w:rPr>
+            </w:pPr>
+            <w:r>
+              <w:rPr>
+                <w:rFonts w:ascii="宋体" w:hAnsi="宋体" w:eastAsia="宋体" w:cs="宋体"/>
+                <w:color w:val="212121"/>
+                <w:sz w:val="20"/>
+              </w:rPr>
+              <w:t>23</w:t>
+            </w:r>
+          </w:p>
+        </w:tc>
+        <w:tc>
+          <w:tcPr>
+            <w:tcW w:w="2076" w:type="dxa"/>
+            <w:tcBorders>
+              <w:top w:val="single" w:color="d3dbe4" w:sz="6"/>
+              <w:left w:val="single" w:color="d3dbe4" w:sz="6"/>
+              <w:bottom w:val="single" w:color="d3dbe4" w:sz="6"/>
+              <w:right w:val="single" w:color="d3dbe4" w:sz="6"/>
+            </w:tcBorders>
+            <w:tcMar>
+              <w:top w:w="76" w:type="dxa"/>
+              <w:left w:w="76" w:type="dxa"/>
+              <w:bottom w:w="76" w:type="dxa"/>
+              <w:right w:w="76" w:type="dxa"/>
+            </w:tcMar>
+            <w:vAlign w:val="center"/>
+          </w:tcPr>
+          <w:p>
+            <w:pPr>
+              <w:jc w:val="left"/>
+              <w:rPr>
+                <w:color w:val="212121"/>
+              </w:rPr>
+            </w:pPr>
+            <w:r>
+              <w:rPr>
+                <w:rFonts w:ascii="宋体" w:hAnsi="宋体" w:eastAsia="宋体" w:cs="宋体"/>
+                <w:color w:val="212121"/>
+                <w:sz w:val="20"/>
+              </w:rPr>
+              <w:t>02:51–03:00</w:t>
+            </w:r>
+          </w:p>
+        </w:tc>
+        <w:tc>
+          <w:tcPr>
+            <w:tcW w:w="2076" w:type="dxa"/>
+            <w:tcBorders>
+              <w:top w:val="single" w:color="d3dbe4" w:sz="6"/>
+              <w:left w:val="single" w:color="d3dbe4" w:sz="6"/>
+              <w:bottom w:val="single" w:color="d3dbe4" w:sz="6"/>
+              <w:right w:val="single" w:color="d3dbe4" w:sz="6"/>
+            </w:tcBorders>
+            <w:tcMar>
+              <w:top w:w="76" w:type="dxa"/>
+              <w:left w:w="76" w:type="dxa"/>
+              <w:bottom w:w="76" w:type="dxa"/>
+              <w:right w:w="76" w:type="dxa"/>
+            </w:tcMar>
+            <w:vAlign w:val="center"/>
+          </w:tcPr>
+          <w:p>
+            <w:pPr>
+              <w:jc w:val="left"/>
+              <w:rPr>
+                <w:color w:val="212121"/>
+              </w:rPr>
+            </w:pPr>
+            <w:r>
+              <w:rPr>
+                <w:rFonts w:hint="eastAsia" w:ascii="宋体" w:hAnsi="宋体" w:eastAsia="宋体" w:cs="宋体"/>
+                <w:color w:val="212121"/>
+                <w:sz w:val="20"/>
+              </w:rPr>
+              <w:t>片尾卡：作品名、七个模块标签、致辞</w:t>
+            </w:r>
+          </w:p>
+        </w:tc>
+        <w:tc>
+          <w:tcPr>
+            <w:tcW w:w="2076" w:type="dxa"/>
+            <w:tcBorders>
+              <w:top w:val="single" w:color="d3dbe4" w:sz="6"/>
+              <w:left w:val="single" w:color="d3dbe4" w:sz="6"/>
+              <w:bottom w:val="single" w:color="d3dbe4" w:sz="6"/>
+              <w:right w:val="single" w:color="d3dbe4" w:sz="6"/>
+            </w:tcBorders>
+            <w:tcMar>
+              <w:top w:w="76" w:type="dxa"/>
+              <w:left w:w="76" w:type="dxa"/>
+              <w:bottom w:w="76" w:type="dxa"/>
+              <w:right w:w="76" w:type="dxa"/>
+            </w:tcMar>
+            <w:vAlign w:val="center"/>
+          </w:tcPr>
+          <w:p>
+            <w:pPr>
+              <w:jc w:val="left"/>
+              <w:rPr>
+                <w:color w:val="212121"/>
+              </w:rPr>
+            </w:pPr>
+            <w:r>
+              <w:rPr>
+                <w:rFonts w:hint="eastAsia" w:ascii="宋体" w:hAnsi="宋体" w:eastAsia="宋体" w:cs="宋体"/>
+                <w:color w:val="212121"/>
+                <w:sz w:val="20"/>
+              </w:rPr>
+              <w:t>课程、任务、目标、专注四件事，用一套本地数据串起来。演示结束，谢谢观看。</w:t>
             </w:r>
           </w:p>
         </w:tc>
@@ -4015,7 +4833,7 @@
           <w:color w:val="ffffff"/>
           <w:sz w:val="30"/>
         </w:rPr>
-        <w:t>四、字幕文稿（可作 SRT 底稿）</w:t>
+        <w:t>四、旁白全文</w:t>
       </w:r>
       <w:bookmarkEnd w:id="4"/>
     </w:p>
@@ -4034,7 +4852,7 @@
           <w:color w:val="212121"/>
           <w:sz w:val="24"/>
         </w:rPr>
-        <w:t>以下为逐条字幕，时间码可直接用于制作字幕文件。单条建议不超过 20 字。</w:t>
+        <w:t>以下为成片旁白的逐句稿，时间码取自成片音轨实测，可直接作为字幕底稿使用。全片 25 句，最长一句 22 秒，最短一句 2 秒。</w:t>
       </w:r>
     </w:p>
     <w:tbl>
@@ -4168,7 +4986,7 @@
                 <w:color w:val="14306b"/>
                 <w:sz w:val="20"/>
               </w:rPr>
-              <w:t>字幕文本</w:t>
+              <w:t>旁白文本</w:t>
             </w:r>
           </w:p>
         </w:tc>
@@ -4273,7 +5091,7 @@
                 <w:color w:val="212121"/>
                 <w:sz w:val="20"/>
               </w:rPr>
-              <w:t>晚上八点，你打开手机</w:t>
+              <w:t>CampusFlow，校园学习节奏规划与自驱力养成工具。</w:t>
             </w:r>
           </w:p>
         </w:tc>
@@ -4344,7 +5162,7 @@
                 <w:color w:val="212121"/>
                 <w:sz w:val="20"/>
               </w:rPr>
-              <w:t>00:05–00:10</w:t>
+              <w:t>00:07–00:10</w:t>
             </w:r>
           </w:p>
         </w:tc>
@@ -4378,7 +5196,7 @@
                 <w:color w:val="212121"/>
                 <w:sz w:val="20"/>
               </w:rPr>
-              <w:t>想知道今晚还来得及做什么</w:t>
+              <w:t>学生缺的不是计划，是排得下的计划。</w:t>
             </w:r>
           </w:p>
         </w:tc>
@@ -4449,7 +5267,7 @@
                 <w:color w:val="212121"/>
                 <w:sz w:val="20"/>
               </w:rPr>
-              <w:t>00:10–00:18</w:t>
+              <w:t>00:10–00:17</w:t>
             </w:r>
           </w:p>
         </w:tc>
@@ -4483,7 +5301,7 @@
                 <w:color w:val="212121"/>
                 <w:sz w:val="20"/>
               </w:rPr>
-              <w:t>课表在教务系统，作业在群消息里，计划在备忘录</w:t>
+              <w:t>我们把课表、任务、目标、专注放进同一套本地数据，用一条排程逻辑串起来。</w:t>
             </w:r>
           </w:p>
         </w:tc>
@@ -4554,7 +5372,7 @@
                 <w:color w:val="212121"/>
                 <w:sz w:val="20"/>
               </w:rPr>
-              <w:t>00:18–00:25</w:t>
+              <w:t>00:19–00:27</w:t>
             </w:r>
           </w:p>
         </w:tc>
@@ -4588,7 +5406,7 @@
                 <w:color w:val="212121"/>
                 <w:sz w:val="20"/>
               </w:rPr>
-              <w:t>课表告诉你什么时候上课</w:t>
+              <w:t>打开就是结论：累计投入、本周投入、连续学习天数和本周完成率，四个数固定放在首屏。</w:t>
             </w:r>
           </w:p>
         </w:tc>
@@ -4659,7 +5477,7 @@
                 <w:color w:val="212121"/>
                 <w:sz w:val="20"/>
               </w:rPr>
-              <w:t>00:25–00:31</w:t>
+              <w:t>00:29–00:37</w:t>
             </w:r>
           </w:p>
         </w:tc>
@@ -4693,7 +5511,7 @@
                 <w:color w:val="212121"/>
                 <w:sz w:val="20"/>
               </w:rPr>
-              <w:t>备忘录告诉你有哪些事</w:t>
+              <w:t>往下是近七天的专注时长走势和课程时间分布，数据全部来自本地记录，不上传任何内容。</w:t>
             </w:r>
           </w:p>
         </w:tc>
@@ -4764,7 +5582,7 @@
                 <w:color w:val="212121"/>
                 <w:sz w:val="20"/>
               </w:rPr>
-              <w:t>00:31–00:36</w:t>
+              <w:t>00:39–00:47</w:t>
             </w:r>
           </w:p>
         </w:tc>
@@ -4798,7 +5616,7 @@
                 <w:color w:val="212121"/>
                 <w:sz w:val="20"/>
               </w:rPr>
-              <w:t>番茄钟负责计时</w:t>
+              <w:t>排程引擎按截止时间和优先级给每项任务算分，排得下的排进今晚七点，装不下的自动顺延。</w:t>
             </w:r>
           </w:p>
         </w:tc>
@@ -4869,7 +5687,7 @@
                 <w:color w:val="212121"/>
                 <w:sz w:val="20"/>
               </w:rPr>
-              <w:t>00:36–00:42</w:t>
+              <w:t>00:50–00:55</w:t>
             </w:r>
           </w:p>
         </w:tc>
@@ -4903,7 +5721,7 @@
                 <w:color w:val="212121"/>
                 <w:sz w:val="20"/>
               </w:rPr>
-              <w:t>可没有人告诉你：这两个小时，先干哪一件</w:t>
+              <w:t>每门课的完成度单独记录，进度缺口会直接进入排程打分。</w:t>
             </w:r>
           </w:p>
         </w:tc>
@@ -4974,7 +5792,7 @@
                 <w:color w:val="212121"/>
                 <w:sz w:val="20"/>
               </w:rPr>
-              <w:t>00:42–00:50</w:t>
+              <w:t>00:56–01:02</w:t>
             </w:r>
           </w:p>
         </w:tc>
@@ -5008,7 +5826,7 @@
                 <w:color w:val="212121"/>
                 <w:sz w:val="20"/>
               </w:rPr>
-              <w:t>这是我们做的 CampusFlow</w:t>
+              <w:t>每晚可支配一百八十分钟，有课的时段自动避开，剩下的按优先级排队。</w:t>
             </w:r>
           </w:p>
         </w:tc>
@@ -5079,7 +5897,7 @@
                 <w:color w:val="212121"/>
                 <w:sz w:val="20"/>
               </w:rPr>
-              <w:t>00:50–01:00</w:t>
+              <w:t>01:04–01:11</w:t>
             </w:r>
           </w:p>
         </w:tc>
@@ -5113,7 +5931,7 @@
                 <w:color w:val="212121"/>
                 <w:sz w:val="20"/>
               </w:rPr>
-              <w:t>它只回答一个问题：今晚，先做什么</w:t>
+              <w:t>八门课程集中维护，学分和课时都在这里改，排程和打分读的是同一份数据。</w:t>
             </w:r>
           </w:p>
         </w:tc>
@@ -5184,7 +6002,7 @@
                 <w:color w:val="212121"/>
                 <w:sz w:val="20"/>
               </w:rPr>
-              <w:t>01:00–01:12</w:t>
+              <w:t>01:12–01:16</w:t>
             </w:r>
           </w:p>
         </w:tc>
@@ -5218,7 +6036,7 @@
                 <w:color w:val="212121"/>
                 <w:sz w:val="20"/>
               </w:rPr>
-              <w:t>先给它三个输入：课表、任务、课程进度</w:t>
+              <w:t>任务按优先级分布，逾期的一眼就能看见。</w:t>
             </w:r>
           </w:p>
         </w:tc>
@@ -5289,7 +6107,7 @@
                 <w:color w:val="212121"/>
                 <w:sz w:val="20"/>
               </w:rPr>
-              <w:t>01:12–01:24</w:t>
+              <w:t>01:17–01:22</w:t>
             </w:r>
           </w:p>
         </w:tc>
@@ -5323,7 +6141,7 @@
                 <w:color w:val="212121"/>
                 <w:sz w:val="20"/>
               </w:rPr>
-              <w:t>课表告诉我，哪些时间被占用</w:t>
+              <w:t>新增任务只要四步：标题、课程、截止时间和预估时长。</w:t>
             </w:r>
           </w:p>
         </w:tc>
@@ -5394,7 +6212,7 @@
                 <w:color w:val="212121"/>
                 <w:sz w:val="20"/>
               </w:rPr>
-              <w:t>01:24–01:38</w:t>
+              <w:t>01:26–01:32</w:t>
             </w:r>
           </w:p>
         </w:tc>
@@ -5428,7 +6246,7 @@
                 <w:color w:val="212121"/>
                 <w:sz w:val="20"/>
               </w:rPr>
-              <w:t>任务告诉我，做什么、要多久</w:t>
+              <w:t>保存之后分数立刻重算，排程同步刷新，不需要手动调整顺序。</w:t>
             </w:r>
           </w:p>
         </w:tc>
@@ -5499,7 +6317,7 @@
                 <w:color w:val="212121"/>
                 <w:sz w:val="20"/>
               </w:rPr>
-              <w:t>01:38–01:48</w:t>
+              <w:t>01:33–01:35</w:t>
             </w:r>
           </w:p>
         </w:tc>
@@ -5533,7 +6351,7 @@
                 <w:color w:val="212121"/>
                 <w:sz w:val="20"/>
               </w:rPr>
-              <w:t>点一下排程</w:t>
+              <w:t>学习目标按周拆解。</w:t>
             </w:r>
           </w:p>
         </w:tc>
@@ -5604,7 +6422,7 @@
                 <w:color w:val="212121"/>
                 <w:sz w:val="20"/>
               </w:rPr>
-              <w:t>01:48–02:00</w:t>
+              <w:t>01:37–01:42</w:t>
             </w:r>
           </w:p>
         </w:tc>
@@ -5638,7 +6456,7 @@
                 <w:color w:val="212121"/>
                 <w:sz w:val="20"/>
               </w:rPr>
-              <w:t>它按紧迫度、重要度和课程缺口打分</w:t>
+              <w:t>目标类型、截止日期和优先级，决定它在排程里的权重。</w:t>
             </w:r>
           </w:p>
         </w:tc>
@@ -5709,7 +6527,7 @@
                 <w:color w:val="212121"/>
                 <w:sz w:val="20"/>
               </w:rPr>
-              <w:t>02:00–02:10</w:t>
+              <w:t>01:43–01:48</w:t>
             </w:r>
           </w:p>
         </w:tc>
@@ -5743,7 +6561,7 @@
                 <w:color w:val="212121"/>
                 <w:sz w:val="20"/>
               </w:rPr>
-              <w:t>再按今晚真正能用的时间装箱</w:t>
+              <w:t>专注时长可以选二十五分钟、五十分钟，也可以自己定。</w:t>
             </w:r>
           </w:p>
         </w:tc>
@@ -5814,7 +6632,7 @@
                 <w:color w:val="212121"/>
                 <w:sz w:val="20"/>
               </w:rPr>
-              <w:t>02:10–02:22</w:t>
+              <w:t>01:49–01:55</w:t>
             </w:r>
           </w:p>
         </w:tc>
@@ -5848,7 +6666,7 @@
                 <w:color w:val="212121"/>
                 <w:sz w:val="20"/>
               </w:rPr>
-              <w:t>每一段安排下面，都写着为什么是它</w:t>
+              <w:t>开始后进入全屏倒计时，圆环随时间收缩。这一段做了四倍加速。</w:t>
             </w:r>
           </w:p>
         </w:tc>
@@ -5919,7 +6737,7 @@
                 <w:color w:val="212121"/>
                 <w:sz w:val="20"/>
               </w:rPr>
-              <w:t>02:22–02:34</w:t>
+              <w:t>01:57–02:02</w:t>
             </w:r>
           </w:p>
         </w:tc>
@@ -5953,7 +6771,7 @@
                 <w:color w:val="212121"/>
                 <w:sz w:val="20"/>
               </w:rPr>
-              <w:t>我们把算法规则直接放在页面上</w:t>
+              <w:t>一轮结束，本次时长、今日累计、成就和历史记录同时更新。</w:t>
             </w:r>
           </w:p>
         </w:tc>
@@ -6024,7 +6842,7 @@
                 <w:color w:val="212121"/>
                 <w:sz w:val="20"/>
               </w:rPr>
-              <w:t>02:34–02:44</w:t>
+              <w:t>02:04–02:10</w:t>
             </w:r>
           </w:p>
         </w:tc>
@@ -6058,7 +6876,7 @@
                 <w:color w:val="212121"/>
                 <w:sz w:val="20"/>
               </w:rPr>
-              <w:t>紧迫度乘零点六，重要度乘零点八，再加课程缺口</w:t>
+              <w:t>连续天数、累计时长和每一轮的历史都留在这里，形成长期反馈。</w:t>
             </w:r>
           </w:p>
         </w:tc>
@@ -6129,7 +6947,7 @@
                 <w:color w:val="212121"/>
                 <w:sz w:val="20"/>
               </w:rPr>
-              <w:t>02:44–03:02</w:t>
+              <w:t>02:11–02:17</w:t>
             </w:r>
           </w:p>
         </w:tc>
@@ -6163,7 +6981,7 @@
                 <w:color w:val="212121"/>
                 <w:sz w:val="20"/>
               </w:rPr>
-              <w:t>规则公开，你就能自己调参</w:t>
+              <w:t>课程资料拖进来就能在线看，PDF、图片和文本都支持。</w:t>
             </w:r>
           </w:p>
         </w:tc>
@@ -6234,7 +7052,7 @@
                 <w:color w:val="212121"/>
                 <w:sz w:val="20"/>
               </w:rPr>
-              <w:t>03:02–03:14</w:t>
+              <w:t>02:18–02:23</w:t>
             </w:r>
           </w:p>
         </w:tc>
@@ -6268,7 +7086,7 @@
                 <w:color w:val="212121"/>
                 <w:sz w:val="20"/>
               </w:rPr>
-              <w:t>按计划做完，去专注页开一个番茄</w:t>
+              <w:t>计时归零给出即时反馈：本次一分钟，今日总计一分钟。</w:t>
             </w:r>
           </w:p>
         </w:tc>
@@ -6339,7 +7157,7 @@
                 <w:color w:val="212121"/>
                 <w:sz w:val="20"/>
               </w:rPr>
-              <w:t>03:14–03:32</w:t>
+              <w:t>02:25–02:28</w:t>
             </w:r>
           </w:p>
         </w:tc>
@@ -6373,7 +7191,7 @@
                 <w:color w:val="212121"/>
                 <w:sz w:val="20"/>
               </w:rPr>
-              <w:t>二十五分钟后，时长和连续天数自动更新</w:t>
+              <w:t>数据实时回流，首页的数字跟着变。</w:t>
             </w:r>
           </w:p>
         </w:tc>
@@ -6444,7 +7262,7 @@
                 <w:color w:val="212121"/>
                 <w:sz w:val="20"/>
               </w:rPr>
-              <w:t>03:32–03:44</w:t>
+              <w:t>02:29–02:39</w:t>
             </w:r>
           </w:p>
         </w:tc>
@@ -6478,7 +7296,7 @@
                 <w:color w:val="212121"/>
                 <w:sz w:val="20"/>
               </w:rPr>
-              <w:t>同一套代码，手机上是顶部栏加底部标签</w:t>
+              <w:t>排程引擎和界面完全解耦，十九项断言脱离浏览器直接跑，覆盖时间解析、冲突检测、打分和容量极限。</w:t>
             </w:r>
           </w:p>
         </w:tc>
@@ -6549,7 +7367,7 @@
                 <w:color w:val="212121"/>
                 <w:sz w:val="20"/>
               </w:rPr>
-              <w:t>03:44–03:56</w:t>
+              <w:t>02:41–02:50</w:t>
             </w:r>
           </w:p>
         </w:tc>
@@ -6583,7 +7401,7 @@
                 <w:color w:val="212121"/>
                 <w:sz w:val="20"/>
               </w:rPr>
-              <w:t>窗口再窄，也不会错位</w:t>
+              <w:t>技术上没有后端：八个页面共用一份本地数据，图表和 PDF 解析全部本地化，断网也能完整演示。</w:t>
             </w:r>
           </w:p>
         </w:tc>
@@ -6654,7 +7472,7 @@
                 <w:color w:val="212121"/>
                 <w:sz w:val="20"/>
               </w:rPr>
-              <w:t>03:56–04:08</w:t>
+              <w:t>02:52–02:57</w:t>
             </w:r>
           </w:p>
         </w:tc>
@@ -6688,7 +7506,7 @@
                 <w:color w:val="212121"/>
                 <w:sz w:val="20"/>
               </w:rPr>
-              <w:t>关掉网络，刷新，功能一个不少</w:t>
+              <w:t>课程、任务、目标、专注四件事，用一套本地数据串起来。</w:t>
             </w:r>
           </w:p>
         </w:tc>
@@ -6759,7 +7577,7 @@
                 <w:color w:val="212121"/>
                 <w:sz w:val="20"/>
               </w:rPr>
-              <w:t>04:08–04:22</w:t>
+              <w:t>02:57–02:59</w:t>
             </w:r>
           </w:p>
         </w:tc>
@@ -6793,427 +7611,7 @@
                 <w:color w:val="212121"/>
                 <w:sz w:val="20"/>
               </w:rPr>
-              <w:t>数据只存在这台设备上，不上传，也能随时带走</w:t>
-            </w:r>
-          </w:p>
-        </w:tc>
-      </w:tr>
-      <w:tr>
-        <w:trPr/>
-        <w:tc>
-          <w:tcPr>
-            <w:tcW w:w="2768" w:type="dxa"/>
-            <w:tcBorders>
-              <w:top w:val="single" w:color="d3dbe4" w:sz="6"/>
-              <w:left w:val="single" w:color="d3dbe4" w:sz="6"/>
-              <w:bottom w:val="single" w:color="d3dbe4" w:sz="6"/>
-              <w:right w:val="single" w:color="d3dbe4" w:sz="6"/>
-            </w:tcBorders>
-            <w:tcMar>
-              <w:top w:w="76" w:type="dxa"/>
-              <w:left w:w="76" w:type="dxa"/>
-              <w:bottom w:w="76" w:type="dxa"/>
-              <w:right w:w="76" w:type="dxa"/>
-            </w:tcMar>
-            <w:vAlign w:val="center"/>
-          </w:tcPr>
-          <w:p>
-            <w:pPr>
-              <w:jc w:val="left"/>
-              <w:rPr>
-                <w:color w:val="212121"/>
-              </w:rPr>
-            </w:pPr>
-            <w:r>
-              <w:rPr>
-                <w:rFonts w:ascii="宋体" w:hAnsi="宋体" w:eastAsia="宋体" w:cs="宋体"/>
-                <w:color w:val="212121"/>
-                <w:sz w:val="20"/>
-              </w:rPr>
-              <w:t>26</w:t>
-            </w:r>
-          </w:p>
-        </w:tc>
-        <w:tc>
-          <w:tcPr>
-            <w:tcW w:w="2768" w:type="dxa"/>
-            <w:tcBorders>
-              <w:top w:val="single" w:color="d3dbe4" w:sz="6"/>
-              <w:left w:val="single" w:color="d3dbe4" w:sz="6"/>
-              <w:bottom w:val="single" w:color="d3dbe4" w:sz="6"/>
-              <w:right w:val="single" w:color="d3dbe4" w:sz="6"/>
-            </w:tcBorders>
-            <w:tcMar>
-              <w:top w:w="76" w:type="dxa"/>
-              <w:left w:w="76" w:type="dxa"/>
-              <w:bottom w:w="76" w:type="dxa"/>
-              <w:right w:w="76" w:type="dxa"/>
-            </w:tcMar>
-            <w:vAlign w:val="center"/>
-          </w:tcPr>
-          <w:p>
-            <w:pPr>
-              <w:jc w:val="left"/>
-              <w:rPr>
-                <w:color w:val="212121"/>
-              </w:rPr>
-            </w:pPr>
-            <w:r>
-              <w:rPr>
-                <w:rFonts w:ascii="宋体" w:hAnsi="宋体" w:eastAsia="宋体" w:cs="宋体"/>
-                <w:color w:val="212121"/>
-                <w:sz w:val="20"/>
-              </w:rPr>
-              <w:t>04:22–04:34</w:t>
-            </w:r>
-          </w:p>
-        </w:tc>
-        <w:tc>
-          <w:tcPr>
-            <w:tcW w:w="2768" w:type="dxa"/>
-            <w:tcBorders>
-              <w:top w:val="single" w:color="d3dbe4" w:sz="6"/>
-              <w:left w:val="single" w:color="d3dbe4" w:sz="6"/>
-              <w:bottom w:val="single" w:color="d3dbe4" w:sz="6"/>
-              <w:right w:val="single" w:color="d3dbe4" w:sz="6"/>
-            </w:tcBorders>
-            <w:tcMar>
-              <w:top w:w="76" w:type="dxa"/>
-              <w:left w:w="76" w:type="dxa"/>
-              <w:bottom w:w="76" w:type="dxa"/>
-              <w:right w:w="76" w:type="dxa"/>
-            </w:tcMar>
-            <w:vAlign w:val="center"/>
-          </w:tcPr>
-          <w:p>
-            <w:pPr>
-              <w:jc w:val="left"/>
-              <w:rPr>
-                <w:color w:val="212121"/>
-              </w:rPr>
-            </w:pPr>
-            <w:r>
-              <w:rPr>
-                <w:rFonts w:hint="eastAsia" w:ascii="宋体" w:hAnsi="宋体" w:eastAsia="宋体" w:cs="宋体"/>
-                <w:color w:val="212121"/>
-                <w:sz w:val="20"/>
-              </w:rPr>
-              <w:t>排程引擎是纯函数，十九项单元测试全部通过</w:t>
-            </w:r>
-          </w:p>
-        </w:tc>
-      </w:tr>
-      <w:tr>
-        <w:trPr/>
-        <w:tc>
-          <w:tcPr>
-            <w:tcW w:w="2768" w:type="dxa"/>
-            <w:tcBorders>
-              <w:top w:val="single" w:color="d3dbe4" w:sz="6"/>
-              <w:left w:val="single" w:color="d3dbe4" w:sz="6"/>
-              <w:bottom w:val="single" w:color="d3dbe4" w:sz="6"/>
-              <w:right w:val="single" w:color="d3dbe4" w:sz="6"/>
-            </w:tcBorders>
-            <w:tcMar>
-              <w:top w:w="76" w:type="dxa"/>
-              <w:left w:w="76" w:type="dxa"/>
-              <w:bottom w:w="76" w:type="dxa"/>
-              <w:right w:w="76" w:type="dxa"/>
-            </w:tcMar>
-            <w:vAlign w:val="center"/>
-          </w:tcPr>
-          <w:p>
-            <w:pPr>
-              <w:jc w:val="left"/>
-              <w:rPr>
-                <w:color w:val="212121"/>
-              </w:rPr>
-            </w:pPr>
-            <w:r>
-              <w:rPr>
-                <w:rFonts w:ascii="宋体" w:hAnsi="宋体" w:eastAsia="宋体" w:cs="宋体"/>
-                <w:color w:val="212121"/>
-                <w:sz w:val="20"/>
-              </w:rPr>
-              <w:t>27</w:t>
-            </w:r>
-          </w:p>
-        </w:tc>
-        <w:tc>
-          <w:tcPr>
-            <w:tcW w:w="2768" w:type="dxa"/>
-            <w:tcBorders>
-              <w:top w:val="single" w:color="d3dbe4" w:sz="6"/>
-              <w:left w:val="single" w:color="d3dbe4" w:sz="6"/>
-              <w:bottom w:val="single" w:color="d3dbe4" w:sz="6"/>
-              <w:right w:val="single" w:color="d3dbe4" w:sz="6"/>
-            </w:tcBorders>
-            <w:tcMar>
-              <w:top w:w="76" w:type="dxa"/>
-              <w:left w:w="76" w:type="dxa"/>
-              <w:bottom w:w="76" w:type="dxa"/>
-              <w:right w:w="76" w:type="dxa"/>
-            </w:tcMar>
-            <w:vAlign w:val="center"/>
-          </w:tcPr>
-          <w:p>
-            <w:pPr>
-              <w:jc w:val="left"/>
-              <w:rPr>
-                <w:color w:val="212121"/>
-              </w:rPr>
-            </w:pPr>
-            <w:r>
-              <w:rPr>
-                <w:rFonts w:ascii="宋体" w:hAnsi="宋体" w:eastAsia="宋体" w:cs="宋体"/>
-                <w:color w:val="212121"/>
-                <w:sz w:val="20"/>
-              </w:rPr>
-              <w:t>04:34–04:44</w:t>
-            </w:r>
-          </w:p>
-        </w:tc>
-        <w:tc>
-          <w:tcPr>
-            <w:tcW w:w="2768" w:type="dxa"/>
-            <w:tcBorders>
-              <w:top w:val="single" w:color="d3dbe4" w:sz="6"/>
-              <w:left w:val="single" w:color="d3dbe4" w:sz="6"/>
-              <w:bottom w:val="single" w:color="d3dbe4" w:sz="6"/>
-              <w:right w:val="single" w:color="d3dbe4" w:sz="6"/>
-            </w:tcBorders>
-            <w:tcMar>
-              <w:top w:w="76" w:type="dxa"/>
-              <w:left w:w="76" w:type="dxa"/>
-              <w:bottom w:w="76" w:type="dxa"/>
-              <w:right w:w="76" w:type="dxa"/>
-            </w:tcMar>
-            <w:vAlign w:val="center"/>
-          </w:tcPr>
-          <w:p>
-            <w:pPr>
-              <w:jc w:val="left"/>
-              <w:rPr>
-                <w:color w:val="212121"/>
-              </w:rPr>
-            </w:pPr>
-            <w:r>
-              <w:rPr>
-                <w:rFonts w:hint="eastAsia" w:ascii="宋体" w:hAnsi="宋体" w:eastAsia="宋体" w:cs="宋体"/>
-                <w:color w:val="212121"/>
-                <w:sz w:val="20"/>
-              </w:rPr>
-              <w:t>八个页面，零死链，零外部请求</w:t>
-            </w:r>
-          </w:p>
-        </w:tc>
-      </w:tr>
-      <w:tr>
-        <w:trPr/>
-        <w:tc>
-          <w:tcPr>
-            <w:tcW w:w="2768" w:type="dxa"/>
-            <w:tcBorders>
-              <w:top w:val="single" w:color="d3dbe4" w:sz="6"/>
-              <w:left w:val="single" w:color="d3dbe4" w:sz="6"/>
-              <w:bottom w:val="single" w:color="d3dbe4" w:sz="6"/>
-              <w:right w:val="single" w:color="d3dbe4" w:sz="6"/>
-            </w:tcBorders>
-            <w:tcMar>
-              <w:top w:w="76" w:type="dxa"/>
-              <w:left w:w="76" w:type="dxa"/>
-              <w:bottom w:w="76" w:type="dxa"/>
-              <w:right w:w="76" w:type="dxa"/>
-            </w:tcMar>
-            <w:vAlign w:val="center"/>
-          </w:tcPr>
-          <w:p>
-            <w:pPr>
-              <w:jc w:val="left"/>
-              <w:rPr>
-                <w:color w:val="212121"/>
-              </w:rPr>
-            </w:pPr>
-            <w:r>
-              <w:rPr>
-                <w:rFonts w:ascii="宋体" w:hAnsi="宋体" w:eastAsia="宋体" w:cs="宋体"/>
-                <w:color w:val="212121"/>
-                <w:sz w:val="20"/>
-              </w:rPr>
-              <w:t>28</w:t>
-            </w:r>
-          </w:p>
-        </w:tc>
-        <w:tc>
-          <w:tcPr>
-            <w:tcW w:w="2768" w:type="dxa"/>
-            <w:tcBorders>
-              <w:top w:val="single" w:color="d3dbe4" w:sz="6"/>
-              <w:left w:val="single" w:color="d3dbe4" w:sz="6"/>
-              <w:bottom w:val="single" w:color="d3dbe4" w:sz="6"/>
-              <w:right w:val="single" w:color="d3dbe4" w:sz="6"/>
-            </w:tcBorders>
-            <w:tcMar>
-              <w:top w:w="76" w:type="dxa"/>
-              <w:left w:w="76" w:type="dxa"/>
-              <w:bottom w:w="76" w:type="dxa"/>
-              <w:right w:w="76" w:type="dxa"/>
-            </w:tcMar>
-            <w:vAlign w:val="center"/>
-          </w:tcPr>
-          <w:p>
-            <w:pPr>
-              <w:jc w:val="left"/>
-              <w:rPr>
-                <w:color w:val="212121"/>
-              </w:rPr>
-            </w:pPr>
-            <w:r>
-              <w:rPr>
-                <w:rFonts w:ascii="宋体" w:hAnsi="宋体" w:eastAsia="宋体" w:cs="宋体"/>
-                <w:color w:val="212121"/>
-                <w:sz w:val="20"/>
-              </w:rPr>
-              <w:t>04:44–04:52</w:t>
-            </w:r>
-          </w:p>
-        </w:tc>
-        <w:tc>
-          <w:tcPr>
-            <w:tcW w:w="2768" w:type="dxa"/>
-            <w:tcBorders>
-              <w:top w:val="single" w:color="d3dbe4" w:sz="6"/>
-              <w:left w:val="single" w:color="d3dbe4" w:sz="6"/>
-              <w:bottom w:val="single" w:color="d3dbe4" w:sz="6"/>
-              <w:right w:val="single" w:color="d3dbe4" w:sz="6"/>
-            </w:tcBorders>
-            <w:tcMar>
-              <w:top w:w="76" w:type="dxa"/>
-              <w:left w:w="76" w:type="dxa"/>
-              <w:bottom w:w="76" w:type="dxa"/>
-              <w:right w:w="76" w:type="dxa"/>
-            </w:tcMar>
-            <w:vAlign w:val="center"/>
-          </w:tcPr>
-          <w:p>
-            <w:pPr>
-              <w:jc w:val="left"/>
-              <w:rPr>
-                <w:color w:val="212121"/>
-              </w:rPr>
-            </w:pPr>
-            <w:r>
-              <w:rPr>
-                <w:rFonts w:ascii="宋体" w:hAnsi="宋体" w:eastAsia="宋体" w:cs="宋体"/>
-                <w:color w:val="212121"/>
-                <w:sz w:val="20"/>
-              </w:rPr>
-              <w:t>CampusFlow</w:t>
-            </w:r>
-          </w:p>
-        </w:tc>
-      </w:tr>
-      <w:tr>
-        <w:trPr/>
-        <w:tc>
-          <w:tcPr>
-            <w:tcW w:w="2768" w:type="dxa"/>
-            <w:tcBorders>
-              <w:top w:val="single" w:color="d3dbe4" w:sz="6"/>
-              <w:left w:val="single" w:color="d3dbe4" w:sz="6"/>
-              <w:bottom w:val="single" w:color="d3dbe4" w:sz="6"/>
-              <w:right w:val="single" w:color="d3dbe4" w:sz="6"/>
-            </w:tcBorders>
-            <w:tcMar>
-              <w:top w:w="76" w:type="dxa"/>
-              <w:left w:w="76" w:type="dxa"/>
-              <w:bottom w:w="76" w:type="dxa"/>
-              <w:right w:w="76" w:type="dxa"/>
-            </w:tcMar>
-            <w:vAlign w:val="center"/>
-          </w:tcPr>
-          <w:p>
-            <w:pPr>
-              <w:jc w:val="left"/>
-              <w:rPr>
-                <w:color w:val="212121"/>
-              </w:rPr>
-            </w:pPr>
-            <w:r>
-              <w:rPr>
-                <w:rFonts w:ascii="宋体" w:hAnsi="宋体" w:eastAsia="宋体" w:cs="宋体"/>
-                <w:color w:val="212121"/>
-                <w:sz w:val="20"/>
-              </w:rPr>
-              <w:t>29</w:t>
-            </w:r>
-          </w:p>
-        </w:tc>
-        <w:tc>
-          <w:tcPr>
-            <w:tcW w:w="2768" w:type="dxa"/>
-            <w:tcBorders>
-              <w:top w:val="single" w:color="d3dbe4" w:sz="6"/>
-              <w:left w:val="single" w:color="d3dbe4" w:sz="6"/>
-              <w:bottom w:val="single" w:color="d3dbe4" w:sz="6"/>
-              <w:right w:val="single" w:color="d3dbe4" w:sz="6"/>
-            </w:tcBorders>
-            <w:tcMar>
-              <w:top w:w="76" w:type="dxa"/>
-              <w:left w:w="76" w:type="dxa"/>
-              <w:bottom w:w="76" w:type="dxa"/>
-              <w:right w:w="76" w:type="dxa"/>
-            </w:tcMar>
-            <w:vAlign w:val="center"/>
-          </w:tcPr>
-          <w:p>
-            <w:pPr>
-              <w:jc w:val="left"/>
-              <w:rPr>
-                <w:color w:val="212121"/>
-              </w:rPr>
-            </w:pPr>
-            <w:r>
-              <w:rPr>
-                <w:rFonts w:ascii="宋体" w:hAnsi="宋体" w:eastAsia="宋体" w:cs="宋体"/>
-                <w:color w:val="212121"/>
-                <w:sz w:val="20"/>
-              </w:rPr>
-              <w:t>04:52–05:00</w:t>
-            </w:r>
-          </w:p>
-        </w:tc>
-        <w:tc>
-          <w:tcPr>
-            <w:tcW w:w="2768" w:type="dxa"/>
-            <w:tcBorders>
-              <w:top w:val="single" w:color="d3dbe4" w:sz="6"/>
-              <w:left w:val="single" w:color="d3dbe4" w:sz="6"/>
-              <w:bottom w:val="single" w:color="d3dbe4" w:sz="6"/>
-              <w:right w:val="single" w:color="d3dbe4" w:sz="6"/>
-            </w:tcBorders>
-            <w:tcMar>
-              <w:top w:w="76" w:type="dxa"/>
-              <w:left w:w="76" w:type="dxa"/>
-              <w:bottom w:w="76" w:type="dxa"/>
-              <w:right w:w="76" w:type="dxa"/>
-            </w:tcMar>
-            <w:vAlign w:val="center"/>
-          </w:tcPr>
-          <w:p>
-            <w:pPr>
-              <w:jc w:val="left"/>
-              <w:rPr>
-                <w:color w:val="212121"/>
-              </w:rPr>
-            </w:pPr>
-            <w:r>
-              <w:rPr>
-                <w:rFonts w:hint="eastAsia" w:ascii="宋体" w:hAnsi="宋体" w:eastAsia="宋体" w:cs="宋体"/>
-                <w:color w:val="212121"/>
-                <w:sz w:val="20"/>
-              </w:rPr>
-              <w:t>把今天该做什么，算出来</w:t>
+              <w:t>演示结束，谢谢观看。</w:t>
             </w:r>
           </w:p>
         </w:tc>
@@ -7242,9 +7640,27 @@
           <w:color w:val="ffffff"/>
           <w:sz w:val="30"/>
         </w:rPr>
-        <w:t>五、配音与配乐</w:t>
+        <w:t>五、后期处理说明</w:t>
       </w:r>
       <w:bookmarkEnd w:id="5"/>
+    </w:p>
+    <w:p>
+      <w:pPr>
+        <w:spacing w:before="0" w:after="120" w:line="388"/>
+        <w:ind w:firstLine="480"/>
+        <w:jc w:val="both"/>
+        <w:rPr>
+          <w:color w:val="212121"/>
+        </w:rPr>
+      </w:pPr>
+      <w:r>
+        <w:rPr>
+          <w:rFonts w:hint="eastAsia" w:ascii="宋体" w:hAnsi="宋体" w:eastAsia="宋体" w:cs="宋体"/>
+          <w:color w:val="212121"/>
+          <w:sz w:val="24"/>
+        </w:rPr>
+        <w:t>录屏是竖屏手机画面，直接放进 16:9 会两侧留黑，竖屏放大又会糊。成片的做法是把原画面缩到满高窄条居中，再把它自身放大、模糊、压暗后铺满背景，两侧留出的空间用来放篇名与模块导航。</w:t>
+      </w:r>
     </w:p>
     <w:tbl>
       <w:tblPr>
@@ -7300,7 +7716,7 @@
                 <w:color w:val="14306b"/>
                 <w:sz w:val="20"/>
               </w:rPr>
-              <w:t>项目</w:t>
+              <w:t>环节</w:t>
             </w:r>
           </w:p>
         </w:tc>
@@ -7338,7 +7754,7 @@
                 <w:color w:val="14306b"/>
                 <w:sz w:val="20"/>
               </w:rPr>
-              <w:t>建议</w:t>
+              <w:t>做法</w:t>
             </w:r>
           </w:p>
         </w:tc>
@@ -7375,7 +7791,7 @@
                 <w:color w:val="212121"/>
                 <w:sz w:val="20"/>
               </w:rPr>
-              <w:t>语速</w:t>
+              <w:t>舞台合成</w:t>
             </w:r>
           </w:p>
         </w:tc>
@@ -7409,7 +7825,7 @@
                 <w:color w:val="212121"/>
                 <w:sz w:val="20"/>
               </w:rPr>
-              <w:t>每分钟 220 至 240 字，全片旁白约 900 字。语速偏慢一点不会显得业余，反而更稳</w:t>
+              <w:t>原画面放大至覆盖 1920 × 1080 后高斯模糊（σ = 44）、降饱和、压暗 80% 作底；手机屏按 1080 高居中叠放，两侧加柔边过渡</w:t>
             </w:r>
           </w:p>
         </w:tc>
@@ -7446,7 +7862,7 @@
                 <w:color w:val="212121"/>
                 <w:sz w:val="20"/>
               </w:rPr>
-              <w:t>语气</w:t>
+              <w:t>信息层</w:t>
             </w:r>
           </w:p>
         </w:tc>
@@ -7480,7 +7896,7 @@
                 <w:color w:val="212121"/>
                 <w:sz w:val="20"/>
               </w:rPr>
-              <w:t>陈述句为主，不要上扬；讲痛点时略低，讲功能时回正</w:t>
+              <w:t>左侧篇名与说明、右侧七模块导航，按模块生成静态叠层，切换时整层替换，不随画面滚动</w:t>
             </w:r>
           </w:p>
         </w:tc>
@@ -7517,7 +7933,7 @@
                 <w:color w:val="212121"/>
                 <w:sz w:val="20"/>
               </w:rPr>
-              <w:t>配乐</w:t>
+              <w:t>加速段</w:t>
             </w:r>
           </w:p>
         </w:tc>
@@ -7551,7 +7967,7 @@
                 <w:color w:val="212121"/>
                 <w:sz w:val="20"/>
               </w:rPr>
-              <w:t>选用无版权、无强旋律的轻电子或钢琴，音量控制在旁白音量的 20% 以下；讲到算法与测试时把音乐压到 10%</w:t>
+              <w:t>专注倒计时 18 秒压缩为 4.5 秒（四倍速），右上角标注「播放速度 ×4」，避免误导</w:t>
             </w:r>
           </w:p>
         </w:tc>
@@ -7588,7 +8004,7 @@
                 <w:color w:val="212121"/>
                 <w:sz w:val="20"/>
               </w:rPr>
-              <w:t>转场音</w:t>
+              <w:t>定格段</w:t>
             </w:r>
           </w:p>
         </w:tc>
@@ -7622,7 +8038,7 @@
                 <w:color w:val="212121"/>
                 <w:sz w:val="20"/>
               </w:rPr>
-              <w:t>不建议使用；本片靠字幕与画面切换推进，加转场音反而显得碎</w:t>
+              <w:t>专注完成弹窗在源素材中只出现约 0.9 秒，改为单帧定格 2.4 秒，保证评委看得清两个数字</w:t>
             </w:r>
           </w:p>
         </w:tc>
@@ -7659,7 +8075,7 @@
                 <w:color w:val="212121"/>
                 <w:sz w:val="20"/>
               </w:rPr>
-              <w:t>静音段落</w:t>
+              <w:t>裁剪取舍</w:t>
             </w:r>
           </w:p>
         </w:tc>
@@ -7693,7 +8109,7 @@
                 <w:color w:val="212121"/>
                 <w:sz w:val="20"/>
               </w:rPr>
-              <w:t>镜号 9 的断网演示保留 2 秒纯环境音，制造"真的断网了"的实感</w:t>
+              <w:t>删去个人资料弹窗、浏览器下载提示、系统通知栏、文件选择器与一次完整的一分钟空等，合计约 72 秒</w:t>
             </w:r>
           </w:p>
         </w:tc>
@@ -7722,560 +8138,220 @@
           <w:color w:val="ffffff"/>
           <w:sz w:val="30"/>
         </w:rPr>
-        <w:t>六、剪辑与导出</w:t>
+        <w:t>六、录制与后期的避坑</w:t>
       </w:r>
       <w:bookmarkEnd w:id="6"/>
     </w:p>
-    <w:tbl>
-      <w:tblPr>
-        <w:tblW w:w="8306" w:type="dxa"/>
-        <w:shd w:color="212121"/>
-        <w:tblLayout w:type="autofit"/>
-        <w:tblCellMar>
-          <w:top w:w="15" w:type="dxa"/>
-          <w:left w:w="15" w:type="dxa"/>
-          <w:bottom w:w="15" w:type="dxa"/>
-          <w:right w:w="15" w:type="dxa"/>
-        </w:tblCellMar>
-      </w:tblPr>
-      <w:tblGrid>
-        <w:gridCol w:w="4153"/>
-        <w:gridCol w:w="4153"/>
-      </w:tblGrid>
-      <w:tr>
-        <w:trPr>
-          <w:tblHeader w:val="1"/>
-        </w:trPr>
-        <w:tc>
-          <w:tcPr>
-            <w:tcW w:w="4153" w:type="dxa"/>
-            <w:tcBorders>
-              <w:top w:val="single" w:color="d3dbe4" w:sz="6"/>
-              <w:left w:val="single" w:color="d3dbe4" w:sz="6"/>
-              <w:bottom w:val="single" w:color="d3dbe4" w:sz="6"/>
-              <w:right w:val="single" w:color="d3dbe4" w:sz="6"/>
-            </w:tcBorders>
-            <w:shd w:val="clear" w:fill="eff4f9"/>
-            <w:tcMar>
-              <w:top w:w="76" w:type="dxa"/>
-              <w:left w:w="76" w:type="dxa"/>
-              <w:bottom w:w="76" w:type="dxa"/>
-              <w:right w:w="76" w:type="dxa"/>
-            </w:tcMar>
-            <w:vAlign w:val="center"/>
-          </w:tcPr>
-          <w:p>
-            <w:pPr>
-              <w:jc w:val="left"/>
-              <w:rPr>
-                <w:b w:val="1"/>
-                <w:bCs w:val="1"/>
-                <w:color w:val="14306b"/>
-              </w:rPr>
-            </w:pPr>
-            <w:r>
-              <w:rPr>
-                <w:rFonts w:hint="eastAsia" w:ascii="微软雅黑" w:hAnsi="微软雅黑" w:eastAsia="微软雅黑" w:cs="微软雅黑"/>
-                <w:b w:val="1"/>
-                <w:color w:val="14306b"/>
-                <w:sz w:val="20"/>
-              </w:rPr>
-              <w:t>环节</w:t>
-            </w:r>
-          </w:p>
-        </w:tc>
-        <w:tc>
-          <w:tcPr>
-            <w:tcW w:w="4153" w:type="dxa"/>
-            <w:tcBorders>
-              <w:top w:val="single" w:color="d3dbe4" w:sz="6"/>
-              <w:left w:val="single" w:color="d3dbe4" w:sz="6"/>
-              <w:bottom w:val="single" w:color="d3dbe4" w:sz="6"/>
-              <w:right w:val="single" w:color="d3dbe4" w:sz="6"/>
-            </w:tcBorders>
-            <w:shd w:val="clear" w:fill="eff4f9"/>
-            <w:tcMar>
-              <w:top w:w="76" w:type="dxa"/>
-              <w:left w:w="76" w:type="dxa"/>
-              <w:bottom w:w="76" w:type="dxa"/>
-              <w:right w:w="76" w:type="dxa"/>
-            </w:tcMar>
-            <w:vAlign w:val="center"/>
-          </w:tcPr>
-          <w:p>
-            <w:pPr>
-              <w:jc w:val="left"/>
-              <w:rPr>
-                <w:b w:val="1"/>
-                <w:bCs w:val="1"/>
-                <w:color w:val="14306b"/>
-              </w:rPr>
-            </w:pPr>
-            <w:r>
-              <w:rPr>
-                <w:rFonts w:hint="eastAsia" w:ascii="微软雅黑" w:hAnsi="微软雅黑" w:eastAsia="微软雅黑" w:cs="微软雅黑"/>
-                <w:b w:val="1"/>
-                <w:color w:val="14306b"/>
-                <w:sz w:val="20"/>
-              </w:rPr>
-              <w:t>要求</w:t>
-            </w:r>
-          </w:p>
-        </w:tc>
-      </w:tr>
-      <w:tr>
-        <w:trPr/>
-        <w:tc>
-          <w:tcPr>
-            <w:tcW w:w="4153" w:type="dxa"/>
-            <w:tcBorders>
-              <w:top w:val="single" w:color="d3dbe4" w:sz="6"/>
-              <w:left w:val="single" w:color="d3dbe4" w:sz="6"/>
-              <w:bottom w:val="single" w:color="d3dbe4" w:sz="6"/>
-              <w:right w:val="single" w:color="d3dbe4" w:sz="6"/>
-            </w:tcBorders>
-            <w:tcMar>
-              <w:top w:w="76" w:type="dxa"/>
-              <w:left w:w="76" w:type="dxa"/>
-              <w:bottom w:w="76" w:type="dxa"/>
-              <w:right w:w="76" w:type="dxa"/>
-            </w:tcMar>
-            <w:vAlign w:val="center"/>
-          </w:tcPr>
-          <w:p>
-            <w:pPr>
-              <w:jc w:val="left"/>
-              <w:rPr>
-                <w:color w:val="212121"/>
-              </w:rPr>
-            </w:pPr>
-            <w:r>
-              <w:rPr>
-                <w:rFonts w:hint="eastAsia" w:ascii="宋体" w:hAnsi="宋体" w:eastAsia="宋体" w:cs="宋体"/>
-                <w:color w:val="212121"/>
-                <w:sz w:val="20"/>
-              </w:rPr>
-              <w:t>剪辑节奏</w:t>
-            </w:r>
-          </w:p>
-        </w:tc>
-        <w:tc>
-          <w:tcPr>
-            <w:tcW w:w="4153" w:type="dxa"/>
-            <w:tcBorders>
-              <w:top w:val="single" w:color="d3dbe4" w:sz="6"/>
-              <w:left w:val="single" w:color="d3dbe4" w:sz="6"/>
-              <w:bottom w:val="single" w:color="d3dbe4" w:sz="6"/>
-              <w:right w:val="single" w:color="d3dbe4" w:sz="6"/>
-            </w:tcBorders>
-            <w:tcMar>
-              <w:top w:w="76" w:type="dxa"/>
-              <w:left w:w="76" w:type="dxa"/>
-              <w:bottom w:w="76" w:type="dxa"/>
-              <w:right w:w="76" w:type="dxa"/>
-            </w:tcMar>
-            <w:vAlign w:val="center"/>
-          </w:tcPr>
-          <w:p>
-            <w:pPr>
-              <w:jc w:val="left"/>
-              <w:rPr>
-                <w:color w:val="212121"/>
-              </w:rPr>
-            </w:pPr>
-            <w:r>
-              <w:rPr>
-                <w:rFonts w:hint="eastAsia" w:ascii="宋体" w:hAnsi="宋体" w:eastAsia="宋体" w:cs="宋体"/>
-                <w:color w:val="212121"/>
-                <w:sz w:val="20"/>
-              </w:rPr>
-              <w:t>平均每 5 至 8 秒有一次画面变化（放大、标注、切页），避免长时间静止</w:t>
-            </w:r>
-          </w:p>
-        </w:tc>
-      </w:tr>
-      <w:tr>
-        <w:trPr/>
-        <w:tc>
-          <w:tcPr>
-            <w:tcW w:w="4153" w:type="dxa"/>
-            <w:tcBorders>
-              <w:top w:val="single" w:color="d3dbe4" w:sz="6"/>
-              <w:left w:val="single" w:color="d3dbe4" w:sz="6"/>
-              <w:bottom w:val="single" w:color="d3dbe4" w:sz="6"/>
-              <w:right w:val="single" w:color="d3dbe4" w:sz="6"/>
-            </w:tcBorders>
-            <w:tcMar>
-              <w:top w:w="76" w:type="dxa"/>
-              <w:left w:w="76" w:type="dxa"/>
-              <w:bottom w:w="76" w:type="dxa"/>
-              <w:right w:w="76" w:type="dxa"/>
-            </w:tcMar>
-            <w:vAlign w:val="center"/>
-          </w:tcPr>
-          <w:p>
-            <w:pPr>
-              <w:jc w:val="left"/>
-              <w:rPr>
-                <w:color w:val="212121"/>
-              </w:rPr>
-            </w:pPr>
-            <w:r>
-              <w:rPr>
-                <w:rFonts w:hint="eastAsia" w:ascii="宋体" w:hAnsi="宋体" w:eastAsia="宋体" w:cs="宋体"/>
-                <w:color w:val="212121"/>
-                <w:sz w:val="20"/>
-              </w:rPr>
-              <w:t>重点标注</w:t>
-            </w:r>
-          </w:p>
-        </w:tc>
-        <w:tc>
-          <w:tcPr>
-            <w:tcW w:w="4153" w:type="dxa"/>
-            <w:tcBorders>
-              <w:top w:val="single" w:color="d3dbe4" w:sz="6"/>
-              <w:left w:val="single" w:color="d3dbe4" w:sz="6"/>
-              <w:bottom w:val="single" w:color="d3dbe4" w:sz="6"/>
-              <w:right w:val="single" w:color="d3dbe4" w:sz="6"/>
-            </w:tcBorders>
-            <w:tcMar>
-              <w:top w:w="76" w:type="dxa"/>
-              <w:left w:w="76" w:type="dxa"/>
-              <w:bottom w:w="76" w:type="dxa"/>
-              <w:right w:w="76" w:type="dxa"/>
-            </w:tcMar>
-            <w:vAlign w:val="center"/>
-          </w:tcPr>
-          <w:p>
-            <w:pPr>
-              <w:jc w:val="left"/>
-              <w:rPr>
-                <w:color w:val="212121"/>
-              </w:rPr>
-            </w:pPr>
-            <w:r>
-              <w:rPr>
-                <w:rFonts w:hint="eastAsia" w:ascii="宋体" w:hAnsi="宋体" w:eastAsia="宋体" w:cs="宋体"/>
-                <w:color w:val="212121"/>
-                <w:sz w:val="20"/>
-              </w:rPr>
-              <w:t>排程理由、时间预算、断网刷新、测试通过四处，用 2 px 红色圆角框标出，停留不少于 2 秒</w:t>
-            </w:r>
-          </w:p>
-        </w:tc>
-      </w:tr>
-      <w:tr>
-        <w:trPr/>
-        <w:tc>
-          <w:tcPr>
-            <w:tcW w:w="4153" w:type="dxa"/>
-            <w:tcBorders>
-              <w:top w:val="single" w:color="d3dbe4" w:sz="6"/>
-              <w:left w:val="single" w:color="d3dbe4" w:sz="6"/>
-              <w:bottom w:val="single" w:color="d3dbe4" w:sz="6"/>
-              <w:right w:val="single" w:color="d3dbe4" w:sz="6"/>
-            </w:tcBorders>
-            <w:tcMar>
-              <w:top w:w="76" w:type="dxa"/>
-              <w:left w:w="76" w:type="dxa"/>
-              <w:bottom w:w="76" w:type="dxa"/>
-              <w:right w:w="76" w:type="dxa"/>
-            </w:tcMar>
-            <w:vAlign w:val="center"/>
-          </w:tcPr>
-          <w:p>
-            <w:pPr>
-              <w:jc w:val="left"/>
-              <w:rPr>
-                <w:color w:val="212121"/>
-              </w:rPr>
-            </w:pPr>
-            <w:r>
-              <w:rPr>
-                <w:rFonts w:hint="eastAsia" w:ascii="宋体" w:hAnsi="宋体" w:eastAsia="宋体" w:cs="宋体"/>
-                <w:color w:val="212121"/>
-                <w:sz w:val="20"/>
-              </w:rPr>
-              <w:t>字幕格式</w:t>
-            </w:r>
-          </w:p>
-        </w:tc>
-        <w:tc>
-          <w:tcPr>
-            <w:tcW w:w="4153" w:type="dxa"/>
-            <w:tcBorders>
-              <w:top w:val="single" w:color="d3dbe4" w:sz="6"/>
-              <w:left w:val="single" w:color="d3dbe4" w:sz="6"/>
-              <w:bottom w:val="single" w:color="d3dbe4" w:sz="6"/>
-              <w:right w:val="single" w:color="d3dbe4" w:sz="6"/>
-            </w:tcBorders>
-            <w:tcMar>
-              <w:top w:w="76" w:type="dxa"/>
-              <w:left w:w="76" w:type="dxa"/>
-              <w:bottom w:w="76" w:type="dxa"/>
-              <w:right w:w="76" w:type="dxa"/>
-            </w:tcMar>
-            <w:vAlign w:val="center"/>
-          </w:tcPr>
-          <w:p>
-            <w:pPr>
-              <w:jc w:val="left"/>
-              <w:rPr>
-                <w:color w:val="212121"/>
-              </w:rPr>
-            </w:pPr>
-            <w:r>
-              <w:rPr>
-                <w:rFonts w:hint="eastAsia" w:ascii="宋体" w:hAnsi="宋体" w:eastAsia="宋体" w:cs="宋体"/>
-                <w:color w:val="212121"/>
-                <w:sz w:val="20"/>
-              </w:rPr>
-              <w:t xml:space="preserve">建议同时导出内嵌字幕版本与 </w:t>
-            </w:r>
-            <w:r>
-              <w:rPr>
-                <w:rFonts w:ascii="Consolas" w:hAnsi="Consolas" w:eastAsia="Consolas" w:cs="Consolas"/>
-                <w:color w:val="1565c0"/>
-                <w:sz w:val="20"/>
-                <w:shd w:val="clear" w:fill="eff4f9"/>
-              </w:rPr>
-              <w:t>.srt</w:t>
-            </w:r>
-            <w:r>
-              <w:rPr>
-                <w:rFonts w:hint="eastAsia" w:ascii="宋体" w:hAnsi="宋体" w:eastAsia="宋体" w:cs="宋体"/>
-                <w:color w:val="212121"/>
-                <w:sz w:val="20"/>
-              </w:rPr>
-              <w:t xml:space="preserve"> 外挂字幕各一份，提交时优先交内嵌版</w:t>
-            </w:r>
-          </w:p>
-        </w:tc>
-      </w:tr>
-      <w:tr>
-        <w:trPr/>
-        <w:tc>
-          <w:tcPr>
-            <w:tcW w:w="4153" w:type="dxa"/>
-            <w:tcBorders>
-              <w:top w:val="single" w:color="d3dbe4" w:sz="6"/>
-              <w:left w:val="single" w:color="d3dbe4" w:sz="6"/>
-              <w:bottom w:val="single" w:color="d3dbe4" w:sz="6"/>
-              <w:right w:val="single" w:color="d3dbe4" w:sz="6"/>
-            </w:tcBorders>
-            <w:tcMar>
-              <w:top w:w="76" w:type="dxa"/>
-              <w:left w:w="76" w:type="dxa"/>
-              <w:bottom w:w="76" w:type="dxa"/>
-              <w:right w:w="76" w:type="dxa"/>
-            </w:tcMar>
-            <w:vAlign w:val="center"/>
-          </w:tcPr>
-          <w:p>
-            <w:pPr>
-              <w:jc w:val="left"/>
-              <w:rPr>
-                <w:color w:val="212121"/>
-              </w:rPr>
-            </w:pPr>
-            <w:r>
-              <w:rPr>
-                <w:rFonts w:hint="eastAsia" w:ascii="宋体" w:hAnsi="宋体" w:eastAsia="宋体" w:cs="宋体"/>
-                <w:color w:val="212121"/>
-                <w:sz w:val="20"/>
-              </w:rPr>
-              <w:t>导出参数</w:t>
-            </w:r>
-          </w:p>
-        </w:tc>
-        <w:tc>
-          <w:tcPr>
-            <w:tcW w:w="4153" w:type="dxa"/>
-            <w:tcBorders>
-              <w:top w:val="single" w:color="d3dbe4" w:sz="6"/>
-              <w:left w:val="single" w:color="d3dbe4" w:sz="6"/>
-              <w:bottom w:val="single" w:color="d3dbe4" w:sz="6"/>
-              <w:right w:val="single" w:color="d3dbe4" w:sz="6"/>
-            </w:tcBorders>
-            <w:tcMar>
-              <w:top w:w="76" w:type="dxa"/>
-              <w:left w:w="76" w:type="dxa"/>
-              <w:bottom w:w="76" w:type="dxa"/>
-              <w:right w:w="76" w:type="dxa"/>
-            </w:tcMar>
-            <w:vAlign w:val="center"/>
-          </w:tcPr>
-          <w:p>
-            <w:pPr>
-              <w:jc w:val="left"/>
-              <w:rPr>
-                <w:color w:val="212121"/>
-              </w:rPr>
-            </w:pPr>
-            <w:r>
-              <w:rPr>
-                <w:rFonts w:hint="eastAsia" w:ascii="宋体" w:hAnsi="宋体" w:eastAsia="宋体" w:cs="宋体"/>
-                <w:color w:val="212121"/>
-                <w:sz w:val="20"/>
-              </w:rPr>
-              <w:t>H.264，码率 8 至 10 Mbps，1080p，AAC 音频 192 kbps</w:t>
-            </w:r>
-          </w:p>
-        </w:tc>
-      </w:tr>
-      <w:tr>
-        <w:trPr/>
-        <w:tc>
-          <w:tcPr>
-            <w:tcW w:w="4153" w:type="dxa"/>
-            <w:tcBorders>
-              <w:top w:val="single" w:color="d3dbe4" w:sz="6"/>
-              <w:left w:val="single" w:color="d3dbe4" w:sz="6"/>
-              <w:bottom w:val="single" w:color="d3dbe4" w:sz="6"/>
-              <w:right w:val="single" w:color="d3dbe4" w:sz="6"/>
-            </w:tcBorders>
-            <w:tcMar>
-              <w:top w:w="76" w:type="dxa"/>
-              <w:left w:w="76" w:type="dxa"/>
-              <w:bottom w:w="76" w:type="dxa"/>
-              <w:right w:w="76" w:type="dxa"/>
-            </w:tcMar>
-            <w:vAlign w:val="center"/>
-          </w:tcPr>
-          <w:p>
-            <w:pPr>
-              <w:jc w:val="left"/>
-              <w:rPr>
-                <w:color w:val="212121"/>
-              </w:rPr>
-            </w:pPr>
-            <w:r>
-              <w:rPr>
-                <w:rFonts w:hint="eastAsia" w:ascii="宋体" w:hAnsi="宋体" w:eastAsia="宋体" w:cs="宋体"/>
-                <w:color w:val="212121"/>
-                <w:sz w:val="20"/>
-              </w:rPr>
-              <w:t>文件命名</w:t>
-            </w:r>
-          </w:p>
-        </w:tc>
-        <w:tc>
-          <w:tcPr>
-            <w:tcW w:w="4153" w:type="dxa"/>
-            <w:tcBorders>
-              <w:top w:val="single" w:color="d3dbe4" w:sz="6"/>
-              <w:left w:val="single" w:color="d3dbe4" w:sz="6"/>
-              <w:bottom w:val="single" w:color="d3dbe4" w:sz="6"/>
-              <w:right w:val="single" w:color="d3dbe4" w:sz="6"/>
-            </w:tcBorders>
-            <w:tcMar>
-              <w:top w:w="76" w:type="dxa"/>
-              <w:left w:w="76" w:type="dxa"/>
-              <w:bottom w:w="76" w:type="dxa"/>
-              <w:right w:w="76" w:type="dxa"/>
-            </w:tcMar>
-            <w:vAlign w:val="center"/>
-          </w:tcPr>
-          <w:p>
-            <w:pPr>
-              <w:jc w:val="left"/>
-              <w:rPr>
-                <w:color w:val="212121"/>
-              </w:rPr>
-            </w:pPr>
-            <w:r>
-              <w:rPr>
-                <w:rFonts w:hint="eastAsia" w:ascii="Consolas" w:hAnsi="Consolas" w:eastAsia="Consolas" w:cs="Consolas"/>
-                <w:color w:val="1565c0"/>
-                <w:sz w:val="20"/>
-                <w:shd w:val="clear" w:fill="eff4f9"/>
-              </w:rPr>
-              <w:t>CampusFlow-演示视频-5分钟.mp4</w:t>
-            </w:r>
-            <w:r>
-              <w:rPr>
-                <w:rFonts w:hint="eastAsia" w:ascii="宋体" w:hAnsi="宋体" w:eastAsia="宋体" w:cs="宋体"/>
-                <w:color w:val="212121"/>
-                <w:sz w:val="20"/>
-              </w:rPr>
-              <w:t>，与说明文档命名风格保持一致</w:t>
-            </w:r>
-          </w:p>
-        </w:tc>
-      </w:tr>
-      <w:tr>
-        <w:trPr/>
-        <w:tc>
-          <w:tcPr>
-            <w:tcW w:w="4153" w:type="dxa"/>
-            <w:tcBorders>
-              <w:top w:val="single" w:color="d3dbe4" w:sz="6"/>
-              <w:left w:val="single" w:color="d3dbe4" w:sz="6"/>
-              <w:bottom w:val="single" w:color="d3dbe4" w:sz="6"/>
-              <w:right w:val="single" w:color="d3dbe4" w:sz="6"/>
-            </w:tcBorders>
-            <w:tcMar>
-              <w:top w:w="76" w:type="dxa"/>
-              <w:left w:w="76" w:type="dxa"/>
-              <w:bottom w:w="76" w:type="dxa"/>
-              <w:right w:w="76" w:type="dxa"/>
-            </w:tcMar>
-            <w:vAlign w:val="center"/>
-          </w:tcPr>
-          <w:p>
-            <w:pPr>
-              <w:jc w:val="left"/>
-              <w:rPr>
-                <w:color w:val="212121"/>
-              </w:rPr>
-            </w:pPr>
-            <w:r>
-              <w:rPr>
-                <w:rFonts w:hint="eastAsia" w:ascii="宋体" w:hAnsi="宋体" w:eastAsia="宋体" w:cs="宋体"/>
-                <w:color w:val="212121"/>
-                <w:sz w:val="20"/>
-              </w:rPr>
-              <w:t>自检</w:t>
-            </w:r>
-          </w:p>
-        </w:tc>
-        <w:tc>
-          <w:tcPr>
-            <w:tcW w:w="4153" w:type="dxa"/>
-            <w:tcBorders>
-              <w:top w:val="single" w:color="d3dbe4" w:sz="6"/>
-              <w:left w:val="single" w:color="d3dbe4" w:sz="6"/>
-              <w:bottom w:val="single" w:color="d3dbe4" w:sz="6"/>
-              <w:right w:val="single" w:color="d3dbe4" w:sz="6"/>
-            </w:tcBorders>
-            <w:tcMar>
-              <w:top w:w="76" w:type="dxa"/>
-              <w:left w:w="76" w:type="dxa"/>
-              <w:bottom w:w="76" w:type="dxa"/>
-              <w:right w:w="76" w:type="dxa"/>
-            </w:tcMar>
-            <w:vAlign w:val="center"/>
-          </w:tcPr>
-          <w:p>
-            <w:pPr>
-              <w:jc w:val="left"/>
-              <w:rPr>
-                <w:color w:val="212121"/>
-              </w:rPr>
-            </w:pPr>
-            <w:r>
-              <w:rPr>
-                <w:rFonts w:hint="eastAsia" w:ascii="宋体" w:hAnsi="宋体" w:eastAsia="宋体" w:cs="宋体"/>
-                <w:color w:val="212121"/>
-                <w:sz w:val="20"/>
-              </w:rPr>
-              <w:t>导出后完整看一遍，重点检查：字幕是否与画面同步、有无露出真实姓名与聊天记录、结尾是否完整</w:t>
-            </w:r>
-          </w:p>
-        </w:tc>
-      </w:tr>
-    </w:tbl>
+    <w:p>
+      <w:pPr>
+        <w:spacing w:before="0" w:after="120" w:line="388"/>
+        <w:ind w:firstLine="480"/>
+        <w:jc w:val="both"/>
+        <w:rPr>
+          <w:color w:val="212121"/>
+        </w:rPr>
+      </w:pPr>
+      <w:r>
+        <w:rPr>
+          <w:rFonts w:hint="eastAsia" w:ascii="宋体" w:hAnsi="宋体" w:eastAsia="宋体" w:cs="宋体"/>
+          <w:color w:val="212121"/>
+          <w:sz w:val="24"/>
+        </w:rPr>
+        <w:t>录屏素材已完整覆盖七个模块，重录或补录时注意以下几条，可以省掉大量返工。</w:t>
+      </w:r>
+    </w:p>
+    <w:p>
+      <w:pPr>
+        <w:numPr>
+          <w:ilvl w:val="0"/>
+          <w:numId w:val="1"/>
+        </w:numPr>
+        <w:pBdr>
+          <w:left w:space="24"/>
+        </w:pBdr>
+        <w:spacing w:before="0" w:after="96" w:line="388"/>
+        <w:rPr>
+          <w:color w:val="212121"/>
+        </w:rPr>
+      </w:pPr>
+      <w:r>
+        <w:rPr>
+          <w:rFonts w:hint="eastAsia" w:ascii="宋体" w:hAnsi="宋体" w:eastAsia="宋体" w:cs="宋体"/>
+          <w:b w:val="1"/>
+          <w:color w:val="14306b"/>
+          <w:sz w:val="24"/>
+        </w:rPr>
+        <w:t>先清空个人数据再录</w:t>
+      </w:r>
+      <w:r>
+        <w:rPr>
+          <w:rFonts w:hint="eastAsia" w:ascii="宋体" w:hAnsi="宋体" w:eastAsia="宋体" w:cs="宋体"/>
+          <w:color w:val="212121"/>
+          <w:sz w:val="24"/>
+        </w:rPr>
+        <w:t>：个人资料弹窗、真实昵称与学号一旦入镜，后期只能整段删掉，删除又会破坏叙事连贯。</w:t>
+      </w:r>
+    </w:p>
+    <w:p>
+      <w:pPr>
+        <w:numPr>
+          <w:ilvl w:val="0"/>
+          <w:numId w:val="1"/>
+        </w:numPr>
+        <w:pBdr>
+          <w:left w:space="24"/>
+        </w:pBdr>
+        <w:spacing w:before="0" w:after="96" w:line="388"/>
+        <w:rPr>
+          <w:color w:val="212121"/>
+        </w:rPr>
+      </w:pPr>
+      <w:r>
+        <w:rPr>
+          <w:rFonts w:hint="eastAsia" w:ascii="宋体" w:hAnsi="宋体" w:eastAsia="宋体" w:cs="宋体"/>
+          <w:b w:val="1"/>
+          <w:color w:val="14306b"/>
+          <w:sz w:val="24"/>
+        </w:rPr>
+        <w:t>关掉系统通知与输入法候选框</w:t>
+      </w:r>
+      <w:r>
+        <w:rPr>
+          <w:rFonts w:hint="eastAsia" w:ascii="宋体" w:hAnsi="宋体" w:eastAsia="宋体" w:cs="宋体"/>
+          <w:color w:val="212121"/>
+          <w:sz w:val="24"/>
+        </w:rPr>
+        <w:t>：通知栏弹出时若带聊天内容，整段作废；输入法候选框会遮住表单下半部分。</w:t>
+      </w:r>
+    </w:p>
+    <w:p>
+      <w:pPr>
+        <w:numPr>
+          <w:ilvl w:val="0"/>
+          <w:numId w:val="1"/>
+        </w:numPr>
+        <w:pBdr>
+          <w:left w:space="24"/>
+        </w:pBdr>
+        <w:spacing w:before="0" w:after="96" w:line="388"/>
+        <w:rPr>
+          <w:color w:val="212121"/>
+        </w:rPr>
+      </w:pPr>
+      <w:r>
+        <w:rPr>
+          <w:rFonts w:hint="eastAsia" w:ascii="宋体" w:hAnsi="宋体" w:eastAsia="宋体" w:cs="宋体"/>
+          <w:b w:val="1"/>
+          <w:color w:val="14306b"/>
+          <w:sz w:val="24"/>
+        </w:rPr>
+        <w:t>竖屏录屏不要中途旋转手机</w:t>
+      </w:r>
+      <w:r>
+        <w:rPr>
+          <w:rFonts w:hint="eastAsia" w:ascii="宋体" w:hAnsi="宋体" w:eastAsia="宋体" w:cs="宋体"/>
+          <w:color w:val="212121"/>
+          <w:sz w:val="24"/>
+        </w:rPr>
+        <w:t>：画面比例变化会让整段素材无法进入同一套合成流程。</w:t>
+      </w:r>
+    </w:p>
+    <w:p>
+      <w:pPr>
+        <w:numPr>
+          <w:ilvl w:val="0"/>
+          <w:numId w:val="1"/>
+        </w:numPr>
+        <w:pBdr>
+          <w:left w:space="24"/>
+        </w:pBdr>
+        <w:spacing w:before="0" w:after="96" w:line="388"/>
+        <w:rPr>
+          <w:color w:val="212121"/>
+        </w:rPr>
+      </w:pPr>
+      <w:r>
+        <w:rPr>
+          <w:rFonts w:hint="eastAsia" w:ascii="宋体" w:hAnsi="宋体" w:eastAsia="宋体" w:cs="宋体"/>
+          <w:b w:val="1"/>
+          <w:color w:val="14306b"/>
+          <w:sz w:val="24"/>
+        </w:rPr>
+        <w:t>倒计时这类长等待单独录一段</w:t>
+      </w:r>
+      <w:r>
+        <w:rPr>
+          <w:rFonts w:hint="eastAsia" w:ascii="宋体" w:hAnsi="宋体" w:eastAsia="宋体" w:cs="宋体"/>
+          <w:color w:val="212121"/>
+          <w:sz w:val="24"/>
+        </w:rPr>
+        <w:t>：剪辑时按倍速压缩，不必为了节奏在现场一直等。</w:t>
+      </w:r>
+    </w:p>
+    <w:p>
+      <w:pPr>
+        <w:numPr>
+          <w:ilvl w:val="0"/>
+          <w:numId w:val="1"/>
+        </w:numPr>
+        <w:pBdr>
+          <w:left w:space="24"/>
+        </w:pBdr>
+        <w:spacing w:before="0" w:after="96" w:line="388"/>
+        <w:rPr>
+          <w:color w:val="212121"/>
+        </w:rPr>
+      </w:pPr>
+      <w:r>
+        <w:rPr>
+          <w:rFonts w:hint="eastAsia" w:ascii="宋体" w:hAnsi="宋体" w:eastAsia="宋体" w:cs="宋体"/>
+          <w:b w:val="1"/>
+          <w:color w:val="14306b"/>
+          <w:sz w:val="24"/>
+        </w:rPr>
+        <w:t>所有点击前停半秒</w:t>
+      </w:r>
+      <w:r>
+        <w:rPr>
+          <w:rFonts w:hint="eastAsia" w:ascii="宋体" w:hAnsi="宋体" w:eastAsia="宋体" w:cs="宋体"/>
+          <w:color w:val="212121"/>
+          <w:sz w:val="24"/>
+        </w:rPr>
+        <w:t>：给后期留出切点，也让评委看清落点；点击后至少停一秒再滑动。</w:t>
+      </w:r>
+    </w:p>
+    <w:p>
+      <w:pPr>
+        <w:numPr>
+          <w:ilvl w:val="0"/>
+          <w:numId w:val="1"/>
+        </w:numPr>
+        <w:pBdr>
+          <w:left w:space="24"/>
+        </w:pBdr>
+        <w:spacing w:before="0" w:after="96" w:line="388"/>
+        <w:rPr>
+          <w:color w:val="212121"/>
+        </w:rPr>
+      </w:pPr>
+      <w:r>
+        <w:rPr>
+          <w:rFonts w:hint="eastAsia" w:ascii="宋体" w:hAnsi="宋体" w:eastAsia="宋体" w:cs="宋体"/>
+          <w:b w:val="1"/>
+          <w:color w:val="14306b"/>
+          <w:sz w:val="24"/>
+        </w:rPr>
+        <w:t>导出后完整看一遍</w:t>
+      </w:r>
+      <w:r>
+        <w:rPr>
+          <w:rFonts w:hint="eastAsia" w:ascii="宋体" w:hAnsi="宋体" w:eastAsia="宋体" w:cs="宋体"/>
+          <w:color w:val="212121"/>
+          <w:sz w:val="24"/>
+        </w:rPr>
+        <w:t>：重点核对旁白与画面是否同页、有无露出真实姓名、结尾是否被切断。</w:t>
+      </w:r>
+    </w:p>
     <w:p>
       <w:pPr>
         <w:pStyle w:val="000004"/>
@@ -8299,196 +8375,9 @@
           <w:color w:val="ffffff"/>
           <w:sz w:val="30"/>
         </w:rPr>
-        <w:t>七、录制避坑</w:t>
+        <w:t>七、备用：30 秒电梯版</w:t>
       </w:r>
       <w:bookmarkEnd w:id="7"/>
-    </w:p>
-    <w:p>
-      <w:pPr>
-        <w:numPr>
-          <w:ilvl w:val="0"/>
-          <w:numId w:val="1"/>
-        </w:numPr>
-        <w:pBdr>
-          <w:left w:space="24"/>
-        </w:pBdr>
-        <w:spacing w:before="0" w:after="96" w:line="388"/>
-        <w:rPr>
-          <w:color w:val="212121"/>
-        </w:rPr>
-      </w:pPr>
-      <w:r>
-        <w:rPr>
-          <w:rFonts w:hint="eastAsia" w:ascii="宋体" w:hAnsi="宋体" w:eastAsia="宋体" w:cs="宋体"/>
-          <w:b w:val="1"/>
-          <w:color w:val="14306b"/>
-          <w:sz w:val="24"/>
-        </w:rPr>
-        <w:t>不要在演示中途修改示例数据以外的内容</w:t>
-      </w:r>
-      <w:r>
-        <w:rPr>
-          <w:rFonts w:hint="eastAsia" w:ascii="宋体" w:hAnsi="宋体" w:eastAsia="宋体" w:cs="宋体"/>
-          <w:color w:val="212121"/>
-          <w:sz w:val="24"/>
-        </w:rPr>
-        <w:t>，尤其是真实姓名、学号、真实课表教师名，一旦入镜就无法在后期挽回。</w:t>
-      </w:r>
-    </w:p>
-    <w:p>
-      <w:pPr>
-        <w:numPr>
-          <w:ilvl w:val="0"/>
-          <w:numId w:val="1"/>
-        </w:numPr>
-        <w:pBdr>
-          <w:left w:space="24"/>
-        </w:pBdr>
-        <w:spacing w:before="0" w:after="96" w:line="388"/>
-        <w:rPr>
-          <w:color w:val="212121"/>
-        </w:rPr>
-      </w:pPr>
-      <w:r>
-        <w:rPr>
-          <w:rFonts w:hint="eastAsia" w:ascii="宋体" w:hAnsi="宋体" w:eastAsia="宋体" w:cs="宋体"/>
-          <w:b w:val="1"/>
-          <w:color w:val="14306b"/>
-          <w:sz w:val="24"/>
-        </w:rPr>
-        <w:t>不要一镜到底录完整片</w:t>
-      </w:r>
-      <w:r>
-        <w:rPr>
-          <w:rFonts w:hint="eastAsia" w:ascii="宋体" w:hAnsi="宋体" w:eastAsia="宋体" w:cs="宋体"/>
-          <w:color w:val="212121"/>
-          <w:sz w:val="24"/>
-        </w:rPr>
-        <w:t>。按镜号分段录，每段单独一个文件，剪辑时拼接，出错重录成本最低。</w:t>
-      </w:r>
-    </w:p>
-    <w:p>
-      <w:pPr>
-        <w:numPr>
-          <w:ilvl w:val="0"/>
-          <w:numId w:val="1"/>
-        </w:numPr>
-        <w:pBdr>
-          <w:left w:space="24"/>
-        </w:pBdr>
-        <w:spacing w:before="0" w:after="96" w:line="388"/>
-        <w:rPr>
-          <w:color w:val="212121"/>
-        </w:rPr>
-      </w:pPr>
-      <w:r>
-        <w:rPr>
-          <w:rFonts w:hint="eastAsia" w:ascii="宋体" w:hAnsi="宋体" w:eastAsia="宋体" w:cs="宋体"/>
-          <w:b w:val="1"/>
-          <w:color w:val="14306b"/>
-          <w:sz w:val="24"/>
-        </w:rPr>
-        <w:t>不要用鼠标画圈讲解</w:t>
-      </w:r>
-      <w:r>
-        <w:rPr>
-          <w:rFonts w:hint="eastAsia" w:ascii="宋体" w:hAnsi="宋体" w:eastAsia="宋体" w:cs="宋体"/>
-          <w:color w:val="212121"/>
-          <w:sz w:val="24"/>
-        </w:rPr>
-        <w:t>。需要强调时用后期加框，现场画圈会让画面显得乱且无法对齐字幕。</w:t>
-      </w:r>
-    </w:p>
-    <w:p>
-      <w:pPr>
-        <w:numPr>
-          <w:ilvl w:val="0"/>
-          <w:numId w:val="1"/>
-        </w:numPr>
-        <w:pBdr>
-          <w:left w:space="24"/>
-        </w:pBdr>
-        <w:spacing w:before="0" w:after="96" w:line="388"/>
-        <w:rPr>
-          <w:color w:val="212121"/>
-        </w:rPr>
-      </w:pPr>
-      <w:r>
-        <w:rPr>
-          <w:rFonts w:hint="eastAsia" w:ascii="宋体" w:hAnsi="宋体" w:eastAsia="宋体" w:cs="宋体"/>
-          <w:b w:val="1"/>
-          <w:color w:val="14306b"/>
-          <w:sz w:val="24"/>
-        </w:rPr>
-        <w:t>不要在排程页停留过短</w:t>
-      </w:r>
-      <w:r>
-        <w:rPr>
-          <w:rFonts w:hint="eastAsia" w:ascii="宋体" w:hAnsi="宋体" w:eastAsia="宋体" w:cs="宋体"/>
-          <w:color w:val="212121"/>
-          <w:sz w:val="24"/>
-        </w:rPr>
-        <w:t>。这一页是评委判断作品技术含量的核心画面，全片给它 40 秒以上是值得的。</w:t>
-      </w:r>
-    </w:p>
-    <w:p>
-      <w:pPr>
-        <w:numPr>
-          <w:ilvl w:val="0"/>
-          <w:numId w:val="1"/>
-        </w:numPr>
-        <w:pBdr>
-          <w:left w:space="24"/>
-        </w:pBdr>
-        <w:spacing w:before="0" w:after="96" w:line="388"/>
-        <w:rPr>
-          <w:color w:val="212121"/>
-        </w:rPr>
-      </w:pPr>
-      <w:r>
-        <w:rPr>
-          <w:rFonts w:hint="eastAsia" w:ascii="宋体" w:hAnsi="宋体" w:eastAsia="宋体" w:cs="宋体"/>
-          <w:b w:val="1"/>
-          <w:color w:val="14306b"/>
-          <w:sz w:val="24"/>
-        </w:rPr>
-        <w:t>不要漏掉断网那一下</w:t>
-      </w:r>
-      <w:r>
-        <w:rPr>
-          <w:rFonts w:hint="eastAsia" w:ascii="宋体" w:hAnsi="宋体" w:eastAsia="宋体" w:cs="宋体"/>
-          <w:color w:val="212121"/>
-          <w:sz w:val="24"/>
-        </w:rPr>
-        <w:t>。关网、刷新、功能正常，这三个动作是"零依赖"唯一的实证，缺了它，前面所有技术描述都只是说法。</w:t>
-      </w:r>
-    </w:p>
-    <w:p>
-      <w:pPr>
-        <w:pStyle w:val="000004"/>
-        <w:keepNext w:val="1"/>
-        <w:keepLines w:val="1"/>
-        <w:shd w:val="clear" w:fill="1565c0"/>
-        <w:spacing w:before="360" w:beforeAutospacing="1" w:after="216" w:afterAutospacing="1" w:line="316"/>
-        <w:jc w:val="left"/>
-        <w:outlineLvl w:val="1"/>
-        <w:rPr>
-          <w:color w:val="ffffff"/>
-          <w:sz w:val="32"/>
-          <w:szCs w:val="32"/>
-        </w:rPr>
-      </w:pPr>
-      <w:bookmarkStart w:id="8" w:name="section-8"/>
-      <w:r>
-        <w:rPr>
-          <w:rFonts w:hint="eastAsia" w:ascii="微软雅黑" w:hAnsi="微软雅黑" w:eastAsia="微软雅黑" w:cs="微软雅黑"/>
-          <w:b w:val="1"/>
-          <w:color w:val="ffffff"/>
-          <w:sz w:val="30"/>
-        </w:rPr>
-        <w:t>八、备用：30 秒电梯版</w:t>
-      </w:r>
-      <w:bookmarkEnd w:id="8"/>
     </w:p>
     <w:p>
       <w:pPr>
@@ -8505,7 +8394,7 @@
           <w:color w:val="212121"/>
           <w:sz w:val="24"/>
         </w:rPr>
-        <w:t>若提交平台限制时长，可改用以下 30 秒版本，四个镜头讲完同一件事。</w:t>
+        <w:t>若提交平台限制时长，可只保留四段：概述卡、智能排程、专注倒计时、技术结构卡，配以下四句旁白。</w:t>
       </w:r>
     </w:p>
     <w:tbl>
@@ -8521,10 +8410,9 @@
         </w:tblCellMar>
       </w:tblPr>
       <w:tblGrid>
-        <w:gridCol w:w="2076"/>
-        <w:gridCol w:w="2076"/>
-        <w:gridCol w:w="2076"/>
-        <w:gridCol w:w="2076"/>
+        <w:gridCol w:w="2768"/>
+        <w:gridCol w:w="2768"/>
+        <w:gridCol w:w="2768"/>
       </w:tblGrid>
       <w:tr>
         <w:trPr>
@@ -8532,7 +8420,7 @@
         </w:trPr>
         <w:tc>
           <w:tcPr>
-            <w:tcW w:w="2076" w:type="dxa"/>
+            <w:tcW w:w="2768" w:type="dxa"/>
             <w:tcBorders>
               <w:top w:val="single" w:color="d3dbe4" w:sz="6"/>
               <w:left w:val="single" w:color="d3dbe4" w:sz="6"/>
@@ -8564,13 +8452,13 @@
                 <w:color w:val="14306b"/>
                 <w:sz w:val="20"/>
               </w:rPr>
-              <w:t>镜号</w:t>
-            </w:r>
-          </w:p>
-        </w:tc>
-        <w:tc>
-          <w:tcPr>
-            <w:tcW w:w="2076" w:type="dxa"/>
+              <w:t>段号</w:t>
+            </w:r>
+          </w:p>
+        </w:tc>
+        <w:tc>
+          <w:tcPr>
+            <w:tcW w:w="2768" w:type="dxa"/>
             <w:tcBorders>
               <w:top w:val="single" w:color="d3dbe4" w:sz="6"/>
               <w:left w:val="single" w:color="d3dbe4" w:sz="6"/>
@@ -8602,13 +8490,13 @@
                 <w:color w:val="14306b"/>
                 <w:sz w:val="20"/>
               </w:rPr>
-              <w:t>时间码</w:t>
-            </w:r>
-          </w:p>
-        </w:tc>
-        <w:tc>
-          <w:tcPr>
-            <w:tcW w:w="2076" w:type="dxa"/>
+              <w:t>画面</w:t>
+            </w:r>
+          </w:p>
+        </w:tc>
+        <w:tc>
+          <w:tcPr>
+            <w:tcW w:w="2768" w:type="dxa"/>
             <w:tcBorders>
               <w:top w:val="single" w:color="d3dbe4" w:sz="6"/>
               <w:left w:val="single" w:color="d3dbe4" w:sz="6"/>
@@ -8640,45 +8528,7 @@
                 <w:color w:val="14306b"/>
                 <w:sz w:val="20"/>
               </w:rPr>
-              <w:t>画面</w:t>
-            </w:r>
-          </w:p>
-        </w:tc>
-        <w:tc>
-          <w:tcPr>
-            <w:tcW w:w="2076" w:type="dxa"/>
-            <w:tcBorders>
-              <w:top w:val="single" w:color="d3dbe4" w:sz="6"/>
-              <w:left w:val="single" w:color="d3dbe4" w:sz="6"/>
-              <w:bottom w:val="single" w:color="d3dbe4" w:sz="6"/>
-              <w:right w:val="single" w:color="d3dbe4" w:sz="6"/>
-            </w:tcBorders>
-            <w:shd w:val="clear" w:fill="eff4f9"/>
-            <w:tcMar>
-              <w:top w:w="76" w:type="dxa"/>
-              <w:left w:w="76" w:type="dxa"/>
-              <w:bottom w:w="76" w:type="dxa"/>
-              <w:right w:w="76" w:type="dxa"/>
-            </w:tcMar>
-            <w:vAlign w:val="center"/>
-          </w:tcPr>
-          <w:p>
-            <w:pPr>
-              <w:jc w:val="left"/>
-              <w:rPr>
-                <w:b w:val="1"/>
-                <w:bCs w:val="1"/>
-                <w:color w:val="14306b"/>
-              </w:rPr>
-            </w:pPr>
-            <w:r>
-              <w:rPr>
-                <w:rFonts w:hint="eastAsia" w:ascii="微软雅黑" w:hAnsi="微软雅黑" w:eastAsia="微软雅黑" w:cs="微软雅黑"/>
-                <w:b w:val="1"/>
-                <w:color w:val="14306b"/>
-                <w:sz w:val="20"/>
-              </w:rPr>
-              <w:t>字幕</w:t>
+              <w:t>旁白</w:t>
             </w:r>
           </w:p>
         </w:tc>
@@ -8687,7 +8537,7 @@
         <w:trPr/>
         <w:tc>
           <w:tcPr>
-            <w:tcW w:w="2076" w:type="dxa"/>
+            <w:tcW w:w="2768" w:type="dxa"/>
             <w:tcBorders>
               <w:top w:val="single" w:color="d3dbe4" w:sz="6"/>
               <w:left w:val="single" w:color="d3dbe4" w:sz="6"/>
@@ -8721,103 +8571,69 @@
         </w:tc>
         <w:tc>
           <w:tcPr>
-            <w:tcW w:w="2076" w:type="dxa"/>
-            <w:tcBorders>
-              <w:top w:val="single" w:color="d3dbe4" w:sz="6"/>
-              <w:left w:val="single" w:color="d3dbe4" w:sz="6"/>
-              <w:bottom w:val="single" w:color="d3dbe4" w:sz="6"/>
-              <w:right w:val="single" w:color="d3dbe4" w:sz="6"/>
-            </w:tcBorders>
-            <w:tcMar>
-              <w:top w:w="76" w:type="dxa"/>
-              <w:left w:w="76" w:type="dxa"/>
-              <w:bottom w:w="76" w:type="dxa"/>
-              <w:right w:w="76" w:type="dxa"/>
-            </w:tcMar>
-            <w:vAlign w:val="center"/>
-          </w:tcPr>
-          <w:p>
-            <w:pPr>
-              <w:jc w:val="left"/>
-              <w:rPr>
-                <w:color w:val="212121"/>
-              </w:rPr>
-            </w:pPr>
-            <w:r>
-              <w:rPr>
-                <w:rFonts w:ascii="宋体" w:hAnsi="宋体" w:eastAsia="宋体" w:cs="宋体"/>
-                <w:color w:val="212121"/>
-                <w:sz w:val="20"/>
-              </w:rPr>
-              <w:t>00:00–00:08</w:t>
-            </w:r>
-          </w:p>
-        </w:tc>
-        <w:tc>
-          <w:tcPr>
-            <w:tcW w:w="2076" w:type="dxa"/>
-            <w:tcBorders>
-              <w:top w:val="single" w:color="d3dbe4" w:sz="6"/>
-              <w:left w:val="single" w:color="d3dbe4" w:sz="6"/>
-              <w:bottom w:val="single" w:color="d3dbe4" w:sz="6"/>
-              <w:right w:val="single" w:color="d3dbe4" w:sz="6"/>
-            </w:tcBorders>
-            <w:tcMar>
-              <w:top w:w="76" w:type="dxa"/>
-              <w:left w:w="76" w:type="dxa"/>
-              <w:bottom w:w="76" w:type="dxa"/>
-              <w:right w:w="76" w:type="dxa"/>
-            </w:tcMar>
-            <w:vAlign w:val="center"/>
-          </w:tcPr>
-          <w:p>
-            <w:pPr>
-              <w:jc w:val="left"/>
-              <w:rPr>
-                <w:color w:val="212121"/>
-              </w:rPr>
-            </w:pPr>
-            <w:r>
-              <w:rPr>
-                <w:rFonts w:hint="eastAsia" w:ascii="宋体" w:hAnsi="宋体" w:eastAsia="宋体" w:cs="宋体"/>
-                <w:color w:val="212121"/>
-                <w:sz w:val="20"/>
-              </w:rPr>
-              <w:t>四个应用切换</w:t>
-            </w:r>
-          </w:p>
-        </w:tc>
-        <w:tc>
-          <w:tcPr>
-            <w:tcW w:w="2076" w:type="dxa"/>
-            <w:tcBorders>
-              <w:top w:val="single" w:color="d3dbe4" w:sz="6"/>
-              <w:left w:val="single" w:color="d3dbe4" w:sz="6"/>
-              <w:bottom w:val="single" w:color="d3dbe4" w:sz="6"/>
-              <w:right w:val="single" w:color="d3dbe4" w:sz="6"/>
-            </w:tcBorders>
-            <w:tcMar>
-              <w:top w:w="76" w:type="dxa"/>
-              <w:left w:w="76" w:type="dxa"/>
-              <w:bottom w:w="76" w:type="dxa"/>
-              <w:right w:w="76" w:type="dxa"/>
-            </w:tcMar>
-            <w:vAlign w:val="center"/>
-          </w:tcPr>
-          <w:p>
-            <w:pPr>
-              <w:jc w:val="left"/>
-              <w:rPr>
-                <w:color w:val="212121"/>
-              </w:rPr>
-            </w:pPr>
-            <w:r>
-              <w:rPr>
-                <w:rFonts w:hint="eastAsia" w:ascii="宋体" w:hAnsi="宋体" w:eastAsia="宋体" w:cs="宋体"/>
-                <w:color w:val="212121"/>
-                <w:sz w:val="20"/>
-              </w:rPr>
-              <w:t>课表、备忘录、番茄钟，各管一段，没人管顺序</w:t>
+            <w:tcW w:w="2768" w:type="dxa"/>
+            <w:tcBorders>
+              <w:top w:val="single" w:color="d3dbe4" w:sz="6"/>
+              <w:left w:val="single" w:color="d3dbe4" w:sz="6"/>
+              <w:bottom w:val="single" w:color="d3dbe4" w:sz="6"/>
+              <w:right w:val="single" w:color="d3dbe4" w:sz="6"/>
+            </w:tcBorders>
+            <w:tcMar>
+              <w:top w:w="76" w:type="dxa"/>
+              <w:left w:w="76" w:type="dxa"/>
+              <w:bottom w:w="76" w:type="dxa"/>
+              <w:right w:w="76" w:type="dxa"/>
+            </w:tcMar>
+            <w:vAlign w:val="center"/>
+          </w:tcPr>
+          <w:p>
+            <w:pPr>
+              <w:jc w:val="left"/>
+              <w:rPr>
+                <w:color w:val="212121"/>
+              </w:rPr>
+            </w:pPr>
+            <w:r>
+              <w:rPr>
+                <w:rFonts w:hint="eastAsia" w:ascii="宋体" w:hAnsi="宋体" w:eastAsia="宋体" w:cs="宋体"/>
+                <w:color w:val="212121"/>
+                <w:sz w:val="20"/>
+              </w:rPr>
+              <w:t>概述卡</w:t>
+            </w:r>
+          </w:p>
+        </w:tc>
+        <w:tc>
+          <w:tcPr>
+            <w:tcW w:w="2768" w:type="dxa"/>
+            <w:tcBorders>
+              <w:top w:val="single" w:color="d3dbe4" w:sz="6"/>
+              <w:left w:val="single" w:color="d3dbe4" w:sz="6"/>
+              <w:bottom w:val="single" w:color="d3dbe4" w:sz="6"/>
+              <w:right w:val="single" w:color="d3dbe4" w:sz="6"/>
+            </w:tcBorders>
+            <w:tcMar>
+              <w:top w:w="76" w:type="dxa"/>
+              <w:left w:w="76" w:type="dxa"/>
+              <w:bottom w:w="76" w:type="dxa"/>
+              <w:right w:w="76" w:type="dxa"/>
+            </w:tcMar>
+            <w:vAlign w:val="center"/>
+          </w:tcPr>
+          <w:p>
+            <w:pPr>
+              <w:jc w:val="left"/>
+              <w:rPr>
+                <w:color w:val="212121"/>
+              </w:rPr>
+            </w:pPr>
+            <w:r>
+              <w:rPr>
+                <w:rFonts w:hint="eastAsia" w:ascii="宋体" w:hAnsi="宋体" w:eastAsia="宋体" w:cs="宋体"/>
+                <w:color w:val="212121"/>
+                <w:sz w:val="20"/>
+              </w:rPr>
+              <w:t>学生缺的不是计划，是排得下的计划。</w:t>
             </w:r>
           </w:p>
         </w:tc>
@@ -8826,7 +8642,7 @@
         <w:trPr/>
         <w:tc>
           <w:tcPr>
-            <w:tcW w:w="2076" w:type="dxa"/>
+            <w:tcW w:w="2768" w:type="dxa"/>
             <w:tcBorders>
               <w:top w:val="single" w:color="d3dbe4" w:sz="6"/>
               <w:left w:val="single" w:color="d3dbe4" w:sz="6"/>
@@ -8860,103 +8676,69 @@
         </w:tc>
         <w:tc>
           <w:tcPr>
-            <w:tcW w:w="2076" w:type="dxa"/>
-            <w:tcBorders>
-              <w:top w:val="single" w:color="d3dbe4" w:sz="6"/>
-              <w:left w:val="single" w:color="d3dbe4" w:sz="6"/>
-              <w:bottom w:val="single" w:color="d3dbe4" w:sz="6"/>
-              <w:right w:val="single" w:color="d3dbe4" w:sz="6"/>
-            </w:tcBorders>
-            <w:tcMar>
-              <w:top w:w="76" w:type="dxa"/>
-              <w:left w:w="76" w:type="dxa"/>
-              <w:bottom w:w="76" w:type="dxa"/>
-              <w:right w:w="76" w:type="dxa"/>
-            </w:tcMar>
-            <w:vAlign w:val="center"/>
-          </w:tcPr>
-          <w:p>
-            <w:pPr>
-              <w:jc w:val="left"/>
-              <w:rPr>
-                <w:color w:val="212121"/>
-              </w:rPr>
-            </w:pPr>
-            <w:r>
-              <w:rPr>
-                <w:rFonts w:ascii="宋体" w:hAnsi="宋体" w:eastAsia="宋体" w:cs="宋体"/>
-                <w:color w:val="212121"/>
-                <w:sz w:val="20"/>
-              </w:rPr>
-              <w:t>00:08–00:18</w:t>
-            </w:r>
-          </w:p>
-        </w:tc>
-        <w:tc>
-          <w:tcPr>
-            <w:tcW w:w="2076" w:type="dxa"/>
-            <w:tcBorders>
-              <w:top w:val="single" w:color="d3dbe4" w:sz="6"/>
-              <w:left w:val="single" w:color="d3dbe4" w:sz="6"/>
-              <w:bottom w:val="single" w:color="d3dbe4" w:sz="6"/>
-              <w:right w:val="single" w:color="d3dbe4" w:sz="6"/>
-            </w:tcBorders>
-            <w:tcMar>
-              <w:top w:w="76" w:type="dxa"/>
-              <w:left w:w="76" w:type="dxa"/>
-              <w:bottom w:w="76" w:type="dxa"/>
-              <w:right w:w="76" w:type="dxa"/>
-            </w:tcMar>
-            <w:vAlign w:val="center"/>
-          </w:tcPr>
-          <w:p>
-            <w:pPr>
-              <w:jc w:val="left"/>
-              <w:rPr>
-                <w:color w:val="212121"/>
-              </w:rPr>
-            </w:pPr>
-            <w:r>
-              <w:rPr>
-                <w:rFonts w:hint="eastAsia" w:ascii="宋体" w:hAnsi="宋体" w:eastAsia="宋体" w:cs="宋体"/>
-                <w:color w:val="212121"/>
-                <w:sz w:val="20"/>
-              </w:rPr>
-              <w:t>智能排程页时间轴</w:t>
-            </w:r>
-          </w:p>
-        </w:tc>
-        <w:tc>
-          <w:tcPr>
-            <w:tcW w:w="2076" w:type="dxa"/>
-            <w:tcBorders>
-              <w:top w:val="single" w:color="d3dbe4" w:sz="6"/>
-              <w:left w:val="single" w:color="d3dbe4" w:sz="6"/>
-              <w:bottom w:val="single" w:color="d3dbe4" w:sz="6"/>
-              <w:right w:val="single" w:color="d3dbe4" w:sz="6"/>
-            </w:tcBorders>
-            <w:tcMar>
-              <w:top w:w="76" w:type="dxa"/>
-              <w:left w:w="76" w:type="dxa"/>
-              <w:bottom w:w="76" w:type="dxa"/>
-              <w:right w:w="76" w:type="dxa"/>
-            </w:tcMar>
-            <w:vAlign w:val="center"/>
-          </w:tcPr>
-          <w:p>
-            <w:pPr>
-              <w:jc w:val="left"/>
-              <w:rPr>
-                <w:color w:val="212121"/>
-              </w:rPr>
-            </w:pPr>
-            <w:r>
-              <w:rPr>
-                <w:rFonts w:hint="eastAsia" w:ascii="宋体" w:hAnsi="宋体" w:eastAsia="宋体" w:cs="宋体"/>
-                <w:color w:val="212121"/>
-                <w:sz w:val="20"/>
-              </w:rPr>
-              <w:t>CampusFlow 把课表、任务、进度合成今晚的计划，并给出每段的理由</w:t>
+            <w:tcW w:w="2768" w:type="dxa"/>
+            <w:tcBorders>
+              <w:top w:val="single" w:color="d3dbe4" w:sz="6"/>
+              <w:left w:val="single" w:color="d3dbe4" w:sz="6"/>
+              <w:bottom w:val="single" w:color="d3dbe4" w:sz="6"/>
+              <w:right w:val="single" w:color="d3dbe4" w:sz="6"/>
+            </w:tcBorders>
+            <w:tcMar>
+              <w:top w:w="76" w:type="dxa"/>
+              <w:left w:w="76" w:type="dxa"/>
+              <w:bottom w:w="76" w:type="dxa"/>
+              <w:right w:w="76" w:type="dxa"/>
+            </w:tcMar>
+            <w:vAlign w:val="center"/>
+          </w:tcPr>
+          <w:p>
+            <w:pPr>
+              <w:jc w:val="left"/>
+              <w:rPr>
+                <w:color w:val="212121"/>
+              </w:rPr>
+            </w:pPr>
+            <w:r>
+              <w:rPr>
+                <w:rFonts w:hint="eastAsia" w:ascii="宋体" w:hAnsi="宋体" w:eastAsia="宋体" w:cs="宋体"/>
+                <w:color w:val="212121"/>
+                <w:sz w:val="20"/>
+              </w:rPr>
+              <w:t>智能排程三段排块与顺延区</w:t>
+            </w:r>
+          </w:p>
+        </w:tc>
+        <w:tc>
+          <w:tcPr>
+            <w:tcW w:w="2768" w:type="dxa"/>
+            <w:tcBorders>
+              <w:top w:val="single" w:color="d3dbe4" w:sz="6"/>
+              <w:left w:val="single" w:color="d3dbe4" w:sz="6"/>
+              <w:bottom w:val="single" w:color="d3dbe4" w:sz="6"/>
+              <w:right w:val="single" w:color="d3dbe4" w:sz="6"/>
+            </w:tcBorders>
+            <w:tcMar>
+              <w:top w:w="76" w:type="dxa"/>
+              <w:left w:w="76" w:type="dxa"/>
+              <w:bottom w:w="76" w:type="dxa"/>
+              <w:right w:w="76" w:type="dxa"/>
+            </w:tcMar>
+            <w:vAlign w:val="center"/>
+          </w:tcPr>
+          <w:p>
+            <w:pPr>
+              <w:jc w:val="left"/>
+              <w:rPr>
+                <w:color w:val="212121"/>
+              </w:rPr>
+            </w:pPr>
+            <w:r>
+              <w:rPr>
+                <w:rFonts w:hint="eastAsia" w:ascii="宋体" w:hAnsi="宋体" w:eastAsia="宋体" w:cs="宋体"/>
+                <w:color w:val="212121"/>
+                <w:sz w:val="20"/>
+              </w:rPr>
+              <w:t>CampusFlow 把课表、任务、进度合成今晚的计划，并给出每一段的理由。</w:t>
             </w:r>
           </w:p>
         </w:tc>
@@ -8965,7 +8747,7 @@
         <w:trPr/>
         <w:tc>
           <w:tcPr>
-            <w:tcW w:w="2076" w:type="dxa"/>
+            <w:tcW w:w="2768" w:type="dxa"/>
             <w:tcBorders>
               <w:top w:val="single" w:color="d3dbe4" w:sz="6"/>
               <w:left w:val="single" w:color="d3dbe4" w:sz="6"/>
@@ -8999,103 +8781,69 @@
         </w:tc>
         <w:tc>
           <w:tcPr>
-            <w:tcW w:w="2076" w:type="dxa"/>
-            <w:tcBorders>
-              <w:top w:val="single" w:color="d3dbe4" w:sz="6"/>
-              <w:left w:val="single" w:color="d3dbe4" w:sz="6"/>
-              <w:bottom w:val="single" w:color="d3dbe4" w:sz="6"/>
-              <w:right w:val="single" w:color="d3dbe4" w:sz="6"/>
-            </w:tcBorders>
-            <w:tcMar>
-              <w:top w:w="76" w:type="dxa"/>
-              <w:left w:w="76" w:type="dxa"/>
-              <w:bottom w:w="76" w:type="dxa"/>
-              <w:right w:w="76" w:type="dxa"/>
-            </w:tcMar>
-            <w:vAlign w:val="center"/>
-          </w:tcPr>
-          <w:p>
-            <w:pPr>
-              <w:jc w:val="left"/>
-              <w:rPr>
-                <w:color w:val="212121"/>
-              </w:rPr>
-            </w:pPr>
-            <w:r>
-              <w:rPr>
-                <w:rFonts w:ascii="宋体" w:hAnsi="宋体" w:eastAsia="宋体" w:cs="宋体"/>
-                <w:color w:val="212121"/>
-                <w:sz w:val="20"/>
-              </w:rPr>
-              <w:t>00:18–00:24</w:t>
-            </w:r>
-          </w:p>
-        </w:tc>
-        <w:tc>
-          <w:tcPr>
-            <w:tcW w:w="2076" w:type="dxa"/>
-            <w:tcBorders>
-              <w:top w:val="single" w:color="d3dbe4" w:sz="6"/>
-              <w:left w:val="single" w:color="d3dbe4" w:sz="6"/>
-              <w:bottom w:val="single" w:color="d3dbe4" w:sz="6"/>
-              <w:right w:val="single" w:color="d3dbe4" w:sz="6"/>
-            </w:tcBorders>
-            <w:tcMar>
-              <w:top w:w="76" w:type="dxa"/>
-              <w:left w:w="76" w:type="dxa"/>
-              <w:bottom w:w="76" w:type="dxa"/>
-              <w:right w:w="76" w:type="dxa"/>
-            </w:tcMar>
-            <w:vAlign w:val="center"/>
-          </w:tcPr>
-          <w:p>
-            <w:pPr>
-              <w:jc w:val="left"/>
-              <w:rPr>
-                <w:color w:val="212121"/>
-              </w:rPr>
-            </w:pPr>
-            <w:r>
-              <w:rPr>
-                <w:rFonts w:hint="eastAsia" w:ascii="宋体" w:hAnsi="宋体" w:eastAsia="宋体" w:cs="宋体"/>
-                <w:color w:val="212121"/>
-                <w:sz w:val="20"/>
-              </w:rPr>
-              <w:t>关网刷新</w:t>
-            </w:r>
-          </w:p>
-        </w:tc>
-        <w:tc>
-          <w:tcPr>
-            <w:tcW w:w="2076" w:type="dxa"/>
-            <w:tcBorders>
-              <w:top w:val="single" w:color="d3dbe4" w:sz="6"/>
-              <w:left w:val="single" w:color="d3dbe4" w:sz="6"/>
-              <w:bottom w:val="single" w:color="d3dbe4" w:sz="6"/>
-              <w:right w:val="single" w:color="d3dbe4" w:sz="6"/>
-            </w:tcBorders>
-            <w:tcMar>
-              <w:top w:w="76" w:type="dxa"/>
-              <w:left w:w="76" w:type="dxa"/>
-              <w:bottom w:w="76" w:type="dxa"/>
-              <w:right w:w="76" w:type="dxa"/>
-            </w:tcMar>
-            <w:vAlign w:val="center"/>
-          </w:tcPr>
-          <w:p>
-            <w:pPr>
-              <w:jc w:val="left"/>
-              <w:rPr>
-                <w:color w:val="212121"/>
-              </w:rPr>
-            </w:pPr>
-            <w:r>
-              <w:rPr>
-                <w:rFonts w:hint="eastAsia" w:ascii="宋体" w:hAnsi="宋体" w:eastAsia="宋体" w:cs="宋体"/>
-                <w:color w:val="212121"/>
-                <w:sz w:val="20"/>
-              </w:rPr>
-              <w:t>全部依赖本地化，断网可用，数据不上传</w:t>
+            <w:tcW w:w="2768" w:type="dxa"/>
+            <w:tcBorders>
+              <w:top w:val="single" w:color="d3dbe4" w:sz="6"/>
+              <w:left w:val="single" w:color="d3dbe4" w:sz="6"/>
+              <w:bottom w:val="single" w:color="d3dbe4" w:sz="6"/>
+              <w:right w:val="single" w:color="d3dbe4" w:sz="6"/>
+            </w:tcBorders>
+            <w:tcMar>
+              <w:top w:w="76" w:type="dxa"/>
+              <w:left w:w="76" w:type="dxa"/>
+              <w:bottom w:w="76" w:type="dxa"/>
+              <w:right w:w="76" w:type="dxa"/>
+            </w:tcMar>
+            <w:vAlign w:val="center"/>
+          </w:tcPr>
+          <w:p>
+            <w:pPr>
+              <w:jc w:val="left"/>
+              <w:rPr>
+                <w:color w:val="212121"/>
+              </w:rPr>
+            </w:pPr>
+            <w:r>
+              <w:rPr>
+                <w:rFonts w:hint="eastAsia" w:ascii="宋体" w:hAnsi="宋体" w:eastAsia="宋体" w:cs="宋体"/>
+                <w:color w:val="212121"/>
+                <w:sz w:val="20"/>
+              </w:rPr>
+              <w:t>专注倒计时 + 仪表盘回流</w:t>
+            </w:r>
+          </w:p>
+        </w:tc>
+        <w:tc>
+          <w:tcPr>
+            <w:tcW w:w="2768" w:type="dxa"/>
+            <w:tcBorders>
+              <w:top w:val="single" w:color="d3dbe4" w:sz="6"/>
+              <w:left w:val="single" w:color="d3dbe4" w:sz="6"/>
+              <w:bottom w:val="single" w:color="d3dbe4" w:sz="6"/>
+              <w:right w:val="single" w:color="d3dbe4" w:sz="6"/>
+            </w:tcBorders>
+            <w:tcMar>
+              <w:top w:w="76" w:type="dxa"/>
+              <w:left w:w="76" w:type="dxa"/>
+              <w:bottom w:w="76" w:type="dxa"/>
+              <w:right w:w="76" w:type="dxa"/>
+            </w:tcMar>
+            <w:vAlign w:val="center"/>
+          </w:tcPr>
+          <w:p>
+            <w:pPr>
+              <w:jc w:val="left"/>
+              <w:rPr>
+                <w:color w:val="212121"/>
+              </w:rPr>
+            </w:pPr>
+            <w:r>
+              <w:rPr>
+                <w:rFonts w:hint="eastAsia" w:ascii="宋体" w:hAnsi="宋体" w:eastAsia="宋体" w:cs="宋体"/>
+                <w:color w:val="212121"/>
+                <w:sz w:val="20"/>
+              </w:rPr>
+              <w:t>专注时长沉淀成数据，第二天直接参与排程。</w:t>
             </w:r>
           </w:p>
         </w:tc>
@@ -9104,7 +8852,7 @@
         <w:trPr/>
         <w:tc>
           <w:tcPr>
-            <w:tcW w:w="2076" w:type="dxa"/>
+            <w:tcW w:w="2768" w:type="dxa"/>
             <w:tcBorders>
               <w:top w:val="single" w:color="d3dbe4" w:sz="6"/>
               <w:left w:val="single" w:color="d3dbe4" w:sz="6"/>
@@ -9138,103 +8886,69 @@
         </w:tc>
         <w:tc>
           <w:tcPr>
-            <w:tcW w:w="2076" w:type="dxa"/>
-            <w:tcBorders>
-              <w:top w:val="single" w:color="d3dbe4" w:sz="6"/>
-              <w:left w:val="single" w:color="d3dbe4" w:sz="6"/>
-              <w:bottom w:val="single" w:color="d3dbe4" w:sz="6"/>
-              <w:right w:val="single" w:color="d3dbe4" w:sz="6"/>
-            </w:tcBorders>
-            <w:tcMar>
-              <w:top w:w="76" w:type="dxa"/>
-              <w:left w:w="76" w:type="dxa"/>
-              <w:bottom w:w="76" w:type="dxa"/>
-              <w:right w:w="76" w:type="dxa"/>
-            </w:tcMar>
-            <w:vAlign w:val="center"/>
-          </w:tcPr>
-          <w:p>
-            <w:pPr>
-              <w:jc w:val="left"/>
-              <w:rPr>
-                <w:color w:val="212121"/>
-              </w:rPr>
-            </w:pPr>
-            <w:r>
-              <w:rPr>
-                <w:rFonts w:ascii="宋体" w:hAnsi="宋体" w:eastAsia="宋体" w:cs="宋体"/>
-                <w:color w:val="212121"/>
-                <w:sz w:val="20"/>
-              </w:rPr>
-              <w:t>00:24–00:30</w:t>
-            </w:r>
-          </w:p>
-        </w:tc>
-        <w:tc>
-          <w:tcPr>
-            <w:tcW w:w="2076" w:type="dxa"/>
-            <w:tcBorders>
-              <w:top w:val="single" w:color="d3dbe4" w:sz="6"/>
-              <w:left w:val="single" w:color="d3dbe4" w:sz="6"/>
-              <w:bottom w:val="single" w:color="d3dbe4" w:sz="6"/>
-              <w:right w:val="single" w:color="d3dbe4" w:sz="6"/>
-            </w:tcBorders>
-            <w:tcMar>
-              <w:top w:w="76" w:type="dxa"/>
-              <w:left w:w="76" w:type="dxa"/>
-              <w:bottom w:w="76" w:type="dxa"/>
-              <w:right w:w="76" w:type="dxa"/>
-            </w:tcMar>
-            <w:vAlign w:val="center"/>
-          </w:tcPr>
-          <w:p>
-            <w:pPr>
-              <w:jc w:val="left"/>
-              <w:rPr>
-                <w:color w:val="212121"/>
-              </w:rPr>
-            </w:pPr>
-            <w:r>
-              <w:rPr>
-                <w:rFonts w:hint="eastAsia" w:ascii="宋体" w:hAnsi="宋体" w:eastAsia="宋体" w:cs="宋体"/>
-                <w:color w:val="212121"/>
-                <w:sz w:val="20"/>
-              </w:rPr>
-              <w:t>仪表盘收尾</w:t>
-            </w:r>
-          </w:p>
-        </w:tc>
-        <w:tc>
-          <w:tcPr>
-            <w:tcW w:w="2076" w:type="dxa"/>
-            <w:tcBorders>
-              <w:top w:val="single" w:color="d3dbe4" w:sz="6"/>
-              <w:left w:val="single" w:color="d3dbe4" w:sz="6"/>
-              <w:bottom w:val="single" w:color="d3dbe4" w:sz="6"/>
-              <w:right w:val="single" w:color="d3dbe4" w:sz="6"/>
-            </w:tcBorders>
-            <w:tcMar>
-              <w:top w:w="76" w:type="dxa"/>
-              <w:left w:w="76" w:type="dxa"/>
-              <w:bottom w:w="76" w:type="dxa"/>
-              <w:right w:w="76" w:type="dxa"/>
-            </w:tcMar>
-            <w:vAlign w:val="center"/>
-          </w:tcPr>
-          <w:p>
-            <w:pPr>
-              <w:jc w:val="left"/>
-              <w:rPr>
-                <w:color w:val="212121"/>
-              </w:rPr>
-            </w:pPr>
-            <w:r>
-              <w:rPr>
-                <w:rFonts w:hint="eastAsia" w:ascii="宋体" w:hAnsi="宋体" w:eastAsia="宋体" w:cs="宋体"/>
-                <w:color w:val="212121"/>
-                <w:sz w:val="20"/>
-              </w:rPr>
-              <w:t>把今天该做什么，算出来</w:t>
+            <w:tcW w:w="2768" w:type="dxa"/>
+            <w:tcBorders>
+              <w:top w:val="single" w:color="d3dbe4" w:sz="6"/>
+              <w:left w:val="single" w:color="d3dbe4" w:sz="6"/>
+              <w:bottom w:val="single" w:color="d3dbe4" w:sz="6"/>
+              <w:right w:val="single" w:color="d3dbe4" w:sz="6"/>
+            </w:tcBorders>
+            <w:tcMar>
+              <w:top w:w="76" w:type="dxa"/>
+              <w:left w:w="76" w:type="dxa"/>
+              <w:bottom w:w="76" w:type="dxa"/>
+              <w:right w:w="76" w:type="dxa"/>
+            </w:tcMar>
+            <w:vAlign w:val="center"/>
+          </w:tcPr>
+          <w:p>
+            <w:pPr>
+              <w:jc w:val="left"/>
+              <w:rPr>
+                <w:color w:val="212121"/>
+              </w:rPr>
+            </w:pPr>
+            <w:r>
+              <w:rPr>
+                <w:rFonts w:hint="eastAsia" w:ascii="宋体" w:hAnsi="宋体" w:eastAsia="宋体" w:cs="宋体"/>
+                <w:color w:val="212121"/>
+                <w:sz w:val="20"/>
+              </w:rPr>
+              <w:t>技术结构卡</w:t>
+            </w:r>
+          </w:p>
+        </w:tc>
+        <w:tc>
+          <w:tcPr>
+            <w:tcW w:w="2768" w:type="dxa"/>
+            <w:tcBorders>
+              <w:top w:val="single" w:color="d3dbe4" w:sz="6"/>
+              <w:left w:val="single" w:color="d3dbe4" w:sz="6"/>
+              <w:bottom w:val="single" w:color="d3dbe4" w:sz="6"/>
+              <w:right w:val="single" w:color="d3dbe4" w:sz="6"/>
+            </w:tcBorders>
+            <w:tcMar>
+              <w:top w:w="76" w:type="dxa"/>
+              <w:left w:w="76" w:type="dxa"/>
+              <w:bottom w:w="76" w:type="dxa"/>
+              <w:right w:w="76" w:type="dxa"/>
+            </w:tcMar>
+            <w:vAlign w:val="center"/>
+          </w:tcPr>
+          <w:p>
+            <w:pPr>
+              <w:jc w:val="left"/>
+              <w:rPr>
+                <w:color w:val="212121"/>
+              </w:rPr>
+            </w:pPr>
+            <w:r>
+              <w:rPr>
+                <w:rFonts w:hint="eastAsia" w:ascii="宋体" w:hAnsi="宋体" w:eastAsia="宋体" w:cs="宋体"/>
+                <w:color w:val="212121"/>
+                <w:sz w:val="20"/>
+              </w:rPr>
+              <w:t>纯前端、可离线，数据留在本地。</w:t>
             </w:r>
           </w:p>
         </w:tc>
@@ -9326,95 +9040,113 @@
     </w:pPrDefault>
   </w:docDefaults>
   <w:latentStyles w:defLockedState="0" w:defUIPriority="99" w:defSemiHidden="0" w:defUnhideWhenUsed="0" w:defQFormat="0" w:count="88">
+    <w:lsdException w:name="Body Text 2" w:semiHidden="1" w:unhideWhenUsed="1"/>
+    <w:lsdException w:name="heading 8" w:uiPriority="9" w:semiHidden="1" w:unhideWhenUsed="1" w:qFormat="1"/>
+    <w:lsdException w:name="heading 2" w:uiPriority="9" w:semiHidden="1" w:unhideWhenUsed="1" w:qFormat="1"/>
+    <w:lsdException w:name="caption" w:uiPriority="35" w:semiHidden="1" w:unhideWhenUsed="1" w:qFormat="1"/>
+    <w:lsdException w:name="envelope address" w:semiHidden="1" w:unhideWhenUsed="1"/>
+    <w:lsdException w:name="List Continue 5" w:semiHidden="1" w:unhideWhenUsed="1"/>
+    <w:lsdException w:name="Hyperlink" w:semiHidden="1" w:unhideWhenUsed="1"/>
+    <w:lsdException w:name="endnote reference" w:semiHidden="1" w:unhideWhenUsed="1"/>
+    <w:lsdException w:name="annotation reference" w:semiHidden="1" w:unhideWhenUsed="1"/>
+    <w:lsdException w:name="heading 1" w:uiPriority="9" w:qFormat="1"/>
+    <w:lsdException w:name="Closing" w:semiHidden="1" w:unhideWhenUsed="1"/>
+    <w:lsdException w:name="List Bullet 2" w:semiHidden="1" w:unhideWhenUsed="1"/>
+    <w:lsdException w:name="heading 9" w:uiPriority="9" w:semiHidden="1" w:unhideWhenUsed="1" w:qFormat="1"/>
+    <w:lsdException w:name="heading 6" w:uiPriority="9" w:semiHidden="1" w:unhideWhenUsed="1" w:qFormat="1"/>
+    <w:lsdException w:name="List Bullet 5" w:semiHidden="1" w:unhideWhenUsed="1"/>
+    <w:lsdException w:name="footnote text" w:semiHidden="1" w:unhideWhenUsed="1"/>
+    <w:lsdException w:name="Body Text" w:semiHidden="1" w:unhideWhenUsed="1"/>
     <w:lsdException w:name="Message Header" w:semiHidden="1" w:unhideWhenUsed="1"/>
-    <w:lsdException w:name="Hyperlink" w:semiHidden="1" w:unhideWhenUsed="1"/>
-    <w:lsdException w:name="footnote reference" w:semiHidden="1" w:unhideWhenUsed="1"/>
-    <w:lsdException w:name="Default Paragraph Font" w:uiPriority="1" w:semiHidden="1" w:unhideWhenUsed="1"/>
-    <w:lsdException w:name="header" w:semiHidden="1" w:unhideWhenUsed="1"/>
-    <w:lsdException w:name="Body Text Indent" w:semiHidden="1" w:unhideWhenUsed="1"/>
-    <w:lsdException w:name="Body Text First Indent 2" w:semiHidden="1" w:unhideWhenUsed="1"/>
-    <w:lsdException w:name="endnote reference" w:semiHidden="1" w:unhideWhenUsed="1"/>
-    <w:lsdException w:name="index 2" w:semiHidden="1" w:unhideWhenUsed="1"/>
-    <w:lsdException w:name="index 9" w:semiHidden="1" w:unhideWhenUsed="1"/>
+    <w:lsdException w:name="List Number 5" w:semiHidden="1" w:unhideWhenUsed="1"/>
+    <w:lsdException w:name="Salutation" w:semiHidden="1" w:unhideWhenUsed="1"/>
+    <w:lsdException w:name="macro" w:semiHidden="1" w:unhideWhenUsed="1"/>
+    <w:lsdException w:name="Body Text Indent 2" w:semiHidden="1" w:unhideWhenUsed="1"/>
+    <w:lsdException w:name="FollowedHyperlink" w:semiHidden="1" w:unhideWhenUsed="1"/>
+    <w:lsdException w:name="List Continue 3" w:semiHidden="1" w:unhideWhenUsed="1"/>
+    <w:lsdException w:name="List Bullet 4" w:semiHidden="1" w:unhideWhenUsed="1"/>
+    <w:lsdException w:name="Normal Indent" w:semiHidden="1" w:unhideWhenUsed="1"/>
+    <w:lsdException w:name="table of figures" w:semiHidden="1" w:unhideWhenUsed="1"/>
+    <w:lsdException w:name="footer" w:semiHidden="1" w:unhideWhenUsed="1"/>
+    <w:lsdException w:name="heading 7" w:uiPriority="9" w:semiHidden="1" w:unhideWhenUsed="1" w:qFormat="1"/>
+    <w:lsdException w:name="Title" w:uiPriority="10" w:qFormat="1"/>
+    <w:lsdException w:name="toc 4" w:uiPriority="39" w:semiHidden="1" w:unhideWhenUsed="1"/>
+    <w:lsdException w:name="List Number 4" w:semiHidden="1" w:unhideWhenUsed="1"/>
+    <w:lsdException w:name="List Continue 2" w:semiHidden="1" w:unhideWhenUsed="1"/>
+    <w:lsdException w:name="Subtitle" w:uiPriority="11" w:qFormat="1"/>
+    <w:lsdException w:name="List Number 3" w:semiHidden="1" w:unhideWhenUsed="1"/>
     <w:lsdException w:name="toc 9" w:uiPriority="39" w:semiHidden="1" w:unhideWhenUsed="1"/>
     <w:lsdException w:name="heading 5" w:uiPriority="9" w:semiHidden="1" w:unhideWhenUsed="1" w:qFormat="1"/>
-    <w:lsdException w:name="toc 4" w:uiPriority="39" w:semiHidden="1" w:unhideWhenUsed="1"/>
+    <w:lsdException w:name="List 2" w:semiHidden="1" w:unhideWhenUsed="1"/>
+    <w:lsdException w:name="index 7" w:semiHidden="1" w:unhideWhenUsed="1"/>
+    <w:lsdException w:name="Body Text First Indent" w:semiHidden="1" w:unhideWhenUsed="1"/>
+    <w:lsdException w:name="toc 2" w:uiPriority="39" w:semiHidden="1" w:unhideWhenUsed="1"/>
+    <w:lsdException w:name="List Number 2" w:semiHidden="1" w:unhideWhenUsed="1"/>
+    <w:lsdException w:name="Body Text 3" w:semiHidden="1" w:unhideWhenUsed="1"/>
+    <w:lsdException w:name="List Continue 4" w:semiHidden="1" w:unhideWhenUsed="1"/>
+    <w:lsdException w:name="toc 8" w:uiPriority="39" w:semiHidden="1" w:unhideWhenUsed="1"/>
+    <w:lsdException w:name="Body Text Indent 3" w:semiHidden="1" w:unhideWhenUsed="1"/>
+    <w:lsdException w:name="footnote reference" w:semiHidden="1" w:unhideWhenUsed="1"/>
+    <w:lsdException w:name="List 5" w:semiHidden="1" w:unhideWhenUsed="1"/>
+    <w:lsdException w:name="List 4" w:semiHidden="1" w:unhideWhenUsed="1"/>
+    <w:lsdException w:name="index 6" w:semiHidden="1" w:unhideWhenUsed="1"/>
+    <w:lsdException w:name="page number" w:semiHidden="1" w:unhideWhenUsed="1"/>
     <w:lsdException w:name="Normal" w:uiPriority="0" w:qFormat="1"/>
-    <w:lsdException w:name="footnote text" w:semiHidden="1" w:unhideWhenUsed="1"/>
-    <w:lsdException w:name="List Number 5" w:semiHidden="1" w:unhideWhenUsed="1"/>
-    <w:lsdException w:name="List Continue 4" w:semiHidden="1" w:unhideWhenUsed="1"/>
-    <w:lsdException w:name="annotation reference" w:semiHidden="1" w:unhideWhenUsed="1"/>
-    <w:lsdException w:name="FollowedHyperlink" w:semiHidden="1" w:unhideWhenUsed="1"/>
-    <w:lsdException w:name="page number" w:semiHidden="1" w:unhideWhenUsed="1"/>
+    <w:lsdException w:name="index heading" w:semiHidden="1" w:unhideWhenUsed="1"/>
+    <w:lsdException w:name="List 3" w:semiHidden="1" w:unhideWhenUsed="1"/>
+    <w:lsdException w:name="toc 7" w:uiPriority="39" w:semiHidden="1" w:unhideWhenUsed="1"/>
+    <w:lsdException w:name="List Bullet 3" w:semiHidden="1" w:unhideWhenUsed="1"/>
+    <w:lsdException w:name="Block Text" w:semiHidden="1" w:unhideWhenUsed="1"/>
+    <w:lsdException w:name="Default Paragraph Font" w:uiPriority="1" w:semiHidden="1" w:unhideWhenUsed="1"/>
+    <w:lsdException w:name="index 2" w:semiHidden="1" w:unhideWhenUsed="1"/>
+    <w:lsdException w:name="Signature" w:semiHidden="1" w:unhideWhenUsed="1"/>
+    <w:lsdException w:name="envelope return" w:semiHidden="1" w:unhideWhenUsed="1"/>
+    <w:lsdException w:name="toc 3" w:uiPriority="39" w:semiHidden="1" w:unhideWhenUsed="1"/>
+    <w:lsdException w:name="List Number" w:semiHidden="1" w:unhideWhenUsed="1"/>
+    <w:lsdException w:name="Note Heading" w:semiHidden="1" w:unhideWhenUsed="1"/>
+    <w:lsdException w:name="Body Text Indent" w:semiHidden="1" w:unhideWhenUsed="1"/>
+    <w:lsdException w:name="List Continue" w:semiHidden="1" w:unhideWhenUsed="1"/>
+    <w:lsdException w:name="Strong" w:uiPriority="22" w:qFormat="1"/>
+    <w:lsdException w:name="index 1" w:semiHidden="1" w:unhideWhenUsed="1"/>
+    <w:lsdException w:name="toc 6" w:uiPriority="39" w:semiHidden="1" w:unhideWhenUsed="1"/>
+    <w:lsdException w:name="Date" w:semiHidden="1" w:unhideWhenUsed="1"/>
+    <w:lsdException w:name="index 9" w:semiHidden="1" w:unhideWhenUsed="1"/>
+    <w:lsdException w:name="toa heading" w:semiHidden="1" w:unhideWhenUsed="1"/>
+    <w:lsdException w:name="List" w:semiHidden="1" w:unhideWhenUsed="1"/>
+    <w:lsdException w:name="toc 5" w:uiPriority="39" w:semiHidden="1" w:unhideWhenUsed="1"/>
+    <w:lsdException w:name="index 4" w:semiHidden="1" w:unhideWhenUsed="1"/>
+    <w:lsdException w:name="List Bullet" w:semiHidden="1" w:unhideWhenUsed="1"/>
+    <w:lsdException w:name="toc 1" w:uiPriority="39" w:semiHidden="1" w:unhideWhenUsed="1"/>
+    <w:lsdException w:name="index 8" w:semiHidden="1" w:unhideWhenUsed="1"/>
+    <w:lsdException w:name="heading 4" w:uiPriority="9" w:semiHidden="1" w:unhideWhenUsed="1" w:qFormat="1"/>
     <w:lsdException w:name="index 3" w:semiHidden="1" w:unhideWhenUsed="1"/>
-    <w:lsdException w:name="Normal Indent" w:semiHidden="1" w:unhideWhenUsed="1"/>
+    <w:lsdException w:name="table of authorities" w:semiHidden="1" w:unhideWhenUsed="1"/>
+    <w:lsdException w:name="header" w:semiHidden="1" w:unhideWhenUsed="1"/>
     <w:lsdException w:name="annotation text" w:semiHidden="1" w:unhideWhenUsed="1"/>
-    <w:lsdException w:name="index 6" w:semiHidden="1" w:unhideWhenUsed="1"/>
-    <w:lsdException w:name="List Continue" w:semiHidden="1" w:unhideWhenUsed="1"/>
-    <w:lsdException w:name="Signature" w:semiHidden="1" w:unhideWhenUsed="1"/>
+    <w:lsdException w:name="heading 3" w:uiPriority="9" w:semiHidden="1" w:unhideWhenUsed="1" w:qFormat="1"/>
+    <w:lsdException w:name="Body Text First Indent 2" w:semiHidden="1" w:unhideWhenUsed="1"/>
+    <w:lsdException w:name="line number" w:semiHidden="1" w:unhideWhenUsed="1"/>
     <w:lsdException w:name="endnote text" w:semiHidden="1" w:unhideWhenUsed="1"/>
-    <w:lsdException w:name="Body Text Indent 2" w:semiHidden="1" w:unhideWhenUsed="1"/>
-    <w:lsdException w:name="Closing" w:semiHidden="1" w:unhideWhenUsed="1"/>
-    <w:lsdException w:name="heading 7" w:uiPriority="9" w:semiHidden="1" w:unhideWhenUsed="1" w:qFormat="1"/>
-    <w:lsdException w:name="List Number 4" w:semiHidden="1" w:unhideWhenUsed="1"/>
-    <w:lsdException w:name="toa heading" w:semiHidden="1" w:unhideWhenUsed="1"/>
-    <w:lsdException w:name="Body Text Indent 3" w:semiHidden="1" w:unhideWhenUsed="1"/>
-    <w:lsdException w:name="heading 6" w:uiPriority="9" w:semiHidden="1" w:unhideWhenUsed="1" w:qFormat="1"/>
-    <w:lsdException w:name="heading 1" w:uiPriority="9" w:qFormat="1"/>
-    <w:lsdException w:name="Salutation" w:semiHidden="1" w:unhideWhenUsed="1"/>
-    <w:lsdException w:name="List Bullet 4" w:semiHidden="1" w:unhideWhenUsed="1"/>
-    <w:lsdException w:name="Strong" w:uiPriority="22" w:qFormat="1"/>
-    <w:lsdException w:name="List Bullet" w:semiHidden="1" w:unhideWhenUsed="1"/>
-    <w:lsdException w:name="macro" w:semiHidden="1" w:unhideWhenUsed="1"/>
-    <w:lsdException w:name="table of authorities" w:semiHidden="1" w:unhideWhenUsed="1"/>
-    <w:lsdException w:name="List 4" w:semiHidden="1" w:unhideWhenUsed="1"/>
-    <w:lsdException w:name="index 1" w:semiHidden="1" w:unhideWhenUsed="1"/>
-    <w:lsdException w:name="line number" w:semiHidden="1" w:unhideWhenUsed="1"/>
-    <w:lsdException w:name="Date" w:semiHidden="1" w:unhideWhenUsed="1"/>
-    <w:lsdException w:name="index 7" w:semiHidden="1" w:unhideWhenUsed="1"/>
-    <w:lsdException w:name="heading 2" w:uiPriority="9" w:semiHidden="1" w:unhideWhenUsed="1" w:qFormat="1"/>
-    <w:lsdException w:name="toc 6" w:uiPriority="39" w:semiHidden="1" w:unhideWhenUsed="1"/>
-    <w:lsdException w:name="toc 1" w:uiPriority="39" w:semiHidden="1" w:unhideWhenUsed="1"/>
-    <w:lsdException w:name="List" w:semiHidden="1" w:unhideWhenUsed="1"/>
-    <w:lsdException w:name="Body Text First Indent" w:semiHidden="1" w:unhideWhenUsed="1"/>
-    <w:lsdException w:name="Body Text 3" w:semiHidden="1" w:unhideWhenUsed="1"/>
-    <w:lsdException w:name="toc 5" w:uiPriority="39" w:semiHidden="1" w:unhideWhenUsed="1"/>
-    <w:lsdException w:name="List Continue 2" w:semiHidden="1" w:unhideWhenUsed="1"/>
-    <w:lsdException w:name="List Bullet 2" w:semiHidden="1" w:unhideWhenUsed="1"/>
-    <w:lsdException w:name="List Continue 3" w:semiHidden="1" w:unhideWhenUsed="1"/>
-    <w:lsdException w:name="Block Text" w:semiHidden="1" w:unhideWhenUsed="1"/>
-    <w:lsdException w:name="List Bullet 5" w:semiHidden="1" w:unhideWhenUsed="1"/>
-    <w:lsdException w:name="List Number" w:semiHidden="1" w:unhideWhenUsed="1"/>
-    <w:lsdException w:name="List 3" w:semiHidden="1" w:unhideWhenUsed="1"/>
-    <w:lsdException w:name="Subtitle" w:uiPriority="11" w:qFormat="1"/>
-    <w:lsdException w:name="List 2" w:semiHidden="1" w:unhideWhenUsed="1"/>
-    <w:lsdException w:name="caption" w:uiPriority="35" w:semiHidden="1" w:unhideWhenUsed="1" w:qFormat="1"/>
-    <w:lsdException w:name="footer" w:semiHidden="1" w:unhideWhenUsed="1"/>
-    <w:lsdException w:name="heading 9" w:uiPriority="9" w:semiHidden="1" w:unhideWhenUsed="1" w:qFormat="1"/>
-    <w:lsdException w:name="List 5" w:semiHidden="1" w:unhideWhenUsed="1"/>
-    <w:lsdException w:name="heading 4" w:uiPriority="9" w:semiHidden="1" w:unhideWhenUsed="1" w:qFormat="1"/>
-    <w:lsdException w:name="envelope return" w:semiHidden="1" w:unhideWhenUsed="1"/>
-    <w:lsdException w:name="heading 3" w:uiPriority="9" w:semiHidden="1" w:unhideWhenUsed="1" w:qFormat="1"/>
-    <w:lsdException w:name="heading 8" w:uiPriority="9" w:semiHidden="1" w:unhideWhenUsed="1" w:qFormat="1"/>
-    <w:lsdException w:name="toc 7" w:uiPriority="39" w:semiHidden="1" w:unhideWhenUsed="1"/>
-    <w:lsdException w:name="Body Text" w:semiHidden="1" w:unhideWhenUsed="1"/>
-    <w:lsdException w:name="table of figures" w:semiHidden="1" w:unhideWhenUsed="1"/>
-    <w:lsdException w:name="Title" w:uiPriority="10" w:qFormat="1"/>
-    <w:lsdException w:name="List Continue 5" w:semiHidden="1" w:unhideWhenUsed="1"/>
-    <w:lsdException w:name="index heading" w:semiHidden="1" w:unhideWhenUsed="1"/>
-    <w:lsdException w:name="index 8" w:semiHidden="1" w:unhideWhenUsed="1"/>
     <w:lsdException w:name="index 5" w:semiHidden="1" w:unhideWhenUsed="1"/>
-    <w:lsdException w:name="toc 3" w:uiPriority="39" w:semiHidden="1" w:unhideWhenUsed="1"/>
-    <w:lsdException w:name="toc 8" w:uiPriority="39" w:semiHidden="1" w:unhideWhenUsed="1"/>
-    <w:lsdException w:name="index 4" w:semiHidden="1" w:unhideWhenUsed="1"/>
-    <w:lsdException w:name="envelope address" w:semiHidden="1" w:unhideWhenUsed="1"/>
-    <w:lsdException w:name="toc 2" w:uiPriority="39" w:semiHidden="1" w:unhideWhenUsed="1"/>
-    <w:lsdException w:name="Body Text 2" w:semiHidden="1" w:unhideWhenUsed="1"/>
-    <w:lsdException w:name="List Number 2" w:semiHidden="1" w:unhideWhenUsed="1"/>
-    <w:lsdException w:name="Note Heading" w:semiHidden="1" w:unhideWhenUsed="1"/>
-    <w:lsdException w:name="List Number 3" w:semiHidden="1" w:unhideWhenUsed="1"/>
-    <w:lsdException w:name="List Bullet 3" w:semiHidden="1" w:unhideWhenUsed="1"/>
   </w:latentStyles>
+  <w:style w:type="paragraph" w:styleId="000003">
+    <w:name w:val="heading 1"/>
+    <w:basedOn w:val="Normal"/>
+    <w:next w:val="Normal"/>
+    <w:uiPriority w:val="9"/>
+    <w:qFormat w:val="1"/>
+    <w:pPr>
+      <w:keepNext w:val="1"/>
+      <w:keepLines w:val="1"/>
+      <w:spacing w:before="240" w:after="120"/>
+      <w:outlineLvl w:val="0"/>
+    </w:pPr>
+    <w:rPr>
+      <w:b w:val="1"/>
+      <w:sz w:val="32"/>
+      <w:szCs w:val="32"/>
+    </w:rPr>
+  </w:style>
   <w:style w:type="paragraph" w:styleId="000004">
     <w:name w:val="heading 2"/>
     <w:basedOn w:val="Normal"/>
@@ -9431,24 +9163,6 @@
       <w:b w:val="1"/>
       <w:sz w:val="26"/>
       <w:szCs w:val="26"/>
-    </w:rPr>
-  </w:style>
-  <w:style w:type="paragraph" w:styleId="000003">
-    <w:name w:val="heading 1"/>
-    <w:basedOn w:val="Normal"/>
-    <w:next w:val="Normal"/>
-    <w:uiPriority w:val="9"/>
-    <w:qFormat w:val="1"/>
-    <w:pPr>
-      <w:keepNext w:val="1"/>
-      <w:keepLines w:val="1"/>
-      <w:spacing w:before="240" w:after="120"/>
-      <w:outlineLvl w:val="0"/>
-    </w:pPr>
-    <w:rPr>
-      <w:b w:val="1"/>
-      <w:sz w:val="32"/>
-      <w:szCs w:val="32"/>
     </w:rPr>
   </w:style>
 </w:styles>
